--- a/Dissertation Research/Brazil Chapter.docx
+++ b/Dissertation Research/Brazil Chapter.docx
@@ -29,6 +29,10 @@
       </w:pPr>
       <w:r>
         <w:rPr/>
+        <w:t xml:space="preserve"> </w:t>
+      </w:r>
+      <w:r>
+        <w:rPr/>
         <w:t>Kenyon Cavender</w:t>
       </w:r>
     </w:p>
@@ -52,28 +56,6 @@
       </w:pPr>
       <w:r>
         <w:rPr/>
-      </w:r>
-    </w:p>
-    <w:p>
-      <w:pPr>
-        <w:pStyle w:val="Normal"/>
-        <w:bidi w:val="0"/>
-        <w:jc w:val="start"/>
-        <w:rPr/>
-      </w:pPr>
-      <w:r>
-        <w:rPr/>
-      </w:r>
-    </w:p>
-    <w:p>
-      <w:pPr>
-        <w:pStyle w:val="Normal"/>
-        <w:bidi w:val="0"/>
-        <w:jc w:val="start"/>
-        <w:rPr/>
-      </w:pPr>
-      <w:r>
-        <w:rPr/>
         <w:t>Amazon Rubber Boom</w:t>
       </w:r>
     </w:p>
@@ -135,6 +117,52 @@
       <w:r>
         <w:rPr/>
         <w:t>Plantation</w:t>
+      </w:r>
+    </w:p>
+    <w:p>
+      <w:pPr>
+        <w:pStyle w:val="Normal"/>
+        <w:bidi w:val="0"/>
+        <w:jc w:val="start"/>
+        <w:rPr/>
+      </w:pPr>
+      <w:r>
+        <w:rPr/>
+      </w:r>
+    </w:p>
+    <w:p>
+      <w:pPr>
+        <w:pStyle w:val="Normal"/>
+        <w:bidi w:val="0"/>
+        <w:jc w:val="start"/>
+        <w:rPr/>
+      </w:pPr>
+      <w:r>
+        <w:rPr/>
+        <w:t>Weinstein - because the production techniques are not wage based and resemble pre-colonial harvesting methods, the amazon remained in a pre-capitalist formation. i argue against this</w:t>
+      </w:r>
+    </w:p>
+    <w:p>
+      <w:pPr>
+        <w:pStyle w:val="Normal"/>
+        <w:bidi w:val="0"/>
+        <w:jc w:val="start"/>
+        <w:rPr/>
+      </w:pPr>
+      <w:r>
+        <w:rPr/>
+      </w:r>
+    </w:p>
+    <w:p>
+      <w:pPr>
+        <w:pStyle w:val="Normal"/>
+        <w:bidi w:val="0"/>
+        <w:jc w:val="start"/>
+        <w:rPr/>
+      </w:pPr>
+      <w:r>
+        <w:rPr/>
+        <w:t>how did the aviadors prevent subsistence labor? in putumayo they just stole the food produced by the indigenous people (put this statement in the peru chapter)</w:t>
       </w:r>
     </w:p>
     <w:p>
@@ -199,6 +227,7 @@
           <w:bCs/>
         </w:rPr>
       </w:pPr>
+      <w:commentRangeStart w:id="0"/>
       <w:r>
         <w:rPr>
           <w:b/>
@@ -206,33 +235,27 @@
         </w:rPr>
         <w:t>The Free Laborer</w:t>
       </w:r>
-    </w:p>
-    <w:p>
-      <w:pPr>
-        <w:pStyle w:val="Normal"/>
-        <w:bidi w:val="0"/>
-        <w:jc w:val="start"/>
-        <w:rPr/>
-      </w:pPr>
-      <w:r>
-        <w:rPr/>
-        <w:t xml:space="preserve">This section looks at one sense of the freedom of proletarianization - the dissolution of traditional social ties and community relationships. In the nineteenth century, </w:t>
-      </w:r>
-      <w:r>
-        <w:rPr/>
-        <w:t>several</w:t>
-      </w:r>
-      <w:r>
-        <w:rPr/>
-        <w:t xml:space="preserve"> major events undermined the relations of dependency that structured Brazilian society. </w:t>
-      </w:r>
-      <w:r>
-        <w:rPr/>
-        <w:t>Chief among them</w:t>
-      </w:r>
-      <w:r>
-        <w:rPr/>
-        <w:t xml:space="preserve"> were the </w:t>
+      <w:commentRangeEnd w:id="0"/>
+      <w:r>
+        <w:commentReference w:id="0"/>
+      </w:r>
+      <w:r>
+        <w:rPr>
+          <w:b/>
+          <w:bCs/>
+        </w:rPr>
+      </w:r>
+    </w:p>
+    <w:p>
+      <w:pPr>
+        <w:pStyle w:val="Normal"/>
+        <w:bidi w:val="0"/>
+        <w:jc w:val="start"/>
+        <w:rPr/>
+      </w:pPr>
+      <w:r>
+        <w:rPr/>
+        <w:t xml:space="preserve">This section looks at one sense of the freedom of proletarianization - the dissolution of traditional social ties and community relationships. In the nineteenth century, several major events undermined the relations of dependency that structured Brazilian society. Chief among them were the </w:t>
       </w:r>
       <w:r>
         <w:rPr>
@@ -243,15 +266,7 @@
       </w:r>
       <w:r>
         <w:rPr/>
-        <w:t xml:space="preserve"> and the abolition of slavery. </w:t>
-      </w:r>
-      <w:r>
-        <w:rPr/>
-        <w:t>These two events each</w:t>
-      </w:r>
-      <w:r>
-        <w:rPr/>
-        <w:t xml:space="preserve"> set loose some portion of the population which had previously been bound in a customary social hierarchy. Unlike their fellow workers of the North, however, they did not become proletarians, selling their labor for a wage and meeting their needs through a market of commodities. They were rather cast adrift to scratch out a living as </w:t>
+        <w:t xml:space="preserve"> and the abolition of slavery. These two events each set loose some portion of the population which had previously been bound in a customary social hierarchy. Unlike their fellow workers of the North, however, they did not become proletarians, selling their labor for a wage and meeting their needs through a market of commodities. They were rather cast adrift to scratch out a living as </w:t>
       </w:r>
       <w:r>
         <w:rPr>
@@ -325,14 +340,7 @@
           <w:i w:val="false"/>
           <w:iCs w:val="false"/>
         </w:rPr>
-        <w:t xml:space="preserve">, a semi-arid and sparsely populated region visited periodically by great droughts. </w:t>
-      </w:r>
-      <w:r>
-        <w:rPr>
-          <w:i w:val="false"/>
-          <w:iCs w:val="false"/>
-        </w:rPr>
-        <w:t xml:space="preserve">The turn of the century saw a series of especially bad droughts, the worst of which was the </w:t>
+        <w:t xml:space="preserve">, a semi-arid and sparsely populated region visited periodically by great droughts. The turn of the century saw a series of especially bad droughts, the worst of which was the </w:t>
       </w:r>
       <w:r>
         <w:rPr>
@@ -374,14 +382,7 @@
           <w:i w:val="false"/>
           <w:iCs w:val="false"/>
         </w:rPr>
-        <w:t xml:space="preserve"> left their homes to look for work and subsistence in other parts of Brazil, principally working as rubber harvesters in the Amazon. </w:t>
-      </w:r>
-      <w:r>
-        <w:rPr>
-          <w:i w:val="false"/>
-          <w:iCs w:val="false"/>
-        </w:rPr>
-        <w:t>The already precarious conditions of life and labor in the northeast were so decisively undermined that "the infamous drought of 1877 ... definitively ended slavery in Ceará, an event which anticipated the emancipation of all slaves throughout Brazil in 1888."</w:t>
+        <w:t xml:space="preserve"> left their homes to look for work and subsistence in other parts of Brazil, principally working as rubber harvesters in the Amazon. The already precarious conditions of life and labor in the northeast were so decisively undermined that "the infamous drought of 1877 ... definitively ended slavery in Ceará, an event which anticipated the emancipation of all slaves throughout Brazil in 1888."</w:t>
       </w:r>
       <w:r>
         <w:rPr>
@@ -405,8 +406,8 @@
       </w:pPr>
       <w:r>
         <w:rPr>
-          <w:i/>
-          <w:iCs/>
+          <w:i w:val="false"/>
+          <w:iCs w:val="false"/>
         </w:rPr>
       </w:r>
     </w:p>
@@ -441,14 +442,7 @@
           <w:i w:val="false"/>
           <w:iCs w:val="false"/>
         </w:rPr>
-        <w:t xml:space="preserve"> Indeed, although the droughts</w:t>
-      </w:r>
-      <w:r>
-        <w:rPr>
-          <w:i w:val="false"/>
-          <w:iCs w:val="false"/>
-        </w:rPr>
-        <w:t xml:space="preserve"> in the </w:t>
+        <w:t xml:space="preserve"> Indeed, although the droughts in the </w:t>
       </w:r>
       <w:r>
         <w:rPr>
@@ -462,19 +456,54 @@
           <w:i w:val="false"/>
           <w:iCs w:val="false"/>
         </w:rPr>
-        <w:t xml:space="preserve"> are linked to the semi-regular occurence of the El Niño in the Pacific, their human cost is a result not merely of climatic caprice but is inflamed by </w:t>
-      </w:r>
-      <w:r>
-        <w:rPr>
-          <w:i w:val="false"/>
-          <w:iCs w:val="false"/>
-        </w:rPr>
-        <w:t>various human factors, from the development of infrastructural projects (or lack thereof)</w:t>
-      </w:r>
-      <w:r>
-        <w:rPr>
-          <w:i w:val="false"/>
-          <w:iCs w:val="false"/>
+        <w:t xml:space="preserve"> are linked to the semi-regular occurence of the El Niño in the Pacific, their human cost is a result not merely of climatic caprice but is inflamed by various human factors, from the development of infrastructural projects (or lack thereof) to the prevailing property relations in affected regions. In the nineteenth century, Brazil was a major producer of both coffee and sugar, but these were mainly limited to the south of the country. In Ceará, the state most affected by the </w:t>
+      </w:r>
+      <w:r>
+        <w:rPr>
+          <w:i/>
+          <w:iCs/>
+        </w:rPr>
+        <w:t>Grand Seca</w:t>
+      </w:r>
+      <w:r>
+        <w:rPr>
+          <w:i w:val="false"/>
+          <w:iCs w:val="false"/>
+        </w:rPr>
+        <w:t xml:space="preserve">, the population relied on cattle and cotton produced for export. Although better suited to the arid climate of Ceará than other industries, cattle raising cannot be said to have thrived there. Davis notes that cattle were "forced out of the </w:t>
+      </w:r>
+      <w:r>
+        <w:rPr>
+          <w:i/>
+          <w:iCs/>
+        </w:rPr>
+        <w:t xml:space="preserve">zona de mata </w:t>
+      </w:r>
+      <w:r>
+        <w:rPr>
+          <w:i w:val="false"/>
+          <w:iCs w:val="false"/>
+        </w:rPr>
+        <w:t>by the sugar boom," and settled in the</w:t>
+      </w:r>
+      <w:r>
+        <w:rPr>
+          <w:i/>
+          <w:iCs/>
+        </w:rPr>
+        <w:t xml:space="preserve"> sertão</w:t>
+      </w:r>
+      <w:r>
+        <w:rPr>
+          <w:i w:val="false"/>
+          <w:iCs w:val="false"/>
+        </w:rPr>
+        <w:t xml:space="preserve"> as a sort of last resort. Whereas in much of the world a hectare of ranch land can support</w:t>
+      </w:r>
+      <w:r>
+        <w:rPr>
+          <w:i/>
+          <w:iCs/>
         </w:rPr>
         <w:t xml:space="preserve"> </w:t>
       </w:r>
@@ -483,84 +512,171 @@
           <w:i w:val="false"/>
           <w:iCs w:val="false"/>
         </w:rPr>
-        <w:t xml:space="preserve">to the </w:t>
-      </w:r>
-      <w:r>
-        <w:rPr>
-          <w:i w:val="false"/>
-          <w:iCs w:val="false"/>
-        </w:rPr>
-        <w:t xml:space="preserve">prevailing property relations in affected regions. </w:t>
-      </w:r>
-      <w:r>
-        <w:rPr>
-          <w:i w:val="false"/>
-          <w:iCs w:val="false"/>
-        </w:rPr>
-        <w:t xml:space="preserve">In the nineteenth century, Brazil was a major producer of both coffee and sugar, but these were mainly limited to the south of the country. In Ceará, the state most affected by the </w:t>
-      </w:r>
-      <w:r>
-        <w:rPr>
-          <w:i/>
-          <w:iCs/>
-        </w:rPr>
-        <w:t>Grand Seca</w:t>
-      </w:r>
-      <w:r>
-        <w:rPr>
-          <w:i w:val="false"/>
-          <w:iCs w:val="false"/>
-        </w:rPr>
-        <w:t>, the population relied on cattle and cotton produced for export. Although better suited to the arid climate of Ceará</w:t>
-      </w:r>
-      <w:r>
-        <w:rPr>
-          <w:i w:val="false"/>
-          <w:iCs w:val="false"/>
-        </w:rPr>
-        <w:t xml:space="preserve"> than other industries, cattle raising cannot be said to have thrived there. Davis notes that cattle were "forced out of the </w:t>
-      </w:r>
-      <w:r>
-        <w:rPr>
-          <w:i/>
-          <w:iCs/>
-        </w:rPr>
-        <w:t xml:space="preserve">zona de mata </w:t>
-      </w:r>
-      <w:r>
-        <w:rPr>
-          <w:i w:val="false"/>
-          <w:iCs w:val="false"/>
-        </w:rPr>
-        <w:t>by the sugar boom," and settled in the</w:t>
-      </w:r>
-      <w:r>
-        <w:rPr>
-          <w:i/>
-          <w:iCs/>
-        </w:rPr>
-        <w:t xml:space="preserve"> sertão</w:t>
-      </w:r>
-      <w:r>
-        <w:rPr>
-          <w:i w:val="false"/>
-          <w:iCs w:val="false"/>
-        </w:rPr>
-        <w:t xml:space="preserve"> as a sort of last resort. Whereas in much of the world a hectare of ranch land can support</w:t>
-      </w:r>
-      <w:r>
-        <w:rPr>
-          <w:i/>
-          <w:iCs/>
+        <w:t xml:space="preserve">1-2 cattle, in northeast Brazil, a "typical ranch of 1,000 hectares, for example, might sustain only 50 scrawny cattle; and even the biggest </w:t>
+      </w:r>
+      <w:r>
+        <w:rPr>
+          <w:i/>
+          <w:iCs/>
+        </w:rPr>
+        <w:t>fazendas</w:t>
+      </w:r>
+      <w:r>
+        <w:rPr>
+          <w:i w:val="false"/>
+          <w:iCs w:val="false"/>
+        </w:rPr>
+        <w:t xml:space="preserve"> (10,000 hectares or more) rarely pastured herds larger than 1,000."</w:t>
+      </w:r>
+      <w:r>
+        <w:rPr>
+          <w:rStyle w:val="FootnoteReference"/>
+          <w:i w:val="false"/>
+          <w:iCs w:val="false"/>
+        </w:rPr>
+        <w:footnoteReference w:id="4"/>
+      </w:r>
+    </w:p>
+    <w:p>
+      <w:pPr>
+        <w:pStyle w:val="Normal"/>
+        <w:bidi w:val="0"/>
+        <w:jc w:val="start"/>
+        <w:rPr>
+          <w:i w:val="false"/>
+          <w:i w:val="false"/>
+          <w:iCs w:val="false"/>
+        </w:rPr>
+      </w:pPr>
+      <w:r>
+        <w:rPr>
+          <w:i w:val="false"/>
+          <w:iCs w:val="false"/>
+        </w:rPr>
+      </w:r>
+    </w:p>
+    <w:p>
+      <w:pPr>
+        <w:pStyle w:val="Normal"/>
+        <w:bidi w:val="0"/>
+        <w:jc w:val="start"/>
+        <w:rPr>
+          <w:i/>
+          <w:i/>
+          <w:iCs/>
+        </w:rPr>
+      </w:pPr>
+      <w:r>
+        <w:rPr>
+          <w:i w:val="false"/>
+          <w:iCs w:val="false"/>
+        </w:rPr>
+        <w:t>Cotton began to eclipse cattle in the eighteenth century as droughts weakened cattle herds, especially during the American Civil War which disrupted the global cotton market. Large plantations combined cotton and cattle, but they crucially also relied on subsistence agriculture to maintain the working population.</w:t>
+      </w:r>
+      <w:r>
+        <w:rPr>
+          <w:i w:val="false"/>
+          <w:iCs w:val="false"/>
+        </w:rPr>
+        <w:t xml:space="preserve"> In the absence of a robust commodity market for the means of subsistence, the large </w:t>
+      </w:r>
+      <w:r>
+        <w:rPr>
+          <w:i/>
+          <w:iCs/>
+        </w:rPr>
+        <w:t>fazendas</w:t>
+      </w:r>
+      <w:r>
+        <w:rPr>
+          <w:i w:val="false"/>
+          <w:iCs w:val="false"/>
+        </w:rPr>
+        <w:t xml:space="preserve"> had to be able to maintain not just the workers, but their families as well. Well into the 20th century, the population of the </w:t>
+      </w:r>
+      <w:r>
+        <w:rPr>
+          <w:i/>
+          <w:iCs/>
+        </w:rPr>
+        <w:t>sertão</w:t>
+      </w:r>
+      <w:r>
+        <w:rPr>
+          <w:i w:val="false"/>
+          <w:iCs w:val="false"/>
+        </w:rPr>
+        <w:t xml:space="preserve"> "employs the same food technology as its Indian predecessors, subsisting primarily on manioc and maize and secondarily on sweet potatoes, beans, kidney beans, punpkins, peanuts, pineapple, pepper, gourds, and tobacco."</w:t>
+      </w:r>
+      <w:r>
+        <w:rPr>
+          <w:rStyle w:val="FootnoteReference"/>
+          <w:i w:val="false"/>
+          <w:iCs w:val="false"/>
+        </w:rPr>
+        <w:footnoteReference w:id="5"/>
+      </w:r>
+      <w:r>
+        <w:rPr>
+          <w:i w:val="false"/>
+          <w:iCs w:val="false"/>
         </w:rPr>
         <w:t xml:space="preserve"> </w:t>
       </w:r>
-      <w:r>
-        <w:rPr>
-          <w:i w:val="false"/>
-          <w:iCs w:val="false"/>
-        </w:rPr>
-        <w:t xml:space="preserve">1-2 cattle, in northeast Brazil, a "typical ranch of 1,000 hectares, for example, might sustain only 50 scrawny cattle; and even the biggest </w:t>
+    </w:p>
+    <w:p>
+      <w:pPr>
+        <w:pStyle w:val="Normal"/>
+        <w:bidi w:val="0"/>
+        <w:jc w:val="start"/>
+        <w:rPr>
+          <w:i/>
+          <w:i/>
+          <w:iCs/>
+        </w:rPr>
+      </w:pPr>
+      <w:r>
+        <w:rPr/>
+      </w:r>
+    </w:p>
+    <w:p>
+      <w:pPr>
+        <w:pStyle w:val="Normal"/>
+        <w:bidi w:val="0"/>
+        <w:jc w:val="start"/>
+        <w:rPr>
+          <w:i/>
+          <w:i/>
+          <w:iCs/>
+        </w:rPr>
+      </w:pPr>
+      <w:r>
+        <w:rPr>
+          <w:i w:val="false"/>
+          <w:iCs w:val="false"/>
+        </w:rPr>
+        <w:t>The right to cultivate subsistence crops was a custom granted to</w:t>
+      </w:r>
+      <w:r>
+        <w:rPr>
+          <w:i w:val="false"/>
+          <w:iCs w:val="false"/>
+        </w:rPr>
+        <w:t xml:space="preserve"> the </w:t>
+      </w:r>
+      <w:r>
+        <w:rPr>
+          <w:i/>
+          <w:iCs/>
+        </w:rPr>
+        <w:t>moradores</w:t>
+      </w:r>
+      <w:r>
+        <w:rPr>
+          <w:i w:val="false"/>
+          <w:iCs w:val="false"/>
+        </w:rPr>
+        <w:t xml:space="preserve"> working the </w:t>
       </w:r>
       <w:r>
         <w:rPr>
@@ -574,7 +690,98 @@
           <w:i w:val="false"/>
           <w:iCs w:val="false"/>
         </w:rPr>
-        <w:t xml:space="preserve"> (10,000 hectares or more) rarely pastured herds larger than 1,000."</w:t>
+        <w:t xml:space="preserve"> as a part of a system of mutual obligation between the owners and the workers who lived on and worked their land. While the owners could dictate land use, demand labor for upkeep around the </w:t>
+      </w:r>
+      <w:r>
+        <w:rPr>
+          <w:i/>
+          <w:iCs/>
+        </w:rPr>
+        <w:t>fazenda</w:t>
+      </w:r>
+      <w:r>
+        <w:rPr>
+          <w:i w:val="false"/>
+          <w:iCs w:val="false"/>
+        </w:rPr>
+        <w:t xml:space="preserve">, fire unruly workers, and had a right to any cotton produced by the </w:t>
+      </w:r>
+      <w:r>
+        <w:rPr>
+          <w:i/>
+          <w:iCs/>
+        </w:rPr>
+        <w:t>moradores</w:t>
+      </w:r>
+      <w:r>
+        <w:rPr>
+          <w:i w:val="false"/>
+          <w:iCs w:val="false"/>
+        </w:rPr>
+        <w:t xml:space="preserve">, they had several obligations to the </w:t>
+      </w:r>
+      <w:r>
+        <w:rPr>
+          <w:i/>
+          <w:iCs/>
+        </w:rPr>
+        <w:t>moradores</w:t>
+      </w:r>
+      <w:r>
+        <w:rPr>
+          <w:i w:val="false"/>
+          <w:iCs w:val="false"/>
+        </w:rPr>
+        <w:t xml:space="preserve"> as well. </w:t>
+      </w:r>
+      <w:r>
+        <w:rPr>
+          <w:i/>
+          <w:iCs/>
+        </w:rPr>
+        <w:t>Moradores</w:t>
+      </w:r>
+      <w:r>
+        <w:rPr>
+          <w:i w:val="false"/>
+          <w:iCs w:val="false"/>
+        </w:rPr>
+        <w:t xml:space="preserve"> and their families were entitled to housing, hunting </w:t>
+      </w:r>
+      <w:r>
+        <w:rPr>
+          <w:i w:val="false"/>
+          <w:iCs w:val="false"/>
+        </w:rPr>
+        <w:t xml:space="preserve">rights, </w:t>
+      </w:r>
+      <w:r>
+        <w:rPr>
+          <w:i w:val="false"/>
+          <w:iCs w:val="false"/>
+        </w:rPr>
+        <w:t xml:space="preserve">and </w:t>
+      </w:r>
+      <w:r>
+        <w:rPr>
+          <w:i w:val="false"/>
+          <w:iCs w:val="false"/>
+        </w:rPr>
+        <w:t>could fish in the dammed ponds</w:t>
+      </w:r>
+      <w:r>
+        <w:rPr>
+          <w:i w:val="false"/>
+          <w:iCs w:val="false"/>
+        </w:rPr>
+        <w:t>,</w:t>
+      </w:r>
+      <w:r>
+        <w:rPr>
+          <w:i w:val="false"/>
+          <w:iCs w:val="false"/>
+        </w:rPr>
+        <w:t xml:space="preserve"> although they did not have "an automatic right to the use of this water for irrigation purposes."</w:t>
       </w:r>
       <w:r>
         <w:rPr>
@@ -582,123 +789,125 @@
           <w:i w:val="false"/>
           <w:iCs w:val="false"/>
         </w:rPr>
-        <w:footnoteReference w:id="4"/>
-      </w:r>
-    </w:p>
-    <w:p>
-      <w:pPr>
-        <w:pStyle w:val="Normal"/>
-        <w:bidi w:val="0"/>
-        <w:jc w:val="start"/>
-        <w:rPr>
-          <w:i w:val="false"/>
-          <w:i w:val="false"/>
-          <w:iCs w:val="false"/>
-        </w:rPr>
-      </w:pPr>
-      <w:r>
-        <w:rPr>
-          <w:i/>
-          <w:iCs/>
-        </w:rPr>
-      </w:r>
-    </w:p>
-    <w:p>
-      <w:pPr>
-        <w:pStyle w:val="Normal"/>
-        <w:bidi w:val="0"/>
-        <w:jc w:val="start"/>
-        <w:rPr>
-          <w:i/>
-          <w:i/>
-          <w:iCs/>
-        </w:rPr>
-      </w:pPr>
-      <w:r>
-        <w:rPr>
-          <w:i w:val="false"/>
-          <w:iCs w:val="false"/>
-        </w:rPr>
-        <w:t xml:space="preserve">Cotton began to eclipse cattle in the eighteenth century as droughts weakened cattle herds, especially </w:t>
-      </w:r>
-      <w:r>
-        <w:rPr>
-          <w:i w:val="false"/>
-          <w:iCs w:val="false"/>
-        </w:rPr>
-        <w:t>during</w:t>
-      </w:r>
-      <w:r>
-        <w:rPr>
-          <w:i w:val="false"/>
-          <w:iCs w:val="false"/>
-        </w:rPr>
-        <w:t xml:space="preserve"> the American Civil War </w:t>
-      </w:r>
-      <w:r>
-        <w:rPr>
-          <w:i w:val="false"/>
-          <w:iCs w:val="false"/>
-        </w:rPr>
-        <w:t xml:space="preserve">which </w:t>
-      </w:r>
-      <w:r>
-        <w:rPr>
-          <w:i w:val="false"/>
-          <w:iCs w:val="false"/>
-        </w:rPr>
-        <w:t xml:space="preserve">disrupted the global cotton market. </w:t>
-      </w:r>
-      <w:r>
-        <w:rPr>
-          <w:i w:val="false"/>
-          <w:iCs w:val="false"/>
-        </w:rPr>
-        <w:t xml:space="preserve">Large plantations combined cotton and cattle, but they crucially also relied on subsistence agriculture to maintain the working population. </w:t>
-      </w:r>
-    </w:p>
-    <w:p>
-      <w:pPr>
-        <w:pStyle w:val="Normal"/>
-        <w:bidi w:val="0"/>
-        <w:jc w:val="start"/>
-        <w:rPr>
-          <w:i w:val="false"/>
-          <w:i w:val="false"/>
-          <w:iCs w:val="false"/>
-        </w:rPr>
-      </w:pPr>
-      <w:r>
-        <w:rPr>
-          <w:i/>
-          <w:iCs/>
-        </w:rPr>
-      </w:r>
-    </w:p>
-    <w:p>
-      <w:pPr>
-        <w:pStyle w:val="Normal"/>
-        <w:bidi w:val="0"/>
-        <w:jc w:val="start"/>
-        <w:rPr>
-          <w:i/>
-          <w:i/>
-          <w:iCs/>
-        </w:rPr>
-      </w:pPr>
-      <w:r>
-        <w:rPr>
-          <w:i w:val="false"/>
-          <w:iCs w:val="false"/>
-        </w:rPr>
-        <w:t>S</w:t>
-      </w:r>
-      <w:r>
-        <w:rPr>
-          <w:i w:val="false"/>
-          <w:iCs w:val="false"/>
-        </w:rPr>
-        <w:t>tate measures such as an investment in infrastructure could have mitigated the effects of the great droughts, but during the nineteenth century, they were only sporadically applied. Projects such as road building or the construction of dams were often implemented during drought years and abandoned in years of plenty. While they provided necessary income that allowed some individuals to surivive the worst years, they amounted to a stop-gap rather than a robust or long-term solution.</w:t>
+        <w:footnoteReference w:id="6"/>
+      </w:r>
+      <w:r>
+        <w:rPr>
+          <w:i w:val="false"/>
+          <w:iCs w:val="false"/>
+        </w:rPr>
+        <w:t xml:space="preserve"> </w:t>
+      </w:r>
+      <w:r>
+        <w:rPr>
+          <w:i w:val="false"/>
+          <w:iCs w:val="false"/>
+        </w:rPr>
+        <w:t xml:space="preserve">The workers also did not have the right to ask a bank for a loan, and had to go through the owners. </w:t>
+      </w:r>
+    </w:p>
+    <w:p>
+      <w:pPr>
+        <w:pStyle w:val="Normal"/>
+        <w:bidi w:val="0"/>
+        <w:jc w:val="start"/>
+        <w:rPr>
+          <w:i/>
+          <w:i/>
+          <w:iCs/>
+        </w:rPr>
+      </w:pPr>
+      <w:r>
+        <w:rPr/>
+      </w:r>
+    </w:p>
+    <w:p>
+      <w:pPr>
+        <w:pStyle w:val="Normal"/>
+        <w:bidi w:val="0"/>
+        <w:jc w:val="start"/>
+        <w:rPr>
+          <w:i/>
+          <w:i/>
+          <w:iCs/>
+        </w:rPr>
+      </w:pPr>
+      <w:r>
+        <w:rPr>
+          <w:i w:val="false"/>
+          <w:iCs w:val="false"/>
+        </w:rPr>
+        <w:t xml:space="preserve">Crucially, however, unlike peasants in feudal societies, the </w:t>
+      </w:r>
+      <w:r>
+        <w:rPr>
+          <w:i/>
+          <w:iCs/>
+        </w:rPr>
+        <w:t>m</w:t>
+      </w:r>
+      <w:r>
+        <w:rPr>
+          <w:i/>
+          <w:iCs/>
+        </w:rPr>
+        <w:t xml:space="preserve">oradores </w:t>
+      </w:r>
+      <w:r>
+        <w:rPr>
+          <w:i w:val="false"/>
+          <w:iCs w:val="false"/>
+        </w:rPr>
+        <w:t xml:space="preserve">and their families were not legally bound to the land. Mobility was a constant part of life in the </w:t>
+      </w:r>
+      <w:r>
+        <w:rPr>
+          <w:i/>
+          <w:iCs/>
+        </w:rPr>
+        <w:t>sertão</w:t>
+      </w:r>
+      <w:r>
+        <w:rPr>
+          <w:i/>
+          <w:iCs/>
+        </w:rPr>
+        <w:t xml:space="preserve">. </w:t>
+      </w:r>
+      <w:r>
+        <w:rPr>
+          <w:i w:val="false"/>
+          <w:iCs w:val="false"/>
+        </w:rPr>
+        <w:t>Bachelors</w:t>
+      </w:r>
+      <w:r>
+        <w:rPr>
+          <w:i w:val="false"/>
+          <w:iCs w:val="false"/>
+        </w:rPr>
+        <w:t xml:space="preserve"> were the most mobile and</w:t>
+      </w:r>
+      <w:r>
+        <w:rPr>
+          <w:i w:val="false"/>
+          <w:iCs w:val="false"/>
+        </w:rPr>
+        <w:t xml:space="preserve"> could attach themselves to </w:t>
+      </w:r>
+      <w:r>
+        <w:rPr>
+          <w:i/>
+          <w:iCs/>
+        </w:rPr>
+        <w:t>moradore</w:t>
+      </w:r>
+      <w:r>
+        <w:rPr>
+          <w:i w:val="false"/>
+          <w:iCs w:val="false"/>
+        </w:rPr>
+        <w:t xml:space="preserve"> families, but once a nuclear family was established they were generally expected to "settle into a tenant relation with an owner."</w:t>
       </w:r>
       <w:r>
         <w:rPr>
@@ -706,16 +915,133 @@
           <w:i w:val="false"/>
           <w:iCs w:val="false"/>
         </w:rPr>
-        <w:footnoteReference w:id="5"/>
+        <w:footnoteReference w:id="7"/>
+      </w:r>
+      <w:r>
+        <w:rPr>
+          <w:i w:val="false"/>
+          <w:iCs w:val="false"/>
+        </w:rPr>
+        <w:t xml:space="preserve"> Even then, however, families moved between </w:t>
+      </w:r>
+      <w:r>
+        <w:rPr>
+          <w:i/>
+          <w:iCs/>
+        </w:rPr>
+        <w:t>fazendas</w:t>
+      </w:r>
+      <w:r>
+        <w:rPr>
+          <w:i w:val="false"/>
+          <w:iCs w:val="false"/>
+        </w:rPr>
+        <w:t xml:space="preserve"> for a variety of reasons, from poor housing to personal quarrels with the owners.</w:t>
+      </w:r>
+      <w:r>
+        <w:rPr>
+          <w:i w:val="false"/>
+          <w:iCs w:val="false"/>
+        </w:rPr>
+        <w:t xml:space="preserve"> Bernard Siegel, in a study of migration in Ceará, notes that the region was home to an 'endemic semi-nomadic pattern,' and that "migration from one plantation to another is almost incessant, with an average annual turnover ... of 8 percent."</w:t>
+      </w:r>
+      <w:r>
+        <w:rPr>
+          <w:rStyle w:val="FootnoteReference"/>
+          <w:i w:val="false"/>
+          <w:iCs w:val="false"/>
+        </w:rPr>
+        <w:footnoteReference w:id="8"/>
+      </w:r>
+    </w:p>
+    <w:p>
+      <w:pPr>
+        <w:pStyle w:val="Normal"/>
+        <w:bidi w:val="0"/>
+        <w:jc w:val="start"/>
+        <w:rPr>
+          <w:i/>
+          <w:i/>
+          <w:iCs/>
+        </w:rPr>
+      </w:pPr>
+      <w:r>
+        <w:rPr>
+          <w:i w:val="false"/>
+          <w:iCs w:val="false"/>
+        </w:rPr>
+      </w:r>
+    </w:p>
+    <w:p>
+      <w:pPr>
+        <w:pStyle w:val="Normal"/>
+        <w:bidi w:val="0"/>
+        <w:jc w:val="start"/>
+        <w:rPr>
+          <w:i/>
+          <w:i/>
+          <w:iCs/>
+        </w:rPr>
+      </w:pPr>
+      <w:r>
+        <w:rPr>
+          <w:i w:val="false"/>
+          <w:iCs w:val="false"/>
+        </w:rPr>
+        <w:t xml:space="preserve">This feature of life in the </w:t>
+      </w:r>
+      <w:r>
+        <w:rPr>
+          <w:i/>
+          <w:iCs/>
+        </w:rPr>
+        <w:t>sertão</w:t>
+      </w:r>
+      <w:r>
+        <w:rPr>
+          <w:i w:val="false"/>
+          <w:iCs w:val="false"/>
+        </w:rPr>
+        <w:t xml:space="preserve">, the constant recourse to migration as a solution for </w:t>
+      </w:r>
+      <w:r>
+        <w:rPr>
+          <w:i w:val="false"/>
+          <w:iCs w:val="false"/>
+        </w:rPr>
+        <w:t xml:space="preserve">environmental or labor difficulties, can help us contextualize the "manmade dimension" of the droughts in the late 19th and early 20th centuries. </w:t>
+      </w:r>
+      <w:r>
+        <w:rPr>
+          <w:i w:val="false"/>
+          <w:iCs w:val="false"/>
+        </w:rPr>
+        <w:t>State measures such as an investment in infrastructure could have mitigated the effects of the great droughts, but during the nineteenth century, they were only sporadically applied. Projects such as road building or the construction of dams were often implemented during drought years and abandoned in years of plenty. While they provided necessary income that allowed some individuals to surivive the worst years, they amounted to a stop-gap rather than a robust or long-term solution.</w:t>
+      </w:r>
+      <w:r>
+        <w:rPr>
+          <w:rStyle w:val="FootnoteReference"/>
+          <w:i w:val="false"/>
+          <w:iCs w:val="false"/>
+        </w:rPr>
+        <w:footnoteReference w:id="9"/>
+      </w:r>
+      <w:r>
+        <w:rPr>
+          <w:i w:val="false"/>
+          <w:iCs w:val="false"/>
+        </w:rPr>
+        <w:t xml:space="preserve"> </w:t>
       </w:r>
     </w:p>
     <w:sectPr>
+      <w:footerReference w:type="default" r:id="rId2"/>
       <w:footnotePr>
         <w:numFmt w:val="decimal"/>
       </w:footnotePr>
       <w:type w:val="nextPage"/>
       <w:pgSz w:w="12240" w:h="15840"/>
-      <w:pgMar w:left="1134" w:right="1134" w:gutter="0" w:header="0" w:top="1134" w:footer="0" w:bottom="1134"/>
+      <w:pgMar w:left="1440" w:right="1440" w:gutter="0" w:header="0" w:top="1440" w:footer="1440" w:bottom="1999"/>
       <w:pgNumType w:fmt="decimal"/>
       <w:formProt w:val="false"/>
       <w:textDirection w:val="lrTb"/>
@@ -725,6 +1051,61 @@
 </w:document>
 </file>
 
+<file path=word/comments.xml><?xml version="1.0" encoding="utf-8"?>
+<w:comments xmlns:o="urn:schemas-microsoft-com:office:office" xmlns:r="http://schemas.openxmlformats.org/officeDocument/2006/relationships" xmlns:v="urn:schemas-microsoft-com:vml" xmlns:w="http://schemas.openxmlformats.org/wordprocessingml/2006/main" xmlns:w10="urn:schemas-microsoft-com:office:word" xmlns:wp="http://schemas.openxmlformats.org/drawingml/2006/wordprocessingDrawing" xmlns:wps="http://schemas.microsoft.com/office/word/2010/wordprocessingShape" xmlns:wpg="http://schemas.microsoft.com/office/word/2010/wordprocessingGroup" xmlns:mc="http://schemas.openxmlformats.org/markup-compatibility/2006" xmlns:wp14="http://schemas.microsoft.com/office/word/2010/wordprocessingDrawing" xmlns:w14="http://schemas.microsoft.com/office/word/2010/wordml" xmlns:w15="http://schemas.microsoft.com/office/word/2012/wordml" mc:Ignorable="w14 wp14 w15">
+  <w:comment w:id="0" w:author="Unknown Author" w:date="2026-04-14T11:39:38Z" w:initials="">
+    <w:p>
+      <w:pPr>
+        <w:overflowPunct w:val="false"/>
+        <w:rPr/>
+      </w:pPr>
+      <w:r>
+        <w:rPr>
+          <w:rFonts w:eastAsia="DejaVu Sans" w:cs="Noto Sans Arabic"/>
+          <w:kern w:val="0"/>
+          <w:lang w:val="en-US" w:eastAsia="en-US" w:bidi="en-US"/>
+        </w:rPr>
+        <w:t>Something about americanism – there didn’t exist a ‘blank slate’ as in the midwest</w:t>
+      </w:r>
+    </w:p>
+  </w:comment>
+</w:comments>
+</file>
+
+<file path=word/footer1.xml><?xml version="1.0" encoding="utf-8"?>
+<w:ftr xmlns:o="urn:schemas-microsoft-com:office:office" xmlns:r="http://schemas.openxmlformats.org/officeDocument/2006/relationships" xmlns:v="urn:schemas-microsoft-com:vml" xmlns:w="http://schemas.openxmlformats.org/wordprocessingml/2006/main" xmlns:w10="urn:schemas-microsoft-com:office:word" xmlns:wp="http://schemas.openxmlformats.org/drawingml/2006/wordprocessingDrawing" xmlns:wps="http://schemas.microsoft.com/office/word/2010/wordprocessingShape" xmlns:wpg="http://schemas.microsoft.com/office/word/2010/wordprocessingGroup" xmlns:mc="http://schemas.openxmlformats.org/markup-compatibility/2006" xmlns:wp14="http://schemas.microsoft.com/office/word/2010/wordprocessingDrawing" xmlns:w14="http://schemas.microsoft.com/office/word/2010/wordml" xmlns:w15="http://schemas.microsoft.com/office/word/2012/wordml" mc:Ignorable="w14 wp14 w15">
+  <w:p>
+    <w:pPr>
+      <w:pStyle w:val="Footer"/>
+      <w:jc w:val="center"/>
+      <w:rPr/>
+    </w:pPr>
+    <w:bookmarkStart w:id="0" w:name="PageNumWizard_FOOTER_Default_Page_Style2"/>
+    <w:r>
+      <w:rPr/>
+      <w:fldChar w:fldCharType="begin"/>
+    </w:r>
+    <w:r>
+      <w:rPr/>
+      <w:instrText xml:space="preserve"> PAGE </w:instrText>
+    </w:r>
+    <w:r>
+      <w:rPr/>
+      <w:fldChar w:fldCharType="separate"/>
+    </w:r>
+    <w:r>
+      <w:rPr/>
+      <w:t>3</w:t>
+    </w:r>
+    <w:r>
+      <w:rPr/>
+      <w:fldChar w:fldCharType="end"/>
+    </w:r>
+    <w:bookmarkEnd w:id="0"/>
+  </w:p>
+</w:ftr>
+</file>
+
 <file path=word/footnotes.xml><?xml version="1.0" encoding="utf-8"?>
 <w:footnotes xmlns:o="urn:schemas-microsoft-com:office:office" xmlns:r="http://schemas.openxmlformats.org/officeDocument/2006/relationships" xmlns:v="urn:schemas-microsoft-com:vml" xmlns:w="http://schemas.openxmlformats.org/wordprocessingml/2006/main" xmlns:w10="urn:schemas-microsoft-com:office:word" xmlns:wp="http://schemas.openxmlformats.org/drawingml/2006/wordprocessingDrawing" xmlns:wps="http://schemas.microsoft.com/office/word/2010/wordprocessingShape" xmlns:wpg="http://schemas.microsoft.com/office/word/2010/wordprocessingGroup" xmlns:mc="http://schemas.openxmlformats.org/markup-compatibility/2006" xmlns:wp14="http://schemas.microsoft.com/office/word/2010/wordprocessingDrawing" xmlns:w14="http://schemas.microsoft.com/office/word/2010/wordml" xmlns:w15="http://schemas.microsoft.com/office/word/2012/wordml" mc:Ignorable="w14 wp14 w15">
   <w:footnote w:id="0" w:type="separator">
@@ -792,11 +1173,7 @@
       </w:hyperlink>
       <w:r>
         <w:rPr/>
-        <w:t>.</w:t>
-      </w:r>
-      <w:r>
-        <w:rPr/>
-        <w:t xml:space="preserve"> 42</w:t>
+        <w:t>. 42</w:t>
       </w:r>
     </w:p>
   </w:footnote>
@@ -829,11 +1206,7 @@
       </w:r>
       <w:r>
         <w:rPr/>
-        <w:t xml:space="preserve"> (2001; Verso, 2017).</w:t>
-      </w:r>
-      <w:r>
-        <w:rPr/>
-        <w:t xml:space="preserve"> 20</w:t>
+        <w:t xml:space="preserve"> (2001; Verso, 2017). 20</w:t>
       </w:r>
     </w:p>
   </w:footnote>
@@ -866,11 +1239,7 @@
       </w:r>
       <w:r>
         <w:rPr/>
-        <w:t>.</w:t>
-      </w:r>
-      <w:r>
-        <w:rPr/>
-        <w:t xml:space="preserve"> 405</w:t>
+        <w:t>. 405</w:t>
       </w:r>
     </w:p>
   </w:footnote>
@@ -904,6 +1273,106 @@
       <w:r>
         <w:rPr/>
         <w:t xml:space="preserve"> 27, no. 3 (1971): 234–58.</w:t>
+      </w:r>
+      <w:r>
+        <w:rPr/>
+        <w:t xml:space="preserve"> 235</w:t>
+      </w:r>
+    </w:p>
+  </w:footnote>
+  <w:footnote w:id="6">
+    <w:p>
+      <w:pPr>
+        <w:pStyle w:val="FootnoteText"/>
+        <w:rPr/>
+      </w:pPr>
+      <w:r>
+        <w:rPr>
+          <w:rStyle w:val="FootnoteCharacters"/>
+        </w:rPr>
+        <w:footnoteRef/>
+      </w:r>
+      <w:r>
+        <w:rPr/>
+        <w:tab/>
+        <w:t xml:space="preserve"> </w:t>
+      </w:r>
+      <w:r>
+        <w:rPr/>
+        <w:t>Siegel, “Migration Dynamics in the Interior of Ceará, Brazil.” 251</w:t>
+      </w:r>
+    </w:p>
+  </w:footnote>
+  <w:footnote w:id="7">
+    <w:p>
+      <w:pPr>
+        <w:pStyle w:val="FootnoteText"/>
+        <w:rPr/>
+      </w:pPr>
+      <w:r>
+        <w:rPr>
+          <w:rStyle w:val="FootnoteCharacters"/>
+        </w:rPr>
+        <w:footnoteRef/>
+      </w:r>
+      <w:r>
+        <w:rPr/>
+        <w:tab/>
+        <w:t xml:space="preserve"> </w:t>
+      </w:r>
+      <w:r>
+        <w:rPr/>
+        <w:t>Siegel, “Migration Dynamics in the Interior of Ceará, Brazil.” 253</w:t>
+      </w:r>
+    </w:p>
+  </w:footnote>
+  <w:footnote w:id="8">
+    <w:p>
+      <w:pPr>
+        <w:pStyle w:val="FootnoteText"/>
+        <w:rPr/>
+      </w:pPr>
+      <w:r>
+        <w:rPr>
+          <w:rStyle w:val="FootnoteCharacters"/>
+        </w:rPr>
+        <w:footnoteRef/>
+      </w:r>
+      <w:r>
+        <w:rPr/>
+        <w:tab/>
+        <w:t xml:space="preserve"> </w:t>
+      </w:r>
+      <w:r>
+        <w:rPr/>
+        <w:t>Siegel, “Migration Dynamics in the Interior of Ceará, Brazil.” 2</w:t>
+      </w:r>
+      <w:r>
+        <w:rPr/>
+        <w:t>43</w:t>
+      </w:r>
+    </w:p>
+  </w:footnote>
+  <w:footnote w:id="9">
+    <w:p>
+      <w:pPr>
+        <w:pStyle w:val="FootnoteText"/>
+        <w:rPr/>
+      </w:pPr>
+      <w:r>
+        <w:rPr>
+          <w:rStyle w:val="FootnoteCharacters"/>
+        </w:rPr>
+        <w:footnoteRef/>
+      </w:r>
+      <w:r>
+        <w:rPr/>
+        <w:tab/>
+        <w:t xml:space="preserve"> </w:t>
+      </w:r>
+      <w:r>
+        <w:rPr/>
+        <w:t>Siegel, “Migration Dynamics in the Interior of Ceará, Brazil.”</w:t>
       </w:r>
     </w:p>
   </w:footnote>
@@ -957,7 +1426,9 @@
   <w:style w:type="character" w:styleId="FootnoteCharacters">
     <w:name w:val="Footnote Characters"/>
     <w:qFormat/>
-    <w:rPr/>
+    <w:rPr>
+      <w:vertAlign w:val="superscript"/>
+    </w:rPr>
   </w:style>
   <w:style w:type="character" w:styleId="FootnoteReference">
     <w:name w:val="Footnote Reference"/>
@@ -972,16 +1443,18 @@
       <w:u w:val="single"/>
     </w:rPr>
   </w:style>
+  <w:style w:type="character" w:styleId="EndnoteCharacters">
+    <w:name w:val="Endnote Characters"/>
+    <w:qFormat/>
+    <w:rPr>
+      <w:vertAlign w:val="superscript"/>
+    </w:rPr>
+  </w:style>
   <w:style w:type="character" w:styleId="EndnoteReference">
     <w:name w:val="Endnote Reference"/>
     <w:rPr>
       <w:vertAlign w:val="superscript"/>
     </w:rPr>
-  </w:style>
-  <w:style w:type="character" w:styleId="EndnoteCharacters">
-    <w:name w:val="Endnote Characters"/>
-    <w:qFormat/>
-    <w:rPr/>
   </w:style>
   <w:style w:type="paragraph" w:styleId="Heading">
     <w:name w:val="Heading"/>
@@ -1062,6 +1535,28 @@
       <w:sz w:val="20"/>
       <w:szCs w:val="20"/>
     </w:rPr>
+  </w:style>
+  <w:style w:type="paragraph" w:styleId="HeaderandFooter">
+    <w:name w:val="Header and Footer"/>
+    <w:basedOn w:val="Normal"/>
+    <w:qFormat/>
+    <w:pPr>
+      <w:suppressLineNumbers/>
+      <w:tabs>
+        <w:tab w:val="clear" w:pos="709"/>
+        <w:tab w:val="center" w:pos="4986" w:leader="none"/>
+        <w:tab w:val="right" w:pos="9972" w:leader="none"/>
+      </w:tabs>
+    </w:pPr>
+    <w:rPr/>
+  </w:style>
+  <w:style w:type="paragraph" w:styleId="Footer">
+    <w:name w:val="Footer"/>
+    <w:basedOn w:val="HeaderandFooter"/>
+    <w:pPr>
+      <w:suppressLineNumbers/>
+    </w:pPr>
+    <w:rPr/>
   </w:style>
 </w:styles>
 </file>

--- a/Dissertation Research/Brazil Chapter.docx
+++ b/Dissertation Research/Brazil Chapter.docx
@@ -29,10 +29,6 @@
       </w:pPr>
       <w:r>
         <w:rPr/>
-        <w:t xml:space="preserve"> </w:t>
-      </w:r>
-      <w:r>
-        <w:rPr/>
         <w:t>Kenyon Cavender</w:t>
       </w:r>
     </w:p>
@@ -52,93 +48,42 @@
         <w:pStyle w:val="Normal"/>
         <w:bidi w:val="0"/>
         <w:jc w:val="start"/>
-        <w:rPr/>
-      </w:pPr>
-      <w:r>
-        <w:rPr/>
-        <w:t>Amazon Rubber Boom</w:t>
-      </w:r>
-    </w:p>
-    <w:p>
-      <w:pPr>
-        <w:pStyle w:val="Normal"/>
-        <w:bidi w:val="0"/>
-        <w:jc w:val="start"/>
-        <w:rPr/>
-      </w:pPr>
-      <w:r>
-        <w:rPr/>
-        <w:t>Debt-Merchandise Relation</w:t>
-      </w:r>
-    </w:p>
-    <w:p>
-      <w:pPr>
-        <w:pStyle w:val="Normal"/>
-        <w:bidi w:val="0"/>
-        <w:jc w:val="start"/>
-        <w:rPr/>
-      </w:pPr>
-      <w:r>
-        <w:rPr/>
-        <w:t>Wage Labor</w:t>
-      </w:r>
-    </w:p>
-    <w:p>
-      <w:pPr>
-        <w:pStyle w:val="Normal"/>
-        <w:bidi w:val="0"/>
-        <w:jc w:val="start"/>
-        <w:rPr/>
-      </w:pPr>
-      <w:r>
-        <w:rPr/>
-        <w:t>Slavery</w:t>
-      </w:r>
-    </w:p>
-    <w:p>
-      <w:pPr>
-        <w:pStyle w:val="Normal"/>
-        <w:bidi w:val="0"/>
-        <w:jc w:val="start"/>
-        <w:rPr/>
-      </w:pPr>
-      <w:r>
-        <w:rPr/>
-        <w:t>Rubber Soldiers</w:t>
-      </w:r>
-    </w:p>
-    <w:p>
-      <w:pPr>
-        <w:pStyle w:val="Normal"/>
-        <w:bidi w:val="0"/>
-        <w:jc w:val="start"/>
-        <w:rPr/>
-      </w:pPr>
-      <w:r>
-        <w:rPr/>
-        <w:t>Plantation</w:t>
-      </w:r>
-    </w:p>
-    <w:p>
-      <w:pPr>
-        <w:pStyle w:val="Normal"/>
-        <w:bidi w:val="0"/>
-        <w:jc w:val="start"/>
-        <w:rPr/>
-      </w:pPr>
-      <w:r>
-        <w:rPr/>
-      </w:r>
-    </w:p>
-    <w:p>
-      <w:pPr>
-        <w:pStyle w:val="Normal"/>
-        <w:bidi w:val="0"/>
-        <w:jc w:val="start"/>
-        <w:rPr/>
-      </w:pPr>
-      <w:r>
-        <w:rPr/>
+        <w:rPr>
+          <w:i/>
+          <w:i/>
+          <w:iCs/>
+          <w:highlight w:val="none"/>
+          <w:shd w:fill="FFFF00" w:val="clear"/>
+        </w:rPr>
+      </w:pPr>
+      <w:r>
+        <w:rPr>
+          <w:i/>
+          <w:iCs/>
+          <w:shd w:fill="FFFF00" w:val="clear"/>
+        </w:rPr>
+        <w:t>Notes:</w:t>
+      </w:r>
+    </w:p>
+    <w:p>
+      <w:pPr>
+        <w:pStyle w:val="Normal"/>
+        <w:bidi w:val="0"/>
+        <w:jc w:val="start"/>
+        <w:rPr>
+          <w:i/>
+          <w:i/>
+          <w:iCs/>
+          <w:highlight w:val="none"/>
+          <w:shd w:fill="FFFF00" w:val="clear"/>
+        </w:rPr>
+      </w:pPr>
+      <w:r>
+        <w:rPr>
+          <w:i/>
+          <w:iCs/>
+          <w:shd w:fill="FFFF00" w:val="clear"/>
+        </w:rPr>
         <w:t>Weinstein - because the production techniques are not wage based and resemble pre-colonial harvesting methods, the amazon remained in a pre-capitalist formation. i argue against this</w:t>
       </w:r>
     </w:p>
@@ -147,21 +92,41 @@
         <w:pStyle w:val="Normal"/>
         <w:bidi w:val="0"/>
         <w:jc w:val="start"/>
-        <w:rPr/>
-      </w:pPr>
-      <w:r>
-        <w:rPr/>
-      </w:r>
-    </w:p>
-    <w:p>
-      <w:pPr>
-        <w:pStyle w:val="Normal"/>
-        <w:bidi w:val="0"/>
-        <w:jc w:val="start"/>
-        <w:rPr/>
-      </w:pPr>
-      <w:r>
-        <w:rPr/>
+        <w:rPr>
+          <w:i/>
+          <w:i/>
+          <w:iCs/>
+          <w:highlight w:val="none"/>
+          <w:shd w:fill="FFFF00" w:val="clear"/>
+        </w:rPr>
+      </w:pPr>
+      <w:r>
+        <w:rPr>
+          <w:i/>
+          <w:iCs/>
+          <w:shd w:fill="FFFF00" w:val="clear"/>
+        </w:rPr>
+      </w:r>
+    </w:p>
+    <w:p>
+      <w:pPr>
+        <w:pStyle w:val="Normal"/>
+        <w:bidi w:val="0"/>
+        <w:jc w:val="start"/>
+        <w:rPr>
+          <w:i/>
+          <w:i/>
+          <w:iCs/>
+          <w:highlight w:val="none"/>
+          <w:shd w:fill="FFFF00" w:val="clear"/>
+        </w:rPr>
+      </w:pPr>
+      <w:r>
+        <w:rPr>
+          <w:i/>
+          <w:iCs/>
+          <w:shd w:fill="FFFF00" w:val="clear"/>
+        </w:rPr>
         <w:t>how did the aviadors prevent subsistence labor? in putumayo they just stole the food produced by the indigenous people (put this statement in the peru chapter)</w:t>
       </w:r>
     </w:p>
@@ -170,10 +135,20 @@
         <w:pStyle w:val="Normal"/>
         <w:bidi w:val="0"/>
         <w:jc w:val="start"/>
-        <w:rPr/>
-      </w:pPr>
-      <w:r>
-        <w:rPr/>
+        <w:rPr>
+          <w:i/>
+          <w:i/>
+          <w:iCs/>
+          <w:highlight w:val="none"/>
+          <w:shd w:fill="FFFF00" w:val="clear"/>
+        </w:rPr>
+      </w:pPr>
+      <w:r>
+        <w:rPr>
+          <w:i/>
+          <w:iCs/>
+          <w:shd w:fill="FFFF00" w:val="clear"/>
+        </w:rPr>
       </w:r>
     </w:p>
     <w:p>
@@ -227,23 +202,105 @@
           <w:bCs/>
         </w:rPr>
       </w:pPr>
-      <w:commentRangeStart w:id="0"/>
       <w:r>
         <w:rPr>
           <w:b/>
           <w:bCs/>
         </w:rPr>
-        <w:t>The Free Laborer</w:t>
-      </w:r>
-      <w:commentRangeEnd w:id="0"/>
-      <w:r>
-        <w:commentReference w:id="0"/>
+        <w:t xml:space="preserve">The </w:t>
       </w:r>
       <w:r>
         <w:rPr>
           <w:b/>
           <w:bCs/>
         </w:rPr>
+        <w:t xml:space="preserve">Amazon </w:t>
+      </w:r>
+      <w:r>
+        <w:rPr>
+          <w:b/>
+          <w:bCs/>
+        </w:rPr>
+        <w:t>Rubber Boom</w:t>
+      </w:r>
+    </w:p>
+    <w:p>
+      <w:pPr>
+        <w:pStyle w:val="Normal"/>
+        <w:bidi w:val="0"/>
+        <w:jc w:val="start"/>
+        <w:rPr/>
+      </w:pPr>
+      <w:r>
+        <w:rPr/>
+      </w:r>
+    </w:p>
+    <w:p>
+      <w:pPr>
+        <w:pStyle w:val="Normal"/>
+        <w:bidi w:val="0"/>
+        <w:jc w:val="start"/>
+        <w:rPr/>
+      </w:pPr>
+      <w:r>
+        <w:rPr/>
+      </w:r>
+    </w:p>
+    <w:p>
+      <w:pPr>
+        <w:pStyle w:val="Normal"/>
+        <w:bidi w:val="0"/>
+        <w:jc w:val="start"/>
+        <w:rPr>
+          <w:b/>
+          <w:bCs/>
+        </w:rPr>
+      </w:pPr>
+      <w:commentRangeStart w:id="0"/>
+      <w:r>
+        <w:rPr>
+          <w:b/>
+          <w:bCs/>
+        </w:rPr>
+        <w:t xml:space="preserve">The </w:t>
+      </w:r>
+      <w:r>
+        <w:rPr>
+          <w:b/>
+          <w:bCs/>
+        </w:rPr>
+        <w:t>'</w:t>
+      </w:r>
+      <w:r>
+        <w:rPr>
+          <w:b/>
+          <w:bCs/>
+        </w:rPr>
+        <w:t>Free</w:t>
+      </w:r>
+      <w:r>
+        <w:rPr>
+          <w:b/>
+          <w:bCs/>
+        </w:rPr>
+        <w:t>'</w:t>
+      </w:r>
+      <w:r>
+        <w:rPr>
+          <w:b/>
+          <w:bCs/>
+        </w:rPr>
+        <w:t xml:space="preserve"> Laborer</w:t>
+      </w:r>
+      <w:commentRangeEnd w:id="0"/>
+      <w:r>
+        <w:commentReference w:id="0"/>
+      </w:r>
+      <w:r>
+        <w:rPr>
+          <w:b/>
+          <w:bCs/>
+        </w:rPr>
       </w:r>
     </w:p>
     <w:p>
@@ -571,14 +628,7 @@
           <w:i w:val="false"/>
           <w:iCs w:val="false"/>
         </w:rPr>
-        <w:t>Cotton began to eclipse cattle in the eighteenth century as droughts weakened cattle herds, especially during the American Civil War which disrupted the global cotton market. Large plantations combined cotton and cattle, but they crucially also relied on subsistence agriculture to maintain the working population.</w:t>
-      </w:r>
-      <w:r>
-        <w:rPr>
-          <w:i w:val="false"/>
-          <w:iCs w:val="false"/>
-        </w:rPr>
-        <w:t xml:space="preserve"> In the absence of a robust commodity market for the means of subsistence, the large </w:t>
+        <w:t xml:space="preserve">Cotton began to eclipse cattle in the eighteenth century as droughts weakened cattle herds, especially during the American Civil War which disrupted the global cotton market. Large plantations combined cotton and cattle, but they crucially also relied on subsistence agriculture to maintain the working population. In the absence of a robust commodity market for the means of subsistence, the large </w:t>
       </w:r>
       <w:r>
         <w:rPr>
@@ -636,33 +686,29 @@
         </w:rPr>
       </w:pPr>
       <w:r>
-        <w:rPr/>
-      </w:r>
-    </w:p>
-    <w:p>
-      <w:pPr>
-        <w:pStyle w:val="Normal"/>
-        <w:bidi w:val="0"/>
-        <w:jc w:val="start"/>
-        <w:rPr>
-          <w:i/>
-          <w:i/>
-          <w:iCs/>
-        </w:rPr>
-      </w:pPr>
-      <w:r>
-        <w:rPr>
-          <w:i w:val="false"/>
-          <w:iCs w:val="false"/>
-        </w:rPr>
-        <w:t>The right to cultivate subsistence crops was a custom granted to</w:t>
-      </w:r>
-      <w:r>
-        <w:rPr>
-          <w:i w:val="false"/>
-          <w:iCs w:val="false"/>
-        </w:rPr>
-        <w:t xml:space="preserve"> the </w:t>
+        <w:rPr>
+          <w:i/>
+          <w:iCs/>
+        </w:rPr>
+      </w:r>
+    </w:p>
+    <w:p>
+      <w:pPr>
+        <w:pStyle w:val="Normal"/>
+        <w:bidi w:val="0"/>
+        <w:jc w:val="start"/>
+        <w:rPr>
+          <w:i/>
+          <w:i/>
+          <w:iCs/>
+        </w:rPr>
+      </w:pPr>
+      <w:r>
+        <w:rPr>
+          <w:i w:val="false"/>
+          <w:iCs w:val="false"/>
+        </w:rPr>
+        <w:t xml:space="preserve">The right to cultivate subsistence crops was a custom granted to the </w:t>
       </w:r>
       <w:r>
         <w:rPr>
@@ -746,28 +792,400 @@
           <w:i w:val="false"/>
           <w:iCs w:val="false"/>
         </w:rPr>
-        <w:t xml:space="preserve"> and their families were entitled to housing, hunting </w:t>
-      </w:r>
-      <w:r>
-        <w:rPr>
-          <w:i w:val="false"/>
-          <w:iCs w:val="false"/>
-        </w:rPr>
-        <w:t xml:space="preserve">rights, </w:t>
-      </w:r>
-      <w:r>
-        <w:rPr>
-          <w:i w:val="false"/>
-          <w:iCs w:val="false"/>
-        </w:rPr>
-        <w:t xml:space="preserve">and </w:t>
-      </w:r>
-      <w:r>
-        <w:rPr>
-          <w:i w:val="false"/>
-          <w:iCs w:val="false"/>
-        </w:rPr>
-        <w:t>could fish in the dammed ponds</w:t>
+        <w:t xml:space="preserve"> and their families were entitled to housing, hunting rights, and could fish in the dammed ponds, although they did not have "an automatic right to the use of this water for irrigation purposes."</w:t>
+      </w:r>
+      <w:r>
+        <w:rPr>
+          <w:rStyle w:val="FootnoteReference"/>
+          <w:i w:val="false"/>
+          <w:iCs w:val="false"/>
+        </w:rPr>
+        <w:footnoteReference w:id="6"/>
+      </w:r>
+      <w:r>
+        <w:rPr>
+          <w:i w:val="false"/>
+          <w:iCs w:val="false"/>
+        </w:rPr>
+        <w:t xml:space="preserve"> The workers also did not have the right to ask a bank for a loan, and had to go through the owners. </w:t>
+      </w:r>
+    </w:p>
+    <w:p>
+      <w:pPr>
+        <w:pStyle w:val="Normal"/>
+        <w:bidi w:val="0"/>
+        <w:jc w:val="start"/>
+        <w:rPr>
+          <w:i/>
+          <w:i/>
+          <w:iCs/>
+        </w:rPr>
+      </w:pPr>
+      <w:r>
+        <w:rPr>
+          <w:i/>
+          <w:iCs/>
+        </w:rPr>
+      </w:r>
+    </w:p>
+    <w:p>
+      <w:pPr>
+        <w:pStyle w:val="Normal"/>
+        <w:bidi w:val="0"/>
+        <w:jc w:val="start"/>
+        <w:rPr>
+          <w:i/>
+          <w:i/>
+          <w:iCs/>
+        </w:rPr>
+      </w:pPr>
+      <w:r>
+        <w:rPr>
+          <w:i w:val="false"/>
+          <w:iCs w:val="false"/>
+        </w:rPr>
+        <w:t xml:space="preserve">Crucially, however, unlike peasants in feudal societies, the </w:t>
+      </w:r>
+      <w:r>
+        <w:rPr>
+          <w:i/>
+          <w:iCs/>
+        </w:rPr>
+        <w:t xml:space="preserve">moradores </w:t>
+      </w:r>
+      <w:r>
+        <w:rPr>
+          <w:i w:val="false"/>
+          <w:iCs w:val="false"/>
+        </w:rPr>
+        <w:t xml:space="preserve">and their families were not legally bound to the land. Mobility was a constant part of life in the </w:t>
+      </w:r>
+      <w:r>
+        <w:rPr>
+          <w:i/>
+          <w:iCs/>
+        </w:rPr>
+        <w:t xml:space="preserve">sertão. </w:t>
+      </w:r>
+      <w:r>
+        <w:rPr>
+          <w:i w:val="false"/>
+          <w:iCs w:val="false"/>
+        </w:rPr>
+        <w:t xml:space="preserve">Bachelors were the most mobile and could attach themselves to </w:t>
+      </w:r>
+      <w:r>
+        <w:rPr>
+          <w:i/>
+          <w:iCs/>
+        </w:rPr>
+        <w:t>moradore</w:t>
+      </w:r>
+      <w:r>
+        <w:rPr>
+          <w:i w:val="false"/>
+          <w:iCs w:val="false"/>
+        </w:rPr>
+        <w:t xml:space="preserve"> families, but once a nuclear family was established they were generally expected to "settle into a tenant relation with an owner."</w:t>
+      </w:r>
+      <w:r>
+        <w:rPr>
+          <w:rStyle w:val="FootnoteReference"/>
+          <w:i w:val="false"/>
+          <w:iCs w:val="false"/>
+        </w:rPr>
+        <w:footnoteReference w:id="7"/>
+      </w:r>
+      <w:r>
+        <w:rPr>
+          <w:i w:val="false"/>
+          <w:iCs w:val="false"/>
+        </w:rPr>
+        <w:t xml:space="preserve"> Even then, however, families moved between </w:t>
+      </w:r>
+      <w:r>
+        <w:rPr>
+          <w:i/>
+          <w:iCs/>
+        </w:rPr>
+        <w:t>fazendas</w:t>
+      </w:r>
+      <w:r>
+        <w:rPr>
+          <w:i w:val="false"/>
+          <w:iCs w:val="false"/>
+        </w:rPr>
+        <w:t xml:space="preserve"> for a variety of reasons, from poor housing to personal quarrels with the owners. Bernard Siegel, in a study of migration in Ceará, notes that the region was home to an 'endemic semi-nomadic pattern,' and that "migration from one plantation to another is almost incessant, with an average annual turnover ... of 8 percent."</w:t>
+      </w:r>
+      <w:r>
+        <w:rPr>
+          <w:rStyle w:val="FootnoteReference"/>
+          <w:i w:val="false"/>
+          <w:iCs w:val="false"/>
+        </w:rPr>
+        <w:footnoteReference w:id="8"/>
+      </w:r>
+    </w:p>
+    <w:p>
+      <w:pPr>
+        <w:pStyle w:val="Normal"/>
+        <w:bidi w:val="0"/>
+        <w:jc w:val="start"/>
+        <w:rPr>
+          <w:i/>
+          <w:i/>
+          <w:iCs/>
+        </w:rPr>
+      </w:pPr>
+      <w:r>
+        <w:rPr>
+          <w:i/>
+          <w:iCs/>
+        </w:rPr>
+      </w:r>
+    </w:p>
+    <w:p>
+      <w:pPr>
+        <w:pStyle w:val="Normal"/>
+        <w:bidi w:val="0"/>
+        <w:jc w:val="start"/>
+        <w:rPr>
+          <w:i/>
+          <w:i/>
+          <w:iCs/>
+        </w:rPr>
+      </w:pPr>
+      <w:r>
+        <w:rPr>
+          <w:i w:val="false"/>
+          <w:iCs w:val="false"/>
+        </w:rPr>
+        <w:t xml:space="preserve">This feature of life in the </w:t>
+      </w:r>
+      <w:r>
+        <w:rPr>
+          <w:i/>
+          <w:iCs/>
+        </w:rPr>
+        <w:t>sertão</w:t>
+      </w:r>
+      <w:r>
+        <w:rPr>
+          <w:i w:val="false"/>
+          <w:iCs w:val="false"/>
+        </w:rPr>
+        <w:t xml:space="preserve">, the constant recourse to migration as a solution for environmental or labor difficulties, can help us contextualize the "manmade dimension" of the droughts in the late 19th and early 20th centuries. State measures such as an investment in infrastructure could have mitigated the effects of the great droughts, but during the nineteenth century, they were only sporadically applied. </w:t>
+      </w:r>
+      <w:r>
+        <w:rPr>
+          <w:i w:val="false"/>
+          <w:iCs w:val="false"/>
+        </w:rPr>
+        <w:t xml:space="preserve">Mike Davis writes that "the modern history of the </w:t>
+      </w:r>
+      <w:r>
+        <w:rPr>
+          <w:i/>
+          <w:iCs/>
+        </w:rPr>
+        <w:t xml:space="preserve">sertão </w:t>
+      </w:r>
+      <w:r>
+        <w:rPr>
+          <w:i w:val="false"/>
+          <w:iCs w:val="false"/>
+        </w:rPr>
+        <w:t>is striking for the absence of any significant state developmental role until the 1960s."</w:t>
+      </w:r>
+      <w:r>
+        <w:rPr>
+          <w:rStyle w:val="FootnoteReference"/>
+          <w:i w:val="false"/>
+          <w:iCs w:val="false"/>
+        </w:rPr>
+        <w:footnoteReference w:id="9"/>
+      </w:r>
+      <w:r>
+        <w:rPr>
+          <w:i w:val="false"/>
+          <w:iCs w:val="false"/>
+        </w:rPr>
+        <w:t xml:space="preserve"> </w:t>
+      </w:r>
+      <w:r>
+        <w:rPr>
+          <w:i w:val="false"/>
+          <w:iCs w:val="false"/>
+        </w:rPr>
+        <w:t xml:space="preserve">Projects such as road building or the construction of dams were </w:t>
+      </w:r>
+      <w:r>
+        <w:rPr>
+          <w:i w:val="false"/>
+          <w:iCs w:val="false"/>
+        </w:rPr>
+        <w:t>occasionally</w:t>
+      </w:r>
+      <w:r>
+        <w:rPr>
+          <w:i w:val="false"/>
+          <w:iCs w:val="false"/>
+        </w:rPr>
+        <w:t xml:space="preserve"> implemented during drought years </w:t>
+      </w:r>
+      <w:r>
+        <w:rPr>
+          <w:i w:val="false"/>
+          <w:iCs w:val="false"/>
+        </w:rPr>
+        <w:t>but then</w:t>
+      </w:r>
+      <w:r>
+        <w:rPr>
+          <w:i w:val="false"/>
+          <w:iCs w:val="false"/>
+        </w:rPr>
+        <w:t xml:space="preserve"> abandoned in years of plenty. While they provided necessary income that allowed some individuals to surivive the worst years, they amounted to a stop-gap rather than a robust or long-term solution.</w:t>
+      </w:r>
+      <w:r>
+        <w:rPr>
+          <w:rStyle w:val="FootnoteReference"/>
+          <w:i w:val="false"/>
+          <w:iCs w:val="false"/>
+        </w:rPr>
+        <w:footnoteReference w:id="10"/>
+      </w:r>
+      <w:r>
+        <w:rPr>
+          <w:i w:val="false"/>
+          <w:iCs w:val="false"/>
+        </w:rPr>
+        <w:t xml:space="preserve"> </w:t>
+      </w:r>
+    </w:p>
+    <w:p>
+      <w:pPr>
+        <w:pStyle w:val="Normal"/>
+        <w:bidi w:val="0"/>
+        <w:jc w:val="start"/>
+        <w:rPr>
+          <w:i/>
+          <w:i/>
+          <w:iCs/>
+        </w:rPr>
+      </w:pPr>
+      <w:r>
+        <w:rPr/>
+      </w:r>
+    </w:p>
+    <w:p>
+      <w:pPr>
+        <w:pStyle w:val="Normal"/>
+        <w:bidi w:val="0"/>
+        <w:jc w:val="start"/>
+        <w:rPr>
+          <w:i/>
+          <w:i/>
+          <w:iCs/>
+        </w:rPr>
+      </w:pPr>
+      <w:r>
+        <w:rPr>
+          <w:i w:val="false"/>
+          <w:iCs w:val="false"/>
+        </w:rPr>
+        <w:t>At the coming of the unusually severe 1877 drought, then, the government's minimal investment in public works and relief shipments were woefully insufficient. People started to leave the place of hunger, and the regional cities swelled with refugees:</w:t>
+      </w:r>
+      <w:r>
+        <w:rPr>
+          <w:i w:val="false"/>
+          <w:iCs w:val="false"/>
+        </w:rPr>
+        <w:t xml:space="preserve"> in just two years</w:t>
+      </w:r>
+      <w:r>
+        <w:rPr>
+          <w:i w:val="false"/>
+          <w:iCs w:val="false"/>
+        </w:rPr>
+        <w:t xml:space="preserve"> Fortaleza and Aracati, two cities on the coast, swelled from 25,000 and 5,000 residents respectively, to 114,000 and 60,000.</w:t>
+      </w:r>
+      <w:r>
+        <w:rPr>
+          <w:i w:val="false"/>
+          <w:iCs w:val="false"/>
+        </w:rPr>
+        <w:t xml:space="preserve"> This did not alleviate the need for food, however, and so "[a] govnernment pressed on all sides by masses they could not feed decided that the best alternative was to ship thousands of the drought fugitives to the Amazon where they could start life over."</w:t>
+      </w:r>
+      <w:r>
+        <w:rPr>
+          <w:rStyle w:val="FootnoteReference"/>
+          <w:i w:val="false"/>
+          <w:iCs w:val="false"/>
+        </w:rPr>
+        <w:footnoteReference w:id="11"/>
+      </w:r>
+      <w:r>
+        <w:rPr>
+          <w:i w:val="false"/>
+          <w:iCs w:val="false"/>
+        </w:rPr>
+        <w:t xml:space="preserve"> </w:t>
+      </w:r>
+    </w:p>
+    <w:p>
+      <w:pPr>
+        <w:pStyle w:val="Normal"/>
+        <w:bidi w:val="0"/>
+        <w:jc w:val="start"/>
+        <w:rPr>
+          <w:i/>
+          <w:i/>
+          <w:iCs/>
+        </w:rPr>
+      </w:pPr>
+      <w:r>
+        <w:rPr/>
+      </w:r>
+    </w:p>
+    <w:p>
+      <w:pPr>
+        <w:pStyle w:val="Normal"/>
+        <w:bidi w:val="0"/>
+        <w:jc w:val="start"/>
+        <w:rPr>
+          <w:i/>
+          <w:i/>
+          <w:iCs/>
+        </w:rPr>
+      </w:pPr>
+      <w:r>
+        <w:rPr>
+          <w:i w:val="false"/>
+          <w:iCs w:val="false"/>
+        </w:rPr>
+        <w:t>W</w:t>
+      </w:r>
+      <w:r>
+        <w:rPr>
+          <w:i w:val="false"/>
+          <w:iCs w:val="false"/>
+        </w:rPr>
+        <w:t>hy the Amazon? Rubber was booming during the worst years of drought, but it was not the only industry recruiting workers. Coffee</w:t>
+      </w:r>
+      <w:r>
+        <w:rPr>
+          <w:i w:val="false"/>
+          <w:iCs w:val="false"/>
+        </w:rPr>
+        <w:t>, grown on</w:t>
+      </w:r>
+      <w:r>
+        <w:rPr>
+          <w:i w:val="false"/>
+          <w:iCs w:val="false"/>
+        </w:rPr>
+        <w:t xml:space="preserve"> plantations in the southeast of Brazil</w:t>
       </w:r>
       <w:r>
         <w:rPr>
@@ -781,7 +1199,70 @@
           <w:i w:val="false"/>
           <w:iCs w:val="false"/>
         </w:rPr>
-        <w:t xml:space="preserve"> although they did not have "an automatic right to the use of this water for irrigation purposes."</w:t>
+        <w:t xml:space="preserve"> </w:t>
+      </w:r>
+      <w:r>
+        <w:rPr>
+          <w:i w:val="false"/>
+          <w:iCs w:val="false"/>
+        </w:rPr>
+        <w:t xml:space="preserve">was similarly booming and </w:t>
+      </w:r>
+      <w:r>
+        <w:rPr>
+          <w:i w:val="false"/>
+          <w:iCs w:val="false"/>
+        </w:rPr>
+        <w:t xml:space="preserve">needed workers, but they refused to recruit the climate refugees from the </w:t>
+      </w:r>
+      <w:r>
+        <w:rPr>
+          <w:i/>
+          <w:iCs/>
+        </w:rPr>
+        <w:t xml:space="preserve">sertão. </w:t>
+      </w:r>
+      <w:r>
+        <w:rPr>
+          <w:i w:val="false"/>
+          <w:iCs w:val="false"/>
+        </w:rPr>
+        <w:t xml:space="preserve">Davis notes that </w:t>
+      </w:r>
+      <w:r>
+        <w:rPr>
+          <w:i w:val="false"/>
+          <w:iCs w:val="false"/>
+        </w:rPr>
+        <w:t xml:space="preserve">"southeastern coffee planters, for their part, wanted only 'white' overseas laborers after Emancipation," and even in the drought stricken regions of the northeast, "[w]hile state authorities were roadblocking </w:t>
+      </w:r>
+      <w:r>
+        <w:rPr>
+          <w:i/>
+          <w:iCs/>
+        </w:rPr>
+        <w:t>retirantes'</w:t>
+      </w:r>
+      <w:r>
+        <w:rPr>
+          <w:i w:val="false"/>
+          <w:iCs w:val="false"/>
+        </w:rPr>
+        <w:t xml:space="preserve"> route to the cities and forcibly interning them by the thousands in camps, they continued efforts to lure European immigrants wit</w:t>
+      </w:r>
+      <w:r>
+        <w:rPr>
+          <w:i w:val="false"/>
+          <w:iCs w:val="false"/>
+        </w:rPr>
+        <w:t>h</w:t>
+      </w:r>
+      <w:r>
+        <w:rPr>
+          <w:i w:val="false"/>
+          <w:iCs w:val="false"/>
+        </w:rPr>
+        <w:t xml:space="preserve"> expensive subsidies."</w:t>
       </w:r>
       <w:r>
         <w:rPr>
@@ -789,7 +1270,7 @@
           <w:i w:val="false"/>
           <w:iCs w:val="false"/>
         </w:rPr>
-        <w:footnoteReference w:id="6"/>
+        <w:footnoteReference w:id="12"/>
       </w:r>
       <w:r>
         <w:rPr>
@@ -803,239 +1284,332 @@
           <w:i w:val="false"/>
           <w:iCs w:val="false"/>
         </w:rPr>
-        <w:t xml:space="preserve">The workers also did not have the right to ask a bank for a loan, and had to go through the owners. </w:t>
-      </w:r>
-    </w:p>
-    <w:p>
-      <w:pPr>
-        <w:pStyle w:val="Normal"/>
-        <w:bidi w:val="0"/>
-        <w:jc w:val="start"/>
-        <w:rPr>
-          <w:i/>
-          <w:i/>
-          <w:iCs/>
-        </w:rPr>
-      </w:pPr>
-      <w:r>
-        <w:rPr/>
-      </w:r>
-    </w:p>
-    <w:p>
-      <w:pPr>
-        <w:pStyle w:val="Normal"/>
-        <w:bidi w:val="0"/>
-        <w:jc w:val="start"/>
-        <w:rPr>
-          <w:i/>
-          <w:i/>
-          <w:iCs/>
-        </w:rPr>
-      </w:pPr>
-      <w:r>
-        <w:rPr>
-          <w:i w:val="false"/>
-          <w:iCs w:val="false"/>
-        </w:rPr>
-        <w:t xml:space="preserve">Crucially, however, unlike peasants in feudal societies, the </w:t>
-      </w:r>
-      <w:r>
-        <w:rPr>
-          <w:i/>
-          <w:iCs/>
-        </w:rPr>
-        <w:t>m</w:t>
-      </w:r>
-      <w:r>
-        <w:rPr>
-          <w:i/>
-          <w:iCs/>
-        </w:rPr>
-        <w:t xml:space="preserve">oradores </w:t>
-      </w:r>
-      <w:r>
-        <w:rPr>
-          <w:i w:val="false"/>
-          <w:iCs w:val="false"/>
-        </w:rPr>
-        <w:t xml:space="preserve">and their families were not legally bound to the land. Mobility was a constant part of life in the </w:t>
-      </w:r>
-      <w:r>
-        <w:rPr>
-          <w:i/>
-          <w:iCs/>
-        </w:rPr>
-        <w:t>sertão</w:t>
-      </w:r>
-      <w:r>
-        <w:rPr>
-          <w:i/>
-          <w:iCs/>
-        </w:rPr>
-        <w:t xml:space="preserve">. </w:t>
-      </w:r>
-      <w:r>
-        <w:rPr>
-          <w:i w:val="false"/>
-          <w:iCs w:val="false"/>
-        </w:rPr>
-        <w:t>Bachelors</w:t>
-      </w:r>
-      <w:r>
-        <w:rPr>
-          <w:i w:val="false"/>
-          <w:iCs w:val="false"/>
-        </w:rPr>
-        <w:t xml:space="preserve"> were the most mobile and</w:t>
-      </w:r>
-      <w:r>
-        <w:rPr>
-          <w:i w:val="false"/>
-          <w:iCs w:val="false"/>
-        </w:rPr>
-        <w:t xml:space="preserve"> could attach themselves to </w:t>
-      </w:r>
-      <w:r>
-        <w:rPr>
-          <w:i/>
-          <w:iCs/>
-        </w:rPr>
-        <w:t>moradore</w:t>
-      </w:r>
-      <w:r>
-        <w:rPr>
-          <w:i w:val="false"/>
-          <w:iCs w:val="false"/>
-        </w:rPr>
-        <w:t xml:space="preserve"> families, but once a nuclear family was established they were generally expected to "settle into a tenant relation with an owner."</w:t>
+        <w:t>He describes this policy as part of an obsession among Brazil's elites with "Whitening" and "de-Africanizing" Brazil, which led to the creation of "the mother of all dual labor markets."</w:t>
+      </w:r>
+      <w:r>
+        <w:rPr>
+          <w:i w:val="false"/>
+          <w:iCs w:val="false"/>
+        </w:rPr>
+        <w:t xml:space="preserve"> The racial division of Brazilian society was a fundamental structure of the rubber boom, in which racialized groups were pushed away from the flourishing towns of the coasts and the rich plantations of the south and into the Amazon where free labor was at best a formality.</w:t>
+      </w:r>
+    </w:p>
+    <w:p>
+      <w:pPr>
+        <w:pStyle w:val="Normal"/>
+        <w:bidi w:val="0"/>
+        <w:jc w:val="start"/>
+        <w:rPr>
+          <w:i/>
+          <w:i/>
+          <w:iCs/>
+        </w:rPr>
+      </w:pPr>
+      <w:r>
+        <w:rPr/>
+      </w:r>
+    </w:p>
+    <w:p>
+      <w:pPr>
+        <w:pStyle w:val="Normal"/>
+        <w:bidi w:val="0"/>
+        <w:jc w:val="start"/>
+        <w:rPr>
+          <w:i/>
+          <w:i/>
+          <w:iCs/>
+        </w:rPr>
+      </w:pPr>
+      <w:r>
+        <w:rPr>
+          <w:i/>
+          <w:iCs/>
+        </w:rPr>
+        <w:t>The Abolition of Slavery in Brazil</w:t>
+      </w:r>
+    </w:p>
+    <w:p>
+      <w:pPr>
+        <w:pStyle w:val="Normal"/>
+        <w:bidi w:val="0"/>
+        <w:jc w:val="start"/>
+        <w:rPr>
+          <w:i w:val="false"/>
+          <w:i w:val="false"/>
+          <w:iCs w:val="false"/>
+        </w:rPr>
+      </w:pPr>
+      <w:r>
+        <w:rPr>
+          <w:i w:val="false"/>
+          <w:iCs w:val="false"/>
+        </w:rPr>
+      </w:r>
+    </w:p>
+    <w:p>
+      <w:pPr>
+        <w:pStyle w:val="Normal"/>
+        <w:bidi w:val="0"/>
+        <w:jc w:val="start"/>
+        <w:rPr>
+          <w:i/>
+          <w:i/>
+          <w:iCs/>
+        </w:rPr>
+      </w:pPr>
+      <w:r>
+        <w:rPr>
+          <w:i/>
+          <w:iCs/>
+        </w:rPr>
+        <w:t>The Indigenous Peoples of the Amazon</w:t>
+      </w:r>
+    </w:p>
+    <w:p>
+      <w:pPr>
+        <w:pStyle w:val="Normal"/>
+        <w:bidi w:val="0"/>
+        <w:jc w:val="start"/>
+        <w:rPr>
+          <w:i/>
+          <w:i/>
+          <w:iCs/>
+        </w:rPr>
+      </w:pPr>
+      <w:r>
+        <w:rPr>
+          <w:i/>
+          <w:iCs/>
+        </w:rPr>
+      </w:r>
+    </w:p>
+    <w:p>
+      <w:pPr>
+        <w:pStyle w:val="Normal"/>
+        <w:bidi w:val="0"/>
+        <w:jc w:val="start"/>
+        <w:rPr>
+          <w:b/>
+          <w:bCs/>
+          <w:i w:val="false"/>
+          <w:i w:val="false"/>
+          <w:iCs w:val="false"/>
+        </w:rPr>
+      </w:pPr>
+      <w:r>
+        <w:rPr>
+          <w:b/>
+          <w:bCs/>
+          <w:i w:val="false"/>
+          <w:iCs w:val="false"/>
+        </w:rPr>
+        <w:t>Rubber Tappers</w:t>
+      </w:r>
+    </w:p>
+    <w:p>
+      <w:pPr>
+        <w:pStyle w:val="Normal"/>
+        <w:bidi w:val="0"/>
+        <w:jc w:val="start"/>
+        <w:rPr>
+          <w:b w:val="false"/>
+          <w:bCs w:val="false"/>
+          <w:i w:val="false"/>
+          <w:i w:val="false"/>
+          <w:iCs w:val="false"/>
+        </w:rPr>
+      </w:pPr>
+      <w:r>
+        <w:rPr>
+          <w:b w:val="false"/>
+          <w:bCs w:val="false"/>
+          <w:i w:val="false"/>
+          <w:iCs w:val="false"/>
+        </w:rPr>
+        <w:t>unfreedom among the tappers - or moderated freedom</w:t>
+      </w:r>
+    </w:p>
+    <w:p>
+      <w:pPr>
+        <w:pStyle w:val="Normal"/>
+        <w:bidi w:val="0"/>
+        <w:jc w:val="start"/>
+        <w:rPr>
+          <w:b/>
+          <w:bCs/>
+          <w:i w:val="false"/>
+          <w:i w:val="false"/>
+          <w:iCs w:val="false"/>
+        </w:rPr>
+      </w:pPr>
+      <w:r>
+        <w:rPr>
+          <w:b/>
+          <w:bCs/>
+          <w:i w:val="false"/>
+          <w:iCs w:val="false"/>
+        </w:rPr>
+      </w:r>
+    </w:p>
+    <w:p>
+      <w:pPr>
+        <w:pStyle w:val="Normal"/>
+        <w:bidi w:val="0"/>
+        <w:jc w:val="start"/>
+        <w:rPr>
+          <w:b/>
+          <w:bCs/>
+          <w:i w:val="false"/>
+          <w:i w:val="false"/>
+          <w:iCs w:val="false"/>
+        </w:rPr>
+      </w:pPr>
+      <w:r>
+        <w:rPr>
+          <w:b/>
+          <w:bCs/>
+          <w:i w:val="false"/>
+          <w:iCs w:val="false"/>
+        </w:rPr>
+        <w:t>Fordlandia</w:t>
+      </w:r>
+    </w:p>
+    <w:p>
+      <w:pPr>
+        <w:pStyle w:val="Normal"/>
+        <w:bidi w:val="0"/>
+        <w:jc w:val="start"/>
+        <w:rPr>
+          <w:b w:val="false"/>
+          <w:bCs w:val="false"/>
+          <w:i w:val="false"/>
+          <w:i w:val="false"/>
+          <w:iCs w:val="false"/>
+        </w:rPr>
+      </w:pPr>
+      <w:r>
+        <w:rPr>
+          <w:b w:val="false"/>
+          <w:bCs w:val="false"/>
+          <w:i w:val="false"/>
+          <w:iCs w:val="false"/>
+        </w:rPr>
+        <w:t>Almost all rubber produced in the Amazon, both during the boom and in the years after, was harvested from wild rubber trees. Plantations were rare, and to the extent they existed they were small projects "generally regarded as casual experiments by their owners, and were promptly abandoned when problems arose."</w:t>
       </w:r>
       <w:r>
         <w:rPr>
           <w:rStyle w:val="FootnoteReference"/>
-          <w:i w:val="false"/>
-          <w:iCs w:val="false"/>
-        </w:rPr>
-        <w:footnoteReference w:id="7"/>
-      </w:r>
-      <w:r>
-        <w:rPr>
-          <w:i w:val="false"/>
-          <w:iCs w:val="false"/>
-        </w:rPr>
-        <w:t xml:space="preserve"> Even then, however, families moved between </w:t>
-      </w:r>
-      <w:r>
-        <w:rPr>
-          <w:i/>
-          <w:iCs/>
-        </w:rPr>
-        <w:t>fazendas</w:t>
-      </w:r>
-      <w:r>
-        <w:rPr>
-          <w:i w:val="false"/>
-          <w:iCs w:val="false"/>
-        </w:rPr>
-        <w:t xml:space="preserve"> for a variety of reasons, from poor housing to personal quarrels with the owners.</w:t>
-      </w:r>
-      <w:r>
-        <w:rPr>
-          <w:i w:val="false"/>
-          <w:iCs w:val="false"/>
-        </w:rPr>
-        <w:t xml:space="preserve"> Bernard Siegel, in a study of migration in Ceará, notes that the region was home to an 'endemic semi-nomadic pattern,' and that "migration from one plantation to another is almost incessant, with an average annual turnover ... of 8 percent."</w:t>
-      </w:r>
-      <w:r>
-        <w:rPr>
-          <w:rStyle w:val="FootnoteReference"/>
-          <w:i w:val="false"/>
-          <w:iCs w:val="false"/>
-        </w:rPr>
-        <w:footnoteReference w:id="8"/>
-      </w:r>
-    </w:p>
-    <w:p>
-      <w:pPr>
-        <w:pStyle w:val="Normal"/>
-        <w:bidi w:val="0"/>
-        <w:jc w:val="start"/>
-        <w:rPr>
-          <w:i/>
-          <w:i/>
-          <w:iCs/>
-        </w:rPr>
-      </w:pPr>
-      <w:r>
-        <w:rPr>
-          <w:i w:val="false"/>
-          <w:iCs w:val="false"/>
-        </w:rPr>
-      </w:r>
-    </w:p>
-    <w:p>
-      <w:pPr>
-        <w:pStyle w:val="Normal"/>
-        <w:bidi w:val="0"/>
-        <w:jc w:val="start"/>
-        <w:rPr>
-          <w:i/>
-          <w:i/>
-          <w:iCs/>
-        </w:rPr>
-      </w:pPr>
-      <w:r>
-        <w:rPr>
-          <w:i w:val="false"/>
-          <w:iCs w:val="false"/>
-        </w:rPr>
-        <w:t xml:space="preserve">This feature of life in the </w:t>
-      </w:r>
-      <w:r>
-        <w:rPr>
-          <w:i/>
-          <w:iCs/>
-        </w:rPr>
-        <w:t>sertão</w:t>
-      </w:r>
-      <w:r>
-        <w:rPr>
-          <w:i w:val="false"/>
-          <w:iCs w:val="false"/>
-        </w:rPr>
-        <w:t xml:space="preserve">, the constant recourse to migration as a solution for </w:t>
-      </w:r>
-      <w:r>
-        <w:rPr>
-          <w:i w:val="false"/>
-          <w:iCs w:val="false"/>
-        </w:rPr>
-        <w:t xml:space="preserve">environmental or labor difficulties, can help us contextualize the "manmade dimension" of the droughts in the late 19th and early 20th centuries. </w:t>
-      </w:r>
-      <w:r>
-        <w:rPr>
-          <w:i w:val="false"/>
-          <w:iCs w:val="false"/>
-        </w:rPr>
-        <w:t>State measures such as an investment in infrastructure could have mitigated the effects of the great droughts, but during the nineteenth century, they were only sporadically applied. Projects such as road building or the construction of dams were often implemented during drought years and abandoned in years of plenty. While they provided necessary income that allowed some individuals to surivive the worst years, they amounted to a stop-gap rather than a robust or long-term solution.</w:t>
-      </w:r>
-      <w:r>
-        <w:rPr>
-          <w:rStyle w:val="FootnoteReference"/>
-          <w:i w:val="false"/>
-          <w:iCs w:val="false"/>
-        </w:rPr>
-        <w:footnoteReference w:id="9"/>
-      </w:r>
-      <w:r>
-        <w:rPr>
-          <w:i w:val="false"/>
-          <w:iCs w:val="false"/>
-        </w:rPr>
-        <w:t xml:space="preserve"> </w:t>
+          <w:b w:val="false"/>
+          <w:bCs w:val="false"/>
+          <w:i w:val="false"/>
+          <w:iCs w:val="false"/>
+        </w:rPr>
+        <w:footnoteReference w:id="13"/>
+      </w:r>
+      <w:r>
+        <w:rPr>
+          <w:b w:val="false"/>
+          <w:bCs w:val="false"/>
+          <w:i w:val="false"/>
+          <w:iCs w:val="false"/>
+        </w:rPr>
+        <w:t xml:space="preserve"> The main exception to this was Henry Ford's attempt to produce plantation on a large scale in the 1920s and 1930s. His two plantations, at Fordlandia and Belterra, though unsuccessful and eventually abandoned were anything but casual. Over the course of two decades, Henry Ford spent millions of dollars in a sisyphean struggle to produce rubber in Brazil using management principles perfected in his Michigan factories. But every time success seemed to be within reach, catastrophy struck and the boulder tumbled down the hill again. His project was stymied by labor unrest and ecological disaster, and in the end his attempt to transplant the relations of production and reproduction that he pioneered in America to the Amazon was a total failure.</w:t>
+      </w:r>
+    </w:p>
+    <w:p>
+      <w:pPr>
+        <w:pStyle w:val="Normal"/>
+        <w:bidi w:val="0"/>
+        <w:jc w:val="start"/>
+        <w:rPr>
+          <w:b w:val="false"/>
+          <w:bCs w:val="false"/>
+          <w:i w:val="false"/>
+          <w:i w:val="false"/>
+          <w:iCs w:val="false"/>
+        </w:rPr>
+      </w:pPr>
+      <w:r>
+        <w:rPr>
+          <w:b w:val="false"/>
+          <w:bCs w:val="false"/>
+          <w:i w:val="false"/>
+          <w:iCs w:val="false"/>
+        </w:rPr>
+      </w:r>
+    </w:p>
+    <w:p>
+      <w:pPr>
+        <w:pStyle w:val="Normal"/>
+        <w:bidi w:val="0"/>
+        <w:jc w:val="start"/>
+        <w:rPr>
+          <w:b w:val="false"/>
+          <w:bCs w:val="false"/>
+          <w:i w:val="false"/>
+          <w:i w:val="false"/>
+          <w:iCs w:val="false"/>
+        </w:rPr>
+      </w:pPr>
+      <w:r>
+        <w:rPr>
+          <w:b w:val="false"/>
+          <w:bCs w:val="false"/>
+          <w:i w:val="false"/>
+          <w:iCs w:val="false"/>
+        </w:rPr>
+        <w:t xml:space="preserve">However it was, for us, an instructive failure. </w:t>
+      </w:r>
+    </w:p>
+    <w:p>
+      <w:pPr>
+        <w:pStyle w:val="Normal"/>
+        <w:bidi w:val="0"/>
+        <w:jc w:val="start"/>
+        <w:rPr>
+          <w:b/>
+          <w:bCs/>
+          <w:i w:val="false"/>
+          <w:i w:val="false"/>
+          <w:iCs w:val="false"/>
+        </w:rPr>
+      </w:pPr>
+      <w:r>
+        <w:rPr>
+          <w:b/>
+          <w:bCs/>
+          <w:i w:val="false"/>
+          <w:iCs w:val="false"/>
+        </w:rPr>
+      </w:r>
+    </w:p>
+    <w:p>
+      <w:pPr>
+        <w:pStyle w:val="Normal"/>
+        <w:bidi w:val="0"/>
+        <w:jc w:val="start"/>
+        <w:rPr>
+          <w:b/>
+          <w:bCs/>
+          <w:i w:val="false"/>
+          <w:i w:val="false"/>
+          <w:iCs w:val="false"/>
+        </w:rPr>
+      </w:pPr>
+      <w:r>
+        <w:rPr>
+          <w:b/>
+          <w:bCs/>
+          <w:i w:val="false"/>
+          <w:iCs w:val="false"/>
+        </w:rPr>
+        <w:t>Conclusion: Rubber Soldiers</w:t>
       </w:r>
     </w:p>
     <w:sectPr>
-      <w:footerReference w:type="default" r:id="rId2"/>
+      <w:footerReference w:type="even" r:id="rId2"/>
+      <w:footerReference w:type="default" r:id="rId3"/>
+      <w:footerReference w:type="first" r:id="rId4"/>
       <w:footnotePr>
         <w:numFmt w:val="decimal"/>
       </w:footnotePr>
@@ -1056,7 +1630,7 @@
   <w:comment w:id="0" w:author="Unknown Author" w:date="2026-04-14T11:39:38Z" w:initials="">
     <w:p>
       <w:pPr>
-        <w:overflowPunct w:val="false"/>
+        <w:overflowPunct w:val="true"/>
         <w:rPr/>
       </w:pPr>
       <w:r>
@@ -1073,6 +1647,20 @@
 </file>
 
 <file path=word/footer1.xml><?xml version="1.0" encoding="utf-8"?>
+<w:ftr xmlns:o="urn:schemas-microsoft-com:office:office" xmlns:r="http://schemas.openxmlformats.org/officeDocument/2006/relationships" xmlns:v="urn:schemas-microsoft-com:vml" xmlns:w="http://schemas.openxmlformats.org/wordprocessingml/2006/main" xmlns:w10="urn:schemas-microsoft-com:office:word" xmlns:wp="http://schemas.openxmlformats.org/drawingml/2006/wordprocessingDrawing" xmlns:wps="http://schemas.microsoft.com/office/word/2010/wordprocessingShape" xmlns:wpg="http://schemas.microsoft.com/office/word/2010/wordprocessingGroup" xmlns:mc="http://schemas.openxmlformats.org/markup-compatibility/2006" xmlns:wp14="http://schemas.microsoft.com/office/word/2010/wordprocessingDrawing" xmlns:w14="http://schemas.microsoft.com/office/word/2010/wordml" xmlns:w15="http://schemas.microsoft.com/office/word/2012/wordml" mc:Ignorable="w14 wp14 w15">
+  <w:p>
+    <w:pPr>
+      <w:pStyle w:val="Footer"/>
+      <w:rPr/>
+    </w:pPr>
+    <w:r>
+      <w:rPr/>
+    </w:r>
+  </w:p>
+</w:ftr>
+</file>
+
+<file path=word/footer2.xml><?xml version="1.0" encoding="utf-8"?>
 <w:ftr xmlns:o="urn:schemas-microsoft-com:office:office" xmlns:r="http://schemas.openxmlformats.org/officeDocument/2006/relationships" xmlns:v="urn:schemas-microsoft-com:vml" xmlns:w="http://schemas.openxmlformats.org/wordprocessingml/2006/main" xmlns:w10="urn:schemas-microsoft-com:office:word" xmlns:wp="http://schemas.openxmlformats.org/drawingml/2006/wordprocessingDrawing" xmlns:wps="http://schemas.microsoft.com/office/word/2010/wordprocessingShape" xmlns:wpg="http://schemas.microsoft.com/office/word/2010/wordprocessingGroup" xmlns:mc="http://schemas.openxmlformats.org/markup-compatibility/2006" xmlns:wp14="http://schemas.microsoft.com/office/word/2010/wordprocessingDrawing" xmlns:w14="http://schemas.microsoft.com/office/word/2010/wordml" xmlns:w15="http://schemas.microsoft.com/office/word/2012/wordml" mc:Ignorable="w14 wp14 w15">
   <w:p>
     <w:pPr>
@@ -1095,7 +1683,7 @@
     </w:r>
     <w:r>
       <w:rPr/>
-      <w:t>3</w:t>
+      <w:t>4</w:t>
     </w:r>
     <w:r>
       <w:rPr/>
@@ -1106,6 +1694,40 @@
 </w:ftr>
 </file>
 
+<file path=word/footer3.xml><?xml version="1.0" encoding="utf-8"?>
+<w:ftr xmlns:o="urn:schemas-microsoft-com:office:office" xmlns:r="http://schemas.openxmlformats.org/officeDocument/2006/relationships" xmlns:v="urn:schemas-microsoft-com:vml" xmlns:w="http://schemas.openxmlformats.org/wordprocessingml/2006/main" xmlns:w10="urn:schemas-microsoft-com:office:word" xmlns:wp="http://schemas.openxmlformats.org/drawingml/2006/wordprocessingDrawing" xmlns:wps="http://schemas.microsoft.com/office/word/2010/wordprocessingShape" xmlns:wpg="http://schemas.microsoft.com/office/word/2010/wordprocessingGroup" xmlns:mc="http://schemas.openxmlformats.org/markup-compatibility/2006" xmlns:wp14="http://schemas.microsoft.com/office/word/2010/wordprocessingDrawing" xmlns:w14="http://schemas.microsoft.com/office/word/2010/wordml" xmlns:w15="http://schemas.microsoft.com/office/word/2012/wordml" mc:Ignorable="w14 wp14 w15">
+  <w:p>
+    <w:pPr>
+      <w:pStyle w:val="Footer"/>
+      <w:jc w:val="center"/>
+      <w:rPr/>
+    </w:pPr>
+    <w:bookmarkStart w:id="1" w:name="PageNumWizard_FOOTER_Default_Page_Style2"/>
+    <w:r>
+      <w:rPr/>
+      <w:fldChar w:fldCharType="begin"/>
+    </w:r>
+    <w:r>
+      <w:rPr/>
+      <w:instrText xml:space="preserve"> PAGE </w:instrText>
+    </w:r>
+    <w:r>
+      <w:rPr/>
+      <w:fldChar w:fldCharType="separate"/>
+    </w:r>
+    <w:r>
+      <w:rPr/>
+      <w:t>4</w:t>
+    </w:r>
+    <w:r>
+      <w:rPr/>
+      <w:fldChar w:fldCharType="end"/>
+    </w:r>
+    <w:bookmarkEnd w:id="1"/>
+  </w:p>
+</w:ftr>
+</file>
+
 <file path=word/footnotes.xml><?xml version="1.0" encoding="utf-8"?>
 <w:footnotes xmlns:o="urn:schemas-microsoft-com:office:office" xmlns:r="http://schemas.openxmlformats.org/officeDocument/2006/relationships" xmlns:v="urn:schemas-microsoft-com:vml" xmlns:w="http://schemas.openxmlformats.org/wordprocessingml/2006/main" xmlns:w10="urn:schemas-microsoft-com:office:word" xmlns:wp="http://schemas.openxmlformats.org/drawingml/2006/wordprocessingDrawing" xmlns:wps="http://schemas.microsoft.com/office/word/2010/wordprocessingShape" xmlns:wpg="http://schemas.microsoft.com/office/word/2010/wordprocessingGroup" xmlns:mc="http://schemas.openxmlformats.org/markup-compatibility/2006" xmlns:wp14="http://schemas.microsoft.com/office/word/2010/wordprocessingDrawing" xmlns:w14="http://schemas.microsoft.com/office/word/2010/wordml" xmlns:w15="http://schemas.microsoft.com/office/word/2012/wordml" mc:Ignorable="w14 wp14 w15">
   <w:footnote w:id="0" w:type="separator">
@@ -1272,11 +1894,7 @@
       </w:r>
       <w:r>
         <w:rPr/>
-        <w:t xml:space="preserve"> 27, no. 3 (1971): 234–58.</w:t>
-      </w:r>
-      <w:r>
-        <w:rPr/>
-        <w:t xml:space="preserve"> 235</w:t>
+        <w:t xml:space="preserve"> 27, no. 3 (1971): 234–58. 235</w:t>
       </w:r>
     </w:p>
   </w:footnote>
@@ -1345,11 +1963,7 @@
       </w:r>
       <w:r>
         <w:rPr/>
-        <w:t>Siegel, “Migration Dynamics in the Interior of Ceará, Brazil.” 2</w:t>
-      </w:r>
-      <w:r>
-        <w:rPr/>
-        <w:t>43</w:t>
+        <w:t>Siegel, “Migration Dynamics in the Interior of Ceará, Brazil.” 243</w:t>
       </w:r>
     </w:p>
   </w:footnote>
@@ -1372,7 +1986,149 @@
       </w:r>
       <w:r>
         <w:rPr/>
+        <w:t xml:space="preserve">Davis, </w:t>
+      </w:r>
+      <w:r>
+        <w:rPr>
+          <w:i/>
+        </w:rPr>
+        <w:t>Late Victorian Holocausts</w:t>
+      </w:r>
+      <w:r>
+        <w:rPr/>
+        <w:t xml:space="preserve">. </w:t>
+      </w:r>
+      <w:r>
+        <w:rPr/>
+        <w:t>398</w:t>
+      </w:r>
+    </w:p>
+  </w:footnote>
+  <w:footnote w:id="10">
+    <w:p>
+      <w:pPr>
+        <w:pStyle w:val="FootnoteText"/>
+        <w:rPr/>
+      </w:pPr>
+      <w:r>
+        <w:rPr>
+          <w:rStyle w:val="FootnoteCharacters"/>
+        </w:rPr>
+        <w:footnoteRef/>
+      </w:r>
+      <w:r>
+        <w:rPr/>
+        <w:tab/>
+        <w:t xml:space="preserve"> </w:t>
+      </w:r>
+      <w:r>
+        <w:rPr/>
         <w:t>Siegel, “Migration Dynamics in the Interior of Ceará, Brazil.”</w:t>
+      </w:r>
+    </w:p>
+  </w:footnote>
+  <w:footnote w:id="11">
+    <w:p>
+      <w:pPr>
+        <w:pStyle w:val="FootnoteText"/>
+        <w:rPr/>
+      </w:pPr>
+      <w:r>
+        <w:rPr>
+          <w:rStyle w:val="FootnoteCharacters"/>
+        </w:rPr>
+        <w:footnoteRef/>
+      </w:r>
+      <w:r>
+        <w:rPr/>
+        <w:tab/>
+        <w:t xml:space="preserve"> </w:t>
+      </w:r>
+      <w:r>
+        <w:rPr/>
+        <w:t>Brooks, “HUMAN RESPONSE TO RECURRENT DROUGHT IN NORTHEASTERN BRAZI</w:t>
+      </w:r>
+      <w:r>
+        <w:rPr/>
+        <w:t>L</w:t>
+      </w:r>
+      <w:r>
+        <w:rPr/>
+        <w:t>.”</w:t>
+      </w:r>
+      <w:r>
+        <w:rPr/>
+        <w:t xml:space="preserve"> 43</w:t>
+      </w:r>
+    </w:p>
+  </w:footnote>
+  <w:footnote w:id="12">
+    <w:p>
+      <w:pPr>
+        <w:pStyle w:val="FootnoteText"/>
+        <w:rPr/>
+      </w:pPr>
+      <w:r>
+        <w:rPr>
+          <w:rStyle w:val="FootnoteCharacters"/>
+        </w:rPr>
+        <w:footnoteRef/>
+      </w:r>
+      <w:r>
+        <w:rPr/>
+        <w:tab/>
+        <w:t xml:space="preserve"> </w:t>
+      </w:r>
+      <w:r>
+        <w:rPr/>
+        <w:t xml:space="preserve">Davis, </w:t>
+      </w:r>
+      <w:r>
+        <w:rPr>
+          <w:i/>
+        </w:rPr>
+        <w:t>Late Victorian Holocausts</w:t>
+      </w:r>
+      <w:r>
+        <w:rPr/>
+        <w:t>. 403</w:t>
+      </w:r>
+    </w:p>
+  </w:footnote>
+  <w:footnote w:id="13">
+    <w:p>
+      <w:pPr>
+        <w:pStyle w:val="FootnoteText"/>
+        <w:rPr/>
+      </w:pPr>
+      <w:r>
+        <w:rPr>
+          <w:rStyle w:val="FootnoteCharacters"/>
+        </w:rPr>
+        <w:footnoteRef/>
+      </w:r>
+      <w:r>
+        <w:rPr/>
+        <w:tab/>
+        <w:t xml:space="preserve"> </w:t>
+      </w:r>
+      <w:r>
+        <w:rPr/>
+        <w:t xml:space="preserve">Barbara Weinstein, </w:t>
+      </w:r>
+      <w:r>
+        <w:rPr>
+          <w:i/>
+        </w:rPr>
+        <w:t>The Amazon Rubber Boom, 1850-1920</w:t>
+      </w:r>
+      <w:r>
+        <w:rPr/>
+        <w:t xml:space="preserve"> (Stanford University Press, 1983).</w:t>
+      </w:r>
+      <w:r>
+        <w:rPr/>
+        <w:t xml:space="preserve"> 33</w:t>
       </w:r>
     </w:p>
   </w:footnote>

--- a/Dissertation Research/Brazil Chapter.docx
+++ b/Dissertation Research/Brazil Chapter.docx
@@ -144,7 +144,11 @@
         </w:rPr>
       </w:pPr>
       <w:r>
-        <w:rPr/>
+        <w:rPr>
+          <w:i/>
+          <w:iCs/>
+          <w:shd w:fill="FFFF00" w:val="clear"/>
+        </w:rPr>
       </w:r>
     </w:p>
     <w:p>
@@ -258,6 +262,315 @@
       </w:pPr>
       <w:r>
         <w:rPr/>
+        <w:t xml:space="preserve">Rubber has been used by </w:t>
+      </w:r>
+      <w:r>
+        <w:rPr/>
+        <w:t>humans</w:t>
+      </w:r>
+      <w:r>
+        <w:rPr/>
+        <w:t xml:space="preserve"> for centuries</w:t>
+      </w:r>
+      <w:r>
+        <w:rPr/>
+        <w:t>.</w:t>
+      </w:r>
+      <w:r>
+        <w:rPr/>
+        <w:t xml:space="preserve"> </w:t>
+      </w:r>
+      <w:r>
+        <w:rPr/>
+        <w:t>W</w:t>
+      </w:r>
+      <w:r>
+        <w:rPr/>
+        <w:t xml:space="preserve">hen Europeans arrived in the </w:t>
+      </w:r>
+      <w:r>
+        <w:rPr/>
+        <w:t xml:space="preserve">Americas in the </w:t>
+      </w:r>
+      <w:r>
+        <w:rPr/>
+        <w:t>fifteenth century, they witnessed</w:t>
+      </w:r>
+      <w:r>
+        <w:rPr/>
+        <w:t xml:space="preserve"> indigenous communities use rubber</w:t>
+      </w:r>
+      <w:r>
+        <w:rPr/>
+        <w:t xml:space="preserve"> to make balls, bottles, syringes, and to waterproof cloth and shoes.</w:t>
+      </w:r>
+      <w:r>
+        <w:rPr>
+          <w:rStyle w:val="FootnoteReference"/>
+        </w:rPr>
+        <w:footnoteReference w:id="2"/>
+      </w:r>
+      <w:r>
+        <w:rPr/>
+        <w:t xml:space="preserve"> </w:t>
+      </w:r>
+      <w:r>
+        <w:rPr/>
+        <w:t>However, d</w:t>
+      </w:r>
+      <w:r>
+        <w:rPr/>
+        <w:t xml:space="preserve">espite its </w:t>
+      </w:r>
+      <w:r>
+        <w:rPr/>
+        <w:t>elastic and water-repellent</w:t>
+      </w:r>
+      <w:r>
+        <w:rPr/>
+        <w:t xml:space="preserve"> properties, it was </w:t>
+      </w:r>
+      <w:r>
+        <w:rPr/>
+        <w:t xml:space="preserve">of </w:t>
+      </w:r>
+      <w:r>
+        <w:rPr/>
+        <w:t xml:space="preserve">little </w:t>
+      </w:r>
+      <w:r>
+        <w:rPr/>
+        <w:t>use</w:t>
+      </w:r>
+      <w:r>
+        <w:rPr/>
+        <w:t xml:space="preserve"> </w:t>
+      </w:r>
+      <w:r>
+        <w:rPr/>
+        <w:t>to</w:t>
+      </w:r>
+      <w:r>
+        <w:rPr/>
+        <w:t xml:space="preserve"> western</w:t>
+      </w:r>
+      <w:r>
+        <w:rPr/>
+        <w:t>ers</w:t>
+      </w:r>
+      <w:r>
+        <w:rPr/>
+        <w:t xml:space="preserve"> as it became sticky in the heat and rigid in the cold. </w:t>
+      </w:r>
+      <w:r>
+        <w:rPr/>
+        <w:t xml:space="preserve">It's industrial application was largely limited to raincoats. </w:t>
+      </w:r>
+      <w:r>
+        <w:rPr/>
+        <w:t xml:space="preserve"> However, in the 1830s Charles Goodyear developed and perfected the process of vulcanization which stabilized rubber and made it more suitable for industrial and consumer purposes.</w:t>
+      </w:r>
+      <w:r>
+        <w:rPr>
+          <w:rStyle w:val="FootnoteReference"/>
+        </w:rPr>
+        <w:footnoteReference w:id="3"/>
+      </w:r>
+      <w:r>
+        <w:rPr/>
+        <w:t xml:space="preserve"> </w:t>
+      </w:r>
+      <w:r>
+        <w:rPr/>
+        <w:t>Vulcanized rubber proved quite useful in various industrial applications, and would receive a massive</w:t>
+      </w:r>
+      <w:r>
+        <w:rPr/>
+        <w:t xml:space="preserve"> boost in 1888 with John Dunlop's pneumatic bicycle tire and the creation of a rubber tire industry.</w:t>
+      </w:r>
+      <w:r>
+        <w:rPr>
+          <w:rStyle w:val="FootnoteReference"/>
+        </w:rPr>
+        <w:footnoteReference w:id="4"/>
+      </w:r>
+      <w:r>
+        <w:rPr/>
+        <w:t xml:space="preserve"> Within 5 years, "the only tires [in use] on self-propelled vehicles [were] either solid rubber or pneumatic rubber tires; no other type seems as the present time likely to engage the serious attention of engineers."</w:t>
+      </w:r>
+      <w:r>
+        <w:rPr>
+          <w:rStyle w:val="FootnoteReference"/>
+        </w:rPr>
+        <w:footnoteReference w:id="5"/>
+      </w:r>
+      <w:r>
+        <w:rPr/>
+        <w:t xml:space="preserve"> </w:t>
+      </w:r>
+      <w:r>
+        <w:rPr/>
+        <w:t xml:space="preserve">It caught the attention of capitalists as well as engineeers, and </w:t>
+      </w:r>
+      <w:r>
+        <w:rPr/>
+        <w:t>the number of firms producing pneumatic tires in the US grew from 1 in 1896 to 157 in 1917 and reaching a peak of 278 in 1922.</w:t>
+      </w:r>
+      <w:r>
+        <w:rPr>
+          <w:rStyle w:val="FootnoteReference"/>
+        </w:rPr>
+        <w:footnoteReference w:id="6"/>
+      </w:r>
+      <w:r>
+        <w:rPr/>
+        <w:t xml:space="preserve"> Driven by this growth in tire manufacturing, US rubber imports rose from 20,308 long tonnes in 1900 to 157,371 in 1917 and 301,499 in 1922. Imports would continue to grow, reaching half a million in the 1930s</w:t>
+      </w:r>
+      <w:r>
+        <w:rPr/>
+        <w:t>.</w:t>
+      </w:r>
+    </w:p>
+    <w:p>
+      <w:pPr>
+        <w:pStyle w:val="Normal"/>
+        <w:bidi w:val="0"/>
+        <w:jc w:val="start"/>
+        <w:rPr/>
+      </w:pPr>
+      <w:r>
+        <w:rPr/>
+      </w:r>
+    </w:p>
+    <w:p>
+      <w:pPr>
+        <w:pStyle w:val="Normal"/>
+        <w:bidi w:val="0"/>
+        <w:jc w:val="start"/>
+        <w:rPr/>
+      </w:pPr>
+      <w:r>
+        <w:rPr/>
+        <w:t xml:space="preserve">Prior to the development of rubber tires, and for the first few years of the new industry's growth, the majority of the world's rubber was sourced from the Amazon. However, by </w:t>
+      </w:r>
+      <w:r>
+        <w:rPr/>
+        <w:t>the second decade of the twentieth century</w:t>
+      </w:r>
+      <w:r>
+        <w:rPr/>
+        <w:t xml:space="preserve"> the Amazonian rubber industry had collapsed and was replaced on the market by Asian rubber, especially from Malaya and Sumatra. </w:t>
+      </w:r>
+      <w:r>
+        <w:rPr/>
+        <w:t xml:space="preserve">In fact the automotive tire industry, though it </w:t>
+      </w:r>
+      <w:r>
+        <w:rPr/>
+        <w:t xml:space="preserve">initially </w:t>
+      </w:r>
+      <w:r>
+        <w:rPr/>
+        <w:t xml:space="preserve">boosted demand </w:t>
+      </w:r>
+      <w:r>
+        <w:rPr/>
+        <w:t xml:space="preserve">for Amazonian rubber, eventually spelled </w:t>
+      </w:r>
+      <w:r>
+        <w:rPr/>
+        <w:t xml:space="preserve">the end of Amazonian dominance in the industry. Rubber demand's exponential growth could not be met by the inefficient harvesting methods necessary to tap </w:t>
+      </w:r>
+      <w:r>
+        <w:rPr/>
+        <w:t xml:space="preserve">the </w:t>
+      </w:r>
+      <w:r>
+        <w:rPr/>
+        <w:t>wild rubber</w:t>
+      </w:r>
+      <w:r>
+        <w:rPr/>
+        <w:t xml:space="preserve"> that dominated the region</w:t>
+      </w:r>
+      <w:r>
+        <w:rPr/>
+        <w:t>, meanwhile both the rubber tappers and the ecology of the Amazon resisted the attempts at rationalization that would be necessary to produce rubber on a large scale. The sluggishness of Amazon rubber production gave way to a more efficient plantation system in Asia that lacked such labor and ecological issues.</w:t>
+      </w:r>
+      <w:r>
+        <w:rPr>
+          <w:rStyle w:val="FootnoteReference"/>
+        </w:rPr>
+        <w:footnoteReference w:id="7"/>
+      </w:r>
+      <w:r>
+        <w:rPr/>
+        <w:t xml:space="preserve"> </w:t>
+      </w:r>
+    </w:p>
+    <w:p>
+      <w:pPr>
+        <w:pStyle w:val="Normal"/>
+        <w:bidi w:val="0"/>
+        <w:jc w:val="start"/>
+        <w:rPr/>
+      </w:pPr>
+      <w:r>
+        <w:rPr/>
+      </w:r>
+    </w:p>
+    <w:p>
+      <w:pPr>
+        <w:pStyle w:val="Normal"/>
+        <w:bidi w:val="0"/>
+        <w:jc w:val="start"/>
+        <w:rPr/>
+      </w:pPr>
+      <w:r>
+        <w:rPr/>
+        <w:t>Various dates are given for the Amazon Rubber Boom, but we can generally consider it to have lasted from ~1870 to 1913.</w:t>
+      </w:r>
+      <w:r>
+        <w:rPr>
+          <w:rStyle w:val="FootnoteReference"/>
+        </w:rPr>
+        <w:footnoteReference w:id="8"/>
+      </w:r>
+      <w:r>
+        <w:rPr/>
+        <w:t xml:space="preserve"> The first date is hard to establish with precision as rubber production statistics are scarce in the 19th century, but the end date is more decisive. Although the economy of the Amazon was dominated by rubber production into the 1920s, 1913 was the last year in which exports of wild rubber harvested from the Amazon were greater than those originating on rubber plantations in Malaya.</w:t>
+      </w:r>
+      <w:r>
+        <w:rPr>
+          <w:rStyle w:val="FootnoteReference"/>
+        </w:rPr>
+        <w:footnoteReference w:id="9"/>
+      </w:r>
+      <w:r>
+        <w:rPr/>
+        <w:t xml:space="preserve"> During this period, practically all of the rubber produced for industrial purposes was harvested from wild rubber-trees by roaming tappers. Because of the peculiarity of the methods required to harvest wild rubber as well as the remoteness of the rubber trees from industrial infrastructure, both the methods of labor control and the patterns of capital investment differed from those seen in the industrialized US. </w:t>
+      </w:r>
+    </w:p>
+    <w:p>
+      <w:pPr>
+        <w:pStyle w:val="Normal"/>
+        <w:bidi w:val="0"/>
+        <w:jc w:val="start"/>
+        <w:rPr/>
+      </w:pPr>
+      <w:r>
+        <w:rPr/>
+      </w:r>
+    </w:p>
+    <w:p>
+      <w:pPr>
+        <w:pStyle w:val="Normal"/>
+        <w:bidi w:val="0"/>
+        <w:jc w:val="start"/>
+        <w:rPr/>
+      </w:pPr>
+      <w:r>
+        <w:rPr/>
       </w:r>
     </w:p>
     <w:p>
@@ -307,6 +620,7 @@
         <w:jc w:val="start"/>
         <w:rPr/>
       </w:pPr>
+      <w:commentRangeStart w:id="1"/>
       <w:r>
         <w:rPr/>
         <w:t xml:space="preserve">This section looks at one sense of the freedom of proletarianization - the dissolution of traditional social ties and community relationships. In the nineteenth century, several major events undermined the relations of dependency that structured Brazilian society. Chief among them were the </w:t>
@@ -341,19 +655,28 @@
         <w:jc w:val="start"/>
         <w:rPr/>
       </w:pPr>
-      <w:r>
-        <w:rPr/>
-      </w:r>
-    </w:p>
-    <w:p>
-      <w:pPr>
-        <w:pStyle w:val="Normal"/>
-        <w:bidi w:val="0"/>
-        <w:jc w:val="start"/>
-        <w:rPr/>
-      </w:pPr>
-      <w:r>
-        <w:rPr/>
+      <w:commentRangeEnd w:id="1"/>
+      <w:r>
+        <w:commentReference w:id="1"/>
+      </w:r>
+      <w:r>
+        <w:rPr/>
+      </w:r>
+    </w:p>
+    <w:p>
+      <w:pPr>
+        <w:pStyle w:val="Normal"/>
+        <w:bidi w:val="0"/>
+        <w:jc w:val="start"/>
+        <w:rPr>
+          <w:highlight w:val="none"/>
+          <w:shd w:fill="FFFF00" w:val="clear"/>
+        </w:rPr>
+      </w:pPr>
+      <w:r>
+        <w:rPr>
+          <w:shd w:fill="FFFF00" w:val="clear"/>
+        </w:rPr>
         <w:t>[something about the colonization of the amazon and the subjugation of its peoples]</w:t>
       </w:r>
     </w:p>
@@ -519,7 +842,7 @@
           <w:i w:val="false"/>
           <w:iCs w:val="false"/>
         </w:rPr>
-        <w:footnoteReference w:id="2"/>
+        <w:footnoteReference w:id="10"/>
       </w:r>
     </w:p>
     <w:p>
@@ -564,7 +887,7 @@
           <w:i w:val="false"/>
           <w:iCs w:val="false"/>
         </w:rPr>
-        <w:footnoteReference w:id="3"/>
+        <w:footnoteReference w:id="11"/>
       </w:r>
       <w:r>
         <w:rPr>
@@ -663,7 +986,7 @@
           <w:i w:val="false"/>
           <w:iCs w:val="false"/>
         </w:rPr>
-        <w:footnoteReference w:id="4"/>
+        <w:footnoteReference w:id="12"/>
       </w:r>
     </w:p>
     <w:p>
@@ -736,7 +1059,7 @@
           <w:i w:val="false"/>
           <w:iCs w:val="false"/>
         </w:rPr>
-        <w:footnoteReference w:id="5"/>
+        <w:footnoteReference w:id="13"/>
       </w:r>
       <w:r>
         <w:rPr>
@@ -872,7 +1195,7 @@
           <w:i w:val="false"/>
           <w:iCs w:val="false"/>
         </w:rPr>
-        <w:footnoteReference w:id="6"/>
+        <w:footnoteReference w:id="14"/>
       </w:r>
       <w:r>
         <w:rPr>
@@ -966,7 +1289,7 @@
           <w:i w:val="false"/>
           <w:iCs w:val="false"/>
         </w:rPr>
-        <w:footnoteReference w:id="7"/>
+        <w:footnoteReference w:id="15"/>
       </w:r>
       <w:r>
         <w:rPr>
@@ -995,7 +1318,7 @@
           <w:i w:val="false"/>
           <w:iCs w:val="false"/>
         </w:rPr>
-        <w:footnoteReference w:id="8"/>
+        <w:footnoteReference w:id="16"/>
       </w:r>
     </w:p>
     <w:p>
@@ -1068,7 +1391,7 @@
           <w:i w:val="false"/>
           <w:iCs w:val="false"/>
         </w:rPr>
-        <w:footnoteReference w:id="9"/>
+        <w:footnoteReference w:id="17"/>
       </w:r>
       <w:r>
         <w:rPr>
@@ -1083,7 +1406,7 @@
           <w:i w:val="false"/>
           <w:iCs w:val="false"/>
         </w:rPr>
-        <w:footnoteReference w:id="10"/>
+        <w:footnoteReference w:id="18"/>
       </w:r>
       <w:r>
         <w:rPr>
@@ -1135,7 +1458,7 @@
           <w:i w:val="false"/>
           <w:iCs w:val="false"/>
         </w:rPr>
-        <w:footnoteReference w:id="11"/>
+        <w:footnoteReference w:id="19"/>
       </w:r>
       <w:r>
         <w:rPr>
@@ -1215,7 +1538,7 @@
           <w:i w:val="false"/>
           <w:iCs w:val="false"/>
         </w:rPr>
-        <w:footnoteReference w:id="12"/>
+        <w:footnoteReference w:id="20"/>
       </w:r>
       <w:r>
         <w:rPr>
@@ -1424,7 +1747,7 @@
           <w:i w:val="false"/>
           <w:iCs w:val="false"/>
         </w:rPr>
-        <w:footnoteReference w:id="13"/>
+        <w:footnoteReference w:id="21"/>
       </w:r>
       <w:r>
         <w:rPr>
@@ -1443,7 +1766,7 @@
           <w:i w:val="false"/>
           <w:iCs w:val="false"/>
         </w:rPr>
-        <w:footnoteReference w:id="14"/>
+        <w:footnoteReference w:id="22"/>
       </w:r>
       <w:r>
         <w:rPr>
@@ -1454,7 +1777,7 @@
         </w:rPr>
         <w:t xml:space="preserve"> But every time success seemed to be within reach, catastrophy struck and the boulder tumbled down the hill again. His project was stymied by labor unrest and ecological disaster, and in the end his attempt to transplant the relations of production and </w:t>
       </w:r>
-      <w:commentRangeStart w:id="1"/>
+      <w:commentRangeStart w:id="2"/>
       <w:r>
         <w:rPr>
           <w:b w:val="false"/>
@@ -1472,9 +1795,9 @@
           <w:iCs w:val="false"/>
         </w:rPr>
       </w:r>
-      <w:commentRangeEnd w:id="1"/>
-      <w:r>
-        <w:commentReference w:id="1"/>
+      <w:commentRangeEnd w:id="2"/>
+      <w:r>
+        <w:commentReference w:id="2"/>
       </w:r>
       <w:r>
         <w:rPr>
@@ -1538,7 +1861,7 @@
           <w:i w:val="false"/>
           <w:iCs w:val="false"/>
         </w:rPr>
-        <w:footnoteReference w:id="15"/>
+        <w:footnoteReference w:id="23"/>
       </w:r>
       <w:r>
         <w:rPr>
@@ -1585,7 +1908,7 @@
           <w:iCs w:val="false"/>
         </w:rPr>
       </w:pPr>
-      <w:commentRangeStart w:id="2"/>
+      <w:commentRangeStart w:id="3"/>
       <w:r>
         <w:rPr>
           <w:b w:val="false"/>
@@ -1603,9 +1926,9 @@
           <w:iCs w:val="false"/>
         </w:rPr>
       </w:r>
-      <w:commentRangeEnd w:id="2"/>
-      <w:r>
-        <w:commentReference w:id="2"/>
+      <w:commentRangeEnd w:id="3"/>
+      <w:r>
+        <w:commentReference w:id="3"/>
       </w:r>
       <w:r>
         <w:rPr>
@@ -1616,7 +1939,7 @@
         </w:rPr>
         <w:t xml:space="preserve"> This first difficulty - that of the inhospitality of the Amazon to the establishment of rubber plantations - did not exclusively affect Fordlandia, but undermined the fundamentals of plantation economics. </w:t>
       </w:r>
-      <w:commentRangeStart w:id="3"/>
+      <w:commentRangeStart w:id="4"/>
       <w:r>
         <w:rPr>
           <w:b w:val="false"/>
@@ -1634,9 +1957,9 @@
           <w:iCs w:val="false"/>
         </w:rPr>
       </w:r>
-      <w:commentRangeEnd w:id="3"/>
-      <w:r>
-        <w:commentReference w:id="3"/>
+      <w:commentRangeEnd w:id="4"/>
+      <w:r>
+        <w:commentReference w:id="4"/>
       </w:r>
       <w:r>
         <w:rPr>
@@ -1662,7 +1985,12 @@
         </w:rPr>
       </w:pPr>
       <w:r>
-        <w:rPr/>
+        <w:rPr>
+          <w:b w:val="false"/>
+          <w:bCs w:val="false"/>
+          <w:i w:val="false"/>
+          <w:iCs w:val="false"/>
+        </w:rPr>
       </w:r>
     </w:p>
     <w:p>
@@ -1695,43 +2023,16 @@
           <w:i w:val="false"/>
           <w:iCs w:val="false"/>
         </w:rPr>
-        <w:footnoteReference w:id="16"/>
-      </w:r>
-      <w:r>
-        <w:rPr>
-          <w:b w:val="false"/>
-          <w:bCs w:val="false"/>
-          <w:i w:val="false"/>
-          <w:iCs w:val="false"/>
-        </w:rPr>
-        <w:t xml:space="preserve"> But Ford's factory science was not up to the task of rationalizing amazonian ecology. </w:t>
-      </w:r>
-      <w:r>
-        <w:rPr>
-          <w:b w:val="false"/>
-          <w:bCs w:val="false"/>
-          <w:i w:val="false"/>
-          <w:iCs w:val="false"/>
-        </w:rPr>
-        <w:t xml:space="preserve">Greg Grandin details the methods used to combat insect infestations and fungal infections implemented by the staff at Fordlandia and Belterra, </w:t>
-      </w:r>
-      <w:r>
-        <w:rPr>
-          <w:b w:val="false"/>
-          <w:bCs w:val="false"/>
-          <w:i w:val="false"/>
-          <w:iCs w:val="false"/>
-        </w:rPr>
-        <w:t>which</w:t>
-      </w:r>
-      <w:r>
-        <w:rPr>
-          <w:b w:val="false"/>
-          <w:bCs w:val="false"/>
-          <w:i w:val="false"/>
-          <w:iCs w:val="false"/>
-        </w:rPr>
-        <w:t xml:space="preserve"> were so labor intensive as to seriously undermine the profitability of plantation rubber in South America. These included manual culling of insects from the plants by the men and women of the plantations and regular inspections of the plants for fungus. Eventually Ford's scientists created a system of grafting that combined "durable roots, a high-yield trunk, and a full, verdant crown of blight- and bug-resistant leaves" from three different strains of rubber trees, but "[t]he procedure was time-consuming and costly and entailed building bulky scaffolding in the field to perform the operation and to support the graft."</w:t>
+        <w:footnoteReference w:id="24"/>
+      </w:r>
+      <w:r>
+        <w:rPr>
+          <w:b w:val="false"/>
+          <w:bCs w:val="false"/>
+          <w:i w:val="false"/>
+          <w:iCs w:val="false"/>
+        </w:rPr>
+        <w:t xml:space="preserve"> But Ford's factory science was not up to the task of rationalizing amazonian ecology. Greg Grandin details the methods used to combat insect infestations and fungal infections implemented by the staff at Fordlandia and Belterra, which were so labor intensive as to seriously undermine the profitability of plantation rubber in South America. These included manual culling of insects from the plants by the men and women of the plantations and regular inspections of the plants for fungus. Eventually Ford's scientists created a system of grafting that combined "durable roots, a high-yield trunk, and a full, verdant crown of blight- and bug-resistant leaves" from three different strains of rubber trees, but "[t]he procedure was time-consuming and costly and entailed building bulky scaffolding in the field to perform the operation and to support the graft."</w:t>
       </w:r>
       <w:r>
         <w:rPr>
@@ -1741,7 +2042,7 @@
           <w:i w:val="false"/>
           <w:iCs w:val="false"/>
         </w:rPr>
-        <w:footnoteReference w:id="17"/>
+        <w:footnoteReference w:id="25"/>
       </w:r>
       <w:r>
         <w:rPr>
@@ -1752,7 +2053,7 @@
         </w:rPr>
         <w:t xml:space="preserve"> Even if the management of labor had presented no difficulties, </w:t>
       </w:r>
-      <w:commentRangeStart w:id="4"/>
+      <w:commentRangeStart w:id="5"/>
       <w:r>
         <w:rPr>
           <w:b w:val="false"/>
@@ -1762,89 +2063,62 @@
         </w:rPr>
         <w:t>these measures put Amazonian plantations at a significant disadvantage against Asian plantations where the rubber pests were absent.</w:t>
       </w:r>
-      <w:commentRangeEnd w:id="4"/>
-      <w:r>
-        <w:commentReference w:id="4"/>
-      </w:r>
-      <w:r>
-        <w:rPr>
-          <w:b w:val="false"/>
-          <w:bCs w:val="false"/>
-          <w:i w:val="false"/>
-          <w:iCs w:val="false"/>
-        </w:rPr>
-      </w:r>
-    </w:p>
-    <w:p>
-      <w:pPr>
-        <w:pStyle w:val="Normal"/>
-        <w:bidi w:val="0"/>
-        <w:jc w:val="start"/>
-        <w:rPr>
-          <w:b w:val="false"/>
-          <w:bCs w:val="false"/>
-          <w:i w:val="false"/>
-          <w:i w:val="false"/>
-          <w:iCs w:val="false"/>
-        </w:rPr>
-      </w:pPr>
-      <w:r>
-        <w:rPr>
-          <w:b w:val="false"/>
-          <w:bCs w:val="false"/>
-          <w:i w:val="false"/>
-          <w:iCs w:val="false"/>
-        </w:rPr>
-      </w:r>
-    </w:p>
-    <w:p>
-      <w:pPr>
-        <w:pStyle w:val="Normal"/>
-        <w:bidi w:val="0"/>
-        <w:jc w:val="start"/>
-        <w:rPr>
-          <w:b w:val="false"/>
-          <w:bCs w:val="false"/>
-          <w:i w:val="false"/>
-          <w:i w:val="false"/>
-          <w:iCs w:val="false"/>
-        </w:rPr>
-      </w:pPr>
-      <w:r>
-        <w:rPr>
-          <w:b w:val="false"/>
-          <w:bCs w:val="false"/>
-          <w:i w:val="false"/>
-          <w:iCs w:val="false"/>
-        </w:rPr>
-        <w:t>T</w:t>
-      </w:r>
-      <w:r>
-        <w:rPr>
-          <w:b w:val="false"/>
-          <w:bCs w:val="false"/>
-          <w:i w:val="false"/>
-          <w:iCs w:val="false"/>
-        </w:rPr>
-        <w:t xml:space="preserve">he management of labor in the Amazon in fact presented quite a few difficulties for Henry Ford. In </w:t>
-      </w:r>
-      <w:r>
-        <w:rPr>
-          <w:b w:val="false"/>
-          <w:bCs w:val="false"/>
-          <w:i w:val="false"/>
-          <w:iCs w:val="false"/>
-        </w:rPr>
-        <w:t>an</w:t>
-      </w:r>
-      <w:r>
-        <w:rPr>
-          <w:b w:val="false"/>
-          <w:bCs w:val="false"/>
-          <w:i w:val="false"/>
-          <w:iCs w:val="false"/>
-        </w:rPr>
-        <w:t xml:space="preserve"> essay in the collection </w:t>
+      <w:commentRangeEnd w:id="5"/>
+      <w:r>
+        <w:commentReference w:id="5"/>
+      </w:r>
+      <w:r>
+        <w:rPr>
+          <w:b w:val="false"/>
+          <w:bCs w:val="false"/>
+          <w:i w:val="false"/>
+          <w:iCs w:val="false"/>
+        </w:rPr>
+      </w:r>
+    </w:p>
+    <w:p>
+      <w:pPr>
+        <w:pStyle w:val="Normal"/>
+        <w:bidi w:val="0"/>
+        <w:jc w:val="start"/>
+        <w:rPr>
+          <w:b w:val="false"/>
+          <w:bCs w:val="false"/>
+          <w:i w:val="false"/>
+          <w:i w:val="false"/>
+          <w:iCs w:val="false"/>
+        </w:rPr>
+      </w:pPr>
+      <w:r>
+        <w:rPr>
+          <w:b w:val="false"/>
+          <w:bCs w:val="false"/>
+          <w:i w:val="false"/>
+          <w:iCs w:val="false"/>
+        </w:rPr>
+      </w:r>
+    </w:p>
+    <w:p>
+      <w:pPr>
+        <w:pStyle w:val="Normal"/>
+        <w:bidi w:val="0"/>
+        <w:jc w:val="start"/>
+        <w:rPr>
+          <w:b w:val="false"/>
+          <w:bCs w:val="false"/>
+          <w:i w:val="false"/>
+          <w:i w:val="false"/>
+          <w:iCs w:val="false"/>
+        </w:rPr>
+      </w:pPr>
+      <w:r>
+        <w:rPr>
+          <w:b w:val="false"/>
+          <w:bCs w:val="false"/>
+          <w:i w:val="false"/>
+          <w:iCs w:val="false"/>
+        </w:rPr>
+        <w:t xml:space="preserve">The management of labor in the Amazon in fact presented quite a few difficulties for Henry Ford. In an essay in the collection </w:t>
       </w:r>
       <w:r>
         <w:rPr>
@@ -1872,7 +2146,7 @@
           <w:i w:val="false"/>
           <w:iCs w:val="false"/>
         </w:rPr>
-        <w:footnoteReference w:id="18"/>
+        <w:footnoteReference w:id="26"/>
       </w:r>
       <w:r>
         <w:rPr>
@@ -1926,25 +2200,7 @@
           <w:i w:val="false"/>
           <w:iCs w:val="false"/>
         </w:rPr>
-        <w:t xml:space="preserve">At first, Ford's social policies were welcomed. A hagiographic profile of Henry Ford published in </w:t>
-      </w:r>
-      <w:r>
-        <w:rPr>
-          <w:b w:val="false"/>
-          <w:bCs w:val="false"/>
-          <w:i w:val="false"/>
-          <w:iCs w:val="false"/>
-        </w:rPr>
-        <w:t xml:space="preserve">a Brazilian paper in </w:t>
-      </w:r>
-      <w:r>
-        <w:rPr>
-          <w:b w:val="false"/>
-          <w:bCs w:val="false"/>
-          <w:i w:val="false"/>
-          <w:iCs w:val="false"/>
-        </w:rPr>
-        <w:t>1928 called Ford a "creative spirit" who was "renewing the face of the planet."</w:t>
+        <w:t>At first, Ford's social policies were welcomed. A hagiographic profile of Henry Ford published in a Brazilian paper in 1928 called Ford a "creative spirit" who was "renewing the face of the planet."</w:t>
       </w:r>
       <w:r>
         <w:rPr>
@@ -1954,7 +2210,7 @@
           <w:i w:val="false"/>
           <w:iCs w:val="false"/>
         </w:rPr>
-        <w:footnoteReference w:id="19"/>
+        <w:footnoteReference w:id="27"/>
       </w:r>
       <w:r>
         <w:rPr>
@@ -2012,18 +2268,350 @@
           <w:iCs w:val="false"/>
           <w:shd w:fill="auto" w:val="clear"/>
         </w:rPr>
-        <w:t xml:space="preserve">Other than some settlements and holdings across the river, Fordlandia was an isolated city. To attract stable workers with families, the town had to provide everything its residents might need. </w:t>
-      </w:r>
-      <w:r>
-        <w:rPr>
-          <w:b w:val="false"/>
-          <w:bCs w:val="false"/>
-          <w:i w:val="false"/>
-          <w:iCs w:val="false"/>
+        <w:t>Other than some settlements and holdings across the river, Fordlandia was an isolated city. To attract stable workers with families, the town had to provide everything its residents might need. Fordlandia was equipped with radio, a film projector, parks and other perks, but they were all provided on Ford's terms in a way as to promote Ford's family values. In practice, almost every benefit offered by Ford was accompanied by a corresponding reduction in freedom. Housing was one of the most important improvements lauded by Fordlandia's boosters in the press, but it was slow to come, and initially only the Americans in the town lived in permanent housing. These Michigan-style homes were high quality, but were built from materials shipped in from the US, and were designed for a colder climate. Henry Ford evidently detested the look of the thatched roofs and mud walls on the homes workers had built for themselves, considering them unbecoming of his workers. In the early 1930s as the construction of housing expanded, the residents of Fordlandia were encouraged</w:t>
+      </w:r>
+      <w:r>
+        <w:rPr>
+          <w:b w:val="false"/>
+          <w:bCs w:val="false"/>
+          <w:i w:val="false"/>
+          <w:iCs w:val="false"/>
+        </w:rPr>
+        <w:t xml:space="preserve"> to abandon their well ventilated housing for the stifling heat of metal-roofed houses, described as "galvanized iron bake ovens."</w:t>
+      </w:r>
+      <w:r>
+        <w:rPr>
+          <w:rStyle w:val="FootnoteReference"/>
+          <w:b w:val="false"/>
+          <w:bCs w:val="false"/>
+          <w:i w:val="false"/>
+          <w:iCs w:val="false"/>
+        </w:rPr>
+        <w:footnoteReference w:id="28"/>
+      </w:r>
+      <w:r>
+        <w:rPr>
+          <w:b w:val="false"/>
+          <w:bCs w:val="false"/>
+          <w:i w:val="false"/>
+          <w:iCs w:val="false"/>
+        </w:rPr>
+        <w:t xml:space="preserve"> In a program similar to the Five Dollar Day, which increased the pay of workers who met Ford's lifestyle requirements, the extra rental cost of the new houses was "not actually paid by the laborer inasmuch as his salary [was] increased by that amount in the event that he live[d] in one of these houses."</w:t>
+      </w:r>
+      <w:r>
+        <w:rPr>
+          <w:rStyle w:val="FootnoteReference"/>
+          <w:b w:val="false"/>
+          <w:bCs w:val="false"/>
+          <w:i w:val="false"/>
+          <w:iCs w:val="false"/>
+        </w:rPr>
+        <w:footnoteReference w:id="29"/>
+      </w:r>
+      <w:r>
+        <w:rPr>
+          <w:b w:val="false"/>
+          <w:bCs w:val="false"/>
+          <w:i w:val="false"/>
+          <w:iCs w:val="false"/>
+        </w:rPr>
+        <w:t xml:space="preserve"> Despite this, many of the married workers eligible for the 'modern' houses "prefer to remain in their huts by the river - palm thatched shelters with dirt floors - in preference to the frame houses with screened windows, running water, bathrooms and electric lights."</w:t>
+      </w:r>
+    </w:p>
+    <w:p>
+      <w:pPr>
+        <w:pStyle w:val="Normal"/>
+        <w:bidi w:val="0"/>
+        <w:jc w:val="start"/>
+        <w:rPr>
+          <w:b w:val="false"/>
+          <w:bCs w:val="false"/>
+          <w:i w:val="false"/>
+          <w:i w:val="false"/>
+          <w:iCs w:val="false"/>
+        </w:rPr>
+      </w:pPr>
+      <w:r>
+        <w:rPr>
+          <w:b w:val="false"/>
+          <w:bCs w:val="false"/>
+          <w:i w:val="false"/>
+          <w:iCs w:val="false"/>
+        </w:rPr>
+      </w:r>
+    </w:p>
+    <w:p>
+      <w:pPr>
+        <w:pStyle w:val="Normal"/>
+        <w:bidi w:val="0"/>
+        <w:jc w:val="start"/>
+        <w:rPr>
+          <w:b w:val="false"/>
+          <w:bCs w:val="false"/>
+          <w:i w:val="false"/>
+          <w:i w:val="false"/>
+          <w:iCs w:val="false"/>
+        </w:rPr>
+      </w:pPr>
+      <w:r>
+        <w:rPr>
+          <w:b w:val="false"/>
+          <w:bCs w:val="false"/>
+          <w:i w:val="false"/>
+          <w:iCs w:val="false"/>
+        </w:rPr>
+        <w:t>The food and recreation offered by Ford were likewise rejected by Brazilian workers. Drinking was banned in Fordlandia but the settlements across the river were outside his jurisdiction and they grew into "'filthy small cafes, restaurants, meat and fruit shops,' gambling houses, and thatched bordellos established by local merchants and staffed mostly with women from Brazil’s poor northeast."</w:t>
+      </w:r>
+      <w:r>
+        <w:rPr>
+          <w:rStyle w:val="FootnoteReference"/>
+          <w:b w:val="false"/>
+          <w:bCs w:val="false"/>
+          <w:i w:val="false"/>
+          <w:iCs w:val="false"/>
+        </w:rPr>
+        <w:footnoteReference w:id="30"/>
+      </w:r>
+      <w:r>
+        <w:rPr>
+          <w:b w:val="false"/>
+          <w:bCs w:val="false"/>
+          <w:i w:val="false"/>
+          <w:iCs w:val="false"/>
+        </w:rPr>
+        <w:t xml:space="preserve"> Rather than spend time listening to music or visiting the parks of Fordlandia, the workers preferred to wind down off premises across the river. When they ate on site, the workers were provided food in an eating hall, but they "grumbled about being fed a diet set by Henry Ford, consisting of oatmeal and canned peaches imported from Michigan for breakfast and unpolished rice and whole wheat bread for dinner."</w:t>
+      </w:r>
+      <w:r>
+        <w:rPr>
+          <w:rStyle w:val="FootnoteReference"/>
+          <w:b w:val="false"/>
+          <w:bCs w:val="false"/>
+          <w:i w:val="false"/>
+          <w:iCs w:val="false"/>
+        </w:rPr>
+        <w:footnoteReference w:id="31"/>
+      </w:r>
+      <w:r>
+        <w:rPr>
+          <w:b w:val="false"/>
+          <w:bCs w:val="false"/>
+          <w:i w:val="false"/>
+          <w:iCs w:val="false"/>
+        </w:rPr>
+        <w:t xml:space="preserve"> Adding to their frustration, the cost of meals were deducted automatically from the worker's paychecks. In December 1930, the workers rioted in the cafeteria, and the frustrations of the compound's restrictions boiled over as they ransacked the town. In response the company fired all but a few hundred men, and they were forced to renew their search for a suitable mass of workers free from "shiftless and vicious types" and "communistic elements."</w:t>
+      </w:r>
+      <w:r>
+        <w:rPr>
+          <w:rStyle w:val="FootnoteReference"/>
+          <w:b w:val="false"/>
+          <w:bCs w:val="false"/>
+          <w:i w:val="false"/>
+          <w:iCs w:val="false"/>
+        </w:rPr>
+        <w:footnoteReference w:id="32"/>
+      </w:r>
+    </w:p>
+    <w:p>
+      <w:pPr>
+        <w:pStyle w:val="Normal"/>
+        <w:bidi w:val="0"/>
+        <w:jc w:val="start"/>
+        <w:rPr>
+          <w:b w:val="false"/>
+          <w:bCs w:val="false"/>
+          <w:i w:val="false"/>
+          <w:i w:val="false"/>
+          <w:iCs w:val="false"/>
+        </w:rPr>
+      </w:pPr>
+      <w:r>
+        <w:rPr>
+          <w:b w:val="false"/>
+          <w:bCs w:val="false"/>
+          <w:i w:val="false"/>
+          <w:iCs w:val="false"/>
+        </w:rPr>
+      </w:r>
+    </w:p>
+    <w:p>
+      <w:pPr>
+        <w:pStyle w:val="Normal"/>
+        <w:bidi w:val="0"/>
+        <w:jc w:val="start"/>
+        <w:rPr>
+          <w:b w:val="false"/>
+          <w:bCs w:val="false"/>
+          <w:i w:val="false"/>
+          <w:i w:val="false"/>
+          <w:iCs w:val="false"/>
+        </w:rPr>
+      </w:pPr>
+      <w:r>
+        <w:rPr>
+          <w:b w:val="false"/>
+          <w:bCs w:val="false"/>
+          <w:i w:val="false"/>
+          <w:iCs w:val="false"/>
+        </w:rPr>
+        <w:t xml:space="preserve">Even the hospital - maybe the most successful of Fordlandia's social improvements - was a source of conflict. Boosters in trade publications such as </w:t>
+      </w:r>
+      <w:r>
+        <w:rPr>
+          <w:b w:val="false"/>
+          <w:bCs w:val="false"/>
+          <w:i/>
+          <w:iCs/>
+        </w:rPr>
+        <w:t>India Rubber World</w:t>
+      </w:r>
+      <w:r>
+        <w:rPr>
+          <w:b w:val="false"/>
+          <w:bCs w:val="false"/>
+          <w:i w:val="false"/>
+          <w:iCs w:val="false"/>
+        </w:rPr>
+        <w:t xml:space="preserve"> and </w:t>
+      </w:r>
+      <w:r>
+        <w:rPr>
+          <w:b w:val="false"/>
+          <w:bCs w:val="false"/>
+          <w:i/>
+          <w:iCs/>
+        </w:rPr>
+        <w:t>The Rubber Age</w:t>
+      </w:r>
+      <w:r>
+        <w:rPr>
+          <w:b w:val="false"/>
+          <w:bCs w:val="false"/>
+          <w:i w:val="false"/>
+          <w:iCs w:val="false"/>
+        </w:rPr>
+        <w:t xml:space="preserve"> lauded the eradication of diseases endemic to the Amazon, even going so far as to claim that Ford's settlement "is probably as free from malaria and other tropical scourges as any American city."</w:t>
+      </w:r>
+      <w:r>
+        <w:rPr>
+          <w:rStyle w:val="FootnoteReference"/>
+          <w:b w:val="false"/>
+          <w:bCs w:val="false"/>
+          <w:i w:val="false"/>
+          <w:iCs w:val="false"/>
+        </w:rPr>
+        <w:footnoteReference w:id="33"/>
+      </w:r>
+      <w:r>
+        <w:rPr>
+          <w:b w:val="false"/>
+          <w:bCs w:val="false"/>
+          <w:i w:val="false"/>
+          <w:iCs w:val="false"/>
+        </w:rPr>
+        <w:t xml:space="preserve"> Indeed the hospital built at Fordlandia provided care not only to employees and their families, but to anybody from the neighboring districts. The introduction of health measures were largely successful, but residents bucked against the injunction to give birth at the hospital, rather than at home with a midwife. Ford's doctors also insisted on providing mothers and new children with powdered milk - which meant that "utensils had to be provided as well, since most workers didn’t own dishes, or 'even a spoon,' to prepare the powdered milk, using instead their fingers to mix the powder in empty cans."</w:t>
+      </w:r>
+      <w:r>
+        <w:rPr>
+          <w:rStyle w:val="FootnoteReference"/>
+          <w:b w:val="false"/>
+          <w:bCs w:val="false"/>
+          <w:i w:val="false"/>
+          <w:iCs w:val="false"/>
+        </w:rPr>
+        <w:footnoteReference w:id="34"/>
+      </w:r>
+    </w:p>
+    <w:p>
+      <w:pPr>
+        <w:pStyle w:val="Normal"/>
+        <w:bidi w:val="0"/>
+        <w:jc w:val="start"/>
+        <w:rPr>
+          <w:b w:val="false"/>
+          <w:bCs w:val="false"/>
+          <w:i w:val="false"/>
+          <w:i w:val="false"/>
+          <w:iCs w:val="false"/>
+        </w:rPr>
+      </w:pPr>
+      <w:r>
+        <w:rPr>
+          <w:b w:val="false"/>
+          <w:bCs w:val="false"/>
+          <w:i w:val="false"/>
+          <w:iCs w:val="false"/>
+        </w:rPr>
+      </w:r>
+    </w:p>
+    <w:p>
+      <w:pPr>
+        <w:pStyle w:val="Normal"/>
+        <w:bidi w:val="0"/>
+        <w:jc w:val="start"/>
+        <w:rPr>
+          <w:b w:val="false"/>
+          <w:bCs w:val="false"/>
+          <w:i w:val="false"/>
+          <w:i w:val="false"/>
+          <w:iCs w:val="false"/>
+        </w:rPr>
+      </w:pPr>
+      <w:r>
+        <w:rPr>
+          <w:b w:val="false"/>
+          <w:bCs w:val="false"/>
+          <w:i w:val="false"/>
+          <w:iCs w:val="false"/>
+        </w:rPr>
+        <w:t xml:space="preserve">Common to all of the restrictions Ford placed on his workers was the substitution not merely of American culture for Amazonian practices, but the subsitution of American commodities for local materials. For Henry Ford the ideal worker is one who not only produces commodities, but consumes them as well. In the early years of the plantation, the establishment of a cash system with nowhere to spend it undermined Ford's dream of a modern (and teetotaling) midwestern city in the jungle. To rectify this, cash wages had to be combined with a robust domestic cash market. Ford attempted to manage the whole of the circuit of commodity production and consumption on site - by 1932, Ford's Amazonian cities were homes to rows of shops. Central to Fordlandia's propaganda was the image of domestic commodity consumption: </w:t>
+      </w:r>
+    </w:p>
+    <w:p>
+      <w:pPr>
+        <w:pStyle w:val="Normal"/>
+        <w:bidi w:val="0"/>
+        <w:ind w:hanging="0" w:start="709"/>
+        <w:jc w:val="start"/>
+        <w:rPr>
+          <w:b w:val="false"/>
+          <w:bCs w:val="false"/>
+          <w:i w:val="false"/>
+          <w:i w:val="false"/>
+          <w:iCs w:val="false"/>
+        </w:rPr>
+      </w:pPr>
+      <w:r>
+        <w:rPr>
+          <w:b w:val="false"/>
+          <w:bCs w:val="false"/>
+          <w:i w:val="false"/>
+          <w:iCs w:val="false"/>
+        </w:rPr>
+        <w:t>The housewives who for the first time in their lives know the joys of shopping are to be seen moving from store to store and finally emerging with market baskets of conventional design filled with groceries. This is a considerable transformation from the erstwhile occupation of these same women of gathering a few bananas from the small plot behind the hut on the edge of the jungle and serving them with whatever fish the male members of the family may have caught....</w:t>
+      </w:r>
+      <w:r>
+        <w:rPr>
+          <w:rStyle w:val="FootnoteReference"/>
+          <w:b w:val="false"/>
+          <w:bCs w:val="false"/>
+          <w:i w:val="false"/>
+          <w:iCs w:val="false"/>
+          <w:shd w:fill="FFFF00" w:val="clear"/>
+        </w:rPr>
+        <w:footnoteReference w:id="35"/>
+      </w:r>
+    </w:p>
+    <w:p>
+      <w:pPr>
+        <w:pStyle w:val="Normal"/>
+        <w:bidi w:val="0"/>
+        <w:ind w:hanging="0" w:start="0"/>
+        <w:jc w:val="start"/>
+        <w:rPr>
+          <w:highlight w:val="none"/>
           <w:shd w:fill="auto" w:val="clear"/>
         </w:rPr>
-        <w:t>Fordlandia was equipped with radio, a film projector, parks and other perks, but they were all provided on Ford's terms in a way as to promote Ford's family values. In practice,</w:t>
-      </w:r>
+      </w:pPr>
       <w:r>
         <w:rPr>
           <w:b w:val="false"/>
@@ -2032,166 +2620,63 @@
           <w:iCs w:val="false"/>
           <w:shd w:fill="auto" w:val="clear"/>
         </w:rPr>
-        <w:t xml:space="preserve"> </w:t>
-      </w:r>
-      <w:r>
-        <w:rPr>
+        <w:t>But these small glimpses of midwestern life being lived in the Amazon were not generalized to a large Amazonian rubber working class. They were a mirage, carefully reproduced as propaganda for the trade journals of the rubber industry. This was a facsimile of midwestern industrial life, and it did not attract workers in Brazil. They chafed at the closely managed routines of Fordlandia, and although they came to Fordlandia in large quantities, they mostly did not stay long enough to see the rubber crop through: "A fair number disappeared after their first pay day with more money than they had ever seen at one time, and after more than two years have failed to put in another appearance."</w:t>
+      </w:r>
+      <w:r>
+        <w:rPr>
+          <w:rStyle w:val="FootnoteReference"/>
           <w:b w:val="false"/>
           <w:bCs w:val="false"/>
           <w:i w:val="false"/>
           <w:iCs w:val="false"/>
           <w:shd w:fill="auto" w:val="clear"/>
         </w:rPr>
-        <w:t>almost every benefit</w:t>
-      </w:r>
-      <w:r>
-        <w:rPr>
-          <w:b w:val="false"/>
-          <w:bCs w:val="false"/>
-          <w:i w:val="false"/>
-          <w:iCs w:val="false"/>
-          <w:shd w:fill="auto" w:val="clear"/>
-        </w:rPr>
-        <w:t xml:space="preserve"> offered by Ford </w:t>
-      </w:r>
-      <w:r>
-        <w:rPr>
-          <w:b w:val="false"/>
-          <w:bCs w:val="false"/>
-          <w:i w:val="false"/>
-          <w:iCs w:val="false"/>
-          <w:shd w:fill="auto" w:val="clear"/>
-        </w:rPr>
-        <w:t>was</w:t>
-      </w:r>
-      <w:r>
-        <w:rPr>
-          <w:b w:val="false"/>
-          <w:bCs w:val="false"/>
-          <w:i w:val="false"/>
-          <w:iCs w:val="false"/>
-          <w:shd w:fill="auto" w:val="clear"/>
-        </w:rPr>
-        <w:t xml:space="preserve"> accompanied by a corresponding reduction in freedom.</w:t>
-      </w:r>
-      <w:r>
-        <w:rPr>
-          <w:b w:val="false"/>
-          <w:bCs w:val="false"/>
-          <w:i w:val="false"/>
-          <w:iCs w:val="false"/>
-          <w:shd w:fill="auto" w:val="clear"/>
-        </w:rPr>
-        <w:t xml:space="preserve"> </w:t>
-      </w:r>
-      <w:r>
-        <w:rPr>
-          <w:b w:val="false"/>
-          <w:bCs w:val="false"/>
-          <w:i w:val="false"/>
-          <w:iCs w:val="false"/>
-          <w:shd w:fill="auto" w:val="clear"/>
-        </w:rPr>
-        <w:t xml:space="preserve">Housing was </w:t>
-      </w:r>
-      <w:r>
-        <w:rPr>
-          <w:b w:val="false"/>
-          <w:bCs w:val="false"/>
-          <w:i w:val="false"/>
-          <w:iCs w:val="false"/>
-          <w:shd w:fill="auto" w:val="clear"/>
-        </w:rPr>
-        <w:t xml:space="preserve">one of the most important improvements lauded by Fordlandia's boosters in the press, but it was </w:t>
-      </w:r>
-      <w:r>
-        <w:rPr>
-          <w:b w:val="false"/>
-          <w:bCs w:val="false"/>
-          <w:i w:val="false"/>
-          <w:iCs w:val="false"/>
-          <w:shd w:fill="auto" w:val="clear"/>
-        </w:rPr>
-        <w:t>slow to come, and initially only the Americans in the town lived in permanent housing. The</w:t>
-      </w:r>
-      <w:r>
-        <w:rPr>
-          <w:b w:val="false"/>
-          <w:bCs w:val="false"/>
-          <w:i w:val="false"/>
-          <w:iCs w:val="false"/>
-          <w:shd w:fill="auto" w:val="clear"/>
-        </w:rPr>
-        <w:t>se Michigan-style</w:t>
-      </w:r>
-      <w:r>
-        <w:rPr>
-          <w:b w:val="false"/>
-          <w:bCs w:val="false"/>
-          <w:i w:val="false"/>
-          <w:iCs w:val="false"/>
-          <w:shd w:fill="auto" w:val="clear"/>
-        </w:rPr>
-        <w:t xml:space="preserve"> homes were high quality, but w</w:t>
-      </w:r>
-      <w:r>
-        <w:rPr>
-          <w:b w:val="false"/>
-          <w:bCs w:val="false"/>
-          <w:i w:val="false"/>
-          <w:iCs w:val="false"/>
-          <w:shd w:fill="auto" w:val="clear"/>
-        </w:rPr>
-        <w:t>ere</w:t>
-      </w:r>
-      <w:r>
-        <w:rPr>
-          <w:b w:val="false"/>
-          <w:bCs w:val="false"/>
-          <w:i w:val="false"/>
-          <w:iCs w:val="false"/>
-          <w:shd w:fill="auto" w:val="clear"/>
-        </w:rPr>
-        <w:t xml:space="preserve"> built from materials shipped in from the US, and were designed for a colder climate. Henry Ford evidently detested the look of the thatched roofs and mud walls on the homes workers had built for themselves, considering them unbecoming of his workers. In the early 1930s</w:t>
-      </w:r>
-      <w:r>
-        <w:rPr>
-          <w:b w:val="false"/>
-          <w:bCs w:val="false"/>
-          <w:i w:val="false"/>
-          <w:iCs w:val="false"/>
-          <w:shd w:fill="auto" w:val="clear"/>
-        </w:rPr>
-        <w:t xml:space="preserve"> as the construction of housing expanded</w:t>
-      </w:r>
-      <w:r>
-        <w:rPr>
-          <w:b w:val="false"/>
-          <w:bCs w:val="false"/>
-          <w:i w:val="false"/>
-          <w:iCs w:val="false"/>
-          <w:shd w:fill="auto" w:val="clear"/>
-        </w:rPr>
-        <w:t xml:space="preserve">, the residents of Fordlandia were </w:t>
-      </w:r>
-      <w:r>
-        <w:rPr>
-          <w:b w:val="false"/>
-          <w:bCs w:val="false"/>
-          <w:i w:val="false"/>
-          <w:iCs w:val="false"/>
-          <w:shd w:fill="auto" w:val="clear"/>
-        </w:rPr>
-        <w:t>encouraged</w:t>
-      </w:r>
-      <w:r>
-        <w:rPr>
-          <w:b w:val="false"/>
-          <w:bCs w:val="false"/>
-          <w:i w:val="false"/>
-          <w:iCs w:val="false"/>
-        </w:rPr>
-        <w:t xml:space="preserve"> to abandon their well ventilated housing for the stifling heat of metal-roofed houses, described as "galvanized iron bake ovens."</w:t>
+        <w:footnoteReference w:id="36"/>
+      </w:r>
+    </w:p>
+    <w:p>
+      <w:pPr>
+        <w:pStyle w:val="Normal"/>
+        <w:bidi w:val="0"/>
+        <w:jc w:val="start"/>
+        <w:rPr>
+          <w:b w:val="false"/>
+          <w:bCs w:val="false"/>
+          <w:i w:val="false"/>
+          <w:i w:val="false"/>
+          <w:iCs w:val="false"/>
+        </w:rPr>
+      </w:pPr>
+      <w:r>
+        <w:rPr>
+          <w:b w:val="false"/>
+          <w:bCs w:val="false"/>
+          <w:i w:val="false"/>
+          <w:iCs w:val="false"/>
+        </w:rPr>
+      </w:r>
+    </w:p>
+    <w:p>
+      <w:pPr>
+        <w:pStyle w:val="Normal"/>
+        <w:bidi w:val="0"/>
+        <w:jc w:val="start"/>
+        <w:rPr>
+          <w:b w:val="false"/>
+          <w:bCs w:val="false"/>
+          <w:i w:val="false"/>
+          <w:i w:val="false"/>
+          <w:iCs w:val="false"/>
+        </w:rPr>
+      </w:pPr>
+      <w:r>
+        <w:rPr>
+          <w:b w:val="false"/>
+          <w:bCs w:val="false"/>
+          <w:i w:val="false"/>
+          <w:iCs w:val="false"/>
+        </w:rPr>
+        <w:t>By the early 1940s, some 15 years after Ford purchased land in Brazil neither Fordlandia nor its sister plantation Belterra were producing rubber in commercial quantities. Pest and disease management was expensive, which along with the higher cost of labor in the Amazon made competing with cheap Asian rubber difficult. The biggest issue, however, was labor recruitment. Despite the amenities and higher wages offered at the plantation, Ford was unable to attract sufficient labor to Brazil. In an article examining the difficulties facing Fordlandia and Belterra in 1942, Joseph A. Russell notes several factors exacerbating the labor supply problems. Prominent among them were the "disinclination to work on the part of the natives who are without employment," and the "bad reputation among Brazilian labor" of the rubber region of the Amazon.</w:t>
       </w:r>
       <w:r>
         <w:rPr>
@@ -2201,531 +2686,7 @@
           <w:i w:val="false"/>
           <w:iCs w:val="false"/>
         </w:rPr>
-        <w:footnoteReference w:id="20"/>
-      </w:r>
-      <w:r>
-        <w:rPr>
-          <w:b w:val="false"/>
-          <w:bCs w:val="false"/>
-          <w:i w:val="false"/>
-          <w:iCs w:val="false"/>
-        </w:rPr>
-        <w:t xml:space="preserve"> </w:t>
-      </w:r>
-      <w:r>
-        <w:rPr>
-          <w:b w:val="false"/>
-          <w:bCs w:val="false"/>
-          <w:i w:val="false"/>
-          <w:iCs w:val="false"/>
-        </w:rPr>
-        <w:t>In a program similar to the Five Dollar Day, which increased the pay of workers who met Ford's lifestyle requirements, the extra rental cost of the new houses was "not actually paid by the laborer inasmuch as his salary [was] increased by that amount in the event that he live[d] in one of these houses."</w:t>
-      </w:r>
-      <w:r>
-        <w:rPr>
-          <w:rStyle w:val="FootnoteReference"/>
-          <w:b w:val="false"/>
-          <w:bCs w:val="false"/>
-          <w:i w:val="false"/>
-          <w:iCs w:val="false"/>
-        </w:rPr>
-        <w:footnoteReference w:id="21"/>
-      </w:r>
-      <w:r>
-        <w:rPr>
-          <w:b w:val="false"/>
-          <w:bCs w:val="false"/>
-          <w:i w:val="false"/>
-          <w:iCs w:val="false"/>
-        </w:rPr>
-        <w:t xml:space="preserve"> Despite this, many of the married workers eligible for the 'modern' houses "prefer to remain in their huts by the river - palm thatched shelters with dirt floors - in preference to the frame houses with screened windows, running water, bathrooms and electric lights."</w:t>
-      </w:r>
-    </w:p>
-    <w:p>
-      <w:pPr>
-        <w:pStyle w:val="Normal"/>
-        <w:bidi w:val="0"/>
-        <w:jc w:val="start"/>
-        <w:rPr>
-          <w:b w:val="false"/>
-          <w:bCs w:val="false"/>
-          <w:i w:val="false"/>
-          <w:i w:val="false"/>
-          <w:iCs w:val="false"/>
-        </w:rPr>
-      </w:pPr>
-      <w:r>
-        <w:rPr/>
-      </w:r>
-    </w:p>
-    <w:p>
-      <w:pPr>
-        <w:pStyle w:val="Normal"/>
-        <w:bidi w:val="0"/>
-        <w:jc w:val="start"/>
-        <w:rPr>
-          <w:b w:val="false"/>
-          <w:bCs w:val="false"/>
-          <w:i w:val="false"/>
-          <w:i w:val="false"/>
-          <w:iCs w:val="false"/>
-        </w:rPr>
-      </w:pPr>
-      <w:r>
-        <w:rPr>
-          <w:b w:val="false"/>
-          <w:bCs w:val="false"/>
-          <w:i w:val="false"/>
-          <w:iCs w:val="false"/>
-        </w:rPr>
-        <w:t xml:space="preserve">The food and recreation offered by Ford were likewise </w:t>
-      </w:r>
-      <w:r>
-        <w:rPr>
-          <w:b w:val="false"/>
-          <w:bCs w:val="false"/>
-          <w:i w:val="false"/>
-          <w:iCs w:val="false"/>
-        </w:rPr>
-        <w:t>rejected</w:t>
-      </w:r>
-      <w:r>
-        <w:rPr>
-          <w:b w:val="false"/>
-          <w:bCs w:val="false"/>
-          <w:i w:val="false"/>
-          <w:iCs w:val="false"/>
-        </w:rPr>
-        <w:t xml:space="preserve"> by Brazilian workers. Drinking was banned in Fordlandia but the settlements across the river</w:t>
-      </w:r>
-      <w:r>
-        <w:rPr>
-          <w:b w:val="false"/>
-          <w:bCs w:val="false"/>
-          <w:i w:val="false"/>
-          <w:iCs w:val="false"/>
-        </w:rPr>
-        <w:t xml:space="preserve"> were outside his jurisdiction and they grew into "'filthy small cafes, restaurants, meat and fruit shops,' gambling houses, and thatched bordellos established by local merchants and staffed mostly with women from Brazil’s poor northeast."</w:t>
-      </w:r>
-      <w:r>
-        <w:rPr>
-          <w:rStyle w:val="FootnoteReference"/>
-          <w:b w:val="false"/>
-          <w:bCs w:val="false"/>
-          <w:i w:val="false"/>
-          <w:iCs w:val="false"/>
-        </w:rPr>
-        <w:footnoteReference w:id="22"/>
-      </w:r>
-      <w:r>
-        <w:rPr>
-          <w:b w:val="false"/>
-          <w:bCs w:val="false"/>
-          <w:i w:val="false"/>
-          <w:iCs w:val="false"/>
-        </w:rPr>
-        <w:t xml:space="preserve"> </w:t>
-      </w:r>
-      <w:r>
-        <w:rPr>
-          <w:b w:val="false"/>
-          <w:bCs w:val="false"/>
-          <w:i w:val="false"/>
-          <w:iCs w:val="false"/>
-        </w:rPr>
-        <w:t>Rather than spend time listening to music or visiting the parks of Fordlandia, the workers preferred to wind down off premises across the river. When they ate on site, t</w:t>
-      </w:r>
-      <w:r>
-        <w:rPr>
-          <w:b w:val="false"/>
-          <w:bCs w:val="false"/>
-          <w:i w:val="false"/>
-          <w:iCs w:val="false"/>
-        </w:rPr>
-        <w:t>he workers were provided food in an eating hall, but the</w:t>
-      </w:r>
-      <w:r>
-        <w:rPr>
-          <w:b w:val="false"/>
-          <w:bCs w:val="false"/>
-          <w:i w:val="false"/>
-          <w:iCs w:val="false"/>
-        </w:rPr>
-        <w:t>y</w:t>
-      </w:r>
-      <w:r>
-        <w:rPr>
-          <w:b w:val="false"/>
-          <w:bCs w:val="false"/>
-          <w:i w:val="false"/>
-          <w:iCs w:val="false"/>
-        </w:rPr>
-        <w:t xml:space="preserve"> "grumbled about being fed a diet set by Henry Ford, consisting of oatmeal and canned peaches imported from Michigan for breakfast and unpolished rice and whole wheat bread for dinner."</w:t>
-      </w:r>
-      <w:r>
-        <w:rPr>
-          <w:rStyle w:val="FootnoteReference"/>
-          <w:b w:val="false"/>
-          <w:bCs w:val="false"/>
-          <w:i w:val="false"/>
-          <w:iCs w:val="false"/>
-        </w:rPr>
-        <w:footnoteReference w:id="23"/>
-      </w:r>
-      <w:r>
-        <w:rPr>
-          <w:b w:val="false"/>
-          <w:bCs w:val="false"/>
-          <w:i w:val="false"/>
-          <w:iCs w:val="false"/>
-        </w:rPr>
-        <w:t xml:space="preserve"> Adding to</w:t>
-      </w:r>
-      <w:r>
-        <w:rPr>
-          <w:b w:val="false"/>
-          <w:bCs w:val="false"/>
-          <w:i w:val="false"/>
-          <w:iCs w:val="false"/>
-        </w:rPr>
-        <w:t xml:space="preserve"> their frustration</w:t>
-      </w:r>
-      <w:r>
-        <w:rPr>
-          <w:b w:val="false"/>
-          <w:bCs w:val="false"/>
-          <w:i w:val="false"/>
-          <w:iCs w:val="false"/>
-        </w:rPr>
-        <w:t xml:space="preserve">, the cost of meals were deducted automatically from the worker's paychecks. </w:t>
-      </w:r>
-      <w:r>
-        <w:rPr>
-          <w:b w:val="false"/>
-          <w:bCs w:val="false"/>
-          <w:i w:val="false"/>
-          <w:iCs w:val="false"/>
-        </w:rPr>
-        <w:t>In December 1930, the workers rioted in the cafeteria, and the frustrations of the compound's restrictions boiled over</w:t>
-      </w:r>
-      <w:r>
-        <w:rPr>
-          <w:b w:val="false"/>
-          <w:bCs w:val="false"/>
-          <w:i w:val="false"/>
-          <w:iCs w:val="false"/>
-        </w:rPr>
-        <w:t xml:space="preserve"> as they ransacked the town. In response the company fired all but a few hundred men, and they were forced to renew their search for a suitable mass of workers free from "shiftless and vicious types" and "communistic elements."</w:t>
-      </w:r>
-    </w:p>
-    <w:p>
-      <w:pPr>
-        <w:pStyle w:val="Normal"/>
-        <w:bidi w:val="0"/>
-        <w:jc w:val="start"/>
-        <w:rPr>
-          <w:b w:val="false"/>
-          <w:bCs w:val="false"/>
-          <w:i w:val="false"/>
-          <w:i w:val="false"/>
-          <w:iCs w:val="false"/>
-        </w:rPr>
-      </w:pPr>
-      <w:r>
-        <w:rPr>
-          <w:b w:val="false"/>
-          <w:bCs w:val="false"/>
-          <w:i w:val="false"/>
-          <w:iCs w:val="false"/>
-        </w:rPr>
-      </w:r>
-    </w:p>
-    <w:p>
-      <w:pPr>
-        <w:pStyle w:val="Normal"/>
-        <w:bidi w:val="0"/>
-        <w:jc w:val="start"/>
-        <w:rPr>
-          <w:b w:val="false"/>
-          <w:bCs w:val="false"/>
-          <w:i w:val="false"/>
-          <w:i w:val="false"/>
-          <w:iCs w:val="false"/>
-        </w:rPr>
-      </w:pPr>
-      <w:r>
-        <w:rPr>
-          <w:b w:val="false"/>
-          <w:bCs w:val="false"/>
-          <w:i w:val="false"/>
-          <w:iCs w:val="false"/>
-        </w:rPr>
-        <w:t xml:space="preserve">Even the hospital - maybe the most successful of Fordlandia's social improvements - was a source of conflict. </w:t>
-      </w:r>
-      <w:r>
-        <w:rPr>
-          <w:b w:val="false"/>
-          <w:bCs w:val="false"/>
-          <w:i w:val="false"/>
-          <w:iCs w:val="false"/>
-        </w:rPr>
-        <w:t xml:space="preserve">Boosters in trade publications such as </w:t>
-      </w:r>
-      <w:r>
-        <w:rPr>
-          <w:b w:val="false"/>
-          <w:bCs w:val="false"/>
-          <w:i/>
-          <w:iCs/>
-        </w:rPr>
-        <w:t>India Rubber World</w:t>
-      </w:r>
-      <w:r>
-        <w:rPr>
-          <w:b w:val="false"/>
-          <w:bCs w:val="false"/>
-          <w:i w:val="false"/>
-          <w:iCs w:val="false"/>
-        </w:rPr>
-        <w:t xml:space="preserve"> and </w:t>
-      </w:r>
-      <w:r>
-        <w:rPr>
-          <w:b w:val="false"/>
-          <w:bCs w:val="false"/>
-          <w:i/>
-          <w:iCs/>
-        </w:rPr>
-        <w:t>The Rubber Age</w:t>
-      </w:r>
-      <w:r>
-        <w:rPr>
-          <w:b w:val="false"/>
-          <w:bCs w:val="false"/>
-          <w:i w:val="false"/>
-          <w:iCs w:val="false"/>
-        </w:rPr>
-        <w:t xml:space="preserve"> lauded the eradication of diseases endemic to the Amazon, even going so far as to claim that Ford's settlement "is probably as free from malaria and other tropical scourges as any American city."</w:t>
-      </w:r>
-      <w:r>
-        <w:rPr>
-          <w:rStyle w:val="FootnoteReference"/>
-          <w:b w:val="false"/>
-          <w:bCs w:val="false"/>
-          <w:i w:val="false"/>
-          <w:iCs w:val="false"/>
-        </w:rPr>
-        <w:footnoteReference w:id="24"/>
-      </w:r>
-      <w:r>
-        <w:rPr>
-          <w:b w:val="false"/>
-          <w:bCs w:val="false"/>
-          <w:i w:val="false"/>
-          <w:iCs w:val="false"/>
-        </w:rPr>
-        <w:t xml:space="preserve"> Indeed the hospital built at Fordlandia provided care not only to employees and their families, but to anybody from the neighboring districts.</w:t>
-      </w:r>
-      <w:r>
-        <w:rPr>
-          <w:b w:val="false"/>
-          <w:bCs w:val="false"/>
-          <w:i w:val="false"/>
-          <w:iCs w:val="false"/>
-          <w:shd w:fill="FFFF00" w:val="clear"/>
-        </w:rPr>
-        <w:t xml:space="preserve"> </w:t>
-      </w:r>
-      <w:r>
-        <w:rPr>
-          <w:b w:val="false"/>
-          <w:bCs w:val="false"/>
-          <w:i w:val="false"/>
-          <w:iCs w:val="false"/>
-          <w:shd w:fill="FFFF00" w:val="clear"/>
-        </w:rPr>
-        <w:t>[arguments over doulas]</w:t>
-      </w:r>
-    </w:p>
-    <w:p>
-      <w:pPr>
-        <w:pStyle w:val="Normal"/>
-        <w:bidi w:val="0"/>
-        <w:jc w:val="start"/>
-        <w:rPr>
-          <w:b w:val="false"/>
-          <w:bCs w:val="false"/>
-          <w:i w:val="false"/>
-          <w:i w:val="false"/>
-          <w:iCs w:val="false"/>
-        </w:rPr>
-      </w:pPr>
-      <w:r>
-        <w:rPr/>
-      </w:r>
-    </w:p>
-    <w:p>
-      <w:pPr>
-        <w:pStyle w:val="Normal"/>
-        <w:bidi w:val="0"/>
-        <w:jc w:val="start"/>
-        <w:rPr>
-          <w:b w:val="false"/>
-          <w:bCs w:val="false"/>
-          <w:i w:val="false"/>
-          <w:i w:val="false"/>
-          <w:iCs w:val="false"/>
-        </w:rPr>
-      </w:pPr>
-      <w:r>
-        <w:rPr>
-          <w:b w:val="false"/>
-          <w:bCs w:val="false"/>
-          <w:i w:val="false"/>
-          <w:iCs w:val="false"/>
-        </w:rPr>
-        <w:t>In the early years of the plantation, t</w:t>
-      </w:r>
-      <w:r>
-        <w:rPr>
-          <w:b w:val="false"/>
-          <w:bCs w:val="false"/>
-          <w:i w:val="false"/>
-          <w:iCs w:val="false"/>
-        </w:rPr>
-        <w:t>he establishment of a cash system with nowhere to spend it undermined Ford's dream of a modern (and teetotaling) midwestern city in the jungle</w:t>
-      </w:r>
-      <w:r>
-        <w:rPr>
-          <w:b w:val="false"/>
-          <w:bCs w:val="false"/>
-          <w:i w:val="false"/>
-          <w:iCs w:val="false"/>
-        </w:rPr>
-        <w:t xml:space="preserve">. </w:t>
-      </w:r>
-      <w:r>
-        <w:rPr>
-          <w:b w:val="false"/>
-          <w:bCs w:val="false"/>
-          <w:i w:val="false"/>
-          <w:iCs w:val="false"/>
-          <w:shd w:fill="auto" w:val="clear"/>
-        </w:rPr>
-        <w:t xml:space="preserve"> </w:t>
-      </w:r>
-      <w:r>
-        <w:rPr>
-          <w:b w:val="false"/>
-          <w:bCs w:val="false"/>
-          <w:i w:val="false"/>
-          <w:iCs w:val="false"/>
-        </w:rPr>
-        <w:t>Common to all of the</w:t>
-      </w:r>
-      <w:r>
-        <w:rPr>
-          <w:b w:val="false"/>
-          <w:bCs w:val="false"/>
-          <w:i w:val="false"/>
-          <w:iCs w:val="false"/>
-        </w:rPr>
-        <w:t xml:space="preserve"> restrictions Ford placed on his workers</w:t>
-      </w:r>
-      <w:r>
-        <w:rPr>
-          <w:b w:val="false"/>
-          <w:bCs w:val="false"/>
-          <w:i w:val="false"/>
-          <w:iCs w:val="false"/>
-        </w:rPr>
-        <w:t xml:space="preserve"> is the substitution not merely of American culture for </w:t>
-      </w:r>
-      <w:r>
-        <w:rPr>
-          <w:b w:val="false"/>
-          <w:bCs w:val="false"/>
-          <w:i w:val="false"/>
-          <w:iCs w:val="false"/>
-        </w:rPr>
-        <w:t>Amazonian</w:t>
-      </w:r>
-      <w:r>
-        <w:rPr>
-          <w:b w:val="false"/>
-          <w:bCs w:val="false"/>
-          <w:i w:val="false"/>
-          <w:iCs w:val="false"/>
-        </w:rPr>
-        <w:t xml:space="preserve"> practices, but the subsitution of American commodities for local materials. </w:t>
-      </w:r>
-      <w:r>
-        <w:rPr>
-          <w:b w:val="false"/>
-          <w:bCs w:val="false"/>
-          <w:i w:val="false"/>
-          <w:iCs w:val="false"/>
-        </w:rPr>
-        <w:t xml:space="preserve">For Henry Ford the ideal worker is one who not only produces commodities, but consumes them as well. </w:t>
-      </w:r>
-      <w:r>
-        <w:rPr>
-          <w:b w:val="false"/>
-          <w:bCs w:val="false"/>
-          <w:i w:val="false"/>
-          <w:iCs w:val="false"/>
-          <w:shd w:fill="FFFF00" w:val="clear"/>
-        </w:rPr>
-        <w:t>[consumption is an opportunity to realize value]</w:t>
-      </w:r>
-    </w:p>
-    <w:p>
-      <w:pPr>
-        <w:pStyle w:val="Normal"/>
-        <w:bidi w:val="0"/>
-        <w:jc w:val="start"/>
-        <w:rPr>
-          <w:b w:val="false"/>
-          <w:bCs w:val="false"/>
-          <w:i w:val="false"/>
-          <w:i w:val="false"/>
-          <w:iCs w:val="false"/>
-        </w:rPr>
-      </w:pPr>
-      <w:r>
-        <w:rPr/>
-      </w:r>
-    </w:p>
-    <w:p>
-      <w:pPr>
-        <w:pStyle w:val="Normal"/>
-        <w:bidi w:val="0"/>
-        <w:jc w:val="start"/>
-        <w:rPr>
-          <w:b w:val="false"/>
-          <w:bCs w:val="false"/>
-          <w:i w:val="false"/>
-          <w:i w:val="false"/>
-          <w:iCs w:val="false"/>
-        </w:rPr>
-      </w:pPr>
-      <w:r>
-        <w:rPr>
-          <w:b w:val="false"/>
-          <w:bCs w:val="false"/>
-          <w:i w:val="false"/>
-          <w:iCs w:val="false"/>
-        </w:rPr>
-        <w:t>B</w:t>
-      </w:r>
-      <w:r>
-        <w:rPr>
-          <w:b w:val="false"/>
-          <w:bCs w:val="false"/>
-          <w:i w:val="false"/>
-          <w:iCs w:val="false"/>
-        </w:rPr>
-        <w:t xml:space="preserve">y the early 1940s, some 15 years after Ford purchased land in Brazil neither Fordlandia nor its sister plantation Belterra were producing rubber in commercial quantities. Pest and disease management was expensive, which along with the higher cost of labor in the Amazon made competing with cheap Asian rubber difficult. The biggest issue, however, was labor recruitment. Despite the amenities and higher wages offered at the plantation, Ford was unable to attract sufficient labor to Brazil. In an article examining the difficulties facing Fordlandia and Belterra in 1942, Joseph A. Russell notes several factors exacerbating the labor supply problems. Prominent among them were the "disinclination to work on the part of the natives who are without employment," and the "bad reputation among Brazilian labor" of the rubber region of the Amazon. </w:t>
+        <w:footnoteReference w:id="37"/>
       </w:r>
     </w:p>
     <w:p>
@@ -2770,74 +2731,7 @@
           <w:i w:val="false"/>
           <w:iCs w:val="false"/>
         </w:rPr>
-        <w:t>Local Consumption</w:t>
-      </w:r>
-    </w:p>
-    <w:p>
-      <w:pPr>
-        <w:pStyle w:val="Normal"/>
-        <w:bidi w:val="0"/>
-        <w:jc w:val="start"/>
-        <w:rPr>
-          <w:b/>
-          <w:bCs/>
-          <w:i w:val="false"/>
-          <w:i w:val="false"/>
-          <w:iCs w:val="false"/>
-        </w:rPr>
-      </w:pPr>
-      <w:r>
-        <w:rPr>
-          <w:b/>
-          <w:bCs/>
-          <w:i w:val="false"/>
-          <w:iCs w:val="false"/>
-        </w:rPr>
-      </w:r>
-    </w:p>
-    <w:p>
-      <w:pPr>
-        <w:pStyle w:val="Normal"/>
-        <w:bidi w:val="0"/>
-        <w:jc w:val="start"/>
-        <w:rPr>
-          <w:b/>
-          <w:bCs/>
-          <w:i w:val="false"/>
-          <w:i w:val="false"/>
-          <w:iCs w:val="false"/>
-        </w:rPr>
-      </w:pPr>
-      <w:r>
-        <w:rPr>
-          <w:b/>
-          <w:bCs/>
-          <w:i w:val="false"/>
-          <w:iCs w:val="false"/>
-        </w:rPr>
-      </w:r>
-    </w:p>
-    <w:p>
-      <w:pPr>
-        <w:pStyle w:val="Normal"/>
-        <w:bidi w:val="0"/>
-        <w:jc w:val="start"/>
-        <w:rPr>
-          <w:b/>
-          <w:bCs/>
-          <w:i w:val="false"/>
-          <w:i w:val="false"/>
-          <w:iCs w:val="false"/>
-        </w:rPr>
-      </w:pPr>
-      <w:r>
-        <w:rPr>
-          <w:b/>
-          <w:bCs/>
-          <w:i w:val="false"/>
-          <w:iCs w:val="false"/>
-        </w:rPr>
-        <w:t>Conclusion: Rubber Soldiers</w:t>
+        <w:t xml:space="preserve">Conclusion: Rubber Soldiers </w:t>
       </w:r>
     </w:p>
     <w:sectPr>
@@ -2877,10 +2771,10 @@
       </w:r>
     </w:p>
   </w:comment>
-  <w:comment w:id="1" w:author="Unknown Author" w:date="2026-04-21T10:56:44Z" w:initials="">
-    <w:p>
-      <w:pPr>
-        <w:overflowPunct w:val="false"/>
+  <w:comment w:id="1" w:author="Unknown Author" w:date="2026-04-24T11:15:08Z" w:initials="">
+    <w:p>
+      <w:pPr>
+        <w:overflowPunct w:val="true"/>
         <w:rPr/>
       </w:pPr>
       <w:r>
@@ -2889,14 +2783,14 @@
           <w:kern w:val="0"/>
           <w:lang w:val="en-US" w:eastAsia="en-US" w:bidi="en-US"/>
         </w:rPr>
-        <w:t>Commodity production was already established – how did the attempt to generate Commodity consumption go?</w:t>
+        <w:t>This intro to the section needs to be much expanded</w:t>
       </w:r>
     </w:p>
   </w:comment>
-  <w:comment w:id="2" w:author="Unknown Author" w:date="2026-04-17T11:17:36Z" w:initials="">
-    <w:p>
-      <w:pPr>
-        <w:overflowPunct w:val="true"/>
+  <w:comment w:id="2" w:author="Unknown Author" w:date="2026-04-21T10:56:44Z" w:initials="">
+    <w:p>
+      <w:pPr>
+        <w:overflowPunct w:val="false"/>
         <w:rPr/>
       </w:pPr>
       <w:r>
@@ -2905,11 +2799,11 @@
           <w:kern w:val="0"/>
           <w:lang w:val="en-US" w:eastAsia="en-US" w:bidi="en-US"/>
         </w:rPr>
-        <w:t>In malaysia chapter, address why these two factors were non-issues</w:t>
+        <w:t>Commodity production was already established – how did the attempt to generate Commodity consumption go?</w:t>
       </w:r>
     </w:p>
   </w:comment>
-  <w:comment w:id="3" w:author="Unknown Author" w:date="2026-04-17T11:19:52Z" w:initials="">
+  <w:comment w:id="3" w:author="Unknown Author" w:date="2026-04-17T11:17:36Z" w:initials="">
     <w:p>
       <w:pPr>
         <w:overflowPunct w:val="true"/>
@@ -2921,11 +2815,27 @@
           <w:kern w:val="0"/>
           <w:lang w:val="en-US" w:eastAsia="en-US" w:bidi="en-US"/>
         </w:rPr>
+        <w:t>In malaysia chapter, address why these two factors were non-issues</w:t>
+      </w:r>
+    </w:p>
+  </w:comment>
+  <w:comment w:id="4" w:author="Unknown Author" w:date="2026-04-17T11:19:52Z" w:initials="">
+    <w:p>
+      <w:pPr>
+        <w:overflowPunct w:val="true"/>
+        <w:rPr/>
+      </w:pPr>
+      <w:r>
+        <w:rPr>
+          <w:rFonts w:eastAsia="DejaVu Sans" w:cs="Noto Sans Arabic"/>
+          <w:kern w:val="0"/>
+          <w:lang w:val="en-US" w:eastAsia="en-US" w:bidi="en-US"/>
+        </w:rPr>
         <w:t>Find citations for this</w:t>
       </w:r>
     </w:p>
   </w:comment>
-  <w:comment w:id="4" w:author="Unknown Author" w:date="2026-04-17T11:22:33Z" w:initials="">
+  <w:comment w:id="5" w:author="Unknown Author" w:date="2026-04-17T11:22:33Z" w:initials="">
     <w:p>
       <w:pPr>
         <w:overflowPunct w:val="true"/>
@@ -2981,7 +2891,7 @@
     </w:r>
     <w:r>
       <w:rPr/>
-      <w:t>7</w:t>
+      <w:t>9</w:t>
     </w:r>
     <w:r>
       <w:rPr/>
@@ -3015,7 +2925,7 @@
     </w:r>
     <w:r>
       <w:rPr/>
-      <w:t>7</w:t>
+      <w:t>9</w:t>
     </w:r>
     <w:r>
       <w:rPr/>
@@ -3071,6 +2981,298 @@
       </w:r>
       <w:r>
         <w:rPr/>
+        <w:t xml:space="preserve">Austin Coates, </w:t>
+      </w:r>
+      <w:r>
+        <w:rPr>
+          <w:i/>
+        </w:rPr>
+        <w:t>The Commerce in Rubber: The First 250 Years</w:t>
+      </w:r>
+      <w:r>
+        <w:rPr/>
+        <w:t xml:space="preserve"> (Oxford University Press, 1988).</w:t>
+      </w:r>
+    </w:p>
+  </w:footnote>
+  <w:footnote w:id="3">
+    <w:p>
+      <w:pPr>
+        <w:pStyle w:val="FootnoteText"/>
+        <w:rPr/>
+      </w:pPr>
+      <w:r>
+        <w:rPr>
+          <w:rStyle w:val="FootnoteCharacters"/>
+        </w:rPr>
+        <w:footnoteRef/>
+      </w:r>
+      <w:r>
+        <w:rPr/>
+        <w:tab/>
+        <w:t xml:space="preserve"> </w:t>
+      </w:r>
+      <w:r>
+        <w:rPr/>
+        <w:t xml:space="preserve">Herbert Morawetz, “History of Rubber Research,” </w:t>
+      </w:r>
+      <w:r>
+        <w:rPr>
+          <w:i/>
+        </w:rPr>
+        <w:t>Rubber Chemistry and Technology</w:t>
+      </w:r>
+      <w:r>
+        <w:rPr/>
+        <w:t xml:space="preserve"> 73, no. 3 (2000): 405–26.</w:t>
+      </w:r>
+    </w:p>
+  </w:footnote>
+  <w:footnote w:id="4">
+    <w:p>
+      <w:pPr>
+        <w:pStyle w:val="FootnoteText"/>
+        <w:rPr/>
+      </w:pPr>
+      <w:r>
+        <w:rPr>
+          <w:rStyle w:val="FootnoteCharacters"/>
+        </w:rPr>
+        <w:footnoteRef/>
+      </w:r>
+      <w:r>
+        <w:rPr/>
+        <w:tab/>
+        <w:t xml:space="preserve"> </w:t>
+      </w:r>
+      <w:r>
+        <w:rPr/>
+        <w:t xml:space="preserve">Burgess Darrow, “Pneumatic Tires - Old and New,” </w:t>
+      </w:r>
+      <w:r>
+        <w:rPr>
+          <w:i/>
+        </w:rPr>
+        <w:t>SAE Transactions</w:t>
+      </w:r>
+      <w:r>
+        <w:rPr/>
+        <w:t xml:space="preserve"> 27 (1932): 438–44.</w:t>
+      </w:r>
+    </w:p>
+  </w:footnote>
+  <w:footnote w:id="5">
+    <w:p>
+      <w:pPr>
+        <w:pStyle w:val="FootnoteText"/>
+        <w:rPr/>
+      </w:pPr>
+      <w:r>
+        <w:rPr>
+          <w:rStyle w:val="FootnoteCharacters"/>
+        </w:rPr>
+        <w:footnoteRef/>
+      </w:r>
+      <w:r>
+        <w:rPr/>
+        <w:tab/>
+        <w:t xml:space="preserve"> </w:t>
+      </w:r>
+      <w:r>
+        <w:rPr/>
+        <w:t xml:space="preserve">P. W. Litchfield, “PNEUMATIC TIRES,” </w:t>
+      </w:r>
+      <w:r>
+        <w:rPr>
+          <w:i/>
+        </w:rPr>
+        <w:t>Transactions (Society of Automobile Engineers)</w:t>
+      </w:r>
+      <w:r>
+        <w:rPr/>
+        <w:t xml:space="preserve"> 8 (1913): 208–23.</w:t>
+      </w:r>
+    </w:p>
+  </w:footnote>
+  <w:footnote w:id="6">
+    <w:p>
+      <w:pPr>
+        <w:pStyle w:val="FootnoteText"/>
+        <w:rPr/>
+      </w:pPr>
+      <w:r>
+        <w:rPr>
+          <w:rStyle w:val="FootnoteCharacters"/>
+        </w:rPr>
+        <w:footnoteRef/>
+      </w:r>
+      <w:r>
+        <w:rPr/>
+        <w:tab/>
+        <w:t xml:space="preserve"> </w:t>
+      </w:r>
+      <w:r>
+        <w:rPr/>
+        <w:t xml:space="preserve">Guido Buenstorf and Steven Klepper, “Submarket Dynamics and Innovation: The Case of the US Tire Industry,” </w:t>
+      </w:r>
+      <w:r>
+        <w:rPr>
+          <w:i/>
+        </w:rPr>
+        <w:t>Industrial and Corporate Change</w:t>
+      </w:r>
+      <w:r>
+        <w:rPr/>
+        <w:t xml:space="preserve"> 19, no. 5 (2010): 1563–87.</w:t>
+      </w:r>
+    </w:p>
+  </w:footnote>
+  <w:footnote w:id="7">
+    <w:p>
+      <w:pPr>
+        <w:pStyle w:val="FootnoteText"/>
+        <w:rPr/>
+      </w:pPr>
+      <w:r>
+        <w:rPr>
+          <w:rStyle w:val="FootnoteCharacters"/>
+        </w:rPr>
+        <w:footnoteRef/>
+      </w:r>
+      <w:r>
+        <w:rPr/>
+        <w:tab/>
+        <w:t xml:space="preserve"> </w:t>
+      </w:r>
+      <w:r>
+        <w:rPr/>
+        <w:t>The rise of plantation labor in Asia will be the subject of Chapter 5.</w:t>
+      </w:r>
+    </w:p>
+  </w:footnote>
+  <w:footnote w:id="8">
+    <w:p>
+      <w:pPr>
+        <w:pStyle w:val="FootnoteText"/>
+        <w:rPr/>
+      </w:pPr>
+      <w:r>
+        <w:rPr>
+          <w:rStyle w:val="FootnoteCharacters"/>
+        </w:rPr>
+        <w:footnoteRef/>
+      </w:r>
+      <w:r>
+        <w:rPr/>
+        <w:tab/>
+        <w:t xml:space="preserve"> </w:t>
+      </w:r>
+      <w:r>
+        <w:rPr/>
+        <w:t xml:space="preserve">Bradford L. Barham and Oliver T. Coomes, </w:t>
+      </w:r>
+      <w:r>
+        <w:rPr>
+          <w:i/>
+        </w:rPr>
+        <w:t>Prosperity’s Promise: The Amazon Rubber Boom and Distorted Economic Development</w:t>
+      </w:r>
+      <w:r>
+        <w:rPr/>
+        <w:t xml:space="preserve">, Dellplain Latin American Studies 34 (Westview Press, 1996); John Tully, </w:t>
+      </w:r>
+      <w:r>
+        <w:rPr>
+          <w:i/>
+        </w:rPr>
+        <w:t>The Devils Milk</w:t>
+      </w:r>
+      <w:r>
+        <w:rPr/>
+        <w:t xml:space="preserve"> (NYU Press, 2011), JSTOR, </w:t>
+      </w:r>
+      <w:hyperlink r:id="rId1">
+        <w:r>
+          <w:rPr>
+            <w:rStyle w:val="Hyperlink"/>
+          </w:rPr>
+          <w:t>http://www.jstor.org/stable/j.ctt9qfjqp</w:t>
+        </w:r>
+      </w:hyperlink>
+      <w:r>
+        <w:rPr/>
+        <w:t xml:space="preserve">; Barbara Weinstein, </w:t>
+      </w:r>
+      <w:r>
+        <w:rPr>
+          <w:i/>
+        </w:rPr>
+        <w:t>The Amazon Rubber Boom, 1850-1920</w:t>
+      </w:r>
+      <w:r>
+        <w:rPr/>
+        <w:t xml:space="preserve"> (Stanford University Press, 1983). </w:t>
+      </w:r>
+      <w:r>
+        <w:rPr>
+          <w:shd w:fill="FFFF00" w:val="clear"/>
+        </w:rPr>
+        <w:t>[underdevelopment of the amazon???]</w:t>
+      </w:r>
+    </w:p>
+  </w:footnote>
+  <w:footnote w:id="9">
+    <w:p>
+      <w:pPr>
+        <w:pStyle w:val="FootnoteText"/>
+        <w:rPr/>
+      </w:pPr>
+      <w:r>
+        <w:rPr>
+          <w:rStyle w:val="FootnoteCharacters"/>
+        </w:rPr>
+        <w:footnoteRef/>
+      </w:r>
+      <w:r>
+        <w:rPr/>
+        <w:tab/>
+        <w:t xml:space="preserve"> </w:t>
+      </w:r>
+      <w:r>
+        <w:rPr/>
+        <w:t xml:space="preserve">P. W. Barker and E. G. Holt, </w:t>
+      </w:r>
+      <w:r>
+        <w:rPr>
+          <w:i/>
+        </w:rPr>
+        <w:t>Rubber Statistics 1900-1937: Production, Absorption, Stocks and Prices</w:t>
+      </w:r>
+      <w:r>
+        <w:rPr/>
+        <w:t>, no. 181, Trade Promotion Series (U. S. Department of Commerce, 1938).</w:t>
+      </w:r>
+    </w:p>
+  </w:footnote>
+  <w:footnote w:id="10">
+    <w:p>
+      <w:pPr>
+        <w:pStyle w:val="FootnoteText"/>
+        <w:rPr/>
+      </w:pPr>
+      <w:r>
+        <w:rPr>
+          <w:rStyle w:val="FootnoteCharacters"/>
+        </w:rPr>
+        <w:footnoteRef/>
+      </w:r>
+      <w:r>
+        <w:rPr/>
+        <w:tab/>
+        <w:t xml:space="preserve"> </w:t>
+      </w:r>
+      <w:r>
+        <w:rPr/>
         <w:t xml:space="preserve">Reuben H. Brooks, “HUMAN RESPONSE TO RECURRENT DROUGHT IN NORTHEASTERN BRAZIL” </w:t>
       </w:r>
       <w:r>
@@ -3083,7 +3285,7 @@
         <w:rPr/>
         <w:t xml:space="preserve"> 23, no. 1 (1971): 40–44, </w:t>
       </w:r>
-      <w:hyperlink r:id="rId1">
+      <w:hyperlink r:id="rId2">
         <w:r>
           <w:rPr>
             <w:rStyle w:val="Hyperlink"/>
@@ -3097,7 +3299,7 @@
       </w:r>
     </w:p>
   </w:footnote>
-  <w:footnote w:id="3">
+  <w:footnote w:id="11">
     <w:p>
       <w:pPr>
         <w:pStyle w:val="FootnoteText"/>
@@ -3130,7 +3332,7 @@
       </w:r>
     </w:p>
   </w:footnote>
-  <w:footnote w:id="4">
+  <w:footnote w:id="12">
     <w:p>
       <w:pPr>
         <w:pStyle w:val="FootnoteText"/>
@@ -3163,7 +3365,7 @@
       </w:r>
     </w:p>
   </w:footnote>
-  <w:footnote w:id="5">
+  <w:footnote w:id="13">
     <w:p>
       <w:pPr>
         <w:pStyle w:val="FootnoteText"/>
@@ -3196,7 +3398,7 @@
       </w:r>
     </w:p>
   </w:footnote>
-  <w:footnote w:id="6">
+  <w:footnote w:id="14">
     <w:p>
       <w:pPr>
         <w:pStyle w:val="FootnoteText"/>
@@ -3219,7 +3421,7 @@
       </w:r>
     </w:p>
   </w:footnote>
-  <w:footnote w:id="7">
+  <w:footnote w:id="15">
     <w:p>
       <w:pPr>
         <w:pStyle w:val="FootnoteText"/>
@@ -3242,7 +3444,7 @@
       </w:r>
     </w:p>
   </w:footnote>
-  <w:footnote w:id="8">
+  <w:footnote w:id="16">
     <w:p>
       <w:pPr>
         <w:pStyle w:val="FootnoteText"/>
@@ -3265,7 +3467,7 @@
       </w:r>
     </w:p>
   </w:footnote>
-  <w:footnote w:id="9">
+  <w:footnote w:id="17">
     <w:p>
       <w:pPr>
         <w:pStyle w:val="FootnoteText"/>
@@ -3298,7 +3500,7 @@
       </w:r>
     </w:p>
   </w:footnote>
-  <w:footnote w:id="10">
+  <w:footnote w:id="18">
     <w:p>
       <w:pPr>
         <w:pStyle w:val="FootnoteText"/>
@@ -3321,7 +3523,7 @@
       </w:r>
     </w:p>
   </w:footnote>
-  <w:footnote w:id="11">
+  <w:footnote w:id="19">
     <w:p>
       <w:pPr>
         <w:pStyle w:val="FootnoteText"/>
@@ -3344,7 +3546,7 @@
       </w:r>
     </w:p>
   </w:footnote>
-  <w:footnote w:id="12">
+  <w:footnote w:id="20">
     <w:p>
       <w:pPr>
         <w:pStyle w:val="FootnoteText"/>
@@ -3377,7 +3579,7 @@
       </w:r>
     </w:p>
   </w:footnote>
-  <w:footnote w:id="13">
+  <w:footnote w:id="21">
     <w:p>
       <w:pPr>
         <w:pStyle w:val="FootnoteText"/>
@@ -3410,7 +3612,7 @@
       </w:r>
     </w:p>
   </w:footnote>
-  <w:footnote w:id="14">
+  <w:footnote w:id="22">
     <w:p>
       <w:pPr>
         <w:pStyle w:val="FootnoteText"/>
@@ -3443,7 +3645,7 @@
       </w:r>
     </w:p>
   </w:footnote>
-  <w:footnote w:id="15">
+  <w:footnote w:id="23">
     <w:p>
       <w:pPr>
         <w:pStyle w:val="FootnoteText"/>
@@ -3476,7 +3678,40 @@
       </w:r>
     </w:p>
   </w:footnote>
-  <w:footnote w:id="16">
+  <w:footnote w:id="24">
+    <w:p>
+      <w:pPr>
+        <w:pStyle w:val="FootnoteText"/>
+        <w:rPr/>
+      </w:pPr>
+      <w:r>
+        <w:rPr>
+          <w:rStyle w:val="FootnoteCharacters"/>
+        </w:rPr>
+        <w:footnoteRef/>
+      </w:r>
+      <w:r>
+        <w:rPr/>
+        <w:tab/>
+        <w:t xml:space="preserve"> “</w:t>
+      </w:r>
+      <w:r>
+        <w:rPr/>
+        <w:t xml:space="preserve">Labor Is Seen as Principal Obstacle to Ford in Brazil,” </w:t>
+      </w:r>
+      <w:r>
+        <w:rPr>
+          <w:i/>
+        </w:rPr>
+        <w:t>The Rubber Age</w:t>
+      </w:r>
+      <w:r>
+        <w:rPr/>
+        <w:t xml:space="preserve"> (New York) 22, no. 3 (1927). 125</w:t>
+      </w:r>
+    </w:p>
+  </w:footnote>
+  <w:footnote w:id="25">
     <w:p>
       <w:pPr>
         <w:pStyle w:val="FootnoteText"/>
@@ -3495,29 +3730,21 @@
       </w:r>
       <w:r>
         <w:rPr/>
-        <w:t>“</w:t>
-      </w:r>
-      <w:r>
-        <w:rPr/>
-        <w:t xml:space="preserve">Labor Is Seen as Principal Obstacle to Ford in Brazil,” </w:t>
-      </w:r>
-      <w:r>
-        <w:rPr>
-          <w:i/>
-        </w:rPr>
-        <w:t>The Rubber Age</w:t>
-      </w:r>
-      <w:r>
-        <w:rPr/>
-        <w:t xml:space="preserve"> (New York) 22, no. 3 (1927).</w:t>
-      </w:r>
-      <w:r>
-        <w:rPr/>
-        <w:t xml:space="preserve"> 125</w:t>
+        <w:t xml:space="preserve">Grandin, </w:t>
+      </w:r>
+      <w:r>
+        <w:rPr>
+          <w:i/>
+        </w:rPr>
+        <w:t>Fordlandia</w:t>
+      </w:r>
+      <w:r>
+        <w:rPr/>
+        <w:t>. 330</w:t>
       </w:r>
     </w:p>
   </w:footnote>
-  <w:footnote w:id="17">
+  <w:footnote w:id="26">
     <w:p>
       <w:pPr>
         <w:pStyle w:val="FootnoteText"/>
@@ -3536,21 +3763,21 @@
       </w:r>
       <w:r>
         <w:rPr/>
-        <w:t xml:space="preserve">Grandin, </w:t>
-      </w:r>
-      <w:r>
-        <w:rPr>
-          <w:i/>
-        </w:rPr>
-        <w:t>Fordlandia</w:t>
-      </w:r>
-      <w:r>
-        <w:rPr/>
-        <w:t>. 330</w:t>
+        <w:t xml:space="preserve">Greg Grandin, "Empire's Ruins: Detroit to the Amazon," in Ann Laura Stoler, ed., </w:t>
+      </w:r>
+      <w:r>
+        <w:rPr>
+          <w:i/>
+        </w:rPr>
+        <w:t>Imperial Debris: On Ruins and Ruination</w:t>
+      </w:r>
+      <w:r>
+        <w:rPr/>
+        <w:t xml:space="preserve"> (Duke University Press, 2013). 110</w:t>
       </w:r>
     </w:p>
   </w:footnote>
-  <w:footnote w:id="18">
+  <w:footnote w:id="27">
     <w:p>
       <w:pPr>
         <w:pStyle w:val="FootnoteText"/>
@@ -3569,25 +3796,32 @@
       </w:r>
       <w:r>
         <w:rPr/>
-        <w:t xml:space="preserve">Greg Grandin, "Empire's Ruins: Detroit to the Amazon," in Ann Laura Stoler, ed., </w:t>
-      </w:r>
-      <w:r>
-        <w:rPr>
-          <w:i/>
-        </w:rPr>
-        <w:t>Imperial Debris: On Ruins and Ruination</w:t>
-      </w:r>
-      <w:r>
-        <w:rPr/>
-        <w:t xml:space="preserve"> (Duke University Press, 2013). 110</w:t>
+        <w:t xml:space="preserve">José Carvalho, "Henry Ford," </w:t>
+      </w:r>
+      <w:r>
+        <w:rPr>
+          <w:i/>
+          <w:iCs/>
+        </w:rPr>
+        <w:t xml:space="preserve">O Paiz, </w:t>
+      </w:r>
+      <w:r>
+        <w:rPr>
+          <w:i w:val="false"/>
+          <w:iCs w:val="false"/>
+        </w:rPr>
+        <w:t>June 14, 1928. "Mas o que é certo é que Henry Ford é um espirito verdadeiramente creador e que está renovando a face do planeta."</w:t>
       </w:r>
     </w:p>
   </w:footnote>
-  <w:footnote w:id="19">
+  <w:footnote w:id="28">
     <w:p>
       <w:pPr>
         <w:pStyle w:val="FootnoteText"/>
-        <w:rPr/>
+        <w:rPr>
+          <w:highlight w:val="none"/>
+          <w:shd w:fill="auto" w:val="clear"/>
+        </w:rPr>
       </w:pPr>
       <w:r>
         <w:rPr>
@@ -3596,37 +3830,69 @@
         <w:footnoteRef/>
       </w:r>
       <w:r>
-        <w:rPr/>
+        <w:rPr>
+          <w:shd w:fill="auto" w:val="clear"/>
+        </w:rPr>
         <w:tab/>
         <w:t xml:space="preserve"> </w:t>
       </w:r>
       <w:r>
-        <w:rPr/>
-        <w:t xml:space="preserve">José Carvalho, "Henry Ford," </w:t>
-      </w:r>
-      <w:r>
-        <w:rPr>
-          <w:i/>
-          <w:iCs/>
-        </w:rPr>
-        <w:t xml:space="preserve">O Paiz, </w:t>
-      </w:r>
-      <w:r>
-        <w:rPr>
-          <w:i w:val="false"/>
-          <w:iCs w:val="false"/>
-        </w:rPr>
-        <w:t>June 14, 1928. "Mas o que é certo é que Henry Ford é um espirito verdadeiramente creador e que está renovando a face do planeta."</w:t>
+        <w:rPr>
+          <w:shd w:fill="auto" w:val="clear"/>
+        </w:rPr>
+        <w:t xml:space="preserve">Grandin, </w:t>
+      </w:r>
+      <w:r>
+        <w:rPr>
+          <w:i/>
+          <w:shd w:fill="auto" w:val="clear"/>
+        </w:rPr>
+        <w:t>Fordlandia</w:t>
+      </w:r>
+      <w:r>
+        <w:rPr>
+          <w:shd w:fill="auto" w:val="clear"/>
+        </w:rPr>
+        <w:t>. 274</w:t>
       </w:r>
     </w:p>
   </w:footnote>
-  <w:footnote w:id="20">
+  <w:footnote w:id="29">
     <w:p>
       <w:pPr>
         <w:pStyle w:val="FootnoteText"/>
+        <w:rPr/>
+      </w:pPr>
+      <w:r>
+        <w:rPr>
+          <w:rStyle w:val="FootnoteCharacters"/>
+        </w:rPr>
+        <w:footnoteRef/>
+      </w:r>
+      <w:r>
+        <w:rPr/>
+        <w:tab/>
+        <w:t xml:space="preserve">A. Ogden Pierrot, “A Visit to Fordlandia,” </w:t>
+      </w:r>
+      <w:r>
+        <w:rPr>
+          <w:i/>
+        </w:rPr>
+        <w:t>The Rubber Age</w:t>
+      </w:r>
+      <w:r>
+        <w:rPr/>
+        <w:t xml:space="preserve"> (New York) 31, no. 1 (1932): 19–22.</w:t>
+      </w:r>
+    </w:p>
+  </w:footnote>
+  <w:footnote w:id="30">
+    <w:p>
+      <w:pPr>
+        <w:pStyle w:val="FootnoteText"/>
         <w:rPr>
           <w:highlight w:val="none"/>
-          <w:shd w:fill="FFFF00" w:val="clear"/>
+          <w:shd w:fill="auto" w:val="clear"/>
         </w:rPr>
       </w:pPr>
       <w:r>
@@ -3637,24 +3903,40 @@
       </w:r>
       <w:r>
         <w:rPr>
-          <w:shd w:fill="FFFF00" w:val="clear"/>
+          <w:shd w:fill="auto" w:val="clear"/>
         </w:rPr>
         <w:tab/>
         <w:t xml:space="preserve"> </w:t>
       </w:r>
       <w:r>
         <w:rPr>
-          <w:shd w:fill="FFFF00" w:val="clear"/>
-        </w:rPr>
-        <w:t>Fordlandia p 252 of pdf</w:t>
+          <w:shd w:fill="auto" w:val="clear"/>
+        </w:rPr>
+        <w:t xml:space="preserve">Grandin, </w:t>
+      </w:r>
+      <w:r>
+        <w:rPr>
+          <w:i/>
+          <w:shd w:fill="auto" w:val="clear"/>
+        </w:rPr>
+        <w:t>Fordlandia</w:t>
+      </w:r>
+      <w:r>
+        <w:rPr>
+          <w:shd w:fill="auto" w:val="clear"/>
+        </w:rPr>
+        <w:t>. 157</w:t>
       </w:r>
     </w:p>
   </w:footnote>
-  <w:footnote w:id="21">
+  <w:footnote w:id="31">
     <w:p>
       <w:pPr>
         <w:pStyle w:val="FootnoteText"/>
-        <w:rPr/>
+        <w:rPr>
+          <w:highlight w:val="none"/>
+          <w:shd w:fill="auto" w:val="clear"/>
+        </w:rPr>
       </w:pPr>
       <w:r>
         <w:rPr>
@@ -3663,72 +3945,38 @@
         <w:footnoteRef/>
       </w:r>
       <w:r>
-        <w:rPr/>
-        <w:tab/>
-        <w:t xml:space="preserve">A. Ogden Pierrot, “A Visit to Fordlandia,” </w:t>
-      </w:r>
-      <w:r>
-        <w:rPr>
-          <w:i/>
-        </w:rPr>
-        <w:t>The Rubber Age</w:t>
-      </w:r>
-      <w:r>
-        <w:rPr/>
-        <w:t xml:space="preserve"> (New York) 31, no. 1 (1932): 19–22.</w:t>
-      </w:r>
-    </w:p>
-  </w:footnote>
-  <w:footnote w:id="22">
-    <w:p>
-      <w:pPr>
-        <w:pStyle w:val="FootnoteText"/>
-        <w:rPr>
-          <w:highlight w:val="none"/>
-          <w:shd w:fill="FFFF00" w:val="clear"/>
-        </w:rPr>
-      </w:pPr>
-      <w:r>
-        <w:rPr>
-          <w:rStyle w:val="FootnoteCharacters"/>
-        </w:rPr>
-        <w:footnoteRef/>
-      </w:r>
-      <w:r>
-        <w:rPr>
-          <w:shd w:fill="FFFF00" w:val="clear"/>
+        <w:rPr>
+          <w:shd w:fill="auto" w:val="clear"/>
         </w:rPr>
         <w:tab/>
         <w:t xml:space="preserve"> </w:t>
       </w:r>
       <w:r>
         <w:rPr>
-          <w:shd w:fill="FFFF00" w:val="clear"/>
-        </w:rPr>
-        <w:t xml:space="preserve">Fordlandia p </w:t>
-      </w:r>
-      <w:r>
-        <w:rPr>
-          <w:shd w:fill="FFFF00" w:val="clear"/>
-        </w:rPr>
-        <w:t>148</w:t>
-      </w:r>
-      <w:r>
-        <w:rPr>
-          <w:shd w:fill="FFFF00" w:val="clear"/>
-        </w:rPr>
-        <w:t xml:space="preserve"> of pdf</w:t>
+          <w:shd w:fill="auto" w:val="clear"/>
+        </w:rPr>
+        <w:t xml:space="preserve">Grandin, </w:t>
+      </w:r>
+      <w:r>
+        <w:rPr>
+          <w:i/>
+          <w:shd w:fill="auto" w:val="clear"/>
+        </w:rPr>
+        <w:t>Fordlandia</w:t>
+      </w:r>
+      <w:r>
+        <w:rPr>
+          <w:shd w:fill="auto" w:val="clear"/>
+        </w:rPr>
+        <w:t>. 228</w:t>
       </w:r>
     </w:p>
   </w:footnote>
-  <w:footnote w:id="23">
+  <w:footnote w:id="32">
     <w:p>
       <w:pPr>
         <w:pStyle w:val="FootnoteText"/>
-        <w:rPr>
-          <w:highlight w:val="none"/>
-          <w:shd w:fill="FFFF00" w:val="clear"/>
-        </w:rPr>
+        <w:rPr/>
       </w:pPr>
       <w:r>
         <w:rPr>
@@ -3737,33 +3985,17 @@
         <w:footnoteRef/>
       </w:r>
       <w:r>
-        <w:rPr>
-          <w:shd w:fill="FFFF00" w:val="clear"/>
-        </w:rPr>
+        <w:rPr/>
         <w:tab/>
         <w:t xml:space="preserve"> </w:t>
       </w:r>
       <w:r>
-        <w:rPr>
-          <w:shd w:fill="FFFF00" w:val="clear"/>
-        </w:rPr>
-        <w:t xml:space="preserve">Fordlandia p </w:t>
-      </w:r>
-      <w:r>
-        <w:rPr>
-          <w:shd w:fill="FFFF00" w:val="clear"/>
-        </w:rPr>
-        <w:t>211</w:t>
-      </w:r>
-      <w:r>
-        <w:rPr>
-          <w:shd w:fill="FFFF00" w:val="clear"/>
-        </w:rPr>
-        <w:t xml:space="preserve"> of pdf</w:t>
+        <w:rPr/>
+        <w:t>Pierrot, “A Visit to Fordlandia.” 20</w:t>
       </w:r>
     </w:p>
   </w:footnote>
-  <w:footnote w:id="24">
+  <w:footnote w:id="33">
     <w:p>
       <w:pPr>
         <w:pStyle w:val="FootnoteText"/>
@@ -3802,14 +4034,129 @@
           <w:i w:val="false"/>
           <w:iCs w:val="false"/>
         </w:rPr>
-        <w:t xml:space="preserve"> (New York) 85, no. 5 (1932):</w:t>
-      </w:r>
-      <w:r>
-        <w:rPr>
-          <w:i w:val="false"/>
-          <w:iCs w:val="false"/>
-        </w:rPr>
-        <w:t xml:space="preserve"> 48</w:t>
+        <w:t xml:space="preserve"> (New York) 85, no. 5 (1932). 48</w:t>
+      </w:r>
+    </w:p>
+  </w:footnote>
+  <w:footnote w:id="34">
+    <w:p>
+      <w:pPr>
+        <w:pStyle w:val="FootnoteText"/>
+        <w:rPr>
+          <w:highlight w:val="none"/>
+          <w:shd w:fill="auto" w:val="clear"/>
+        </w:rPr>
+      </w:pPr>
+      <w:r>
+        <w:rPr>
+          <w:rStyle w:val="FootnoteCharacters"/>
+        </w:rPr>
+        <w:footnoteRef/>
+      </w:r>
+      <w:r>
+        <w:rPr>
+          <w:shd w:fill="auto" w:val="clear"/>
+        </w:rPr>
+        <w:tab/>
+        <w:t xml:space="preserve"> </w:t>
+      </w:r>
+      <w:r>
+        <w:rPr>
+          <w:shd w:fill="auto" w:val="clear"/>
+        </w:rPr>
+        <w:t xml:space="preserve">Grandin, </w:t>
+      </w:r>
+      <w:r>
+        <w:rPr>
+          <w:i/>
+          <w:shd w:fill="auto" w:val="clear"/>
+        </w:rPr>
+        <w:t>Fordlandia</w:t>
+      </w:r>
+      <w:r>
+        <w:rPr>
+          <w:shd w:fill="auto" w:val="clear"/>
+        </w:rPr>
+        <w:t>. 291</w:t>
+      </w:r>
+    </w:p>
+  </w:footnote>
+  <w:footnote w:id="35">
+    <w:p>
+      <w:pPr>
+        <w:pStyle w:val="FootnoteText"/>
+        <w:rPr/>
+      </w:pPr>
+      <w:r>
+        <w:rPr>
+          <w:rStyle w:val="FootnoteCharacters"/>
+        </w:rPr>
+        <w:footnoteRef/>
+      </w:r>
+      <w:r>
+        <w:rPr/>
+        <w:tab/>
+        <w:t xml:space="preserve">  </w:t>
+      </w:r>
+      <w:r>
+        <w:rPr/>
+        <w:t>Pierrot, “A Visit to Fordlandia.” 22</w:t>
+      </w:r>
+    </w:p>
+  </w:footnote>
+  <w:footnote w:id="36">
+    <w:p>
+      <w:pPr>
+        <w:pStyle w:val="FootnoteText"/>
+        <w:rPr/>
+      </w:pPr>
+      <w:r>
+        <w:rPr>
+          <w:rStyle w:val="FootnoteCharacters"/>
+        </w:rPr>
+        <w:footnoteRef/>
+      </w:r>
+      <w:r>
+        <w:rPr/>
+        <w:tab/>
+        <w:t xml:space="preserve"> </w:t>
+      </w:r>
+      <w:r>
+        <w:rPr/>
+        <w:t>Pierrot, “A Visit to Fordlandia.” 21.</w:t>
+      </w:r>
+    </w:p>
+  </w:footnote>
+  <w:footnote w:id="37">
+    <w:p>
+      <w:pPr>
+        <w:pStyle w:val="FootnoteText"/>
+        <w:rPr/>
+      </w:pPr>
+      <w:r>
+        <w:rPr>
+          <w:rStyle w:val="FootnoteCharacters"/>
+        </w:rPr>
+        <w:footnoteRef/>
+      </w:r>
+      <w:r>
+        <w:rPr/>
+        <w:tab/>
+        <w:t xml:space="preserve"> </w:t>
+      </w:r>
+      <w:r>
+        <w:rPr/>
+        <w:t xml:space="preserve">Joseph A. Russell, “Fordlandia and Belterra, Rubber Plantations on the Tapajos River, Brazil,” </w:t>
+      </w:r>
+      <w:r>
+        <w:rPr>
+          <w:i/>
+        </w:rPr>
+        <w:t>Economic Geography</w:t>
+      </w:r>
+      <w:r>
+        <w:rPr/>
+        <w:t xml:space="preserve"> 18, no. 2 (1942). 140</w:t>
       </w:r>
     </w:p>
   </w:footnote>

--- a/Dissertation Research/Brazil Chapter.docx
+++ b/Dissertation Research/Brazil Chapter.docx
@@ -144,11 +144,7 @@
         </w:rPr>
       </w:pPr>
       <w:r>
-        <w:rPr>
-          <w:i/>
-          <w:iCs/>
-          <w:shd w:fill="FFFF00" w:val="clear"/>
-        </w:rPr>
+        <w:rPr/>
       </w:r>
     </w:p>
     <w:p>
@@ -170,7 +166,7 @@
           <w:iCs/>
           <w:shd w:fill="FFFF00" w:val="clear"/>
         </w:rPr>
-        <w:t>Put in the intro some statistics on consumption - how much food etc did brazil import from the US and Europe?</w:t>
+        <w:t>Who is responsible for buying the food? In what way is the workers social reproduction articulated with the market?</w:t>
       </w:r>
     </w:p>
     <w:p>
@@ -200,6 +196,49 @@
         <w:bidi w:val="0"/>
         <w:jc w:val="start"/>
         <w:rPr>
+          <w:i/>
+          <w:i/>
+          <w:iCs/>
+          <w:highlight w:val="none"/>
+          <w:shd w:fill="FFFF00" w:val="clear"/>
+        </w:rPr>
+      </w:pPr>
+      <w:r>
+        <w:rPr>
+          <w:i/>
+          <w:iCs/>
+          <w:shd w:fill="FFFF00" w:val="clear"/>
+        </w:rPr>
+        <w:t>Put in the intro some statistics on consumption - how much food etc did brazil import from the US and Europe?</w:t>
+      </w:r>
+    </w:p>
+    <w:p>
+      <w:pPr>
+        <w:pStyle w:val="Normal"/>
+        <w:bidi w:val="0"/>
+        <w:jc w:val="start"/>
+        <w:rPr>
+          <w:i/>
+          <w:i/>
+          <w:iCs/>
+          <w:highlight w:val="none"/>
+          <w:shd w:fill="FFFF00" w:val="clear"/>
+        </w:rPr>
+      </w:pPr>
+      <w:r>
+        <w:rPr>
+          <w:i/>
+          <w:iCs/>
+          <w:shd w:fill="FFFF00" w:val="clear"/>
+        </w:rPr>
+      </w:r>
+    </w:p>
+    <w:p>
+      <w:pPr>
+        <w:pStyle w:val="Normal"/>
+        <w:bidi w:val="0"/>
+        <w:jc w:val="start"/>
+        <w:rPr>
           <w:b/>
           <w:bCs/>
         </w:rPr>
@@ -245,6 +284,7 @@
           <w:bCs/>
         </w:rPr>
       </w:pPr>
+      <w:commentRangeStart w:id="0"/>
       <w:r>
         <w:rPr>
           <w:b/>
@@ -252,375 +292,656 @@
         </w:rPr>
         <w:t>The Amazon Rubber Boom</w:t>
       </w:r>
-    </w:p>
-    <w:p>
-      <w:pPr>
-        <w:pStyle w:val="Normal"/>
-        <w:bidi w:val="0"/>
-        <w:jc w:val="start"/>
-        <w:rPr/>
-      </w:pPr>
-      <w:r>
-        <w:rPr/>
-        <w:t xml:space="preserve">Rubber has been used by </w:t>
-      </w:r>
-      <w:r>
-        <w:rPr/>
-        <w:t>humans</w:t>
-      </w:r>
-      <w:r>
-        <w:rPr/>
-        <w:t xml:space="preserve"> for centuries</w:t>
-      </w:r>
-      <w:r>
-        <w:rPr/>
-        <w:t>.</w:t>
-      </w:r>
-      <w:r>
-        <w:rPr/>
-        <w:t xml:space="preserve"> </w:t>
-      </w:r>
-      <w:r>
-        <w:rPr/>
-        <w:t>W</w:t>
-      </w:r>
-      <w:r>
-        <w:rPr/>
-        <w:t xml:space="preserve">hen Europeans arrived in the </w:t>
-      </w:r>
-      <w:r>
-        <w:rPr/>
-        <w:t xml:space="preserve">Americas in the </w:t>
-      </w:r>
-      <w:r>
-        <w:rPr/>
-        <w:t>fifteenth century, they witnessed</w:t>
-      </w:r>
-      <w:r>
-        <w:rPr/>
-        <w:t xml:space="preserve"> indigenous communities use rubber</w:t>
-      </w:r>
-      <w:r>
-        <w:rPr/>
-        <w:t xml:space="preserve"> to make balls, bottles, syringes, and to waterproof cloth and shoes.</w:t>
-      </w:r>
-      <w:r>
-        <w:rPr>
-          <w:rStyle w:val="FootnoteReference"/>
-        </w:rPr>
-        <w:footnoteReference w:id="2"/>
-      </w:r>
-      <w:r>
-        <w:rPr/>
-        <w:t xml:space="preserve"> </w:t>
-      </w:r>
-      <w:r>
-        <w:rPr/>
-        <w:t>However, d</w:t>
-      </w:r>
-      <w:r>
-        <w:rPr/>
-        <w:t xml:space="preserve">espite its </w:t>
-      </w:r>
-      <w:r>
-        <w:rPr/>
-        <w:t>elastic and water-repellent</w:t>
-      </w:r>
-      <w:r>
-        <w:rPr/>
-        <w:t xml:space="preserve"> properties, it was </w:t>
-      </w:r>
-      <w:r>
-        <w:rPr/>
-        <w:t xml:space="preserve">of </w:t>
-      </w:r>
-      <w:r>
-        <w:rPr/>
-        <w:t xml:space="preserve">little </w:t>
-      </w:r>
-      <w:r>
-        <w:rPr/>
-        <w:t>use</w:t>
-      </w:r>
-      <w:r>
-        <w:rPr/>
-        <w:t xml:space="preserve"> </w:t>
-      </w:r>
-      <w:r>
-        <w:rPr/>
-        <w:t>to</w:t>
-      </w:r>
-      <w:r>
-        <w:rPr/>
-        <w:t xml:space="preserve"> western</w:t>
-      </w:r>
-      <w:r>
-        <w:rPr/>
-        <w:t>ers</w:t>
-      </w:r>
-      <w:r>
-        <w:rPr/>
-        <w:t xml:space="preserve"> as it became sticky in the heat and rigid in the cold. </w:t>
-      </w:r>
-      <w:r>
-        <w:rPr/>
-        <w:t xml:space="preserve">It's industrial application was largely limited to raincoats. </w:t>
-      </w:r>
-      <w:r>
-        <w:rPr/>
-        <w:t xml:space="preserve"> However, in the 1830s Charles Goodyear developed and perfected the process of vulcanization which stabilized rubber and made it more suitable for industrial and consumer purposes.</w:t>
-      </w:r>
-      <w:r>
-        <w:rPr>
-          <w:rStyle w:val="FootnoteReference"/>
-        </w:rPr>
-        <w:footnoteReference w:id="3"/>
-      </w:r>
-      <w:r>
-        <w:rPr/>
-        <w:t xml:space="preserve"> </w:t>
-      </w:r>
-      <w:r>
-        <w:rPr/>
-        <w:t>Vulcanized rubber proved quite useful in various industrial applications, and would receive a massive</w:t>
-      </w:r>
-      <w:r>
-        <w:rPr/>
-        <w:t xml:space="preserve"> boost in 1888 with John Dunlop's pneumatic bicycle tire and the creation of a rubber tire industry.</w:t>
-      </w:r>
-      <w:r>
-        <w:rPr>
-          <w:rStyle w:val="FootnoteReference"/>
-        </w:rPr>
-        <w:footnoteReference w:id="4"/>
-      </w:r>
-      <w:r>
-        <w:rPr/>
-        <w:t xml:space="preserve"> Within 5 years, "the only tires [in use] on self-propelled vehicles [were] either solid rubber or pneumatic rubber tires; no other type seems as the present time likely to engage the serious attention of engineers."</w:t>
-      </w:r>
-      <w:r>
-        <w:rPr>
-          <w:rStyle w:val="FootnoteReference"/>
-        </w:rPr>
-        <w:footnoteReference w:id="5"/>
-      </w:r>
-      <w:r>
-        <w:rPr/>
-        <w:t xml:space="preserve"> </w:t>
-      </w:r>
-      <w:r>
-        <w:rPr/>
-        <w:t xml:space="preserve">It caught the attention of capitalists as well as engineeers, and </w:t>
-      </w:r>
-      <w:r>
-        <w:rPr/>
-        <w:t>the number of firms producing pneumatic tires in the US grew from 1 in 1896 to 157 in 1917 and reaching a peak of 278 in 1922.</w:t>
-      </w:r>
-      <w:r>
-        <w:rPr>
-          <w:rStyle w:val="FootnoteReference"/>
-        </w:rPr>
-        <w:footnoteReference w:id="6"/>
-      </w:r>
-      <w:r>
-        <w:rPr/>
-        <w:t xml:space="preserve"> Driven by this growth in tire manufacturing, US rubber imports rose from 20,308 long tonnes in 1900 to 157,371 in 1917 and 301,499 in 1922. Imports would continue to grow, reaching half a million in the 1930s</w:t>
-      </w:r>
-      <w:r>
-        <w:rPr/>
-        <w:t>.</w:t>
-      </w:r>
-    </w:p>
-    <w:p>
-      <w:pPr>
-        <w:pStyle w:val="Normal"/>
-        <w:bidi w:val="0"/>
-        <w:jc w:val="start"/>
-        <w:rPr/>
-      </w:pPr>
-      <w:r>
-        <w:rPr/>
-      </w:r>
-    </w:p>
-    <w:p>
-      <w:pPr>
-        <w:pStyle w:val="Normal"/>
-        <w:bidi w:val="0"/>
-        <w:jc w:val="start"/>
-        <w:rPr/>
-      </w:pPr>
-      <w:r>
-        <w:rPr/>
-        <w:t xml:space="preserve">Prior to the development of rubber tires, and for the first few years of the new industry's growth, the majority of the world's rubber was sourced from the Amazon. However, by </w:t>
-      </w:r>
-      <w:r>
-        <w:rPr/>
-        <w:t>the second decade of the twentieth century</w:t>
-      </w:r>
-      <w:r>
-        <w:rPr/>
-        <w:t xml:space="preserve"> the Amazonian rubber industry had collapsed and was replaced on the market by Asian rubber, especially from Malaya and Sumatra. </w:t>
-      </w:r>
-      <w:r>
-        <w:rPr/>
-        <w:t xml:space="preserve">In fact the automotive tire industry, though it </w:t>
-      </w:r>
-      <w:r>
-        <w:rPr/>
-        <w:t xml:space="preserve">initially </w:t>
-      </w:r>
-      <w:r>
-        <w:rPr/>
-        <w:t xml:space="preserve">boosted demand </w:t>
-      </w:r>
-      <w:r>
-        <w:rPr/>
-        <w:t xml:space="preserve">for Amazonian rubber, eventually spelled </w:t>
-      </w:r>
-      <w:r>
-        <w:rPr/>
-        <w:t xml:space="preserve">the end of Amazonian dominance in the industry. Rubber demand's exponential growth could not be met by the inefficient harvesting methods necessary to tap </w:t>
-      </w:r>
-      <w:r>
-        <w:rPr/>
-        <w:t xml:space="preserve">the </w:t>
-      </w:r>
-      <w:r>
-        <w:rPr/>
-        <w:t>wild rubber</w:t>
-      </w:r>
-      <w:r>
-        <w:rPr/>
-        <w:t xml:space="preserve"> that dominated the region</w:t>
-      </w:r>
-      <w:r>
-        <w:rPr/>
-        <w:t>, meanwhile both the rubber tappers and the ecology of the Amazon resisted the attempts at rationalization that would be necessary to produce rubber on a large scale. The sluggishness of Amazon rubber production gave way to a more efficient plantation system in Asia that lacked such labor and ecological issues.</w:t>
-      </w:r>
-      <w:r>
-        <w:rPr>
-          <w:rStyle w:val="FootnoteReference"/>
-        </w:rPr>
-        <w:footnoteReference w:id="7"/>
-      </w:r>
-      <w:r>
-        <w:rPr/>
-        <w:t xml:space="preserve"> </w:t>
-      </w:r>
-    </w:p>
-    <w:p>
-      <w:pPr>
-        <w:pStyle w:val="Normal"/>
-        <w:bidi w:val="0"/>
-        <w:jc w:val="start"/>
-        <w:rPr/>
-      </w:pPr>
-      <w:r>
-        <w:rPr/>
-      </w:r>
-    </w:p>
-    <w:p>
-      <w:pPr>
-        <w:pStyle w:val="Normal"/>
-        <w:bidi w:val="0"/>
-        <w:jc w:val="start"/>
-        <w:rPr/>
-      </w:pPr>
-      <w:r>
-        <w:rPr/>
-        <w:t>Various dates are given for the Amazon Rubber Boom, but we can generally consider it to have lasted from ~1870 to 1913.</w:t>
-      </w:r>
-      <w:r>
-        <w:rPr>
-          <w:rStyle w:val="FootnoteReference"/>
-        </w:rPr>
-        <w:footnoteReference w:id="8"/>
-      </w:r>
-      <w:r>
-        <w:rPr/>
-        <w:t xml:space="preserve"> The first date is hard to establish with precision as rubber production statistics are scarce in the 19th century, but the end date is more decisive. Although the economy of the Amazon was dominated by rubber production into the 1920s, 1913 was the last year in which exports of wild rubber harvested from the Amazon were greater than those originating on rubber plantations in Malaya.</w:t>
-      </w:r>
-      <w:r>
-        <w:rPr>
-          <w:rStyle w:val="FootnoteReference"/>
-        </w:rPr>
-        <w:footnoteReference w:id="9"/>
-      </w:r>
-      <w:r>
-        <w:rPr/>
-        <w:t xml:space="preserve"> During this period, practically all of the rubber produced for industrial purposes was harvested from wild rubber-trees by roaming tappers. Because of the peculiarity of the methods required to harvest wild rubber as well as the remoteness of the rubber trees from industrial infrastructure, both the methods of labor control and the patterns of capital investment differed from those seen in the industrialized US. </w:t>
-      </w:r>
-    </w:p>
-    <w:p>
-      <w:pPr>
-        <w:pStyle w:val="Normal"/>
-        <w:bidi w:val="0"/>
-        <w:jc w:val="start"/>
-        <w:rPr/>
-      </w:pPr>
-      <w:r>
-        <w:rPr/>
-      </w:r>
-    </w:p>
-    <w:p>
-      <w:pPr>
-        <w:pStyle w:val="Normal"/>
-        <w:bidi w:val="0"/>
-        <w:jc w:val="start"/>
-        <w:rPr/>
-      </w:pPr>
-      <w:r>
-        <w:rPr/>
-      </w:r>
-    </w:p>
-    <w:p>
-      <w:pPr>
-        <w:pStyle w:val="Normal"/>
-        <w:bidi w:val="0"/>
-        <w:jc w:val="start"/>
-        <w:rPr/>
-      </w:pPr>
-      <w:r>
-        <w:rPr/>
-      </w:r>
-    </w:p>
-    <w:p>
-      <w:pPr>
-        <w:pStyle w:val="Normal"/>
-        <w:bidi w:val="0"/>
-        <w:jc w:val="start"/>
+      <w:commentRangeEnd w:id="0"/>
+      <w:r>
+        <w:commentReference w:id="0"/>
+      </w:r>
+      <w:r>
         <w:rPr>
           <w:b/>
           <w:bCs/>
         </w:rPr>
-      </w:pPr>
-      <w:commentRangeStart w:id="0"/>
-      <w:r>
+      </w:r>
+    </w:p>
+    <w:p>
+      <w:pPr>
+        <w:pStyle w:val="Normal"/>
+        <w:bidi w:val="0"/>
+        <w:jc w:val="start"/>
+        <w:rPr/>
+      </w:pPr>
+      <w:r>
+        <w:rPr/>
+        <w:t>Rubber has been used by humans for centuries. When Europeans arrived in the Americas in the fifteenth century, they witnessed indigenous communities use rubber to make balls, bottles, syringes, and to waterproof cloth and shoes.</w:t>
+      </w:r>
+      <w:r>
+        <w:rPr>
+          <w:rStyle w:val="FootnoteReference"/>
+        </w:rPr>
+        <w:footnoteReference w:id="2"/>
+      </w:r>
+      <w:r>
+        <w:rPr/>
+        <w:t xml:space="preserve"> However, despite its elastic and water-repellent properties, it was of little use to </w:t>
+      </w:r>
+      <w:r>
+        <w:rPr/>
+        <w:t>W</w:t>
+      </w:r>
+      <w:r>
+        <w:rPr/>
+        <w:t>estern</w:t>
+      </w:r>
+      <w:r>
+        <w:rPr/>
+        <w:t xml:space="preserve"> industrialists</w:t>
+      </w:r>
+      <w:r>
+        <w:rPr/>
+        <w:t xml:space="preserve"> as it became sticky in the heat and rigid in the cold</w:t>
+      </w:r>
+      <w:r>
+        <w:rPr/>
+        <w:t xml:space="preserve"> - it</w:t>
+      </w:r>
+      <w:r>
+        <w:rPr/>
+        <w:t>s industrial application was largely limited to raincoats.  However, in the 1830s Charles Goodyear developed and perfected the process of vulcanization which stabilized rubber and made it more suitable for industrial and consumer purposes.</w:t>
+      </w:r>
+      <w:r>
+        <w:rPr>
+          <w:rStyle w:val="FootnoteReference"/>
+        </w:rPr>
+        <w:footnoteReference w:id="3"/>
+      </w:r>
+      <w:r>
+        <w:rPr/>
+        <w:t xml:space="preserve"> Vulcanized rubber proved quite useful in various industrial applications, and would receive a massive boost in 1888 with John Dunlop's pneumatic bicycle tire and the creation of a rubber tire industry.</w:t>
+      </w:r>
+      <w:r>
+        <w:rPr>
+          <w:rStyle w:val="FootnoteReference"/>
+        </w:rPr>
+        <w:footnoteReference w:id="4"/>
+      </w:r>
+      <w:r>
+        <w:rPr/>
+        <w:t xml:space="preserve"> Within 5 years, "the only tires [in use] on self-propelled vehicles [were] either solid rubber or pneumatic rubber tires; no other type seems as the present time likely to engage the serious attention of engineers."</w:t>
+      </w:r>
+      <w:r>
+        <w:rPr>
+          <w:rStyle w:val="FootnoteReference"/>
+        </w:rPr>
+        <w:footnoteReference w:id="5"/>
+      </w:r>
+      <w:r>
+        <w:rPr/>
+        <w:t xml:space="preserve"> It caught the attention of capitalists as well as engineeers, and the number of firms producing pneumatic tires in the US grew from 1 in 1896 to 157 in 1917 and reaching a peak of 278 in 1922.</w:t>
+      </w:r>
+      <w:r>
+        <w:rPr>
+          <w:rStyle w:val="FootnoteReference"/>
+        </w:rPr>
+        <w:footnoteReference w:id="6"/>
+      </w:r>
+      <w:r>
+        <w:rPr/>
+        <w:t xml:space="preserve"> Driven by this growth in tire manufacturing, US rubber imports rose from 20,308 long tonnes in 1900 to 157,371 in 1917 and 301,499 in 1922. Imports would continue to grow, reaching half a million in the 1930s.</w:t>
+      </w:r>
+    </w:p>
+    <w:p>
+      <w:pPr>
+        <w:pStyle w:val="Normal"/>
+        <w:bidi w:val="0"/>
+        <w:jc w:val="start"/>
+        <w:rPr/>
+      </w:pPr>
+      <w:r>
+        <w:rPr/>
+      </w:r>
+    </w:p>
+    <w:p>
+      <w:pPr>
+        <w:pStyle w:val="Normal"/>
+        <w:bidi w:val="0"/>
+        <w:jc w:val="start"/>
+        <w:rPr/>
+      </w:pPr>
+      <w:r>
+        <w:rPr/>
+        <w:t>Prior to the development of rubber tires, and for the first few years of the new industry's growth, the majority of the world's rubber was sourced from the Amazon. However, by the second decade of the twentieth century the Amazonian rubber industry had collapsed and was replaced on the market by Asian rubber, especially from Malaya and Sumatra. In fact the automotive tire industry, though it initially boosted demand for Amazonian rubber, eventually spelled the end of Amazonian dominance in the industry. Rubber demand's exponential growth could not be met by the inefficient harvesting methods necessary to tap the wild rubber that dominated the region, meanwhile both the rubber tappers and the ecology of the Amazon resisted the attempts at rationalization that would be necessary to produce rubber on a large scale. The sluggishness of Amazon rubber production gave way to a more efficient plantation system in Asia that lacked such labor and ecological issues.</w:t>
+      </w:r>
+      <w:r>
+        <w:rPr>
+          <w:rStyle w:val="FootnoteReference"/>
+        </w:rPr>
+        <w:footnoteReference w:id="7"/>
+      </w:r>
+      <w:r>
+        <w:rPr/>
+        <w:t xml:space="preserve"> </w:t>
+      </w:r>
+    </w:p>
+    <w:p>
+      <w:pPr>
+        <w:pStyle w:val="Normal"/>
+        <w:bidi w:val="0"/>
+        <w:jc w:val="start"/>
+        <w:rPr/>
+      </w:pPr>
+      <w:r>
+        <w:rPr/>
+      </w:r>
+    </w:p>
+    <w:p>
+      <w:pPr>
+        <w:pStyle w:val="Normal"/>
+        <w:bidi w:val="0"/>
+        <w:jc w:val="start"/>
+        <w:rPr/>
+      </w:pPr>
+      <w:r>
+        <w:rPr/>
+        <w:t>Various dates are given for the Amazon Rubber Boom, but we can generally consider it to have lasted from ~1870 to 1913.</w:t>
+      </w:r>
+      <w:r>
+        <w:rPr>
+          <w:rStyle w:val="FootnoteReference"/>
+        </w:rPr>
+        <w:footnoteReference w:id="8"/>
+      </w:r>
+      <w:r>
+        <w:rPr/>
+        <w:t xml:space="preserve"> The first date is hard to establish with precision as rubber production statistics are scarce in the 19th century, but the end date is more decisive. Although the economy of the Amazon was dominated by rubber production into the 1920s, 1913 was the last year in which exports of wild rubber harvested from the Amazon were greater than those originating on rubber plantations in Malaya.</w:t>
+      </w:r>
+      <w:r>
+        <w:rPr>
+          <w:rStyle w:val="FootnoteReference"/>
+        </w:rPr>
+        <w:footnoteReference w:id="9"/>
+      </w:r>
+      <w:r>
+        <w:rPr/>
+        <w:t xml:space="preserve"> During this period, practically all of the rubber produced for industrial purposes was harvested from wild rubber-trees by roaming tappers. Because of the peculiarity of the methods required to harvest wild rubber as well as the remoteness of the rubber trees from industrial infrastructure, both the methods of labor control and the patterns of capital investment differed from those seen in the industrialized US. </w:t>
+      </w:r>
+    </w:p>
+    <w:p>
+      <w:pPr>
+        <w:pStyle w:val="Normal"/>
+        <w:bidi w:val="0"/>
+        <w:jc w:val="start"/>
+        <w:rPr/>
+      </w:pPr>
+      <w:r>
+        <w:rPr/>
+      </w:r>
+    </w:p>
+    <w:p>
+      <w:pPr>
+        <w:pStyle w:val="Normal"/>
+        <w:bidi w:val="0"/>
+        <w:jc w:val="start"/>
+        <w:rPr/>
+      </w:pPr>
+      <w:r>
+        <w:rPr/>
+        <w:t>Two</w:t>
+      </w:r>
+      <w:commentRangeStart w:id="1"/>
+      <w:r>
+        <w:rPr/>
+        <w:t xml:space="preserve"> of the elements that </w:t>
+      </w:r>
+      <w:r>
+        <w:rPr/>
+        <w:t>differentiate</w:t>
+      </w:r>
+      <w:r>
+        <w:rPr/>
+        <w:t xml:space="preserve"> the Amazonian rubber </w:t>
+      </w:r>
+      <w:r>
+        <w:rPr/>
+        <w:t>economy</w:t>
+      </w:r>
+      <w:r>
+        <w:rPr/>
+        <w:t xml:space="preserve"> vis-a-vis the industrialized economies of the North are a lack of </w:t>
+      </w:r>
+      <w:r>
+        <w:rPr/>
+        <w:t xml:space="preserve">a stable </w:t>
+      </w:r>
+      <w:r>
+        <w:rPr/>
+        <w:t>wage labor</w:t>
+      </w:r>
+      <w:r>
+        <w:rPr/>
+        <w:t xml:space="preserve"> force</w:t>
+      </w:r>
+      <w:r>
+        <w:rPr/>
+        <w:t>,</w:t>
+      </w:r>
+      <w:r>
+        <w:rPr/>
+        <w:t xml:space="preserve"> and</w:t>
+      </w:r>
+      <w:r>
+        <w:rPr/>
+        <w:t xml:space="preserve"> a lack of infrastructural investment</w:t>
+      </w:r>
+      <w:r>
+        <w:rPr/>
+        <w:t xml:space="preserve">. Each of these contributed to the </w:t>
+      </w:r>
+      <w:r>
+        <w:rPr/>
+        <w:t>absence of stable long-term industry</w:t>
+      </w:r>
+      <w:r>
+        <w:rPr/>
+        <w:t xml:space="preserve"> in the Amazon - its underdevelopment</w:t>
+      </w:r>
+      <w:r>
+        <w:rPr/>
+        <w:t>.</w:t>
+      </w:r>
+      <w:r>
+        <w:rPr/>
+      </w:r>
+      <w:commentRangeEnd w:id="1"/>
+      <w:r>
+        <w:commentReference w:id="1"/>
+      </w:r>
+      <w:r>
+        <w:rPr/>
+        <w:t xml:space="preserve"> </w:t>
+      </w:r>
+      <w:r>
+        <w:rPr/>
+        <w:t>In theorizing the unique characteristics of industry in the Amazon, Ste</w:t>
+      </w:r>
+      <w:r>
+        <w:rPr/>
+        <w:t>ph</w:t>
+      </w:r>
+      <w:r>
+        <w:rPr/>
+        <w:t>en Bunker coins the phrase 'mode of extraction' to indicate a</w:t>
+      </w:r>
+      <w:r>
+        <w:rPr/>
+        <w:t>n economic logic</w:t>
+      </w:r>
+      <w:r>
+        <w:rPr/>
+        <w:t xml:space="preserve"> different</w:t>
+      </w:r>
+      <w:r>
+        <w:rPr/>
+        <w:t xml:space="preserve"> than that which prevailed in the developed economies of the US and Europe. </w:t>
+      </w:r>
+      <w:r>
+        <w:rPr/>
+        <w:t>For Bunker, "The crucial difference between production and extraction is that the dynamics of scale in extractive economies function inversely to the dynamics of scale in the productive economies to which world trade connects them."</w:t>
+      </w:r>
+      <w:r>
+        <w:rPr>
+          <w:rStyle w:val="FootnoteReference"/>
+        </w:rPr>
+        <w:footnoteReference w:id="10"/>
+      </w:r>
+      <w:r>
+        <w:rPr/>
+        <w:t xml:space="preserve"> In other words, whereas in productive economies greater production is brought about by an increase in the productivity of labor through its combination with capital investment, in extractive economies a greater yield is effected by an increase in the amount of labor employed to exploit a dwindling natural resource. A greater extractive output corresponds to a fall in the productivity of labor. Because of this, "when extractive systems respond to increased external demand, they tend to impoverish themselves (1) by depleting non-self-renewing resources or (2) by exploiting self-renewing resources beyond their capacities for regeneration."</w:t>
+      </w:r>
+      <w:r>
+        <w:rPr>
+          <w:rStyle w:val="FootnoteReference"/>
+        </w:rPr>
+        <w:footnoteReference w:id="11"/>
+      </w:r>
+      <w:r>
+        <w:rPr/>
+        <w:t xml:space="preserve"> The extreme exploitation of resources, and especially the high labor inputs, raise their cost of extraction so high as to stimulate their cultivation or synthetic production else where.</w:t>
+      </w:r>
+    </w:p>
+    <w:p>
+      <w:pPr>
+        <w:pStyle w:val="Normal"/>
+        <w:bidi w:val="0"/>
+        <w:jc w:val="start"/>
+        <w:rPr/>
+      </w:pPr>
+      <w:r>
+        <w:rPr/>
+      </w:r>
+    </w:p>
+    <w:p>
+      <w:pPr>
+        <w:pStyle w:val="Normal"/>
+        <w:bidi w:val="0"/>
+        <w:jc w:val="start"/>
+        <w:rPr/>
+      </w:pPr>
+      <w:r>
+        <w:rPr/>
+        <w:t xml:space="preserve">This model perhaps is a better fit for the Amazon's other industries. There are </w:t>
+      </w:r>
+      <w:r>
+        <w:rPr/>
+        <w:t xml:space="preserve">several types of plants that produce quality rubber in commercial quantities. The two most prominent in the Americas are </w:t>
+      </w:r>
+      <w:r>
+        <w:rPr>
+          <w:i/>
+          <w:iCs/>
+        </w:rPr>
+        <w:t xml:space="preserve">Castilla Elastica </w:t>
+      </w:r>
+      <w:r>
+        <w:rPr>
+          <w:i w:val="false"/>
+          <w:iCs w:val="false"/>
+        </w:rPr>
+        <w:t xml:space="preserve">which grows as far north as Mexico, and </w:t>
+      </w:r>
+      <w:r>
+        <w:rPr>
+          <w:i/>
+          <w:iCs/>
+        </w:rPr>
+        <w:t>Hevea Brasiliensis</w:t>
+      </w:r>
+      <w:r>
+        <w:rPr>
+          <w:i w:val="false"/>
+          <w:iCs w:val="false"/>
+        </w:rPr>
+        <w:t xml:space="preserve">, which grows only in the Amazon. Of these, </w:t>
+      </w:r>
+      <w:r>
+        <w:rPr>
+          <w:i/>
+          <w:iCs/>
+        </w:rPr>
+        <w:t>Castilla</w:t>
+      </w:r>
+      <w:r>
+        <w:rPr>
+          <w:i w:val="false"/>
+          <w:iCs w:val="false"/>
+        </w:rPr>
+        <w:t xml:space="preserve"> was harvested earlier. It provided the rubber used by mesoamerican peoples and was the dominant source of rubber through the first decades of the Amazon Rubber Boom. In order to extract natural latex from </w:t>
+      </w:r>
+      <w:r>
+        <w:rPr>
+          <w:i/>
+          <w:iCs/>
+        </w:rPr>
+        <w:t>Castilla</w:t>
+      </w:r>
+      <w:r>
+        <w:rPr>
+          <w:i w:val="false"/>
+          <w:iCs w:val="false"/>
+        </w:rPr>
+        <w:t xml:space="preserve">, harvesters would usually cut down the entire tree and manually extract the sap from the bark as the trunk decays. In constrast, </w:t>
+      </w:r>
+      <w:r>
+        <w:rPr>
+          <w:i/>
+          <w:iCs/>
+        </w:rPr>
+        <w:t>Hevea Brasiliensis</w:t>
+      </w:r>
+      <w:r>
+        <w:rPr>
+          <w:i w:val="false"/>
+          <w:iCs w:val="false"/>
+        </w:rPr>
+        <w:t xml:space="preserve"> has a capillary system that bears rubber near the bark. This system can be exposed through shallow cuts, and the tree can be repeatedly and productively tapped.</w:t>
+      </w:r>
+      <w:r>
+        <w:rPr>
+          <w:rStyle w:val="FootnoteReference"/>
+          <w:i w:val="false"/>
+          <w:iCs w:val="false"/>
+        </w:rPr>
+        <w:footnoteReference w:id="12"/>
+      </w:r>
+      <w:r>
+        <w:rPr>
+          <w:i w:val="false"/>
+          <w:iCs w:val="false"/>
+        </w:rPr>
+        <w:t xml:space="preserve"> Indeed, </w:t>
+      </w:r>
+      <w:r>
+        <w:rPr>
+          <w:i/>
+          <w:iCs/>
+        </w:rPr>
+        <w:t>Hevea</w:t>
+      </w:r>
+      <w:r>
+        <w:rPr>
+          <w:i w:val="false"/>
+          <w:iCs w:val="false"/>
+        </w:rPr>
+        <w:t xml:space="preserve"> "will yield indefinitely if properly scarred and tapped."</w:t>
+      </w:r>
+      <w:r>
+        <w:rPr>
+          <w:rStyle w:val="FootnoteReference"/>
+          <w:i w:val="false"/>
+          <w:iCs w:val="false"/>
+        </w:rPr>
+        <w:footnoteReference w:id="13"/>
+      </w:r>
+    </w:p>
+    <w:p>
+      <w:pPr>
+        <w:pStyle w:val="Normal"/>
+        <w:bidi w:val="0"/>
+        <w:jc w:val="start"/>
+        <w:rPr/>
+      </w:pPr>
+      <w:r>
+        <w:rPr/>
+      </w:r>
+    </w:p>
+    <w:p>
+      <w:pPr>
+        <w:pStyle w:val="Normal"/>
+        <w:bidi w:val="0"/>
+        <w:jc w:val="start"/>
+        <w:rPr/>
+      </w:pPr>
+      <w:r>
+        <w:rPr/>
+        <w:t xml:space="preserve">Both sources of rubber are renewable, but it is only the first which fits into Bunker's schema for impoverishment by over-exploitation. Castilla was more prominent in the upper reaches of the Amazon, and </w:t>
+      </w:r>
+      <w:r>
+        <w:rPr/>
+        <w:t>sources indicate that by the start of the twentieth century it was sparse from overharvesting.</w:t>
+      </w:r>
+      <w:r>
+        <w:rPr>
+          <w:rStyle w:val="FootnoteReference"/>
+        </w:rPr>
+        <w:footnoteReference w:id="14"/>
+      </w:r>
+      <w:r>
+        <w:rPr/>
+        <w:t xml:space="preserve"> Production from </w:t>
+      </w:r>
+      <w:r>
+        <w:rPr>
+          <w:i/>
+          <w:iCs/>
+        </w:rPr>
+        <w:t>Hevea</w:t>
+      </w:r>
+      <w:r>
+        <w:rPr>
+          <w:i w:val="false"/>
+          <w:iCs w:val="false"/>
+        </w:rPr>
+        <w:t xml:space="preserve">, by contrast, was limited not by over-harvesting, but by under-harvesting owing to a dearth of labor. </w:t>
+      </w:r>
+      <w:r>
+        <w:rPr>
+          <w:i w:val="false"/>
+          <w:iCs w:val="false"/>
+        </w:rPr>
+        <w:t xml:space="preserve">In one of the earliest works analyzing the Amazonian rubber industry Charles Akers claims that </w:t>
+      </w:r>
+      <w:r>
+        <w:rPr>
+          <w:i w:val="false"/>
+          <w:iCs w:val="false"/>
+        </w:rPr>
+        <w:t>the natural stock of rubber trees "</w:t>
+      </w:r>
+      <w:r>
+        <w:rPr>
+          <w:i w:val="false"/>
+          <w:iCs w:val="false"/>
+        </w:rPr>
+        <w:t>for practical purposes may be considered inexhaustible; but the supply of latex for the manufacture of rubber for export is controlled by the lack of any large labouring population."</w:t>
+      </w:r>
+      <w:r>
+        <w:rPr>
+          <w:rStyle w:val="FootnoteReference"/>
+          <w:i w:val="false"/>
+          <w:iCs w:val="false"/>
+        </w:rPr>
+        <w:footnoteReference w:id="15"/>
+      </w:r>
+      <w:r>
+        <w:rPr>
+          <w:i w:val="false"/>
+          <w:iCs w:val="false"/>
+        </w:rPr>
+        <w:t xml:space="preserve"> In the 90s,</w:t>
+      </w:r>
+      <w:r>
+        <w:rPr>
+          <w:i w:val="false"/>
+          <w:iCs w:val="false"/>
+        </w:rPr>
+        <w:t xml:space="preserve"> </w:t>
+      </w:r>
+      <w:r>
+        <w:rPr>
+          <w:i w:val="false"/>
+          <w:iCs w:val="false"/>
+        </w:rPr>
+        <w:t>Coomes and Barham reaffirm this analysis, stating that "the scarce factors of production in the wild rubber industry were labor and capital, in contrast to rubber trees which were relatively abundant."</w:t>
+      </w:r>
+      <w:r>
+        <w:rPr>
+          <w:rStyle w:val="FootnoteReference"/>
+          <w:i w:val="false"/>
+          <w:iCs w:val="false"/>
+        </w:rPr>
+        <w:footnoteReference w:id="16"/>
+      </w:r>
+    </w:p>
+    <w:p>
+      <w:pPr>
+        <w:pStyle w:val="Normal"/>
+        <w:bidi w:val="0"/>
+        <w:jc w:val="start"/>
+        <w:rPr/>
+      </w:pPr>
+      <w:r>
+        <w:rPr/>
+      </w:r>
+    </w:p>
+    <w:p>
+      <w:pPr>
+        <w:pStyle w:val="Normal"/>
+        <w:bidi w:val="0"/>
+        <w:jc w:val="start"/>
+        <w:rPr/>
+      </w:pPr>
+      <w:r>
+        <w:rPr/>
+        <w:t xml:space="preserve">That the development of a region so rich in natural resources could be stymied by a scarcity of labor and capital in an era of unprecedented advances in infrastructural advancement and labor mobility is baffling. Indeed it would be incorrect to assert that capital and labor did not flow into the Amazon. </w:t>
+      </w:r>
+      <w:commentRangeStart w:id="2"/>
+      <w:r>
+        <w:rPr/>
+        <w:t>There were concerted efforts by Brazil to import labor - both from abroad and from other regions inside the country - into the Amazon, and several of them were quite successful.</w:t>
+      </w:r>
+      <w:r>
+        <w:rPr/>
+      </w:r>
+      <w:commentRangeEnd w:id="2"/>
+      <w:r>
+        <w:commentReference w:id="2"/>
+      </w:r>
+      <w:r>
+        <w:rPr/>
+        <w:t xml:space="preserve"> Furthermore, the urban centers of the Amazon saw massive expansion, most notoriously the construction of an ostentatious opera house in Manaus. But the influx of people and cash into the region did not alleviate the problems of labor and capital investment</w:t>
+      </w:r>
+      <w:r>
+        <w:rPr/>
+        <w:t>. The labor turnover rate (as well as the death rate) was high, and the money was more often squandered in conspicuous displays of wealth than invested productively into industry. The few cases in which capital was invested into rubber plantations mostly failed within a few years. The following sections will examine the labor and capital investment dynamics in Amazonian Rubber during and following the boom.</w:t>
+      </w:r>
+    </w:p>
+    <w:p>
+      <w:pPr>
+        <w:pStyle w:val="Normal"/>
+        <w:bidi w:val="0"/>
+        <w:jc w:val="start"/>
+        <w:rPr/>
+      </w:pPr>
+      <w:r>
+        <w:rPr/>
+      </w:r>
+    </w:p>
+    <w:p>
+      <w:pPr>
+        <w:pStyle w:val="Normal"/>
+        <w:bidi w:val="0"/>
+        <w:jc w:val="start"/>
         <w:rPr>
           <w:b/>
           <w:bCs/>
         </w:rPr>
-        <w:t>The 'Free' Laborer</w:t>
-      </w:r>
-      <w:commentRangeEnd w:id="0"/>
-      <w:r>
-        <w:commentReference w:id="0"/>
-      </w:r>
+      </w:pPr>
+      <w:commentRangeStart w:id="3"/>
       <w:r>
         <w:rPr>
           <w:b/>
           <w:bCs/>
         </w:rPr>
-      </w:r>
-    </w:p>
-    <w:p>
-      <w:pPr>
-        <w:pStyle w:val="Normal"/>
-        <w:bidi w:val="0"/>
-        <w:jc w:val="start"/>
-        <w:rPr/>
-      </w:pPr>
-      <w:commentRangeStart w:id="1"/>
+        <w:t>The 'Free' Laborer</w:t>
+      </w:r>
+      <w:commentRangeEnd w:id="3"/>
+      <w:r>
+        <w:commentReference w:id="3"/>
+      </w:r>
+      <w:r>
+        <w:rPr>
+          <w:b/>
+          <w:bCs/>
+        </w:rPr>
+      </w:r>
+    </w:p>
+    <w:p>
+      <w:pPr>
+        <w:pStyle w:val="Normal"/>
+        <w:bidi w:val="0"/>
+        <w:jc w:val="start"/>
+        <w:rPr/>
+      </w:pPr>
+      <w:commentRangeStart w:id="4"/>
       <w:r>
         <w:rPr/>
         <w:t xml:space="preserve">This section looks at one sense of the freedom of proletarianization - the dissolution of traditional social ties and community relationships. In the nineteenth century, several major events undermined the relations of dependency that structured Brazilian society. Chief among them were the </w:t>
@@ -655,9 +976,9 @@
         <w:jc w:val="start"/>
         <w:rPr/>
       </w:pPr>
-      <w:commentRangeEnd w:id="1"/>
-      <w:r>
-        <w:commentReference w:id="1"/>
+      <w:commentRangeEnd w:id="4"/>
+      <w:r>
+        <w:commentReference w:id="4"/>
       </w:r>
       <w:r>
         <w:rPr/>
@@ -719,41 +1040,48 @@
       </w:pPr>
       <w:r>
         <w:rPr/>
-        <w:t xml:space="preserve">The indigenous peoples of the Amazon have harvested and processed rubber for thousands of years. </w:t>
-      </w:r>
-      <w:r>
-        <w:rPr>
-          <w:shd w:fill="FFFF00" w:val="clear"/>
-        </w:rPr>
-        <w:t>[explain]</w:t>
-      </w:r>
-      <w:r>
-        <w:rPr/>
-        <w:t xml:space="preserve"> When rubber found a market on a global scale, these peoples were among the first to be pressed into the production of rubber as a commodity.</w:t>
-      </w:r>
-    </w:p>
-    <w:p>
-      <w:pPr>
-        <w:pStyle w:val="Normal"/>
-        <w:bidi w:val="0"/>
-        <w:jc w:val="start"/>
-        <w:rPr/>
-      </w:pPr>
-      <w:r>
-        <w:rPr/>
-      </w:r>
-    </w:p>
-    <w:p>
-      <w:pPr>
-        <w:pStyle w:val="Normal"/>
-        <w:bidi w:val="0"/>
-        <w:jc w:val="start"/>
-        <w:rPr>
-          <w:i/>
-          <w:i/>
-          <w:iCs/>
-        </w:rPr>
-      </w:pPr>
+        <w:t>When rubber found a market on a global scale, the</w:t>
+      </w:r>
+      <w:r>
+        <w:rPr/>
+        <w:t xml:space="preserve"> indigenous</w:t>
+      </w:r>
+      <w:r>
+        <w:rPr/>
+        <w:t xml:space="preserve"> peoples</w:t>
+      </w:r>
+      <w:r>
+        <w:rPr/>
+        <w:t xml:space="preserve"> of the Amazon</w:t>
+      </w:r>
+      <w:r>
+        <w:rPr/>
+        <w:t xml:space="preserve"> were among the first to be pressed into the production of rubber as a commodity.</w:t>
+      </w:r>
+    </w:p>
+    <w:p>
+      <w:pPr>
+        <w:pStyle w:val="Normal"/>
+        <w:bidi w:val="0"/>
+        <w:jc w:val="start"/>
+        <w:rPr/>
+      </w:pPr>
+      <w:r>
+        <w:rPr/>
+      </w:r>
+    </w:p>
+    <w:p>
+      <w:pPr>
+        <w:pStyle w:val="Normal"/>
+        <w:bidi w:val="0"/>
+        <w:jc w:val="start"/>
+        <w:rPr>
+          <w:i/>
+          <w:i/>
+          <w:iCs/>
+        </w:rPr>
+      </w:pPr>
+      <w:commentRangeStart w:id="5"/>
       <w:r>
         <w:rPr>
           <w:i/>
@@ -761,6 +1089,16 @@
         </w:rPr>
         <w:t>The Grand Seca</w:t>
       </w:r>
+      <w:commentRangeEnd w:id="5"/>
+      <w:r>
+        <w:commentReference w:id="5"/>
+      </w:r>
+      <w:r>
+        <w:rPr>
+          <w:i/>
+          <w:iCs/>
+        </w:rPr>
+      </w:r>
     </w:p>
     <w:p>
       <w:pPr>
@@ -842,7 +1180,7 @@
           <w:i w:val="false"/>
           <w:iCs w:val="false"/>
         </w:rPr>
-        <w:footnoteReference w:id="10"/>
+        <w:footnoteReference w:id="17"/>
       </w:r>
     </w:p>
     <w:p>
@@ -887,7 +1225,7 @@
           <w:i w:val="false"/>
           <w:iCs w:val="false"/>
         </w:rPr>
-        <w:footnoteReference w:id="11"/>
+        <w:footnoteReference w:id="18"/>
       </w:r>
       <w:r>
         <w:rPr>
@@ -986,7 +1324,7 @@
           <w:i w:val="false"/>
           <w:iCs w:val="false"/>
         </w:rPr>
-        <w:footnoteReference w:id="12"/>
+        <w:footnoteReference w:id="19"/>
       </w:r>
     </w:p>
     <w:p>
@@ -1059,7 +1397,7 @@
           <w:i w:val="false"/>
           <w:iCs w:val="false"/>
         </w:rPr>
-        <w:footnoteReference w:id="13"/>
+        <w:footnoteReference w:id="20"/>
       </w:r>
       <w:r>
         <w:rPr>
@@ -1195,7 +1533,7 @@
           <w:i w:val="false"/>
           <w:iCs w:val="false"/>
         </w:rPr>
-        <w:footnoteReference w:id="14"/>
+        <w:footnoteReference w:id="21"/>
       </w:r>
       <w:r>
         <w:rPr>
@@ -1289,7 +1627,7 @@
           <w:i w:val="false"/>
           <w:iCs w:val="false"/>
         </w:rPr>
-        <w:footnoteReference w:id="15"/>
+        <w:footnoteReference w:id="22"/>
       </w:r>
       <w:r>
         <w:rPr>
@@ -1318,7 +1656,7 @@
           <w:i w:val="false"/>
           <w:iCs w:val="false"/>
         </w:rPr>
-        <w:footnoteReference w:id="16"/>
+        <w:footnoteReference w:id="23"/>
       </w:r>
     </w:p>
     <w:p>
@@ -1391,7 +1729,7 @@
           <w:i w:val="false"/>
           <w:iCs w:val="false"/>
         </w:rPr>
-        <w:footnoteReference w:id="17"/>
+        <w:footnoteReference w:id="24"/>
       </w:r>
       <w:r>
         <w:rPr>
@@ -1406,7 +1744,7 @@
           <w:i w:val="false"/>
           <w:iCs w:val="false"/>
         </w:rPr>
-        <w:footnoteReference w:id="18"/>
+        <w:footnoteReference w:id="25"/>
       </w:r>
       <w:r>
         <w:rPr>
@@ -1458,7 +1796,7 @@
           <w:i w:val="false"/>
           <w:iCs w:val="false"/>
         </w:rPr>
-        <w:footnoteReference w:id="19"/>
+        <w:footnoteReference w:id="26"/>
       </w:r>
       <w:r>
         <w:rPr>
@@ -1538,7 +1876,7 @@
           <w:i w:val="false"/>
           <w:iCs w:val="false"/>
         </w:rPr>
-        <w:footnoteReference w:id="20"/>
+        <w:footnoteReference w:id="27"/>
       </w:r>
       <w:r>
         <w:rPr>
@@ -1678,6 +2016,29 @@
         <w:bidi w:val="0"/>
         <w:jc w:val="start"/>
         <w:rPr>
+          <w:b w:val="false"/>
+          <w:bCs w:val="false"/>
+          <w:i w:val="false"/>
+          <w:i w:val="false"/>
+          <w:iCs w:val="false"/>
+        </w:rPr>
+      </w:pPr>
+      <w:r>
+        <w:rPr>
+          <w:b w:val="false"/>
+          <w:bCs w:val="false"/>
+          <w:i w:val="false"/>
+          <w:iCs w:val="false"/>
+        </w:rPr>
+        <w:t>the leverage that tappers had due to the scarcity of labor</w:t>
+      </w:r>
+    </w:p>
+    <w:p>
+      <w:pPr>
+        <w:pStyle w:val="Normal"/>
+        <w:bidi w:val="0"/>
+        <w:jc w:val="start"/>
+        <w:rPr>
           <w:b/>
           <w:bCs/>
           <w:i w:val="false"/>
@@ -1707,6 +2068,7 @@
           <w:iCs w:val="false"/>
         </w:rPr>
       </w:pPr>
+      <w:commentRangeStart w:id="6"/>
       <w:r>
         <w:rPr>
           <w:b/>
@@ -1714,178 +2076,21 @@
           <w:i w:val="false"/>
           <w:iCs w:val="false"/>
         </w:rPr>
-        <w:t>Fordlandia</w:t>
-      </w:r>
-    </w:p>
-    <w:p>
-      <w:pPr>
-        <w:pStyle w:val="Normal"/>
-        <w:bidi w:val="0"/>
-        <w:jc w:val="start"/>
-        <w:rPr>
-          <w:b w:val="false"/>
-          <w:bCs w:val="false"/>
-          <w:i w:val="false"/>
-          <w:i w:val="false"/>
-          <w:iCs w:val="false"/>
-        </w:rPr>
-      </w:pPr>
-      <w:r>
-        <w:rPr>
-          <w:b w:val="false"/>
-          <w:bCs w:val="false"/>
-          <w:i w:val="false"/>
-          <w:iCs w:val="false"/>
-        </w:rPr>
-        <w:t>Almost all rubber produced in the Amazon, both during the boom and in the years after, was harvested from wild rubber trees. Plantations were rare, and to the extent they existed they were small projects "generally regarded as casual experiments by their owners, and were promptly abandoned when problems arose."</w:t>
-      </w:r>
-      <w:r>
-        <w:rPr>
-          <w:rStyle w:val="FootnoteReference"/>
-          <w:b w:val="false"/>
-          <w:bCs w:val="false"/>
-          <w:i w:val="false"/>
-          <w:iCs w:val="false"/>
-        </w:rPr>
-        <w:footnoteReference w:id="21"/>
-      </w:r>
-      <w:r>
-        <w:rPr>
-          <w:b w:val="false"/>
-          <w:bCs w:val="false"/>
-          <w:i w:val="false"/>
-          <w:iCs w:val="false"/>
-        </w:rPr>
-        <w:t xml:space="preserve"> The main exception to this was Henry Ford's attempt to produce plantation on a large scale in the 1920s and 1930s. His two plantations, at Fordlandia and Belterra, though unsuccessful and eventually abandoned were anything but casual. Over the course of two decades, Henry Ford spent millions of dollars in a sisyphean struggle to produce rubber in Brazil using management principles perfected in his Michigan factories.</w:t>
-      </w:r>
-      <w:r>
-        <w:rPr>
-          <w:rStyle w:val="FootnoteReference"/>
-          <w:b w:val="false"/>
-          <w:bCs w:val="false"/>
-          <w:i w:val="false"/>
-          <w:iCs w:val="false"/>
-        </w:rPr>
-        <w:footnoteReference w:id="22"/>
-      </w:r>
-      <w:r>
-        <w:rPr>
-          <w:b w:val="false"/>
-          <w:bCs w:val="false"/>
-          <w:i w:val="false"/>
-          <w:iCs w:val="false"/>
-        </w:rPr>
-        <w:t xml:space="preserve"> But every time success seemed to be within reach, catastrophy struck and the boulder tumbled down the hill again. His project was stymied by labor unrest and ecological disaster, and in the end his attempt to transplant the relations of production and </w:t>
-      </w:r>
-      <w:commentRangeStart w:id="2"/>
-      <w:r>
-        <w:rPr>
-          <w:b w:val="false"/>
-          <w:bCs w:val="false"/>
-          <w:i w:val="false"/>
-          <w:iCs w:val="false"/>
-        </w:rPr>
-        <w:t>reproduction</w:t>
-      </w:r>
-      <w:r>
-        <w:rPr>
-          <w:b w:val="false"/>
-          <w:bCs w:val="false"/>
-          <w:i w:val="false"/>
-          <w:iCs w:val="false"/>
-        </w:rPr>
-      </w:r>
-      <w:commentRangeEnd w:id="2"/>
-      <w:r>
-        <w:commentReference w:id="2"/>
-      </w:r>
-      <w:r>
-        <w:rPr>
-          <w:b w:val="false"/>
-          <w:bCs w:val="false"/>
-          <w:i w:val="false"/>
-          <w:iCs w:val="false"/>
-        </w:rPr>
-        <w:t xml:space="preserve"> that he pioneered in America to the Amazon was a total failure.</w:t>
-      </w:r>
-    </w:p>
-    <w:p>
-      <w:pPr>
-        <w:pStyle w:val="Normal"/>
-        <w:bidi w:val="0"/>
-        <w:jc w:val="start"/>
-        <w:rPr>
-          <w:b w:val="false"/>
-          <w:bCs w:val="false"/>
-          <w:i w:val="false"/>
-          <w:i w:val="false"/>
-          <w:iCs w:val="false"/>
-        </w:rPr>
-      </w:pPr>
-      <w:r>
-        <w:rPr>
-          <w:b w:val="false"/>
-          <w:bCs w:val="false"/>
-          <w:i w:val="false"/>
-          <w:iCs w:val="false"/>
-        </w:rPr>
-      </w:r>
-    </w:p>
-    <w:p>
-      <w:pPr>
-        <w:pStyle w:val="Normal"/>
-        <w:bidi w:val="0"/>
-        <w:jc w:val="start"/>
-        <w:rPr>
-          <w:b w:val="false"/>
-          <w:bCs w:val="false"/>
-          <w:i w:val="false"/>
-          <w:i w:val="false"/>
-          <w:iCs w:val="false"/>
-        </w:rPr>
-      </w:pPr>
-      <w:r>
-        <w:rPr>
-          <w:b w:val="false"/>
-          <w:bCs w:val="false"/>
-          <w:i w:val="false"/>
-          <w:iCs w:val="false"/>
-        </w:rPr>
-        <w:t>However it was, for us, an instructive failure. Henry Ford, fresh off his success in reconfiguring not just the factory floor, but the private lives of his workers, correctly perceived that there was a strong connection between the manner in which workers lived and the manner in which they produced. His mistake was in thinking that this connection was uniform rather than modulated by such factors as ecology, culture, and politics. As we have noted, Henry Ford's reconfiguration of patterns of production was tied up with a project of Americanism - an attempt to elaborate a new kind of man that Gramsci notes was uniquely possible in the United States.</w:t>
-      </w:r>
-      <w:r>
-        <w:rPr>
-          <w:rStyle w:val="FootnoteReference"/>
-          <w:b w:val="false"/>
-          <w:bCs w:val="false"/>
-          <w:i w:val="false"/>
-          <w:iCs w:val="false"/>
-        </w:rPr>
-        <w:footnoteReference w:id="23"/>
-      </w:r>
-      <w:r>
-        <w:rPr>
-          <w:b w:val="false"/>
-          <w:bCs w:val="false"/>
-          <w:i w:val="false"/>
-          <w:iCs w:val="false"/>
-        </w:rPr>
-        <w:t xml:space="preserve"> Existing cultures and communities in the American Midwest had been wiped out through centuries of displacement, resettlement, and genocide and the slate of the US American working classes had been blankened and prepared as receptacles of Henry Ford's American ideals. In Brazil, just as in Europe, cultural patterns and social structures persisted - they had been changed by the arrival of capital, but not erased. Thus, while correct in his intuition that capitalists in the Amazon would need to pay attention to questions of education, food, child-rearing, demography and recreation, Ford was wrong to import US American answers wholesale. </w:t>
-      </w:r>
-    </w:p>
-    <w:p>
-      <w:pPr>
-        <w:pStyle w:val="Normal"/>
-        <w:bidi w:val="0"/>
-        <w:jc w:val="start"/>
+        <w:t xml:space="preserve">Capital Investment: </w:t>
+      </w:r>
+      <w:r>
         <w:rPr>
           <w:b/>
           <w:bCs/>
           <w:i w:val="false"/>
-          <w:i w:val="false"/>
-          <w:iCs w:val="false"/>
-        </w:rPr>
-      </w:pPr>
+          <w:iCs w:val="false"/>
+        </w:rPr>
+        <w:t>Fordlandia</w:t>
+      </w:r>
+      <w:commentRangeEnd w:id="6"/>
+      <w:r>
+        <w:commentReference w:id="6"/>
+      </w:r>
       <w:r>
         <w:rPr>
           <w:b/>
@@ -1908,7 +2113,185 @@
           <w:iCs w:val="false"/>
         </w:rPr>
       </w:pPr>
-      <w:commentRangeStart w:id="3"/>
+      <w:r>
+        <w:rPr>
+          <w:b w:val="false"/>
+          <w:bCs w:val="false"/>
+          <w:i w:val="false"/>
+          <w:iCs w:val="false"/>
+        </w:rPr>
+        <w:t>Almost all rubber produced in the Amazon, both during the boom and in the years after, was harvested from wild rubber trees. Plantations were rare, and to the extent they existed they were small projects "generally regarded as casual experiments by their owners, and were promptly abandoned when problems arose."</w:t>
+      </w:r>
+      <w:r>
+        <w:rPr>
+          <w:rStyle w:val="FootnoteReference"/>
+          <w:b w:val="false"/>
+          <w:bCs w:val="false"/>
+          <w:i w:val="false"/>
+          <w:iCs w:val="false"/>
+        </w:rPr>
+        <w:footnoteReference w:id="28"/>
+      </w:r>
+      <w:r>
+        <w:rPr>
+          <w:b w:val="false"/>
+          <w:bCs w:val="false"/>
+          <w:i w:val="false"/>
+          <w:iCs w:val="false"/>
+        </w:rPr>
+        <w:t xml:space="preserve"> The main exception to this was Henry Ford's attempt to produce plantation on a large scale in the 1920s and 1930s. His two plantations, at Fordlandia and Belterra, though unsuccessful and eventually abandoned were anything but casual. Over the course of two decades, Henry Ford spent millions of dollars in a sisyphean struggle to produce rubber in Brazil using management principles perfected in his Michigan factories.</w:t>
+      </w:r>
+      <w:r>
+        <w:rPr>
+          <w:rStyle w:val="FootnoteReference"/>
+          <w:b w:val="false"/>
+          <w:bCs w:val="false"/>
+          <w:i w:val="false"/>
+          <w:iCs w:val="false"/>
+        </w:rPr>
+        <w:footnoteReference w:id="29"/>
+      </w:r>
+      <w:r>
+        <w:rPr>
+          <w:b w:val="false"/>
+          <w:bCs w:val="false"/>
+          <w:i w:val="false"/>
+          <w:iCs w:val="false"/>
+        </w:rPr>
+        <w:t xml:space="preserve"> But every time success seemed to be within reach, catastrophy struck and the boulder tumbled down the hill again. His project was stymied by labor unrest and ecological disaster, and in the end his attempt to transplant the relations of production and </w:t>
+      </w:r>
+      <w:commentRangeStart w:id="7"/>
+      <w:r>
+        <w:rPr>
+          <w:b w:val="false"/>
+          <w:bCs w:val="false"/>
+          <w:i w:val="false"/>
+          <w:iCs w:val="false"/>
+        </w:rPr>
+        <w:t>reproduction</w:t>
+      </w:r>
+      <w:r>
+        <w:rPr>
+          <w:b w:val="false"/>
+          <w:bCs w:val="false"/>
+          <w:i w:val="false"/>
+          <w:iCs w:val="false"/>
+        </w:rPr>
+      </w:r>
+      <w:commentRangeEnd w:id="7"/>
+      <w:r>
+        <w:commentReference w:id="7"/>
+      </w:r>
+      <w:r>
+        <w:rPr>
+          <w:b w:val="false"/>
+          <w:bCs w:val="false"/>
+          <w:i w:val="false"/>
+          <w:iCs w:val="false"/>
+        </w:rPr>
+        <w:t xml:space="preserve"> that he pioneered in America to the Amazon was a total failure.</w:t>
+      </w:r>
+    </w:p>
+    <w:p>
+      <w:pPr>
+        <w:pStyle w:val="Normal"/>
+        <w:bidi w:val="0"/>
+        <w:jc w:val="start"/>
+        <w:rPr>
+          <w:b w:val="false"/>
+          <w:bCs w:val="false"/>
+          <w:i w:val="false"/>
+          <w:i w:val="false"/>
+          <w:iCs w:val="false"/>
+        </w:rPr>
+      </w:pPr>
+      <w:r>
+        <w:rPr>
+          <w:b w:val="false"/>
+          <w:bCs w:val="false"/>
+          <w:i w:val="false"/>
+          <w:iCs w:val="false"/>
+        </w:rPr>
+      </w:r>
+    </w:p>
+    <w:p>
+      <w:pPr>
+        <w:pStyle w:val="Normal"/>
+        <w:bidi w:val="0"/>
+        <w:jc w:val="start"/>
+        <w:rPr>
+          <w:b w:val="false"/>
+          <w:bCs w:val="false"/>
+          <w:i w:val="false"/>
+          <w:i w:val="false"/>
+          <w:iCs w:val="false"/>
+        </w:rPr>
+      </w:pPr>
+      <w:r>
+        <w:rPr>
+          <w:b w:val="false"/>
+          <w:bCs w:val="false"/>
+          <w:i w:val="false"/>
+          <w:iCs w:val="false"/>
+        </w:rPr>
+        <w:t>However it was, for us, an instructive failure. Henry Ford, fresh off his success in reconfiguring not just the factory floor, but the private lives of his workers, correctly perceived that there was a strong connection between the manner in which workers lived and the manner in which they produced. His mistake was in thinking that this connection was uniform rather than modulated by such factors as ecology, culture, and politics. As we have noted, Henry Ford's reconfiguration of patterns of production was tied up with a project of Americanism - an attempt to elaborate a new kind of man that Gramsci notes was uniquely possible in the United States.</w:t>
+      </w:r>
+      <w:r>
+        <w:rPr>
+          <w:rStyle w:val="FootnoteReference"/>
+          <w:b w:val="false"/>
+          <w:bCs w:val="false"/>
+          <w:i w:val="false"/>
+          <w:iCs w:val="false"/>
+        </w:rPr>
+        <w:footnoteReference w:id="30"/>
+      </w:r>
+      <w:r>
+        <w:rPr>
+          <w:b w:val="false"/>
+          <w:bCs w:val="false"/>
+          <w:i w:val="false"/>
+          <w:iCs w:val="false"/>
+        </w:rPr>
+        <w:t xml:space="preserve"> Existing cultures and communities in the American Midwest had been wiped out through centuries of displacement, resettlement, and genocide and the slate of the US American working classes had been blankened and prepared as receptacles of Henry Ford's American ideals. In Brazil, just as in Europe, cultural patterns and social structures persisted - they had been changed by the arrival of capital, but not erased. Thus, while correct in his intuition that capitalists in the Amazon would need to pay attention to questions of education, food, child-rearing, demography and recreation, Ford was wrong to import US American answers wholesale. </w:t>
+      </w:r>
+    </w:p>
+    <w:p>
+      <w:pPr>
+        <w:pStyle w:val="Normal"/>
+        <w:bidi w:val="0"/>
+        <w:jc w:val="start"/>
+        <w:rPr>
+          <w:b/>
+          <w:bCs/>
+          <w:i w:val="false"/>
+          <w:i w:val="false"/>
+          <w:iCs w:val="false"/>
+        </w:rPr>
+      </w:pPr>
+      <w:r>
+        <w:rPr>
+          <w:b/>
+          <w:bCs/>
+          <w:i w:val="false"/>
+          <w:iCs w:val="false"/>
+        </w:rPr>
+      </w:r>
+    </w:p>
+    <w:p>
+      <w:pPr>
+        <w:pStyle w:val="Normal"/>
+        <w:bidi w:val="0"/>
+        <w:jc w:val="start"/>
+        <w:rPr>
+          <w:b w:val="false"/>
+          <w:bCs w:val="false"/>
+          <w:i w:val="false"/>
+          <w:i w:val="false"/>
+          <w:iCs w:val="false"/>
+        </w:rPr>
+      </w:pPr>
+      <w:commentRangeStart w:id="8"/>
       <w:r>
         <w:rPr>
           <w:b w:val="false"/>
@@ -1926,9 +2309,9 @@
           <w:iCs w:val="false"/>
         </w:rPr>
       </w:r>
-      <w:commentRangeEnd w:id="3"/>
-      <w:r>
-        <w:commentReference w:id="3"/>
+      <w:commentRangeEnd w:id="8"/>
+      <w:r>
+        <w:commentReference w:id="8"/>
       </w:r>
       <w:r>
         <w:rPr>
@@ -1939,7 +2322,7 @@
         </w:rPr>
         <w:t xml:space="preserve"> This first difficulty - that of the inhospitality of the Amazon to the establishment of rubber plantations - did not exclusively affect Fordlandia, but undermined the fundamentals of plantation economics. </w:t>
       </w:r>
-      <w:commentRangeStart w:id="4"/>
+      <w:commentRangeStart w:id="9"/>
       <w:r>
         <w:rPr>
           <w:b w:val="false"/>
@@ -1957,9 +2340,9 @@
           <w:iCs w:val="false"/>
         </w:rPr>
       </w:r>
-      <w:commentRangeEnd w:id="4"/>
-      <w:r>
-        <w:commentReference w:id="4"/>
+      <w:commentRangeEnd w:id="9"/>
+      <w:r>
+        <w:commentReference w:id="9"/>
       </w:r>
       <w:r>
         <w:rPr>
@@ -2023,7 +2406,7 @@
           <w:i w:val="false"/>
           <w:iCs w:val="false"/>
         </w:rPr>
-        <w:footnoteReference w:id="24"/>
+        <w:footnoteReference w:id="31"/>
       </w:r>
       <w:r>
         <w:rPr>
@@ -2042,7 +2425,7 @@
           <w:i w:val="false"/>
           <w:iCs w:val="false"/>
         </w:rPr>
-        <w:footnoteReference w:id="25"/>
+        <w:footnoteReference w:id="32"/>
       </w:r>
       <w:r>
         <w:rPr>
@@ -2053,7 +2436,7 @@
         </w:rPr>
         <w:t xml:space="preserve"> Even if the management of labor had presented no difficulties, </w:t>
       </w:r>
-      <w:commentRangeStart w:id="5"/>
+      <w:commentRangeStart w:id="10"/>
       <w:r>
         <w:rPr>
           <w:b w:val="false"/>
@@ -2063,9 +2446,9 @@
         </w:rPr>
         <w:t>these measures put Amazonian plantations at a significant disadvantage against Asian plantations where the rubber pests were absent.</w:t>
       </w:r>
-      <w:commentRangeEnd w:id="5"/>
-      <w:r>
-        <w:commentReference w:id="5"/>
+      <w:commentRangeEnd w:id="10"/>
+      <w:r>
+        <w:commentReference w:id="10"/>
       </w:r>
       <w:r>
         <w:rPr>
@@ -2146,7 +2529,7 @@
           <w:i w:val="false"/>
           <w:iCs w:val="false"/>
         </w:rPr>
-        <w:footnoteReference w:id="26"/>
+        <w:footnoteReference w:id="33"/>
       </w:r>
       <w:r>
         <w:rPr>
@@ -2210,7 +2593,7 @@
           <w:i w:val="false"/>
           <w:iCs w:val="false"/>
         </w:rPr>
-        <w:footnoteReference w:id="27"/>
+        <w:footnoteReference w:id="34"/>
       </w:r>
       <w:r>
         <w:rPr>
@@ -2287,7 +2670,7 @@
           <w:i w:val="false"/>
           <w:iCs w:val="false"/>
         </w:rPr>
-        <w:footnoteReference w:id="28"/>
+        <w:footnoteReference w:id="35"/>
       </w:r>
       <w:r>
         <w:rPr>
@@ -2306,7 +2689,7 @@
           <w:i w:val="false"/>
           <w:iCs w:val="false"/>
         </w:rPr>
-        <w:footnoteReference w:id="29"/>
+        <w:footnoteReference w:id="36"/>
       </w:r>
       <w:r>
         <w:rPr>
@@ -2370,7 +2753,7 @@
           <w:i w:val="false"/>
           <w:iCs w:val="false"/>
         </w:rPr>
-        <w:footnoteReference w:id="30"/>
+        <w:footnoteReference w:id="37"/>
       </w:r>
       <w:r>
         <w:rPr>
@@ -2389,7 +2772,7 @@
           <w:i w:val="false"/>
           <w:iCs w:val="false"/>
         </w:rPr>
-        <w:footnoteReference w:id="31"/>
+        <w:footnoteReference w:id="38"/>
       </w:r>
       <w:r>
         <w:rPr>
@@ -2408,7 +2791,7 @@
           <w:i w:val="false"/>
           <w:iCs w:val="false"/>
         </w:rPr>
-        <w:footnoteReference w:id="32"/>
+        <w:footnoteReference w:id="39"/>
       </w:r>
     </w:p>
     <w:p>
@@ -2499,7 +2882,7 @@
           <w:i w:val="false"/>
           <w:iCs w:val="false"/>
         </w:rPr>
-        <w:footnoteReference w:id="33"/>
+        <w:footnoteReference w:id="40"/>
       </w:r>
       <w:r>
         <w:rPr>
@@ -2518,7 +2901,7 @@
           <w:i w:val="false"/>
           <w:iCs w:val="false"/>
         </w:rPr>
-        <w:footnoteReference w:id="34"/>
+        <w:footnoteReference w:id="41"/>
       </w:r>
     </w:p>
     <w:p>
@@ -2598,7 +2981,7 @@
           <w:iCs w:val="false"/>
           <w:shd w:fill="FFFF00" w:val="clear"/>
         </w:rPr>
-        <w:footnoteReference w:id="35"/>
+        <w:footnoteReference w:id="42"/>
       </w:r>
     </w:p>
     <w:p>
@@ -2631,7 +3014,7 @@
           <w:iCs w:val="false"/>
           <w:shd w:fill="auto" w:val="clear"/>
         </w:rPr>
-        <w:footnoteReference w:id="36"/>
+        <w:footnoteReference w:id="43"/>
       </w:r>
     </w:p>
     <w:p>
@@ -2686,7 +3069,7 @@
           <w:i w:val="false"/>
           <w:iCs w:val="false"/>
         </w:rPr>
-        <w:footnoteReference w:id="37"/>
+        <w:footnoteReference w:id="44"/>
       </w:r>
     </w:p>
     <w:p>
@@ -2755,7 +3138,30 @@
 
 <file path=word/comments.xml><?xml version="1.0" encoding="utf-8"?>
 <w:comments xmlns:o="urn:schemas-microsoft-com:office:office" xmlns:r="http://schemas.openxmlformats.org/officeDocument/2006/relationships" xmlns:v="urn:schemas-microsoft-com:vml" xmlns:w="http://schemas.openxmlformats.org/wordprocessingml/2006/main" xmlns:w10="urn:schemas-microsoft-com:office:word" xmlns:wp="http://schemas.openxmlformats.org/drawingml/2006/wordprocessingDrawing" xmlns:wps="http://schemas.microsoft.com/office/word/2010/wordprocessingShape" xmlns:wpg="http://schemas.microsoft.com/office/word/2010/wordprocessingGroup" xmlns:mc="http://schemas.openxmlformats.org/markup-compatibility/2006" xmlns:wp14="http://schemas.microsoft.com/office/word/2010/wordprocessingDrawing" xmlns:w14="http://schemas.microsoft.com/office/word/2010/wordml" xmlns:w15="http://schemas.microsoft.com/office/word/2012/wordml" mc:Ignorable="w14 wp14 w15">
-  <w:comment w:id="0" w:author="Unknown Author" w:date="2026-04-14T11:39:38Z" w:initials="">
+  <w:comment w:id="0" w:author="Unknown Author" w:date="2026-04-27T14:39:48Z" w:initials="">
+    <w:p>
+      <w:pPr>
+        <w:overflowPunct w:val="false"/>
+        <w:autoSpaceDE w:val="false"/>
+        <w:bidi w:val="0"/>
+        <w:spacing w:before="0" w:after="0"/>
+        <w:jc w:val="start"/>
+        <w:rPr/>
+      </w:pPr>
+      <w:r>
+        <w:rPr>
+          <w:rFonts w:ascii="Liberation Serif;Times New Roman" w:hAnsi="Liberation Serif;Times New Roman" w:eastAsia="Noto Serif CJK SC" w:cs="Liberation Serif;Times New Roman"/>
+          <w:color w:val="auto"/>
+          <w:kern w:val="2"/>
+          <w:sz w:val="24"/>
+          <w:szCs w:val="24"/>
+          <w:lang w:val="en-US" w:eastAsia="zh-CN" w:bidi="hi-IN"/>
+        </w:rPr>
+        <w:t>failure of amazon is a failure to transition from extraction to production?</w:t>
+      </w:r>
+    </w:p>
+  </w:comment>
+  <w:comment w:id="1" w:author="Unknown Author" w:date="2026-04-27T11:08:12Z" w:initials="">
     <w:p>
       <w:pPr>
         <w:overflowPunct w:val="false"/>
@@ -2767,14 +3173,14 @@
           <w:kern w:val="0"/>
           <w:lang w:val="en-US" w:eastAsia="en-US" w:bidi="en-US"/>
         </w:rPr>
-        <w:t>Something about americanism – there didn’t exist a ‘blank slate’ as in the midwest</w:t>
+        <w:t>Citations for this? Or for extractive economies. Do I deliver on this sentence? Or do I look primarily at labor?</w:t>
       </w:r>
     </w:p>
   </w:comment>
-  <w:comment w:id="1" w:author="Unknown Author" w:date="2026-04-24T11:15:08Z" w:initials="">
-    <w:p>
-      <w:pPr>
-        <w:overflowPunct w:val="true"/>
+  <w:comment w:id="2" w:author="Unknown Author" w:date="2026-04-27T14:50:45Z" w:initials="">
+    <w:p>
+      <w:pPr>
+        <w:overflowPunct w:val="false"/>
         <w:rPr/>
       </w:pPr>
       <w:r>
@@ -2783,11 +3189,11 @@
           <w:kern w:val="0"/>
           <w:lang w:val="en-US" w:eastAsia="en-US" w:bidi="en-US"/>
         </w:rPr>
-        <w:t>This intro to the section needs to be much expanded</w:t>
+        <w:t>Cite this</w:t>
       </w:r>
     </w:p>
   </w:comment>
-  <w:comment w:id="2" w:author="Unknown Author" w:date="2026-04-21T10:56:44Z" w:initials="">
+  <w:comment w:id="3" w:author="Unknown Author" w:date="2026-04-14T11:39:38Z" w:initials="">
     <w:p>
       <w:pPr>
         <w:overflowPunct w:val="false"/>
@@ -2799,11 +3205,11 @@
           <w:kern w:val="0"/>
           <w:lang w:val="en-US" w:eastAsia="en-US" w:bidi="en-US"/>
         </w:rPr>
-        <w:t>Commodity production was already established – how did the attempt to generate Commodity consumption go?</w:t>
+        <w:t>Something about americanism – there didn’t exist a ‘blank slate’ as in the midwest</w:t>
       </w:r>
     </w:p>
   </w:comment>
-  <w:comment w:id="3" w:author="Unknown Author" w:date="2026-04-17T11:17:36Z" w:initials="">
+  <w:comment w:id="4" w:author="Unknown Author" w:date="2026-04-24T11:15:08Z" w:initials="">
     <w:p>
       <w:pPr>
         <w:overflowPunct w:val="true"/>
@@ -2815,14 +3221,14 @@
           <w:kern w:val="0"/>
           <w:lang w:val="en-US" w:eastAsia="en-US" w:bidi="en-US"/>
         </w:rPr>
-        <w:t>In malaysia chapter, address why these two factors were non-issues</w:t>
+        <w:t>This intro to the section needs to be much expanded</w:t>
       </w:r>
     </w:p>
   </w:comment>
-  <w:comment w:id="4" w:author="Unknown Author" w:date="2026-04-17T11:19:52Z" w:initials="">
-    <w:p>
-      <w:pPr>
-        <w:overflowPunct w:val="true"/>
+  <w:comment w:id="5" w:author="Unknown Author" w:date="2026-04-27T14:42:21Z" w:initials="">
+    <w:p>
+      <w:pPr>
+        <w:overflowPunct w:val="false"/>
         <w:rPr/>
       </w:pPr>
       <w:r>
@@ -2831,11 +3237,75 @@
           <w:kern w:val="0"/>
           <w:lang w:val="en-US" w:eastAsia="en-US" w:bidi="en-US"/>
         </w:rPr>
+        <w:t>Something about the high death rate of the cearans</w:t>
+      </w:r>
+    </w:p>
+  </w:comment>
+  <w:comment w:id="6" w:author="Unknown Author" w:date="2026-04-27T14:43:38Z" w:initials="">
+    <w:p>
+      <w:pPr>
+        <w:overflowPunct w:val="false"/>
+        <w:rPr/>
+      </w:pPr>
+      <w:r>
+        <w:rPr>
+          <w:rFonts w:eastAsia="DejaVu Sans" w:cs="Noto Sans Arabic"/>
+          <w:kern w:val="0"/>
+          <w:lang w:val="en-US" w:eastAsia="en-US" w:bidi="en-US"/>
+        </w:rPr>
+        <w:t>Maybe put something here about infrastructural projects?</w:t>
+      </w:r>
+    </w:p>
+  </w:comment>
+  <w:comment w:id="7" w:author="Unknown Author" w:date="2026-04-21T10:56:44Z" w:initials="">
+    <w:p>
+      <w:pPr>
+        <w:overflowPunct w:val="false"/>
+        <w:rPr/>
+      </w:pPr>
+      <w:r>
+        <w:rPr>
+          <w:rFonts w:eastAsia="DejaVu Sans" w:cs="Noto Sans Arabic"/>
+          <w:kern w:val="0"/>
+          <w:lang w:val="en-US" w:eastAsia="en-US" w:bidi="en-US"/>
+        </w:rPr>
+        <w:t>Commodity production was already established – how did the attempt to generate Commodity consumption go?</w:t>
+      </w:r>
+    </w:p>
+  </w:comment>
+  <w:comment w:id="8" w:author="Unknown Author" w:date="2026-04-17T11:17:36Z" w:initials="">
+    <w:p>
+      <w:pPr>
+        <w:overflowPunct w:val="true"/>
+        <w:rPr/>
+      </w:pPr>
+      <w:r>
+        <w:rPr>
+          <w:rFonts w:eastAsia="DejaVu Sans" w:cs="Noto Sans Arabic"/>
+          <w:kern w:val="0"/>
+          <w:lang w:val="en-US" w:eastAsia="en-US" w:bidi="en-US"/>
+        </w:rPr>
+        <w:t>In malaysia chapter, address why these two factors were non-issues</w:t>
+      </w:r>
+    </w:p>
+  </w:comment>
+  <w:comment w:id="9" w:author="Unknown Author" w:date="2026-04-17T11:19:52Z" w:initials="">
+    <w:p>
+      <w:pPr>
+        <w:overflowPunct w:val="true"/>
+        <w:rPr/>
+      </w:pPr>
+      <w:r>
+        <w:rPr>
+          <w:rFonts w:eastAsia="DejaVu Sans" w:cs="Noto Sans Arabic"/>
+          <w:kern w:val="0"/>
+          <w:lang w:val="en-US" w:eastAsia="en-US" w:bidi="en-US"/>
+        </w:rPr>
         <w:t>Find citations for this</w:t>
       </w:r>
     </w:p>
   </w:comment>
-  <w:comment w:id="5" w:author="Unknown Author" w:date="2026-04-17T11:22:33Z" w:initials="">
+  <w:comment w:id="10" w:author="Unknown Author" w:date="2026-04-17T11:22:33Z" w:initials="">
     <w:p>
       <w:pPr>
         <w:overflowPunct w:val="true"/>
@@ -2891,7 +3361,7 @@
     </w:r>
     <w:r>
       <w:rPr/>
-      <w:t>9</w:t>
+      <w:t>11</w:t>
     </w:r>
     <w:r>
       <w:rPr/>
@@ -2925,7 +3395,7 @@
     </w:r>
     <w:r>
       <w:rPr/>
-      <w:t>9</w:t>
+      <w:t>11</w:t>
     </w:r>
     <w:r>
       <w:rPr/>
@@ -3211,13 +3681,7 @@
       </w:r>
       <w:r>
         <w:rPr/>
-        <w:t xml:space="preserve"> (Stanford University Press, 1983). </w:t>
-      </w:r>
-      <w:r>
-        <w:rPr>
-          <w:shd w:fill="FFFF00" w:val="clear"/>
-        </w:rPr>
-        <w:t>[underdevelopment of the amazon???]</w:t>
+        <w:t xml:space="preserve"> (Stanford University Press, 1983).</w:t>
       </w:r>
     </w:p>
   </w:footnote>
@@ -3273,6 +3737,257 @@
       </w:r>
       <w:r>
         <w:rPr/>
+        <w:t xml:space="preserve">Stephen G. Bunker, </w:t>
+      </w:r>
+      <w:r>
+        <w:rPr>
+          <w:i/>
+        </w:rPr>
+        <w:t>Underdeveloping the Amazon: Extraction, Unequal Exchange, and the Failure of the Modern State</w:t>
+      </w:r>
+      <w:r>
+        <w:rPr/>
+        <w:t xml:space="preserve"> (University of Illinois Press, 1985).</w:t>
+      </w:r>
+      <w:r>
+        <w:rPr/>
+        <w:t xml:space="preserve"> 25</w:t>
+      </w:r>
+    </w:p>
+  </w:footnote>
+  <w:footnote w:id="11">
+    <w:p>
+      <w:pPr>
+        <w:pStyle w:val="FootnoteText"/>
+        <w:rPr/>
+      </w:pPr>
+      <w:r>
+        <w:rPr>
+          <w:rStyle w:val="FootnoteCharacters"/>
+        </w:rPr>
+        <w:footnoteRef/>
+      </w:r>
+      <w:r>
+        <w:rPr/>
+        <w:tab/>
+        <w:t xml:space="preserve"> </w:t>
+      </w:r>
+      <w:r>
+        <w:rPr/>
+        <w:t xml:space="preserve">Bunker, </w:t>
+      </w:r>
+      <w:r>
+        <w:rPr>
+          <w:i/>
+        </w:rPr>
+        <w:t>Underdeveloping the Amazon</w:t>
+      </w:r>
+      <w:r>
+        <w:rPr/>
+        <w:t>.</w:t>
+      </w:r>
+      <w:r>
+        <w:rPr/>
+        <w:t xml:space="preserve"> 25</w:t>
+      </w:r>
+    </w:p>
+  </w:footnote>
+  <w:footnote w:id="12">
+    <w:p>
+      <w:pPr>
+        <w:pStyle w:val="FootnoteText"/>
+        <w:rPr/>
+      </w:pPr>
+      <w:r>
+        <w:rPr>
+          <w:rStyle w:val="FootnoteCharacters"/>
+        </w:rPr>
+        <w:footnoteRef/>
+      </w:r>
+      <w:r>
+        <w:rPr/>
+        <w:tab/>
+        <w:t xml:space="preserve"> </w:t>
+      </w:r>
+      <w:r>
+        <w:rPr/>
+        <w:t xml:space="preserve">O. F. Cook, “Rubber Production from Castilla and Hevea,” </w:t>
+      </w:r>
+      <w:r>
+        <w:rPr>
+          <w:i/>
+        </w:rPr>
+        <w:t>Science</w:t>
+      </w:r>
+      <w:r>
+        <w:rPr/>
+        <w:t xml:space="preserve"> 85, no. 2208 (1937): 406–7, </w:t>
+      </w:r>
+      <w:hyperlink r:id="rId2">
+        <w:r>
+          <w:rPr>
+            <w:rStyle w:val="Hyperlink"/>
+          </w:rPr>
+          <w:t>https://doi.org/10.1126/science.85.2208.406</w:t>
+        </w:r>
+      </w:hyperlink>
+      <w:r>
+        <w:rPr/>
+        <w:t>.</w:t>
+      </w:r>
+    </w:p>
+  </w:footnote>
+  <w:footnote w:id="13">
+    <w:p>
+      <w:pPr>
+        <w:pStyle w:val="FootnoteText"/>
+        <w:rPr/>
+      </w:pPr>
+      <w:r>
+        <w:rPr>
+          <w:rStyle w:val="FootnoteCharacters"/>
+        </w:rPr>
+        <w:footnoteRef/>
+      </w:r>
+      <w:r>
+        <w:rPr/>
+        <w:tab/>
+        <w:t xml:space="preserve"> </w:t>
+      </w:r>
+      <w:r>
+        <w:rPr/>
+        <w:t xml:space="preserve">Bunker, </w:t>
+      </w:r>
+      <w:r>
+        <w:rPr>
+          <w:i/>
+        </w:rPr>
+        <w:t>Underdeveloping the Amazon</w:t>
+      </w:r>
+      <w:r>
+        <w:rPr/>
+        <w:t>.</w:t>
+      </w:r>
+      <w:r>
+        <w:rPr/>
+        <w:t xml:space="preserve"> 66</w:t>
+      </w:r>
+    </w:p>
+  </w:footnote>
+  <w:footnote w:id="14">
+    <w:p>
+      <w:pPr>
+        <w:pStyle w:val="FootnoteText"/>
+        <w:rPr/>
+      </w:pPr>
+      <w:r>
+        <w:rPr>
+          <w:rStyle w:val="FootnoteCharacters"/>
+        </w:rPr>
+        <w:footnoteRef/>
+      </w:r>
+      <w:r>
+        <w:rPr/>
+        <w:tab/>
+        <w:t xml:space="preserve"> </w:t>
+      </w:r>
+      <w:r>
+        <w:rPr>
+          <w:shd w:fill="FFFF00" w:val="clear"/>
+        </w:rPr>
+        <w:t>hardenburg and cook</w:t>
+      </w:r>
+    </w:p>
+  </w:footnote>
+  <w:footnote w:id="15">
+    <w:p>
+      <w:pPr>
+        <w:pStyle w:val="FootnoteText"/>
+        <w:rPr/>
+      </w:pPr>
+      <w:r>
+        <w:rPr>
+          <w:rStyle w:val="FootnoteCharacters"/>
+        </w:rPr>
+        <w:footnoteRef/>
+      </w:r>
+      <w:r>
+        <w:rPr/>
+        <w:tab/>
+        <w:t xml:space="preserve"> </w:t>
+      </w:r>
+      <w:r>
+        <w:rPr/>
+        <w:t xml:space="preserve">Charles Edmond Akers, </w:t>
+      </w:r>
+      <w:r>
+        <w:rPr>
+          <w:i/>
+        </w:rPr>
+        <w:t>The Rubber Industry in Brazil and the Orient</w:t>
+      </w:r>
+      <w:r>
+        <w:rPr/>
+        <w:t xml:space="preserve"> (Methuen &amp; Co. Ltd., 1914).</w:t>
+      </w:r>
+      <w:r>
+        <w:rPr/>
+        <w:t xml:space="preserve"> 8</w:t>
+      </w:r>
+    </w:p>
+  </w:footnote>
+  <w:footnote w:id="16">
+    <w:p>
+      <w:pPr>
+        <w:pStyle w:val="FootnoteText"/>
+        <w:rPr/>
+      </w:pPr>
+      <w:r>
+        <w:rPr>
+          <w:rStyle w:val="FootnoteCharacters"/>
+        </w:rPr>
+        <w:footnoteRef/>
+      </w:r>
+      <w:r>
+        <w:rPr/>
+        <w:tab/>
+        <w:t xml:space="preserve"> </w:t>
+      </w:r>
+      <w:r>
+        <w:rPr/>
+        <w:t xml:space="preserve">Oliver T. Coomes and Bradford L. Barham, “The Amazon Rubber Boom: Labor Control, Resistance, and Failed Plantation Development Revisited,” </w:t>
+      </w:r>
+      <w:r>
+        <w:rPr>
+          <w:i/>
+        </w:rPr>
+        <w:t>Hispanic American Historical Review</w:t>
+      </w:r>
+      <w:r>
+        <w:rPr/>
+        <w:t xml:space="preserve"> (Durham) 74, no. 2 (1994): 231–57.</w:t>
+      </w:r>
+    </w:p>
+  </w:footnote>
+  <w:footnote w:id="17">
+    <w:p>
+      <w:pPr>
+        <w:pStyle w:val="FootnoteText"/>
+        <w:rPr/>
+      </w:pPr>
+      <w:r>
+        <w:rPr>
+          <w:rStyle w:val="FootnoteCharacters"/>
+        </w:rPr>
+        <w:footnoteRef/>
+      </w:r>
+      <w:r>
+        <w:rPr/>
+        <w:tab/>
+        <w:t xml:space="preserve"> </w:t>
+      </w:r>
+      <w:r>
+        <w:rPr/>
         <w:t xml:space="preserve">Reuben H. Brooks, “HUMAN RESPONSE TO RECURRENT DROUGHT IN NORTHEASTERN BRAZIL” </w:t>
       </w:r>
       <w:r>
@@ -3285,7 +4000,7 @@
         <w:rPr/>
         <w:t xml:space="preserve"> 23, no. 1 (1971): 40–44, </w:t>
       </w:r>
-      <w:hyperlink r:id="rId2">
+      <w:hyperlink r:id="rId3">
         <w:r>
           <w:rPr>
             <w:rStyle w:val="Hyperlink"/>
@@ -3299,7 +4014,7 @@
       </w:r>
     </w:p>
   </w:footnote>
-  <w:footnote w:id="11">
+  <w:footnote w:id="18">
     <w:p>
       <w:pPr>
         <w:pStyle w:val="FootnoteText"/>
@@ -3332,7 +4047,7 @@
       </w:r>
     </w:p>
   </w:footnote>
-  <w:footnote w:id="12">
+  <w:footnote w:id="19">
     <w:p>
       <w:pPr>
         <w:pStyle w:val="FootnoteText"/>
@@ -3365,7 +4080,7 @@
       </w:r>
     </w:p>
   </w:footnote>
-  <w:footnote w:id="13">
+  <w:footnote w:id="20">
     <w:p>
       <w:pPr>
         <w:pStyle w:val="FootnoteText"/>
@@ -3398,7 +4113,7 @@
       </w:r>
     </w:p>
   </w:footnote>
-  <w:footnote w:id="14">
+  <w:footnote w:id="21">
     <w:p>
       <w:pPr>
         <w:pStyle w:val="FootnoteText"/>
@@ -3421,7 +4136,7 @@
       </w:r>
     </w:p>
   </w:footnote>
-  <w:footnote w:id="15">
+  <w:footnote w:id="22">
     <w:p>
       <w:pPr>
         <w:pStyle w:val="FootnoteText"/>
@@ -3444,7 +4159,7 @@
       </w:r>
     </w:p>
   </w:footnote>
-  <w:footnote w:id="16">
+  <w:footnote w:id="23">
     <w:p>
       <w:pPr>
         <w:pStyle w:val="FootnoteText"/>
@@ -3467,7 +4182,7 @@
       </w:r>
     </w:p>
   </w:footnote>
-  <w:footnote w:id="17">
+  <w:footnote w:id="24">
     <w:p>
       <w:pPr>
         <w:pStyle w:val="FootnoteText"/>
@@ -3500,7 +4215,7 @@
       </w:r>
     </w:p>
   </w:footnote>
-  <w:footnote w:id="18">
+  <w:footnote w:id="25">
     <w:p>
       <w:pPr>
         <w:pStyle w:val="FootnoteText"/>
@@ -3523,7 +4238,7 @@
       </w:r>
     </w:p>
   </w:footnote>
-  <w:footnote w:id="19">
+  <w:footnote w:id="26">
     <w:p>
       <w:pPr>
         <w:pStyle w:val="FootnoteText"/>
@@ -3546,7 +4261,7 @@
       </w:r>
     </w:p>
   </w:footnote>
-  <w:footnote w:id="20">
+  <w:footnote w:id="27">
     <w:p>
       <w:pPr>
         <w:pStyle w:val="FootnoteText"/>
@@ -3579,7 +4294,7 @@
       </w:r>
     </w:p>
   </w:footnote>
-  <w:footnote w:id="21">
+  <w:footnote w:id="28">
     <w:p>
       <w:pPr>
         <w:pStyle w:val="FootnoteText"/>
@@ -3612,7 +4327,7 @@
       </w:r>
     </w:p>
   </w:footnote>
-  <w:footnote w:id="22">
+  <w:footnote w:id="29">
     <w:p>
       <w:pPr>
         <w:pStyle w:val="FootnoteText"/>
@@ -3645,7 +4360,7 @@
       </w:r>
     </w:p>
   </w:footnote>
-  <w:footnote w:id="23">
+  <w:footnote w:id="30">
     <w:p>
       <w:pPr>
         <w:pStyle w:val="FootnoteText"/>
@@ -3678,7 +4393,7 @@
       </w:r>
     </w:p>
   </w:footnote>
-  <w:footnote w:id="24">
+  <w:footnote w:id="31">
     <w:p>
       <w:pPr>
         <w:pStyle w:val="FootnoteText"/>
@@ -3711,7 +4426,7 @@
       </w:r>
     </w:p>
   </w:footnote>
-  <w:footnote w:id="25">
+  <w:footnote w:id="32">
     <w:p>
       <w:pPr>
         <w:pStyle w:val="FootnoteText"/>
@@ -3744,7 +4459,7 @@
       </w:r>
     </w:p>
   </w:footnote>
-  <w:footnote w:id="26">
+  <w:footnote w:id="33">
     <w:p>
       <w:pPr>
         <w:pStyle w:val="FootnoteText"/>
@@ -3777,7 +4492,7 @@
       </w:r>
     </w:p>
   </w:footnote>
-  <w:footnote w:id="27">
+  <w:footnote w:id="34">
     <w:p>
       <w:pPr>
         <w:pStyle w:val="FootnoteText"/>
@@ -3814,7 +4529,7 @@
       </w:r>
     </w:p>
   </w:footnote>
-  <w:footnote w:id="28">
+  <w:footnote w:id="35">
     <w:p>
       <w:pPr>
         <w:pStyle w:val="FootnoteText"/>
@@ -3857,7 +4572,7 @@
       </w:r>
     </w:p>
   </w:footnote>
-  <w:footnote w:id="29">
+  <w:footnote w:id="36">
     <w:p>
       <w:pPr>
         <w:pStyle w:val="FootnoteText"/>
@@ -3886,7 +4601,7 @@
       </w:r>
     </w:p>
   </w:footnote>
-  <w:footnote w:id="30">
+  <w:footnote w:id="37">
     <w:p>
       <w:pPr>
         <w:pStyle w:val="FootnoteText"/>
@@ -3929,7 +4644,7 @@
       </w:r>
     </w:p>
   </w:footnote>
-  <w:footnote w:id="31">
+  <w:footnote w:id="38">
     <w:p>
       <w:pPr>
         <w:pStyle w:val="FootnoteText"/>
@@ -3972,7 +4687,7 @@
       </w:r>
     </w:p>
   </w:footnote>
-  <w:footnote w:id="32">
+  <w:footnote w:id="39">
     <w:p>
       <w:pPr>
         <w:pStyle w:val="FootnoteText"/>
@@ -3995,7 +4710,7 @@
       </w:r>
     </w:p>
   </w:footnote>
-  <w:footnote w:id="33">
+  <w:footnote w:id="40">
     <w:p>
       <w:pPr>
         <w:pStyle w:val="FootnoteText"/>
@@ -4038,7 +4753,7 @@
       </w:r>
     </w:p>
   </w:footnote>
-  <w:footnote w:id="34">
+  <w:footnote w:id="41">
     <w:p>
       <w:pPr>
         <w:pStyle w:val="FootnoteText"/>
@@ -4081,7 +4796,7 @@
       </w:r>
     </w:p>
   </w:footnote>
-  <w:footnote w:id="35">
+  <w:footnote w:id="42">
     <w:p>
       <w:pPr>
         <w:pStyle w:val="FootnoteText"/>
@@ -4104,7 +4819,7 @@
       </w:r>
     </w:p>
   </w:footnote>
-  <w:footnote w:id="36">
+  <w:footnote w:id="43">
     <w:p>
       <w:pPr>
         <w:pStyle w:val="FootnoteText"/>
@@ -4127,7 +4842,7 @@
       </w:r>
     </w:p>
   </w:footnote>
-  <w:footnote w:id="37">
+  <w:footnote w:id="44">
     <w:p>
       <w:pPr>
         <w:pStyle w:val="FootnoteText"/>

--- a/Dissertation Research/Brazil Chapter.docx
+++ b/Dissertation Research/Brazil Chapter.docx
@@ -13,6 +13,7 @@
           <w:rFonts w:ascii="CMU Serif" w:hAnsi="CMU Serif"/>
         </w:rPr>
       </w:pPr>
+      <w:commentRangeStart w:id="0"/>
       <w:r>
         <w:rPr>
           <w:rFonts w:ascii="CMU Serif" w:hAnsi="CMU Serif"/>
@@ -20,6 +21,17 @@
           <w:bCs/>
         </w:rPr>
         <w:t>Brazil Chapter</w:t>
+      </w:r>
+      <w:commentRangeEnd w:id="0"/>
+      <w:r>
+        <w:commentReference w:id="0"/>
+      </w:r>
+      <w:r>
+        <w:rPr>
+          <w:rFonts w:ascii="CMU Serif" w:hAnsi="CMU Serif"/>
+          <w:b/>
+          <w:bCs/>
+        </w:rPr>
       </w:r>
     </w:p>
     <w:p>
@@ -295,7 +307,352 @@
         <w:rPr>
           <w:rFonts w:ascii="CMU Serif" w:hAnsi="CMU Serif"/>
         </w:rPr>
-        <w:t xml:space="preserve">Until 1913, the Amazon was by far the largest producer of rubber for the world market. During the Amazon Rubber Boom a massive influx of foreign capital transformed life in the Amazon. The development of infrastructure connected the relatively isolated region to global markets, and rubber barons subjected the people of the Amazon, as well as displaced migrants from other regions of Brazil looking for work, to new forms of labor exploitation. </w:t>
+        <w:t xml:space="preserve">Until 1913, the Amazon was by far the largest producer of rubber for the world market. During the Amazon Rubber Boom </w:t>
+      </w:r>
+      <w:r>
+        <w:rPr>
+          <w:rFonts w:ascii="CMU Serif" w:hAnsi="CMU Serif"/>
+        </w:rPr>
+        <w:t>the massive pressures of industrial production</w:t>
+      </w:r>
+      <w:r>
+        <w:rPr>
+          <w:rFonts w:ascii="CMU Serif" w:hAnsi="CMU Serif"/>
+        </w:rPr>
+        <w:t xml:space="preserve"> transformed life in the Amazon</w:t>
+      </w:r>
+      <w:r>
+        <w:rPr>
+          <w:rFonts w:ascii="CMU Serif" w:hAnsi="CMU Serif"/>
+        </w:rPr>
+        <w:commentReference w:id="1"/>
+      </w:r>
+      <w:r>
+        <w:rPr>
+          <w:rFonts w:ascii="CMU Serif" w:hAnsi="CMU Serif"/>
+        </w:rPr>
+        <w:t xml:space="preserve">. The development of infrastructure connected the relatively isolated region to global markets, and rubber barons subjected the people of the Amazon, as well as displaced migrants from other regions of Brazil looking for work, to new forms of labor exploitation. </w:t>
+      </w:r>
+    </w:p>
+    <w:p>
+      <w:pPr>
+        <w:pStyle w:val="Normal"/>
+        <w:bidi w:val="0"/>
+        <w:spacing w:lineRule="auto" w:line="240"/>
+        <w:ind w:firstLine="720"/>
+        <w:jc w:val="start"/>
+        <w:rPr>
+          <w:highlight w:val="none"/>
+          <w:shd w:fill="FFFF00" w:val="clear"/>
+        </w:rPr>
+      </w:pPr>
+      <w:r>
+        <w:rPr>
+          <w:rFonts w:ascii="CMU Serif" w:hAnsi="CMU Serif"/>
+          <w:shd w:fill="FFFF00" w:val="clear"/>
+        </w:rPr>
+        <w:t>[some transition to the below part. Also maybe put something below about how marx's categories are essential in the analyzing of global south societies]</w:t>
+      </w:r>
+    </w:p>
+    <w:p>
+      <w:pPr>
+        <w:pStyle w:val="Normal"/>
+        <w:bidi w:val="0"/>
+        <w:spacing w:lineRule="auto" w:line="240"/>
+        <w:ind w:firstLine="720"/>
+        <w:jc w:val="start"/>
+        <w:rPr>
+          <w:rFonts w:ascii="CMU Serif" w:hAnsi="CMU Serif"/>
+        </w:rPr>
+      </w:pPr>
+      <w:r>
+        <w:rPr>
+          <w:rFonts w:ascii="CMU Serif" w:hAnsi="CMU Serif"/>
+        </w:rPr>
+        <w:t>This chapter will analyze social reproduction in the rubber industry of the Amazon. In the capitalist world-system, social reproduction is a complex dynamic with several constituent parts. Following the recent body of scholarship known as Social Reproduction Theory,</w:t>
+      </w:r>
+      <w:r>
+        <w:rPr>
+          <w:rStyle w:val="FootnoteReference"/>
+          <w:rFonts w:ascii="CMU Serif" w:hAnsi="CMU Serif"/>
+        </w:rPr>
+        <w:footnoteReference w:id="2"/>
+      </w:r>
+      <w:r>
+        <w:rPr>
+          <w:rFonts w:ascii="CMU Serif" w:hAnsi="CMU Serif"/>
+        </w:rPr>
+        <w:t xml:space="preserve"> we will be looking at the way in which individuals are produced and reproduced as laborers within a commodity producing society - what Marx terms </w:t>
+      </w:r>
+      <w:commentRangeStart w:id="2"/>
+      <w:r>
+        <w:rPr>
+          <w:rFonts w:ascii="CMU Serif" w:hAnsi="CMU Serif"/>
+        </w:rPr>
+        <w:t>the renewal of labor</w:t>
+      </w:r>
+      <w:r>
+        <w:rPr>
+          <w:rFonts w:ascii="CMU Serif" w:hAnsi="CMU Serif"/>
+        </w:rPr>
+      </w:r>
+      <w:commentRangeEnd w:id="2"/>
+      <w:r>
+        <w:commentReference w:id="2"/>
+      </w:r>
+      <w:r>
+        <w:rPr>
+          <w:rFonts w:ascii="CMU Serif" w:hAnsi="CMU Serif"/>
+        </w:rPr>
+        <w:t xml:space="preserve">-power. In other words we are concerned with the conditions that bring laborers to the factory door every morning - or in this case to the rubber tree. This </w:t>
+      </w:r>
+      <w:r>
+        <w:rPr>
+          <w:rFonts w:ascii="CMU Serif" w:hAnsi="CMU Serif"/>
+        </w:rPr>
+        <w:t>consideration</w:t>
+      </w:r>
+      <w:r>
+        <w:rPr>
+          <w:rFonts w:ascii="CMU Serif" w:hAnsi="CMU Serif"/>
+        </w:rPr>
+        <w:t xml:space="preserve"> </w:t>
+      </w:r>
+      <w:r>
+        <w:rPr>
+          <w:rFonts w:ascii="CMU Serif" w:hAnsi="CMU Serif"/>
+        </w:rPr>
+        <w:t>is important for capital in both the short- and long-term</w:t>
+      </w:r>
+      <w:r>
+        <w:rPr>
+          <w:rFonts w:ascii="CMU Serif" w:hAnsi="CMU Serif"/>
+        </w:rPr>
+        <w:t xml:space="preserve">. Reproducing a labor force means ensuring not only that workers are able to rest and renew themselves as working subject from day-to-day, but also ensuring that a new stream of workers is ready and able to </w:t>
+      </w:r>
+      <w:r>
+        <w:rPr>
+          <w:rFonts w:ascii="CMU Serif" w:hAnsi="CMU Serif"/>
+        </w:rPr>
+        <w:t xml:space="preserve">replace existing workers who retire, leave, die, or are incapacitated through injury or disease. </w:t>
+      </w:r>
+      <w:commentRangeStart w:id="3"/>
+      <w:r>
+        <w:rPr>
+          <w:rFonts w:ascii="CMU Serif" w:hAnsi="CMU Serif"/>
+        </w:rPr>
+        <w:t>This is effected generationally, through the rearing of workers' children, but also through education, migration, and enslavement.</w:t>
+      </w:r>
+      <w:r>
+        <w:rPr>
+          <w:rFonts w:ascii="CMU Serif" w:hAnsi="CMU Serif"/>
+        </w:rPr>
+      </w:r>
+      <w:commentRangeEnd w:id="3"/>
+      <w:r>
+        <w:commentReference w:id="3"/>
+      </w:r>
+      <w:r>
+        <w:rPr>
+          <w:rFonts w:ascii="CMU Serif" w:hAnsi="CMU Serif"/>
+        </w:rPr>
+        <w:t xml:space="preserve"> </w:t>
+      </w:r>
+    </w:p>
+    <w:p>
+      <w:pPr>
+        <w:pStyle w:val="Normal"/>
+        <w:bidi w:val="0"/>
+        <w:spacing w:lineRule="auto" w:line="240"/>
+        <w:ind w:firstLine="720"/>
+        <w:jc w:val="start"/>
+        <w:rPr>
+          <w:rFonts w:ascii="CMU Serif" w:hAnsi="CMU Serif"/>
+        </w:rPr>
+      </w:pPr>
+      <w:r>
+        <w:rPr>
+          <w:rFonts w:ascii="CMU Serif" w:hAnsi="CMU Serif"/>
+        </w:rPr>
+        <w:t xml:space="preserve">Labor is not the only element of capitalist society reproduced socially, and so following </w:t>
+      </w:r>
+      <w:commentRangeStart w:id="4"/>
+      <w:r>
+        <w:rPr>
+          <w:rFonts w:ascii="CMU Serif" w:hAnsi="CMU Serif"/>
+        </w:rPr>
+        <w:t>Kirstin Munro's critique of Social Reproduction Theorists</w:t>
+      </w:r>
+      <w:r>
+        <w:rPr>
+          <w:rFonts w:ascii="CMU Serif" w:hAnsi="CMU Serif"/>
+        </w:rPr>
+      </w:r>
+      <w:commentRangeEnd w:id="4"/>
+      <w:r>
+        <w:commentReference w:id="4"/>
+      </w:r>
+      <w:r>
+        <w:rPr>
+          <w:rFonts w:ascii="CMU Serif" w:hAnsi="CMU Serif"/>
+        </w:rPr>
+        <w:t xml:space="preserve"> we will also be looking at the way in which the consumption practices of workers contribute to the valorization of capital. </w:t>
+      </w:r>
+      <w:r>
+        <w:rPr>
+          <w:rFonts w:ascii="CMU Serif" w:hAnsi="CMU Serif"/>
+        </w:rPr>
+        <w:t xml:space="preserve">The way in which commodities are consumed by workers and private private persons both structures and is structured by the interplay of global and local markets. </w:t>
+      </w:r>
+      <w:r>
+        <w:rPr>
+          <w:rFonts w:ascii="CMU Serif" w:hAnsi="CMU Serif"/>
+        </w:rPr>
+        <w:t>In many ways the household</w:t>
+      </w:r>
+      <w:r>
+        <w:rPr>
+          <w:rFonts w:ascii="CMU Serif" w:hAnsi="CMU Serif"/>
+        </w:rPr>
+        <w:t xml:space="preserve"> is both the starting point and end point of the cycle of capital accumulation - it is the well from which labor is drawn, and the place in which the exchange-value of commodities is finally realized as their use-values are consumed and demand is renewed. </w:t>
+      </w:r>
+    </w:p>
+    <w:p>
+      <w:pPr>
+        <w:pStyle w:val="Normal"/>
+        <w:bidi w:val="0"/>
+        <w:spacing w:lineRule="auto" w:line="240"/>
+        <w:ind w:firstLine="720"/>
+        <w:jc w:val="start"/>
+        <w:rPr>
+          <w:rFonts w:ascii="CMU Serif" w:hAnsi="CMU Serif"/>
+        </w:rPr>
+      </w:pPr>
+      <w:r>
+        <w:rPr>
+          <w:rFonts w:ascii="CMU Serif" w:hAnsi="CMU Serif"/>
+        </w:rPr>
+        <w:t xml:space="preserve">The lives of the inhabitants of the Amazon - both established communities and newly arrived migrants and refugees - were fundamentally transformed by the rubber industry. The destruction of indigenous communities and their ways of life was accelerated by the push to extract rubber for the global market. Not only were they disciplined into serving as labor for the global automotive commodity chain, their means of directly reproducing themselves - especially their practices of food cultivation - were interrupted and replaced by </w:t>
+      </w:r>
+      <w:r>
+        <w:rPr>
+          <w:rFonts w:ascii="CMU Serif" w:hAnsi="CMU Serif"/>
+        </w:rPr>
+        <w:t xml:space="preserve">commodity consumption. In this way they became a market for finished commodities from the Global North, such as canned food and cloth, at the same time as they were pressed into the procurement of raw materials for those same industrial centers. </w:t>
+      </w:r>
+    </w:p>
+    <w:p>
+      <w:pPr>
+        <w:pStyle w:val="Normal"/>
+        <w:bidi w:val="0"/>
+        <w:spacing w:lineRule="auto" w:line="240"/>
+        <w:ind w:firstLine="720"/>
+        <w:jc w:val="start"/>
+        <w:rPr>
+          <w:rFonts w:ascii="CMU Serif" w:hAnsi="CMU Serif"/>
+        </w:rPr>
+      </w:pPr>
+      <w:r>
+        <w:rPr>
+          <w:rFonts w:ascii="CMU Serif" w:hAnsi="CMU Serif"/>
+        </w:rPr>
+        <w:t xml:space="preserve">This dynamic resembles the process of proletarianization as discussed in Marxist literature. Indigenous people's ability to reproduce themselves directly from the land was interrupted as they were dispossessed of their commons, and in its stead a commodity market was established. Only through the exchange of their labor-power could they access the social product necessary for their survival. In this sense, they were 'freed' from their connection to the land. </w:t>
+      </w:r>
+      <w:commentRangeStart w:id="5"/>
+      <w:r>
+        <w:rPr>
+          <w:rFonts w:ascii="CMU Serif" w:hAnsi="CMU Serif"/>
+        </w:rPr>
+        <w:t>In many cases they entered into contracts with their employers and were also 'free' in the eyes of the law. But for the most part this freedom was a legal fiction, and they were held in debt-bondage and servitude not only by the impersonal compulsion of the market but by force. At any rate, they were not free waged workers, and their conditions have been held to be 'pre-capitalist' formations, a residual social structure from the colonial period.</w:t>
+      </w:r>
+      <w:commentRangeEnd w:id="5"/>
+      <w:r>
+        <w:commentReference w:id="5"/>
+      </w:r>
+      <w:r>
+        <w:rPr>
+          <w:rFonts w:ascii="CMU Serif" w:hAnsi="CMU Serif"/>
+        </w:rPr>
+      </w:r>
+    </w:p>
+    <w:p>
+      <w:pPr>
+        <w:pStyle w:val="Normal"/>
+        <w:bidi w:val="0"/>
+        <w:spacing w:lineRule="auto" w:line="240"/>
+        <w:ind w:firstLine="720"/>
+        <w:jc w:val="start"/>
+        <w:rPr>
+          <w:rFonts w:ascii="CMU Serif" w:hAnsi="CMU Serif"/>
+        </w:rPr>
+      </w:pPr>
+      <w:r>
+        <w:rPr>
+          <w:rFonts w:ascii="CMU Serif" w:hAnsi="CMU Serif"/>
+        </w:rPr>
+        <w:t xml:space="preserve">I agree that the rubber tappers were unfree, and that their conditions </w:t>
+      </w:r>
+      <w:r>
+        <w:rPr>
+          <w:rFonts w:ascii="CMU Serif" w:hAnsi="CMU Serif"/>
+        </w:rPr>
+        <w:t>differed greatly</w:t>
+      </w:r>
+      <w:r>
+        <w:rPr>
+          <w:rFonts w:ascii="CMU Serif" w:hAnsi="CMU Serif"/>
+        </w:rPr>
+        <w:t xml:space="preserve"> those of wage-laborers in the core. </w:t>
+      </w:r>
+      <w:r>
+        <w:rPr>
+          <w:rFonts w:ascii="CMU Serif" w:hAnsi="CMU Serif"/>
+        </w:rPr>
+        <w:t>Indeed their laboring circumstances could not have resembled Fordist factories less. B</w:t>
+      </w:r>
+      <w:commentRangeStart w:id="6"/>
+      <w:r>
+        <w:rPr>
+          <w:rFonts w:ascii="CMU Serif" w:hAnsi="CMU Serif"/>
+        </w:rPr>
+        <w:t>ut I disagree strongly that their conditions were in any way pre-capitalist. Rather their conditions were the same as those experienced by the vast majority of the Global South after falling under the influence of the nations in the capitalist core.</w:t>
+      </w:r>
+      <w:r>
+        <w:rPr>
+          <w:rFonts w:ascii="CMU Serif" w:hAnsi="CMU Serif"/>
+        </w:rPr>
+        <w:t xml:space="preserve"> </w:t>
+      </w:r>
+      <w:r>
+        <w:rPr>
+          <w:rFonts w:ascii="CMU Serif" w:hAnsi="CMU Serif"/>
+        </w:rPr>
+      </w:r>
+      <w:commentRangeEnd w:id="6"/>
+      <w:r>
+        <w:commentReference w:id="6"/>
+      </w:r>
+      <w:r>
+        <w:rPr>
+          <w:rFonts w:ascii="CMU Serif" w:hAnsi="CMU Serif"/>
+        </w:rPr>
+        <w:t xml:space="preserve">Their abject conditions served two purposes - to provide cheap materials to growing industry, and to serve as a market for finished commodities. In each of these functions, the living and working conditions of the rubber workers in the Amazon were not just dictated by the capitalist world-system, </w:t>
+      </w:r>
+      <w:commentRangeStart w:id="7"/>
+      <w:r>
+        <w:rPr>
+          <w:rFonts w:ascii="CMU Serif" w:hAnsi="CMU Serif"/>
+        </w:rPr>
+        <w:t>but were constitutive of it.</w:t>
+      </w:r>
+      <w:commentRangeEnd w:id="7"/>
+      <w:r>
+        <w:commentReference w:id="7"/>
+      </w:r>
+      <w:r>
+        <w:rPr>
+          <w:rFonts w:ascii="CMU Serif" w:hAnsi="CMU Serif"/>
+        </w:rPr>
       </w:r>
     </w:p>
     <w:p>
@@ -330,7 +687,7 @@
           <w:rFonts w:ascii="CMU Serif" w:hAnsi="CMU Serif"/>
         </w:rPr>
       </w:pPr>
-      <w:commentRangeStart w:id="0"/>
+      <w:commentRangeStart w:id="8"/>
       <w:r>
         <w:rPr>
           <w:rFonts w:ascii="CMU Serif" w:hAnsi="CMU Serif"/>
@@ -339,9 +696,9 @@
         </w:rPr>
         <w:t>The Amazon Rubber Boom</w:t>
       </w:r>
-      <w:commentRangeEnd w:id="0"/>
-      <w:r>
-        <w:commentReference w:id="0"/>
+      <w:commentRangeEnd w:id="8"/>
+      <w:r>
+        <w:commentReference w:id="8"/>
       </w:r>
       <w:r>
         <w:rPr>
@@ -373,7 +730,7 @@
           <w:rStyle w:val="FootnoteReference"/>
           <w:rFonts w:ascii="CMU Serif" w:hAnsi="CMU Serif"/>
         </w:rPr>
-        <w:footnoteReference w:id="2"/>
+        <w:footnoteReference w:id="3"/>
       </w:r>
       <w:r>
         <w:rPr>
@@ -386,7 +743,7 @@
           <w:rStyle w:val="FootnoteReference"/>
           <w:rFonts w:ascii="CMU Serif" w:hAnsi="CMU Serif"/>
         </w:rPr>
-        <w:footnoteReference w:id="3"/>
+        <w:footnoteReference w:id="4"/>
       </w:r>
       <w:r>
         <w:rPr>
@@ -399,7 +756,7 @@
           <w:rStyle w:val="FootnoteReference"/>
           <w:rFonts w:ascii="CMU Serif" w:hAnsi="CMU Serif"/>
         </w:rPr>
-        <w:footnoteReference w:id="4"/>
+        <w:footnoteReference w:id="5"/>
       </w:r>
       <w:r>
         <w:rPr>
@@ -412,7 +769,7 @@
           <w:rStyle w:val="FootnoteReference"/>
           <w:rFonts w:ascii="CMU Serif" w:hAnsi="CMU Serif"/>
         </w:rPr>
-        <w:footnoteReference w:id="5"/>
+        <w:footnoteReference w:id="6"/>
       </w:r>
       <w:r>
         <w:rPr>
@@ -425,7 +782,7 @@
           <w:rStyle w:val="FootnoteReference"/>
           <w:rFonts w:ascii="CMU Serif" w:hAnsi="CMU Serif"/>
         </w:rPr>
-        <w:footnoteReference w:id="6"/>
+        <w:footnoteReference w:id="7"/>
       </w:r>
       <w:r>
         <w:rPr>
@@ -456,7 +813,7 @@
           <w:rStyle w:val="FootnoteReference"/>
           <w:rFonts w:ascii="CMU Serif" w:hAnsi="CMU Serif"/>
         </w:rPr>
-        <w:footnoteReference w:id="7"/>
+        <w:footnoteReference w:id="8"/>
       </w:r>
       <w:r>
         <w:rPr>
@@ -487,7 +844,7 @@
           <w:rStyle w:val="FootnoteReference"/>
           <w:rFonts w:ascii="CMU Serif" w:hAnsi="CMU Serif"/>
         </w:rPr>
-        <w:footnoteReference w:id="8"/>
+        <w:footnoteReference w:id="9"/>
       </w:r>
       <w:r>
         <w:rPr>
@@ -500,7 +857,7 @@
           <w:rStyle w:val="FootnoteReference"/>
           <w:rFonts w:ascii="CMU Serif" w:hAnsi="CMU Serif"/>
         </w:rPr>
-        <w:footnoteReference w:id="9"/>
+        <w:footnoteReference w:id="10"/>
       </w:r>
       <w:r>
         <w:rPr>
@@ -526,7 +883,7 @@
         </w:rPr>
         <w:t>Two</w:t>
       </w:r>
-      <w:commentRangeStart w:id="1"/>
+      <w:commentRangeStart w:id="9"/>
       <w:r>
         <w:rPr>
           <w:rFonts w:ascii="CMU Serif" w:hAnsi="CMU Serif"/>
@@ -538,9 +895,9 @@
           <w:rFonts w:ascii="CMU Serif" w:hAnsi="CMU Serif"/>
         </w:rPr>
       </w:r>
-      <w:commentRangeEnd w:id="1"/>
-      <w:r>
-        <w:commentReference w:id="1"/>
+      <w:commentRangeEnd w:id="9"/>
+      <w:r>
+        <w:commentReference w:id="9"/>
       </w:r>
       <w:r>
         <w:rPr>
@@ -553,7 +910,7 @@
           <w:rStyle w:val="FootnoteReference"/>
           <w:rFonts w:ascii="CMU Serif" w:hAnsi="CMU Serif"/>
         </w:rPr>
-        <w:footnoteReference w:id="10"/>
+        <w:footnoteReference w:id="11"/>
       </w:r>
       <w:r>
         <w:rPr>
@@ -566,7 +923,7 @@
           <w:rStyle w:val="FootnoteReference"/>
           <w:rFonts w:ascii="CMU Serif" w:hAnsi="CMU Serif"/>
         </w:rPr>
-        <w:footnoteReference w:id="11"/>
+        <w:footnoteReference w:id="12"/>
       </w:r>
       <w:r>
         <w:rPr>
@@ -679,7 +1036,7 @@
           <w:i w:val="false"/>
           <w:iCs w:val="false"/>
         </w:rPr>
-        <w:footnoteReference w:id="12"/>
+        <w:footnoteReference w:id="13"/>
       </w:r>
       <w:r>
         <w:rPr>
@@ -712,7 +1069,7 @@
           <w:i w:val="false"/>
           <w:iCs w:val="false"/>
         </w:rPr>
-        <w:footnoteReference w:id="13"/>
+        <w:footnoteReference w:id="14"/>
       </w:r>
     </w:p>
     <w:p>
@@ -737,15 +1094,15 @@
           <w:rStyle w:val="FootnoteReference"/>
           <w:rFonts w:ascii="CMU Serif" w:hAnsi="CMU Serif"/>
         </w:rPr>
-        <w:footnoteReference w:id="14"/>
-      </w:r>
-      <w:r>
-        <w:rPr>
-          <w:rFonts w:ascii="CMU Serif" w:hAnsi="CMU Serif"/>
-        </w:rPr>
-        <w:t xml:space="preserve"> </w:t>
-      </w:r>
-      <w:commentRangeStart w:id="2"/>
+        <w:footnoteReference w:id="15"/>
+      </w:r>
+      <w:r>
+        <w:rPr>
+          <w:rFonts w:ascii="CMU Serif" w:hAnsi="CMU Serif"/>
+        </w:rPr>
+        <w:t xml:space="preserve"> </w:t>
+      </w:r>
+      <w:commentRangeStart w:id="10"/>
       <w:r>
         <w:rPr>
           <w:rFonts w:ascii="CMU Serif" w:hAnsi="CMU Serif"/>
@@ -791,9 +1148,9 @@
           <w:iCs w:val="false"/>
         </w:rPr>
       </w:r>
-      <w:commentRangeEnd w:id="2"/>
-      <w:r>
-        <w:commentReference w:id="2"/>
+      <w:commentRangeEnd w:id="10"/>
+      <w:r>
+        <w:commentReference w:id="10"/>
       </w:r>
       <w:r>
         <w:rPr>
@@ -810,7 +1167,7 @@
           <w:i w:val="false"/>
           <w:iCs w:val="false"/>
         </w:rPr>
-        <w:footnoteReference w:id="15"/>
+        <w:footnoteReference w:id="16"/>
       </w:r>
       <w:r>
         <w:rPr>
@@ -827,7 +1184,7 @@
           <w:i w:val="false"/>
           <w:iCs w:val="false"/>
         </w:rPr>
-        <w:footnoteReference w:id="16"/>
+        <w:footnoteReference w:id="17"/>
       </w:r>
     </w:p>
     <w:p>
@@ -847,7 +1204,7 @@
         </w:rPr>
         <w:t xml:space="preserve">That the development of a region so rich in natural resources could be stymied by a scarcity of labor and capital in an era of unprecedented advances in infrastructural advancement and labor mobility is baffling. Indeed it would be incorrect to assert that capital and labor did not flow into the Amazon. </w:t>
       </w:r>
-      <w:commentRangeStart w:id="3"/>
+      <w:commentRangeStart w:id="11"/>
       <w:r>
         <w:rPr>
           <w:rFonts w:ascii="CMU Serif" w:hAnsi="CMU Serif"/>
@@ -859,9 +1216,9 @@
           <w:rFonts w:ascii="CMU Serif" w:hAnsi="CMU Serif"/>
         </w:rPr>
       </w:r>
-      <w:commentRangeEnd w:id="3"/>
-      <w:r>
-        <w:commentReference w:id="3"/>
+      <w:commentRangeEnd w:id="11"/>
+      <w:r>
+        <w:commentReference w:id="11"/>
       </w:r>
       <w:r>
         <w:rPr>
@@ -869,7 +1226,7 @@
         </w:rPr>
         <w:t xml:space="preserve"> Furthermore, the urban centers of the Amazon saw massive expansion, most notoriously the construction of an ostentatious opera house in Manaus. </w:t>
       </w:r>
-      <w:commentRangeStart w:id="4"/>
+      <w:commentRangeStart w:id="12"/>
       <w:r>
         <w:rPr>
           <w:rFonts w:ascii="CMU Serif" w:hAnsi="CMU Serif"/>
@@ -881,9 +1238,9 @@
           <w:rFonts w:ascii="CMU Serif" w:hAnsi="CMU Serif"/>
         </w:rPr>
       </w:r>
-      <w:commentRangeEnd w:id="4"/>
-      <w:r>
-        <w:commentReference w:id="4"/>
+      <w:commentRangeEnd w:id="12"/>
+      <w:r>
+        <w:commentReference w:id="12"/>
       </w:r>
       <w:r>
         <w:rPr>
@@ -921,7 +1278,7 @@
           <w:shd w:fill="FFFF00" w:val="clear"/>
         </w:rPr>
       </w:pPr>
-      <w:commentRangeStart w:id="5"/>
+      <w:commentRangeStart w:id="13"/>
       <w:r>
         <w:rPr>
           <w:rFonts w:ascii="CMU Serif" w:hAnsi="CMU Serif"/>
@@ -931,9 +1288,9 @@
         </w:rPr>
         <w:t>The 'Free' Laborer</w:t>
       </w:r>
-      <w:commentRangeEnd w:id="5"/>
-      <w:r>
-        <w:commentReference w:id="5"/>
+      <w:commentRangeEnd w:id="13"/>
+      <w:r>
+        <w:commentReference w:id="13"/>
       </w:r>
       <w:r>
         <w:rPr>
@@ -955,7 +1312,7 @@
           <w:rFonts w:ascii="CMU Serif" w:hAnsi="CMU Serif"/>
         </w:rPr>
       </w:pPr>
-      <w:commentRangeStart w:id="6"/>
+      <w:commentRangeStart w:id="14"/>
       <w:r>
         <w:rPr>
           <w:rFonts w:ascii="CMU Serif" w:hAnsi="CMU Serif"/>
@@ -1002,9 +1359,9 @@
           <w:rFonts w:ascii="CMU Serif" w:hAnsi="CMU Serif"/>
         </w:rPr>
       </w:pPr>
-      <w:commentRangeEnd w:id="6"/>
-      <w:r>
-        <w:commentReference w:id="6"/>
+      <w:commentRangeEnd w:id="14"/>
+      <w:r>
+        <w:commentReference w:id="14"/>
       </w:r>
       <w:r>
         <w:rPr/>
@@ -1057,6 +1414,7 @@
           <w:rFonts w:ascii="CMU Serif" w:hAnsi="CMU Serif"/>
         </w:rPr>
       </w:pPr>
+      <w:commentRangeStart w:id="15"/>
       <w:r>
         <w:rPr>
           <w:rFonts w:ascii="CMU Serif" w:hAnsi="CMU Serif"/>
@@ -1065,6 +1423,17 @@
         </w:rPr>
         <w:t>The Indigenous Peoples of the Amazon</w:t>
       </w:r>
+      <w:commentRangeEnd w:id="15"/>
+      <w:r>
+        <w:commentReference w:id="15"/>
+      </w:r>
+      <w:r>
+        <w:rPr>
+          <w:rFonts w:ascii="CMU Serif" w:hAnsi="CMU Serif"/>
+          <w:i/>
+          <w:iCs/>
+        </w:rPr>
+      </w:r>
     </w:p>
     <w:p>
       <w:pPr>
@@ -1081,20 +1450,14 @@
         <w:rPr>
           <w:rFonts w:ascii="CMU Serif" w:hAnsi="CMU Serif"/>
         </w:rPr>
-        <w:t xml:space="preserve">When rubber found a market on a global scale, the indigenous peoples of the Amazon were among the first to be pressed into the production of rubber as a commodity. </w:t>
-      </w:r>
-      <w:r>
-        <w:rPr>
-          <w:rFonts w:ascii="CMU Serif" w:hAnsi="CMU Serif"/>
-        </w:rPr>
-        <w:t>This was not a new dynamic, as the inhabitants of the Amazon had been exploited by colonial powers (and later the Latin American states) since the arrival of Europeans to South America at the turn of the 16th century. Indeed "exploited" is too gentle of a word, as the European powers and their Latin American successors committed genocide against the indigenous people. Massacres, enslavement, forced displacement, and ecocide depopulated the Amazon by 80%, from around 5 million in 1500 to around a million four hundred years later, falling further to around 200,000 in 1980.</w:t>
+        <w:t>When rubber found a market on a global scale, the indigenous peoples of the Amazon were among the first to be pressed into the production of rubber as a commodity. This was not a new dynamic, as the inhabitants of the Amazon had been exploited by colonial powers (and later the Latin American states) since the arrival of Europeans to South America at the turn of the 16th century. Indeed "exploited" is too gentle of a word, as the European powers and their Latin American successors committed genocide against the indigenous people. Massacres, enslavement, forced displacement, and ecocide depopulated the Amazon by 80%, from around 5 million in 1500 to around a million four hundred years later, falling further to around 200,000 in 1980.</w:t>
       </w:r>
       <w:r>
         <w:rPr>
           <w:rStyle w:val="FootnoteReference"/>
           <w:rFonts w:ascii="CMU Serif" w:hAnsi="CMU Serif"/>
         </w:rPr>
-        <w:footnoteReference w:id="17"/>
+        <w:footnoteReference w:id="18"/>
       </w:r>
       <w:r>
         <w:rPr>
@@ -1128,15 +1491,7 @@
           <w:i w:val="false"/>
           <w:iCs w:val="false"/>
         </w:rPr>
-        <w:t>T</w:t>
-      </w:r>
-      <w:r>
-        <w:rPr>
-          <w:rFonts w:ascii="CMU Serif" w:hAnsi="CMU Serif"/>
-          <w:i w:val="false"/>
-          <w:iCs w:val="false"/>
-        </w:rPr>
-        <w:t>he combination of declining population and an ecology unfit for labor-intensvie plantation development led early European settlers to organize "their economic penetration of the region during the seventeenth and eighteenth centuries around highly mobile groups of Indian gatherers who dispersed throughout an area to extract natural substances such as turtle oil, spices, hardwoods, vegetable oils, and cacao beans."</w:t>
+        <w:t>The combination of declining population and an ecology unfit for labor-intensvie plantation development led early European settlers to organize "their economic penetration of the region during the seventeenth and eighteenth centuries around highly mobile groups of Indian gatherers who dispersed throughout an area to extract natural substances such as turtle oil, spices, hardwoods, vegetable oils, and cacao beans."</w:t>
       </w:r>
       <w:r>
         <w:rPr>
@@ -1145,7 +1500,7 @@
           <w:i w:val="false"/>
           <w:iCs w:val="false"/>
         </w:rPr>
-        <w:footnoteReference w:id="18"/>
+        <w:footnoteReference w:id="19"/>
       </w:r>
       <w:r>
         <w:rPr>
@@ -1162,7 +1517,7 @@
           <w:i w:val="false"/>
           <w:iCs w:val="false"/>
         </w:rPr>
-        <w:footnoteReference w:id="19"/>
+        <w:footnoteReference w:id="20"/>
       </w:r>
       <w:r>
         <w:rPr>
@@ -1192,7 +1547,7 @@
         </w:rPr>
         <w:t xml:space="preserve">During the 17th and 18th centuries, there was another group influential in the organizing of Indigenous labor in the Amazon: the Jesuits. </w:t>
       </w:r>
-      <w:commentRangeStart w:id="7"/>
+      <w:commentRangeStart w:id="16"/>
       <w:r>
         <w:rPr>
           <w:rFonts w:ascii="CMU Serif" w:hAnsi="CMU Serif"/>
@@ -1208,18 +1563,18 @@
           <w:i w:val="false"/>
           <w:iCs w:val="false"/>
         </w:rPr>
-        <w:footnoteReference w:id="20"/>
-      </w:r>
-      <w:r>
-        <w:rPr>
-          <w:rFonts w:ascii="CMU Serif" w:hAnsi="CMU Serif"/>
-          <w:i w:val="false"/>
-          <w:iCs w:val="false"/>
-        </w:rPr>
-      </w:r>
-      <w:commentRangeEnd w:id="7"/>
-      <w:r>
-        <w:commentReference w:id="7"/>
+        <w:footnoteReference w:id="21"/>
+      </w:r>
+      <w:r>
+        <w:rPr>
+          <w:rFonts w:ascii="CMU Serif" w:hAnsi="CMU Serif"/>
+          <w:i w:val="false"/>
+          <w:iCs w:val="false"/>
+        </w:rPr>
+      </w:r>
+      <w:commentRangeEnd w:id="16"/>
+      <w:r>
+        <w:commentReference w:id="16"/>
       </w:r>
       <w:r>
         <w:rPr>
@@ -1236,15 +1591,63 @@
           <w:i w:val="false"/>
           <w:iCs w:val="false"/>
         </w:rPr>
-        <w:footnoteReference w:id="21"/>
-      </w:r>
-      <w:r>
-        <w:rPr>
-          <w:rFonts w:ascii="CMU Serif" w:hAnsi="CMU Serif"/>
-          <w:i w:val="false"/>
-          <w:iCs w:val="false"/>
-        </w:rPr>
-        <w:t xml:space="preserve"> Access to labor was to be a major issue for extractivist ventures in the Amazon, and with a dwindling local population, it would have to come from somewhere else. A major source would be climate refugees from the drought-stricken region of Northeast Brazil.</w:t>
+        <w:footnoteReference w:id="22"/>
+      </w:r>
+      <w:r>
+        <w:rPr>
+          <w:rFonts w:ascii="CMU Serif" w:hAnsi="CMU Serif"/>
+          <w:i w:val="false"/>
+          <w:iCs w:val="false"/>
+        </w:rPr>
+        <w:t xml:space="preserve"> Access to labor was to be a major issue for extractivist ventures in the Amazon, and with a dwindling local population, it would have to come from somewhere else. </w:t>
+      </w:r>
+      <w:r>
+        <w:rPr>
+          <w:rFonts w:ascii="CMU Serif" w:hAnsi="CMU Serif"/>
+          <w:i w:val="false"/>
+          <w:iCs w:val="false"/>
+        </w:rPr>
+        <w:t>The</w:t>
+      </w:r>
+      <w:r>
+        <w:rPr>
+          <w:rFonts w:ascii="CMU Serif" w:hAnsi="CMU Serif"/>
+          <w:i w:val="false"/>
+          <w:iCs w:val="false"/>
+        </w:rPr>
+        <w:t xml:space="preserve"> major source</w:t>
+      </w:r>
+      <w:r>
+        <w:rPr>
+          <w:rFonts w:ascii="CMU Serif" w:hAnsi="CMU Serif"/>
+          <w:i w:val="false"/>
+          <w:iCs w:val="false"/>
+        </w:rPr>
+        <w:t>s</w:t>
+      </w:r>
+      <w:r>
+        <w:rPr>
+          <w:rFonts w:ascii="CMU Serif" w:hAnsi="CMU Serif"/>
+          <w:i w:val="false"/>
+          <w:iCs w:val="false"/>
+        </w:rPr>
+        <w:t xml:space="preserve"> would be</w:t>
+      </w:r>
+      <w:r>
+        <w:rPr>
+          <w:rFonts w:ascii="CMU Serif" w:hAnsi="CMU Serif"/>
+          <w:i w:val="false"/>
+          <w:iCs w:val="false"/>
+        </w:rPr>
+        <w:t xml:space="preserve"> enslaved or formerly-enslaved Africans, and </w:t>
+      </w:r>
+      <w:r>
+        <w:rPr>
+          <w:rFonts w:ascii="CMU Serif" w:hAnsi="CMU Serif"/>
+          <w:i w:val="false"/>
+          <w:iCs w:val="false"/>
+        </w:rPr>
+        <w:t>climate refugees from the drought-stricken region of Northeast Brazil.</w:t>
       </w:r>
     </w:p>
     <w:p>
@@ -1259,822 +1662,7 @@
         </w:rPr>
       </w:pPr>
       <w:r>
-        <w:rPr>
-          <w:rFonts w:ascii="CMU Serif" w:hAnsi="CMU Serif"/>
-        </w:rPr>
-      </w:r>
-    </w:p>
-    <w:p>
-      <w:pPr>
-        <w:pStyle w:val="Normal"/>
-        <w:bidi w:val="0"/>
-        <w:spacing w:lineRule="auto" w:line="240"/>
-        <w:ind w:hanging="0"/>
-        <w:jc w:val="start"/>
-        <w:rPr>
-          <w:rFonts w:ascii="CMU Serif" w:hAnsi="CMU Serif"/>
-        </w:rPr>
-      </w:pPr>
-      <w:commentRangeStart w:id="8"/>
-      <w:r>
-        <w:rPr>
-          <w:rFonts w:ascii="CMU Serif" w:hAnsi="CMU Serif"/>
-          <w:i/>
-          <w:iCs/>
-        </w:rPr>
-        <w:t>The Grand Seca</w:t>
-      </w:r>
-      <w:commentRangeEnd w:id="8"/>
-      <w:r>
-        <w:commentReference w:id="8"/>
-      </w:r>
-      <w:r>
-        <w:rPr>
-          <w:rFonts w:ascii="CMU Serif" w:hAnsi="CMU Serif"/>
-          <w:i/>
-          <w:iCs/>
-        </w:rPr>
-      </w:r>
-    </w:p>
-    <w:p>
-      <w:pPr>
-        <w:pStyle w:val="Normal"/>
-        <w:bidi w:val="0"/>
-        <w:spacing w:lineRule="auto" w:line="240"/>
-        <w:ind w:firstLine="720"/>
-        <w:jc w:val="start"/>
-        <w:rPr>
-          <w:rFonts w:ascii="CMU Serif" w:hAnsi="CMU Serif"/>
-        </w:rPr>
-      </w:pPr>
-      <w:r>
-        <w:rPr>
-          <w:rFonts w:ascii="CMU Serif" w:hAnsi="CMU Serif"/>
-          <w:i w:val="false"/>
-          <w:iCs w:val="false"/>
-        </w:rPr>
-        <w:t xml:space="preserve">The northeast of Brazil is dominated by the </w:t>
-      </w:r>
-      <w:r>
-        <w:rPr>
-          <w:rFonts w:ascii="CMU Serif" w:hAnsi="CMU Serif"/>
-          <w:i/>
-          <w:iCs/>
-        </w:rPr>
-        <w:t>sertão</w:t>
-      </w:r>
-      <w:r>
-        <w:rPr>
-          <w:rFonts w:ascii="CMU Serif" w:hAnsi="CMU Serif"/>
-          <w:i w:val="false"/>
-          <w:iCs w:val="false"/>
-        </w:rPr>
-        <w:t xml:space="preserve">, a semi-arid and sparsely populated region visited periodically by great droughts. The turn of the century saw a series of especially bad droughts, the worst of which was the </w:t>
-      </w:r>
-      <w:r>
-        <w:rPr>
-          <w:rFonts w:ascii="CMU Serif" w:hAnsi="CMU Serif"/>
-          <w:i/>
-          <w:iCs/>
-        </w:rPr>
-        <w:t>Grand Seca</w:t>
-      </w:r>
-      <w:r>
-        <w:rPr>
-          <w:rFonts w:ascii="CMU Serif" w:hAnsi="CMU Serif"/>
-          <w:i w:val="false"/>
-          <w:iCs w:val="false"/>
-        </w:rPr>
-        <w:t xml:space="preserve"> of 1877. This drought and those which followed saw a fundamental reconfiguration of the </w:t>
-      </w:r>
-      <w:r>
-        <w:rPr>
-          <w:rFonts w:ascii="CMU Serif" w:hAnsi="CMU Serif"/>
-          <w:i/>
-          <w:iCs/>
-        </w:rPr>
-        <w:t>sertão</w:t>
-      </w:r>
-      <w:r>
-        <w:rPr>
-          <w:rFonts w:ascii="CMU Serif" w:hAnsi="CMU Serif"/>
-          <w:i w:val="false"/>
-          <w:iCs w:val="false"/>
-        </w:rPr>
-        <w:t xml:space="preserve">'s social fabric. Between 1877 and 1919, two million people in the northeast died from the droughts and their effects. In addition to this, tens of thousands of the inhabitants of the </w:t>
-      </w:r>
-      <w:r>
-        <w:rPr>
-          <w:rFonts w:ascii="CMU Serif" w:hAnsi="CMU Serif"/>
-          <w:i/>
-          <w:iCs/>
-        </w:rPr>
-        <w:t>sertão</w:t>
-      </w:r>
-      <w:r>
-        <w:rPr>
-          <w:rFonts w:ascii="CMU Serif" w:hAnsi="CMU Serif"/>
-          <w:i w:val="false"/>
-          <w:iCs w:val="false"/>
-        </w:rPr>
-        <w:t xml:space="preserve"> left their homes to look for work and subsistence in other parts of Brazil, principally working as rubber harvesters in the Amazon. The already precarious conditions of life and labor in the northeast were so decisively undermined that "the infamous drought of 1877 ... definitively ended slavery in Ceará, an event which anticipated the emancipation of all slaves throughout Brazil in 1888."</w:t>
-      </w:r>
-      <w:r>
-        <w:rPr>
-          <w:rStyle w:val="FootnoteReference"/>
-          <w:rFonts w:ascii="CMU Serif" w:hAnsi="CMU Serif"/>
-          <w:i w:val="false"/>
-          <w:iCs w:val="false"/>
-        </w:rPr>
-        <w:footnoteReference w:id="22"/>
-      </w:r>
-    </w:p>
-    <w:p>
-      <w:pPr>
-        <w:pStyle w:val="Normal"/>
-        <w:bidi w:val="0"/>
-        <w:spacing w:lineRule="auto" w:line="240"/>
-        <w:ind w:firstLine="720"/>
-        <w:jc w:val="start"/>
-        <w:rPr>
-          <w:rFonts w:ascii="CMU Serif" w:hAnsi="CMU Serif"/>
-        </w:rPr>
-      </w:pPr>
-      <w:r>
-        <w:rPr>
-          <w:rFonts w:ascii="CMU Serif" w:hAnsi="CMU Serif"/>
-          <w:i w:val="false"/>
-          <w:iCs w:val="false"/>
-        </w:rPr>
-        <w:t>Mike Davis argues that drought "always has a manmade dimension and is never simply a natural disaster."</w:t>
-      </w:r>
-      <w:r>
-        <w:rPr>
-          <w:rStyle w:val="FootnoteReference"/>
-          <w:rFonts w:ascii="CMU Serif" w:hAnsi="CMU Serif"/>
-          <w:i w:val="false"/>
-          <w:iCs w:val="false"/>
-        </w:rPr>
-        <w:footnoteReference w:id="23"/>
-      </w:r>
-      <w:r>
-        <w:rPr>
-          <w:rFonts w:ascii="CMU Serif" w:hAnsi="CMU Serif"/>
-          <w:i w:val="false"/>
-          <w:iCs w:val="false"/>
-        </w:rPr>
-        <w:t xml:space="preserve"> Indeed, although the droughts in the </w:t>
-      </w:r>
-      <w:r>
-        <w:rPr>
-          <w:rFonts w:ascii="CMU Serif" w:hAnsi="CMU Serif"/>
-          <w:i/>
-          <w:iCs/>
-        </w:rPr>
-        <w:t>sertão</w:t>
-      </w:r>
-      <w:r>
-        <w:rPr>
-          <w:rFonts w:ascii="CMU Serif" w:hAnsi="CMU Serif"/>
-          <w:i w:val="false"/>
-          <w:iCs w:val="false"/>
-        </w:rPr>
-        <w:t xml:space="preserve"> are linked to the semi-regular occurence of the El Niño in the Pacific, their human cost is a result not merely of climatic caprice but is inflamed by various human factors, from the development of infrastructural projects (or lack thereof) to the prevailing property relations in affected regions. In the nineteenth century, Brazil was a major producer of both coffee and sugar, but these were mainly limited to the south of the country. In Ceará, the state most affected by the </w:t>
-      </w:r>
-      <w:r>
-        <w:rPr>
-          <w:rFonts w:ascii="CMU Serif" w:hAnsi="CMU Serif"/>
-          <w:i/>
-          <w:iCs/>
-        </w:rPr>
-        <w:t>Grand Seca</w:t>
-      </w:r>
-      <w:r>
-        <w:rPr>
-          <w:rFonts w:ascii="CMU Serif" w:hAnsi="CMU Serif"/>
-          <w:i w:val="false"/>
-          <w:iCs w:val="false"/>
-        </w:rPr>
-        <w:t xml:space="preserve">, the population relied on cattle and cotton produced for export. Although better suited to the arid climate of Ceará than other industries, cattle raising cannot be said to have thrived there. Davis notes that cattle were "forced out of the </w:t>
-      </w:r>
-      <w:r>
-        <w:rPr>
-          <w:rFonts w:ascii="CMU Serif" w:hAnsi="CMU Serif"/>
-          <w:i/>
-          <w:iCs/>
-        </w:rPr>
-        <w:t xml:space="preserve">zona de mata </w:t>
-      </w:r>
-      <w:r>
-        <w:rPr>
-          <w:rFonts w:ascii="CMU Serif" w:hAnsi="CMU Serif"/>
-          <w:i w:val="false"/>
-          <w:iCs w:val="false"/>
-        </w:rPr>
-        <w:t>by the sugar boom," and settled in the</w:t>
-      </w:r>
-      <w:r>
-        <w:rPr>
-          <w:rFonts w:ascii="CMU Serif" w:hAnsi="CMU Serif"/>
-          <w:i/>
-          <w:iCs/>
-        </w:rPr>
-        <w:t xml:space="preserve"> sertão</w:t>
-      </w:r>
-      <w:r>
-        <w:rPr>
-          <w:rFonts w:ascii="CMU Serif" w:hAnsi="CMU Serif"/>
-          <w:i w:val="false"/>
-          <w:iCs w:val="false"/>
-        </w:rPr>
-        <w:t xml:space="preserve"> as a sort of last resort. Whereas in much of the world a hectare of ranch land can support</w:t>
-      </w:r>
-      <w:r>
-        <w:rPr>
-          <w:rFonts w:ascii="CMU Serif" w:hAnsi="CMU Serif"/>
-          <w:i/>
-          <w:iCs/>
-        </w:rPr>
-        <w:t xml:space="preserve"> </w:t>
-      </w:r>
-      <w:r>
-        <w:rPr>
-          <w:rFonts w:ascii="CMU Serif" w:hAnsi="CMU Serif"/>
-          <w:i w:val="false"/>
-          <w:iCs w:val="false"/>
-        </w:rPr>
-        <w:t xml:space="preserve">1-2 cattle, in northeast Brazil, a "typical ranch of 1,000 hectares, for example, might sustain only 50 scrawny cattle; and even the biggest </w:t>
-      </w:r>
-      <w:r>
-        <w:rPr>
-          <w:rFonts w:ascii="CMU Serif" w:hAnsi="CMU Serif"/>
-          <w:i/>
-          <w:iCs/>
-        </w:rPr>
-        <w:t>fazendas</w:t>
-      </w:r>
-      <w:r>
-        <w:rPr>
-          <w:rFonts w:ascii="CMU Serif" w:hAnsi="CMU Serif"/>
-          <w:i w:val="false"/>
-          <w:iCs w:val="false"/>
-        </w:rPr>
-        <w:t xml:space="preserve"> (10,000 hectares or more) rarely pastured herds larger than 1,000."</w:t>
-      </w:r>
-      <w:r>
-        <w:rPr>
-          <w:rStyle w:val="FootnoteReference"/>
-          <w:rFonts w:ascii="CMU Serif" w:hAnsi="CMU Serif"/>
-          <w:i w:val="false"/>
-          <w:iCs w:val="false"/>
-        </w:rPr>
-        <w:footnoteReference w:id="24"/>
-      </w:r>
-    </w:p>
-    <w:p>
-      <w:pPr>
-        <w:pStyle w:val="Normal"/>
-        <w:bidi w:val="0"/>
-        <w:spacing w:lineRule="auto" w:line="240"/>
-        <w:ind w:firstLine="720"/>
-        <w:jc w:val="start"/>
-        <w:rPr>
-          <w:rFonts w:ascii="CMU Serif" w:hAnsi="CMU Serif"/>
-        </w:rPr>
-      </w:pPr>
-      <w:r>
-        <w:rPr>
-          <w:rFonts w:ascii="CMU Serif" w:hAnsi="CMU Serif"/>
-          <w:i w:val="false"/>
-          <w:iCs w:val="false"/>
-        </w:rPr>
-        <w:t xml:space="preserve">Cotton began to eclipse cattle in the eighteenth century as droughts weakened cattle herds, especially during the American Civil War which disrupted the global cotton market. Large plantations combined cotton and cattle, but they crucially also relied on subsistence agriculture to maintain the working population. In the absence of a robust commodity market for the means of subsistence, the large </w:t>
-      </w:r>
-      <w:r>
-        <w:rPr>
-          <w:rFonts w:ascii="CMU Serif" w:hAnsi="CMU Serif"/>
-          <w:i/>
-          <w:iCs/>
-        </w:rPr>
-        <w:t>fazendas</w:t>
-      </w:r>
-      <w:r>
-        <w:rPr>
-          <w:rFonts w:ascii="CMU Serif" w:hAnsi="CMU Serif"/>
-          <w:i w:val="false"/>
-          <w:iCs w:val="false"/>
-        </w:rPr>
-        <w:t xml:space="preserve"> had to be able to maintain not just the workers, but their families as well. Well into the 20th century, the population of the </w:t>
-      </w:r>
-      <w:r>
-        <w:rPr>
-          <w:rFonts w:ascii="CMU Serif" w:hAnsi="CMU Serif"/>
-          <w:i/>
-          <w:iCs/>
-        </w:rPr>
-        <w:t>sertão</w:t>
-      </w:r>
-      <w:r>
-        <w:rPr>
-          <w:rFonts w:ascii="CMU Serif" w:hAnsi="CMU Serif"/>
-          <w:i w:val="false"/>
-          <w:iCs w:val="false"/>
-        </w:rPr>
-        <w:t xml:space="preserve"> "employs the same food technology as its Indian predecessors, subsisting primarily on manioc and maize and secondarily on sweet potatoes, beans, kidney beans, punpkins, peanuts, pineapple, pepper, gourds, and tobacco."</w:t>
-      </w:r>
-      <w:r>
-        <w:rPr>
-          <w:rStyle w:val="FootnoteReference"/>
-          <w:rFonts w:ascii="CMU Serif" w:hAnsi="CMU Serif"/>
-          <w:i w:val="false"/>
-          <w:iCs w:val="false"/>
-        </w:rPr>
-        <w:footnoteReference w:id="25"/>
-      </w:r>
-      <w:r>
-        <w:rPr>
-          <w:rFonts w:ascii="CMU Serif" w:hAnsi="CMU Serif"/>
-          <w:i w:val="false"/>
-          <w:iCs w:val="false"/>
-        </w:rPr>
-        <w:t xml:space="preserve"> </w:t>
-      </w:r>
-    </w:p>
-    <w:p>
-      <w:pPr>
-        <w:pStyle w:val="Normal"/>
-        <w:bidi w:val="0"/>
-        <w:spacing w:lineRule="auto" w:line="240"/>
-        <w:ind w:firstLine="720"/>
-        <w:jc w:val="start"/>
-        <w:rPr>
-          <w:rFonts w:ascii="CMU Serif" w:hAnsi="CMU Serif"/>
-        </w:rPr>
-      </w:pPr>
-      <w:r>
-        <w:rPr>
-          <w:rFonts w:ascii="CMU Serif" w:hAnsi="CMU Serif"/>
-          <w:i w:val="false"/>
-          <w:iCs w:val="false"/>
-        </w:rPr>
-        <w:t xml:space="preserve">The right to cultivate subsistence crops was a custom granted to the </w:t>
-      </w:r>
-      <w:r>
-        <w:rPr>
-          <w:rFonts w:ascii="CMU Serif" w:hAnsi="CMU Serif"/>
-          <w:i/>
-          <w:iCs/>
-        </w:rPr>
-        <w:t>moradores</w:t>
-      </w:r>
-      <w:r>
-        <w:rPr>
-          <w:rFonts w:ascii="CMU Serif" w:hAnsi="CMU Serif"/>
-          <w:i w:val="false"/>
-          <w:iCs w:val="false"/>
-        </w:rPr>
-        <w:t xml:space="preserve"> working the </w:t>
-      </w:r>
-      <w:r>
-        <w:rPr>
-          <w:rFonts w:ascii="CMU Serif" w:hAnsi="CMU Serif"/>
-          <w:i/>
-          <w:iCs/>
-        </w:rPr>
-        <w:t>fazendas</w:t>
-      </w:r>
-      <w:r>
-        <w:rPr>
-          <w:rFonts w:ascii="CMU Serif" w:hAnsi="CMU Serif"/>
-          <w:i w:val="false"/>
-          <w:iCs w:val="false"/>
-        </w:rPr>
-        <w:t xml:space="preserve"> as a part of a system of mutual obligation between the owners and the workers who lived on and worked their land. While the owners could dictate land use, demand labor for upkeep around the </w:t>
-      </w:r>
-      <w:r>
-        <w:rPr>
-          <w:rFonts w:ascii="CMU Serif" w:hAnsi="CMU Serif"/>
-          <w:i/>
-          <w:iCs/>
-        </w:rPr>
-        <w:t>fazenda</w:t>
-      </w:r>
-      <w:r>
-        <w:rPr>
-          <w:rFonts w:ascii="CMU Serif" w:hAnsi="CMU Serif"/>
-          <w:i w:val="false"/>
-          <w:iCs w:val="false"/>
-        </w:rPr>
-        <w:t xml:space="preserve">, fire unruly workers, and had a right to any cotton produced by the </w:t>
-      </w:r>
-      <w:r>
-        <w:rPr>
-          <w:rFonts w:ascii="CMU Serif" w:hAnsi="CMU Serif"/>
-          <w:i/>
-          <w:iCs/>
-        </w:rPr>
-        <w:t>moradores</w:t>
-      </w:r>
-      <w:r>
-        <w:rPr>
-          <w:rFonts w:ascii="CMU Serif" w:hAnsi="CMU Serif"/>
-          <w:i w:val="false"/>
-          <w:iCs w:val="false"/>
-        </w:rPr>
-        <w:t xml:space="preserve">, they had several obligations to the </w:t>
-      </w:r>
-      <w:r>
-        <w:rPr>
-          <w:rFonts w:ascii="CMU Serif" w:hAnsi="CMU Serif"/>
-          <w:i/>
-          <w:iCs/>
-        </w:rPr>
-        <w:t>moradores</w:t>
-      </w:r>
-      <w:r>
-        <w:rPr>
-          <w:rFonts w:ascii="CMU Serif" w:hAnsi="CMU Serif"/>
-          <w:i w:val="false"/>
-          <w:iCs w:val="false"/>
-        </w:rPr>
-        <w:t xml:space="preserve"> as well. </w:t>
-      </w:r>
-      <w:r>
-        <w:rPr>
-          <w:rFonts w:ascii="CMU Serif" w:hAnsi="CMU Serif"/>
-          <w:i/>
-          <w:iCs/>
-        </w:rPr>
-        <w:t>Moradores</w:t>
-      </w:r>
-      <w:r>
-        <w:rPr>
-          <w:rFonts w:ascii="CMU Serif" w:hAnsi="CMU Serif"/>
-          <w:i w:val="false"/>
-          <w:iCs w:val="false"/>
-        </w:rPr>
-        <w:t xml:space="preserve"> and their families were entitled to housing, hunting rights, and could fish in the dammed ponds, although they did not have "an automatic right to the use of this water for irrigation purposes."</w:t>
-      </w:r>
-      <w:r>
-        <w:rPr>
-          <w:rStyle w:val="FootnoteReference"/>
-          <w:rFonts w:ascii="CMU Serif" w:hAnsi="CMU Serif"/>
-          <w:i w:val="false"/>
-          <w:iCs w:val="false"/>
-        </w:rPr>
-        <w:footnoteReference w:id="26"/>
-      </w:r>
-      <w:r>
-        <w:rPr>
-          <w:rFonts w:ascii="CMU Serif" w:hAnsi="CMU Serif"/>
-          <w:i w:val="false"/>
-          <w:iCs w:val="false"/>
-        </w:rPr>
-        <w:t xml:space="preserve"> The workers also did not have the right to ask a bank for a loan, and had to go through the owners. </w:t>
-      </w:r>
-    </w:p>
-    <w:p>
-      <w:pPr>
-        <w:pStyle w:val="Normal"/>
-        <w:bidi w:val="0"/>
-        <w:spacing w:lineRule="auto" w:line="240"/>
-        <w:ind w:firstLine="720"/>
-        <w:jc w:val="start"/>
-        <w:rPr>
-          <w:rFonts w:ascii="CMU Serif" w:hAnsi="CMU Serif"/>
-        </w:rPr>
-      </w:pPr>
-      <w:r>
-        <w:rPr>
-          <w:rFonts w:ascii="CMU Serif" w:hAnsi="CMU Serif"/>
-          <w:i w:val="false"/>
-          <w:iCs w:val="false"/>
-        </w:rPr>
-        <w:t xml:space="preserve">Crucially, however, unlike peasants in feudal societies, the </w:t>
-      </w:r>
-      <w:r>
-        <w:rPr>
-          <w:rFonts w:ascii="CMU Serif" w:hAnsi="CMU Serif"/>
-          <w:i/>
-          <w:iCs/>
-        </w:rPr>
-        <w:t xml:space="preserve">moradores </w:t>
-      </w:r>
-      <w:r>
-        <w:rPr>
-          <w:rFonts w:ascii="CMU Serif" w:hAnsi="CMU Serif"/>
-          <w:i w:val="false"/>
-          <w:iCs w:val="false"/>
-        </w:rPr>
-        <w:t xml:space="preserve">and their families were not legally bound to the land. Mobility was a constant part of life in the </w:t>
-      </w:r>
-      <w:r>
-        <w:rPr>
-          <w:rFonts w:ascii="CMU Serif" w:hAnsi="CMU Serif"/>
-          <w:i/>
-          <w:iCs/>
-        </w:rPr>
-        <w:t xml:space="preserve">sertão. </w:t>
-      </w:r>
-      <w:r>
-        <w:rPr>
-          <w:rFonts w:ascii="CMU Serif" w:hAnsi="CMU Serif"/>
-          <w:i w:val="false"/>
-          <w:iCs w:val="false"/>
-        </w:rPr>
-        <w:t xml:space="preserve">Bachelors were the most mobile and could attach themselves to </w:t>
-      </w:r>
-      <w:r>
-        <w:rPr>
-          <w:rFonts w:ascii="CMU Serif" w:hAnsi="CMU Serif"/>
-          <w:i/>
-          <w:iCs/>
-        </w:rPr>
-        <w:t>moradore</w:t>
-      </w:r>
-      <w:r>
-        <w:rPr>
-          <w:rFonts w:ascii="CMU Serif" w:hAnsi="CMU Serif"/>
-          <w:i w:val="false"/>
-          <w:iCs w:val="false"/>
-        </w:rPr>
-        <w:t xml:space="preserve"> families, but once a nuclear family was established they were generally expected to "settle into a tenant relation with an owner."</w:t>
-      </w:r>
-      <w:r>
-        <w:rPr>
-          <w:rStyle w:val="FootnoteReference"/>
-          <w:rFonts w:ascii="CMU Serif" w:hAnsi="CMU Serif"/>
-          <w:i w:val="false"/>
-          <w:iCs w:val="false"/>
-        </w:rPr>
-        <w:footnoteReference w:id="27"/>
-      </w:r>
-      <w:r>
-        <w:rPr>
-          <w:rFonts w:ascii="CMU Serif" w:hAnsi="CMU Serif"/>
-          <w:i w:val="false"/>
-          <w:iCs w:val="false"/>
-        </w:rPr>
-        <w:t xml:space="preserve"> Even then, however, families moved between </w:t>
-      </w:r>
-      <w:r>
-        <w:rPr>
-          <w:rFonts w:ascii="CMU Serif" w:hAnsi="CMU Serif"/>
-          <w:i/>
-          <w:iCs/>
-        </w:rPr>
-        <w:t>fazendas</w:t>
-      </w:r>
-      <w:r>
-        <w:rPr>
-          <w:rFonts w:ascii="CMU Serif" w:hAnsi="CMU Serif"/>
-          <w:i w:val="false"/>
-          <w:iCs w:val="false"/>
-        </w:rPr>
-        <w:t xml:space="preserve"> for a variety of reasons, from poor housing to personal quarrels with the owners. Bernard Siegel, in a study of migration in Ceará, notes that the region was home to an 'endemic semi-nomadic pattern,' and that "migration from one plantation to another is almost incessant, with an average annual turnover ... of 8 percent."</w:t>
-      </w:r>
-      <w:r>
-        <w:rPr>
-          <w:rStyle w:val="FootnoteReference"/>
-          <w:rFonts w:ascii="CMU Serif" w:hAnsi="CMU Serif"/>
-          <w:i w:val="false"/>
-          <w:iCs w:val="false"/>
-        </w:rPr>
-        <w:footnoteReference w:id="28"/>
-      </w:r>
-    </w:p>
-    <w:p>
-      <w:pPr>
-        <w:pStyle w:val="Normal"/>
-        <w:bidi w:val="0"/>
-        <w:spacing w:lineRule="auto" w:line="240"/>
-        <w:ind w:firstLine="720"/>
-        <w:jc w:val="start"/>
-        <w:rPr>
-          <w:rFonts w:ascii="CMU Serif" w:hAnsi="CMU Serif"/>
-        </w:rPr>
-      </w:pPr>
-      <w:r>
-        <w:rPr>
-          <w:rFonts w:ascii="CMU Serif" w:hAnsi="CMU Serif"/>
-          <w:i w:val="false"/>
-          <w:iCs w:val="false"/>
-        </w:rPr>
-        <w:t xml:space="preserve">This feature of life in the </w:t>
-      </w:r>
-      <w:r>
-        <w:rPr>
-          <w:rFonts w:ascii="CMU Serif" w:hAnsi="CMU Serif"/>
-          <w:i/>
-          <w:iCs/>
-        </w:rPr>
-        <w:t>sertão</w:t>
-      </w:r>
-      <w:r>
-        <w:rPr>
-          <w:rFonts w:ascii="CMU Serif" w:hAnsi="CMU Serif"/>
-          <w:i w:val="false"/>
-          <w:iCs w:val="false"/>
-        </w:rPr>
-        <w:t xml:space="preserve">, the constant recourse to migration as a solution for environmental or labor difficulties, can help us contextualize the "manmade dimension" of the droughts in the late 19th and early 20th centuries. State measures such as an investment in infrastructure could have mitigated the effects of the great droughts, but during the nineteenth century, they were only sporadically applied. Mike Davis writes that "the modern history of the </w:t>
-      </w:r>
-      <w:r>
-        <w:rPr>
-          <w:rFonts w:ascii="CMU Serif" w:hAnsi="CMU Serif"/>
-          <w:i/>
-          <w:iCs/>
-        </w:rPr>
-        <w:t xml:space="preserve">sertão </w:t>
-      </w:r>
-      <w:r>
-        <w:rPr>
-          <w:rFonts w:ascii="CMU Serif" w:hAnsi="CMU Serif"/>
-          <w:i w:val="false"/>
-          <w:iCs w:val="false"/>
-        </w:rPr>
-        <w:t>is striking for the absence of any significant state developmental role until the 1960s."</w:t>
-      </w:r>
-      <w:r>
-        <w:rPr>
-          <w:rStyle w:val="FootnoteReference"/>
-          <w:rFonts w:ascii="CMU Serif" w:hAnsi="CMU Serif"/>
-          <w:i w:val="false"/>
-          <w:iCs w:val="false"/>
-        </w:rPr>
-        <w:footnoteReference w:id="29"/>
-      </w:r>
-      <w:r>
-        <w:rPr>
-          <w:rFonts w:ascii="CMU Serif" w:hAnsi="CMU Serif"/>
-          <w:i w:val="false"/>
-          <w:iCs w:val="false"/>
-        </w:rPr>
-        <w:t xml:space="preserve"> Projects such as road building or the construction of dams were occasionally implemented during drought years but then abandoned in years of plenty. While they provided necessary income that allowed some individuals to surivive the worst years, they amounted to a stop-gap rather than a robust or long-term solution.</w:t>
-      </w:r>
-      <w:r>
-        <w:rPr>
-          <w:rStyle w:val="FootnoteReference"/>
-          <w:rFonts w:ascii="CMU Serif" w:hAnsi="CMU Serif"/>
-          <w:i w:val="false"/>
-          <w:iCs w:val="false"/>
-        </w:rPr>
-        <w:footnoteReference w:id="30"/>
-      </w:r>
-      <w:r>
-        <w:rPr>
-          <w:rFonts w:ascii="CMU Serif" w:hAnsi="CMU Serif"/>
-          <w:i w:val="false"/>
-          <w:iCs w:val="false"/>
-        </w:rPr>
-        <w:t xml:space="preserve"> </w:t>
-      </w:r>
-    </w:p>
-    <w:p>
-      <w:pPr>
-        <w:pStyle w:val="Normal"/>
-        <w:bidi w:val="0"/>
-        <w:spacing w:lineRule="auto" w:line="240"/>
-        <w:ind w:firstLine="720"/>
-        <w:jc w:val="start"/>
-        <w:rPr>
-          <w:rFonts w:ascii="CMU Serif" w:hAnsi="CMU Serif"/>
-        </w:rPr>
-      </w:pPr>
-      <w:r>
-        <w:rPr>
-          <w:rFonts w:ascii="CMU Serif" w:hAnsi="CMU Serif"/>
-          <w:i w:val="false"/>
-          <w:iCs w:val="false"/>
-        </w:rPr>
-        <w:t xml:space="preserve">At the coming of the unusually severe 1877 drought, then, the government's minimal investment in public works and relief shipments were woefully insufficient. People started to leave the place of hunger, and the regional cities swelled with refugees: in just two years Fortaleza and Aracati, two cities on the coast, swelled from 25,000 and 5,000 residents respectively, to 114,000 and 60,000. </w:t>
-      </w:r>
-      <w:commentRangeStart w:id="9"/>
-      <w:r>
-        <w:rPr>
-          <w:rFonts w:ascii="CMU Serif" w:hAnsi="CMU Serif"/>
-          <w:i w:val="false"/>
-          <w:iCs w:val="false"/>
-        </w:rPr>
-        <w:t>This did not alleviate the need for food, however, and so "[a] govnernment pressed on all sides by masses they could not feed decided that the best alternative was to ship thousands of the drought fugitives to the Amazon where they could start life over."</w:t>
-      </w:r>
-      <w:r>
-        <w:rPr>
-          <w:rStyle w:val="FootnoteReference"/>
-          <w:rFonts w:ascii="CMU Serif" w:hAnsi="CMU Serif"/>
-          <w:i w:val="false"/>
-          <w:iCs w:val="false"/>
-        </w:rPr>
-        <w:footnoteReference w:id="31"/>
-      </w:r>
-      <w:r>
-        <w:rPr>
-          <w:rFonts w:ascii="CMU Serif" w:hAnsi="CMU Serif"/>
-          <w:i w:val="false"/>
-          <w:iCs w:val="false"/>
-        </w:rPr>
-        <w:t xml:space="preserve"> </w:t>
-      </w:r>
-      <w:commentRangeEnd w:id="9"/>
-      <w:r>
-        <w:commentReference w:id="9"/>
-      </w:r>
-      <w:r>
-        <w:rPr>
-          <w:rFonts w:ascii="CMU Serif" w:hAnsi="CMU Serif"/>
-          <w:i w:val="false"/>
-          <w:iCs w:val="false"/>
-        </w:rPr>
-      </w:r>
-    </w:p>
-    <w:p>
-      <w:pPr>
-        <w:pStyle w:val="Normal"/>
-        <w:bidi w:val="0"/>
-        <w:spacing w:lineRule="auto" w:line="240"/>
-        <w:ind w:firstLine="720"/>
-        <w:jc w:val="start"/>
-        <w:rPr>
-          <w:rFonts w:ascii="CMU Serif" w:hAnsi="CMU Serif"/>
-        </w:rPr>
-      </w:pPr>
-      <w:r>
-        <w:rPr>
-          <w:rFonts w:ascii="CMU Serif" w:hAnsi="CMU Serif"/>
-          <w:i w:val="false"/>
-          <w:iCs w:val="false"/>
-        </w:rPr>
-        <w:t xml:space="preserve">Why the Amazon? Rubber was booming during the worst years of drought, but it was not the only industry recruiting workers. Coffee, grown on plantations in the southeast of Brazil, was similarly booming and needed workers, but they refused to recruit the climate refugees from the </w:t>
-      </w:r>
-      <w:r>
-        <w:rPr>
-          <w:rFonts w:ascii="CMU Serif" w:hAnsi="CMU Serif"/>
-          <w:i/>
-          <w:iCs/>
-        </w:rPr>
-        <w:t xml:space="preserve">sertão. </w:t>
-      </w:r>
-      <w:r>
-        <w:rPr>
-          <w:rFonts w:ascii="CMU Serif" w:hAnsi="CMU Serif"/>
-          <w:i w:val="false"/>
-          <w:iCs w:val="false"/>
-        </w:rPr>
-        <w:t xml:space="preserve">Davis notes that "southeastern coffee planters, for their part, wanted only 'white' overseas laborers after Emancipation," and even in the drought stricken regions of the northeast, "[w]hile state authorities were roadblocking </w:t>
-      </w:r>
-      <w:r>
-        <w:rPr>
-          <w:rFonts w:ascii="CMU Serif" w:hAnsi="CMU Serif"/>
-          <w:i/>
-          <w:iCs/>
-        </w:rPr>
-        <w:t>retirantes'</w:t>
-      </w:r>
-      <w:r>
-        <w:rPr>
-          <w:rFonts w:ascii="CMU Serif" w:hAnsi="CMU Serif"/>
-          <w:i w:val="false"/>
-          <w:iCs w:val="false"/>
-        </w:rPr>
-        <w:t xml:space="preserve"> route to the cities and forcibly interning them by the thousands in camps, they continued efforts to lure European immigrants with expensive subsidies."</w:t>
-      </w:r>
-      <w:r>
-        <w:rPr>
-          <w:rStyle w:val="FootnoteReference"/>
-          <w:rFonts w:ascii="CMU Serif" w:hAnsi="CMU Serif"/>
-          <w:i w:val="false"/>
-          <w:iCs w:val="false"/>
-        </w:rPr>
-        <w:footnoteReference w:id="32"/>
-      </w:r>
-      <w:r>
-        <w:rPr>
-          <w:rFonts w:ascii="CMU Serif" w:hAnsi="CMU Serif"/>
-          <w:i w:val="false"/>
-          <w:iCs w:val="false"/>
-        </w:rPr>
-        <w:t xml:space="preserve"> He describes this policy as part of an obsession among Brazil's elites with "Whitening" and "de-Africanizing" Brazil, which led to the creation of "the mother of all dual labor markets." The racial division of Brazilian society was a fundamental structure of the rubber boom, in which racialized groups were pushed away from the flourishing towns of the coasts and the rich plantations of the south and into the Amazon where free labor was at best a formality.</w:t>
-      </w:r>
-    </w:p>
-    <w:p>
-      <w:pPr>
-        <w:pStyle w:val="Normal"/>
-        <w:bidi w:val="0"/>
-        <w:spacing w:lineRule="auto" w:line="240"/>
-        <w:ind w:hanging="0"/>
-        <w:jc w:val="start"/>
-        <w:rPr>
-          <w:rFonts w:ascii="CMU Serif" w:hAnsi="CMU Serif"/>
-          <w:i/>
-          <w:i/>
-          <w:iCs/>
-        </w:rPr>
-      </w:pPr>
-      <w:r>
-        <w:rPr>
-          <w:rFonts w:ascii="CMU Serif" w:hAnsi="CMU Serif"/>
-          <w:i/>
-          <w:iCs/>
-        </w:rPr>
+        <w:rPr/>
       </w:r>
     </w:p>
     <w:p>
@@ -2119,7 +1707,32 @@
           <w:i w:val="false"/>
           <w:iCs w:val="false"/>
         </w:rPr>
-        <w:t xml:space="preserve">The third major source of labor during the rubber boom were formerly enslaved Africans. </w:t>
+        <w:t>Shortly before the Jesuits were removed from Brazil, the Portuguese Crown shifted its sights from Indigenous to enslaved African labor in the Amazon. In 1755, "all forms of indigenous slavery were abolished" and the Grão-Pará and Maranhão General Trading Company was established "to promote the importation of enslaved Africans to the Amazon."</w:t>
+      </w:r>
+      <w:r>
+        <w:rPr>
+          <w:rStyle w:val="FootnoteReference"/>
+          <w:rFonts w:ascii="CMU Serif" w:hAnsi="CMU Serif"/>
+          <w:i w:val="false"/>
+          <w:iCs w:val="false"/>
+        </w:rPr>
+        <w:footnoteReference w:id="23"/>
+      </w:r>
+      <w:r>
+        <w:rPr>
+          <w:rFonts w:ascii="CMU Serif" w:hAnsi="CMU Serif"/>
+          <w:i w:val="false"/>
+          <w:iCs w:val="false"/>
+        </w:rPr>
+        <w:t xml:space="preserve"> </w:t>
+      </w:r>
+      <w:r>
+        <w:rPr>
+          <w:rFonts w:ascii="CMU Serif" w:hAnsi="CMU Serif"/>
+          <w:i w:val="false"/>
+          <w:iCs w:val="false"/>
+        </w:rPr>
+        <w:t xml:space="preserve">By the end of the 18th century, the Company had imported almost 20,000 enslaved people into the Amazon region from other parts of Brazil. Although this number was too small to fill all of the labor needs of colonists in the region, it had a significant impact on the labor relations in the Amazon. During the 18th and 19th century, the distinction between such racial categories as "Indian" and "Black" became permeable, as did the distinction between free and unfree labor. </w:t>
       </w:r>
     </w:p>
     <w:p>
@@ -2141,6 +1754,1071 @@
           <w:rFonts w:ascii="CMU Serif" w:hAnsi="CMU Serif"/>
           <w:i w:val="false"/>
           <w:iCs w:val="false"/>
+        </w:rPr>
+        <w:t>[</w:t>
+      </w:r>
+      <w:r>
+        <w:rPr>
+          <w:rFonts w:ascii="CMU Serif" w:hAnsi="CMU Serif"/>
+          <w:i w:val="false"/>
+          <w:iCs w:val="false"/>
+        </w:rPr>
+        <w:t>brazilian slavery]</w:t>
+      </w:r>
+    </w:p>
+    <w:p>
+      <w:pPr>
+        <w:pStyle w:val="Normal"/>
+        <w:bidi w:val="0"/>
+        <w:spacing w:lineRule="auto" w:line="240"/>
+        <w:ind w:firstLine="720"/>
+        <w:jc w:val="start"/>
+        <w:rPr>
+          <w:rFonts w:ascii="CMU Serif" w:hAnsi="CMU Serif"/>
+          <w:i w:val="false"/>
+          <w:i w:val="false"/>
+          <w:iCs w:val="false"/>
+        </w:rPr>
+      </w:pPr>
+      <w:r>
+        <w:rPr>
+          <w:rFonts w:ascii="CMU Serif" w:hAnsi="CMU Serif"/>
+          <w:i w:val="false"/>
+          <w:iCs w:val="false"/>
+        </w:rPr>
+        <w:t>S</w:t>
+      </w:r>
+      <w:r>
+        <w:rPr>
+          <w:rFonts w:ascii="CMU Serif" w:hAnsi="CMU Serif"/>
+          <w:i w:val="false"/>
+          <w:iCs w:val="false"/>
+        </w:rPr>
+        <w:t xml:space="preserve">lavery was formally abolished in all of Brazil in 1888, but as a legal institution it had been crumbling for decades. As mentioned earlier, the enslavement of indigenous people was outlawed in 1755, and in 1871 Brazil passed the Rio Branco Law, or the Law of the Free Womb which granted freedom to all children born to enslaved women. In March 1884, four years before the nationwide decree, slavery was ended in the state of Ceará, whose economy was more dependent on </w:t>
+      </w:r>
+      <w:r>
+        <w:rPr>
+          <w:rFonts w:ascii="CMU Serif" w:hAnsi="CMU Serif"/>
+          <w:i w:val="false"/>
+          <w:iCs w:val="false"/>
+        </w:rPr>
+        <w:t xml:space="preserve">the labor of </w:t>
+      </w:r>
+      <w:r>
+        <w:rPr>
+          <w:rFonts w:ascii="CMU Serif" w:hAnsi="CMU Serif"/>
+          <w:i w:val="false"/>
+          <w:iCs w:val="false"/>
+        </w:rPr>
+        <w:t>peasant</w:t>
+      </w:r>
+      <w:r>
+        <w:rPr>
+          <w:rFonts w:ascii="CMU Serif" w:hAnsi="CMU Serif"/>
+          <w:i w:val="false"/>
+          <w:iCs w:val="false"/>
+        </w:rPr>
+        <w:t>s</w:t>
+      </w:r>
+      <w:r>
+        <w:rPr>
+          <w:rFonts w:ascii="CMU Serif" w:hAnsi="CMU Serif"/>
+          <w:i w:val="false"/>
+          <w:iCs w:val="false"/>
+        </w:rPr>
+        <w:t xml:space="preserve"> than</w:t>
+      </w:r>
+      <w:r>
+        <w:rPr>
+          <w:rFonts w:ascii="CMU Serif" w:hAnsi="CMU Serif"/>
+          <w:i w:val="false"/>
+          <w:iCs w:val="false"/>
+        </w:rPr>
+        <w:t xml:space="preserve"> of</w:t>
+      </w:r>
+      <w:r>
+        <w:rPr>
+          <w:rFonts w:ascii="CMU Serif" w:hAnsi="CMU Serif"/>
+          <w:i w:val="false"/>
+          <w:iCs w:val="false"/>
+        </w:rPr>
+        <w:t xml:space="preserve"> enslaved African</w:t>
+      </w:r>
+      <w:r>
+        <w:rPr>
+          <w:rFonts w:ascii="CMU Serif" w:hAnsi="CMU Serif"/>
+          <w:i w:val="false"/>
+          <w:iCs w:val="false"/>
+        </w:rPr>
+        <w:t>s</w:t>
+      </w:r>
+      <w:r>
+        <w:rPr>
+          <w:rFonts w:ascii="CMU Serif" w:hAnsi="CMU Serif"/>
+          <w:i w:val="false"/>
+          <w:iCs w:val="false"/>
+        </w:rPr>
+        <w:t>.</w:t>
+      </w:r>
+      <w:r>
+        <w:rPr>
+          <w:rStyle w:val="FootnoteReference"/>
+          <w:rFonts w:ascii="CMU Serif" w:hAnsi="CMU Serif"/>
+          <w:i w:val="false"/>
+          <w:iCs w:val="false"/>
+        </w:rPr>
+        <w:footnoteReference w:id="24"/>
+      </w:r>
+      <w:r>
+        <w:rPr>
+          <w:rFonts w:ascii="CMU Serif" w:hAnsi="CMU Serif"/>
+          <w:i w:val="false"/>
+          <w:iCs w:val="false"/>
+        </w:rPr>
+        <w:t xml:space="preserve"> </w:t>
+      </w:r>
+      <w:r>
+        <w:rPr>
+          <w:rFonts w:ascii="CMU Serif" w:hAnsi="CMU Serif"/>
+          <w:i w:val="false"/>
+          <w:iCs w:val="false"/>
+        </w:rPr>
+        <w:t>Four months later, Amazonas, which had about 2% of the slave population of its neighboring Amazonian state Pará, followed suit.</w:t>
+      </w:r>
+      <w:r>
+        <w:rPr>
+          <w:rStyle w:val="FootnoteReference"/>
+          <w:rFonts w:ascii="CMU Serif" w:hAnsi="CMU Serif"/>
+          <w:i w:val="false"/>
+          <w:iCs w:val="false"/>
+        </w:rPr>
+        <w:footnoteReference w:id="25"/>
+      </w:r>
+      <w:r>
+        <w:rPr>
+          <w:rFonts w:ascii="CMU Serif" w:hAnsi="CMU Serif"/>
+          <w:i w:val="false"/>
+          <w:iCs w:val="false"/>
+        </w:rPr>
+        <w:t xml:space="preserve"> The abolition of slavery in Brazil was slow and incomplete. </w:t>
+      </w:r>
+      <w:commentRangeStart w:id="17"/>
+      <w:r>
+        <w:rPr>
+          <w:rFonts w:ascii="CMU Serif" w:hAnsi="CMU Serif"/>
+          <w:i w:val="false"/>
+          <w:iCs w:val="false"/>
+        </w:rPr>
+        <w:t>Brazil was the last country in the Americas to grant freedom to their enslaved population, and they did so without compensation.</w:t>
+      </w:r>
+      <w:r>
+        <w:rPr>
+          <w:rFonts w:ascii="CMU Serif" w:hAnsi="CMU Serif"/>
+          <w:i w:val="false"/>
+          <w:iCs w:val="false"/>
+        </w:rPr>
+      </w:r>
+      <w:commentRangeEnd w:id="17"/>
+      <w:r>
+        <w:commentReference w:id="17"/>
+      </w:r>
+      <w:r>
+        <w:rPr>
+          <w:rFonts w:ascii="CMU Serif" w:hAnsi="CMU Serif"/>
+          <w:i w:val="false"/>
+          <w:iCs w:val="false"/>
+        </w:rPr>
+        <w:t xml:space="preserve"> Rather than providing the newly freed people with the means to participate fully in civic and economic life, the liberation of Africans in Brazil </w:t>
+      </w:r>
+      <w:r>
+        <w:rPr>
+          <w:rFonts w:ascii="CMU Serif" w:hAnsi="CMU Serif"/>
+          <w:i w:val="false"/>
+          <w:iCs w:val="false"/>
+        </w:rPr>
+        <w:t>"resulted in either (1) the marginalization of former slaves from capitalist production or (2) the incorporation of former slaves into new, race-based regimes of coerced labor."</w:t>
+      </w:r>
+      <w:r>
+        <w:rPr>
+          <w:rStyle w:val="FootnoteReference"/>
+          <w:rFonts w:ascii="CMU Serif" w:hAnsi="CMU Serif"/>
+          <w:i w:val="false"/>
+          <w:iCs w:val="false"/>
+        </w:rPr>
+        <w:footnoteReference w:id="26"/>
+      </w:r>
+      <w:r>
+        <w:rPr>
+          <w:rFonts w:ascii="CMU Serif" w:hAnsi="CMU Serif"/>
+          <w:i w:val="false"/>
+          <w:iCs w:val="false"/>
+        </w:rPr>
+        <w:t xml:space="preserve"> For the freedmen of the Amazon, and for those unable to find work elsewhere, </w:t>
+      </w:r>
+      <w:commentRangeStart w:id="18"/>
+      <w:r>
+        <w:rPr>
+          <w:rFonts w:ascii="CMU Serif" w:hAnsi="CMU Serif"/>
+          <w:i w:val="false"/>
+          <w:iCs w:val="false"/>
+        </w:rPr>
+        <w:t xml:space="preserve">this </w:t>
+      </w:r>
+      <w:r>
+        <w:rPr>
+          <w:rFonts w:ascii="CMU Serif" w:hAnsi="CMU Serif"/>
+          <w:i w:val="false"/>
+          <w:iCs w:val="false"/>
+        </w:rPr>
+        <w:t xml:space="preserve">often </w:t>
+      </w:r>
+      <w:r>
+        <w:rPr>
+          <w:rFonts w:ascii="CMU Serif" w:hAnsi="CMU Serif"/>
+          <w:i w:val="false"/>
+          <w:iCs w:val="false"/>
+        </w:rPr>
+        <w:t xml:space="preserve">meant turning to the rubber trade. </w:t>
+      </w:r>
+      <w:commentRangeEnd w:id="18"/>
+      <w:r>
+        <w:commentReference w:id="18"/>
+      </w:r>
+      <w:r>
+        <w:rPr>
+          <w:rFonts w:ascii="CMU Serif" w:hAnsi="CMU Serif"/>
+          <w:i w:val="false"/>
+          <w:iCs w:val="false"/>
+        </w:rPr>
+      </w:r>
+    </w:p>
+    <w:p>
+      <w:pPr>
+        <w:pStyle w:val="Normal"/>
+        <w:bidi w:val="0"/>
+        <w:spacing w:lineRule="auto" w:line="240"/>
+        <w:ind w:firstLine="720"/>
+        <w:jc w:val="start"/>
+        <w:rPr>
+          <w:rFonts w:ascii="CMU Serif" w:hAnsi="CMU Serif"/>
+        </w:rPr>
+      </w:pPr>
+      <w:r>
+        <w:rPr>
+          <w:rFonts w:ascii="CMU Serif" w:hAnsi="CMU Serif"/>
+        </w:rPr>
+      </w:r>
+    </w:p>
+    <w:p>
+      <w:pPr>
+        <w:pStyle w:val="Normal"/>
+        <w:bidi w:val="0"/>
+        <w:spacing w:lineRule="auto" w:line="240"/>
+        <w:ind w:hanging="0"/>
+        <w:jc w:val="start"/>
+        <w:rPr>
+          <w:rFonts w:ascii="CMU Serif" w:hAnsi="CMU Serif"/>
+        </w:rPr>
+      </w:pPr>
+      <w:commentRangeStart w:id="19"/>
+      <w:r>
+        <w:rPr>
+          <w:rFonts w:ascii="CMU Serif" w:hAnsi="CMU Serif"/>
+          <w:i/>
+          <w:iCs/>
+        </w:rPr>
+        <w:t>The Grand Seca</w:t>
+      </w:r>
+      <w:commentRangeEnd w:id="19"/>
+      <w:r>
+        <w:commentReference w:id="19"/>
+      </w:r>
+      <w:r>
+        <w:rPr>
+          <w:rFonts w:ascii="CMU Serif" w:hAnsi="CMU Serif"/>
+          <w:i/>
+          <w:iCs/>
+        </w:rPr>
+      </w:r>
+    </w:p>
+    <w:p>
+      <w:pPr>
+        <w:pStyle w:val="Normal"/>
+        <w:bidi w:val="0"/>
+        <w:spacing w:lineRule="auto" w:line="240"/>
+        <w:ind w:firstLine="720"/>
+        <w:jc w:val="start"/>
+        <w:rPr>
+          <w:rFonts w:ascii="CMU Serif" w:hAnsi="CMU Serif"/>
+        </w:rPr>
+      </w:pPr>
+      <w:r>
+        <w:rPr>
+          <w:rFonts w:ascii="CMU Serif" w:hAnsi="CMU Serif"/>
+          <w:i w:val="false"/>
+          <w:iCs w:val="false"/>
+        </w:rPr>
+        <w:t xml:space="preserve">The northeast of Brazil is dominated by the </w:t>
+      </w:r>
+      <w:r>
+        <w:rPr>
+          <w:rFonts w:ascii="CMU Serif" w:hAnsi="CMU Serif"/>
+          <w:i/>
+          <w:iCs/>
+        </w:rPr>
+        <w:t>sertão</w:t>
+      </w:r>
+      <w:r>
+        <w:rPr>
+          <w:rFonts w:ascii="CMU Serif" w:hAnsi="CMU Serif"/>
+          <w:i w:val="false"/>
+          <w:iCs w:val="false"/>
+        </w:rPr>
+        <w:t xml:space="preserve">, a semi-arid and sparsely populated region visited periodically by great droughts. The turn of the century saw a series of especially bad droughts, the worst of which was the </w:t>
+      </w:r>
+      <w:r>
+        <w:rPr>
+          <w:rFonts w:ascii="CMU Serif" w:hAnsi="CMU Serif"/>
+          <w:i/>
+          <w:iCs/>
+        </w:rPr>
+        <w:t>Grand Seca</w:t>
+      </w:r>
+      <w:r>
+        <w:rPr>
+          <w:rFonts w:ascii="CMU Serif" w:hAnsi="CMU Serif"/>
+          <w:i w:val="false"/>
+          <w:iCs w:val="false"/>
+        </w:rPr>
+        <w:t xml:space="preserve"> of 1877. This drought and those which followed saw a fundamental reconfiguration of the </w:t>
+      </w:r>
+      <w:r>
+        <w:rPr>
+          <w:rFonts w:ascii="CMU Serif" w:hAnsi="CMU Serif"/>
+          <w:i/>
+          <w:iCs/>
+        </w:rPr>
+        <w:t>sertão</w:t>
+      </w:r>
+      <w:r>
+        <w:rPr>
+          <w:rFonts w:ascii="CMU Serif" w:hAnsi="CMU Serif"/>
+          <w:i w:val="false"/>
+          <w:iCs w:val="false"/>
+        </w:rPr>
+        <w:t xml:space="preserve">'s social fabric. Between 1877 and 1919, two million people in the northeast died from the droughts and their effects. In addition to this, tens of thousands of the inhabitants of the </w:t>
+      </w:r>
+      <w:r>
+        <w:rPr>
+          <w:rFonts w:ascii="CMU Serif" w:hAnsi="CMU Serif"/>
+          <w:i/>
+          <w:iCs/>
+        </w:rPr>
+        <w:t>sertão</w:t>
+      </w:r>
+      <w:r>
+        <w:rPr>
+          <w:rFonts w:ascii="CMU Serif" w:hAnsi="CMU Serif"/>
+          <w:i w:val="false"/>
+          <w:iCs w:val="false"/>
+        </w:rPr>
+        <w:t xml:space="preserve"> left their homes to look for work and subsistence in other parts of Brazil, principally working as rubber harvesters in the Amazon. The already precarious conditions of life and labor in the northeast were so decisively undermined that "the infamous drought of 1877 ... definitively ended slavery in Ceará, an event which anticipated the emancipation of all slaves throughout Brazil in 1888."</w:t>
+      </w:r>
+      <w:r>
+        <w:rPr>
+          <w:rStyle w:val="FootnoteReference"/>
+          <w:rFonts w:ascii="CMU Serif" w:hAnsi="CMU Serif"/>
+          <w:i w:val="false"/>
+          <w:iCs w:val="false"/>
+        </w:rPr>
+        <w:footnoteReference w:id="27"/>
+      </w:r>
+    </w:p>
+    <w:p>
+      <w:pPr>
+        <w:pStyle w:val="Normal"/>
+        <w:bidi w:val="0"/>
+        <w:spacing w:lineRule="auto" w:line="240"/>
+        <w:ind w:firstLine="720"/>
+        <w:jc w:val="start"/>
+        <w:rPr>
+          <w:rFonts w:ascii="CMU Serif" w:hAnsi="CMU Serif"/>
+        </w:rPr>
+      </w:pPr>
+      <w:r>
+        <w:rPr>
+          <w:rFonts w:ascii="CMU Serif" w:hAnsi="CMU Serif"/>
+          <w:i w:val="false"/>
+          <w:iCs w:val="false"/>
+        </w:rPr>
+        <w:t>Mike Davis argues that drought "always has a manmade dimension and is never simply a natural disaster."</w:t>
+      </w:r>
+      <w:r>
+        <w:rPr>
+          <w:rStyle w:val="FootnoteReference"/>
+          <w:rFonts w:ascii="CMU Serif" w:hAnsi="CMU Serif"/>
+          <w:i w:val="false"/>
+          <w:iCs w:val="false"/>
+        </w:rPr>
+        <w:footnoteReference w:id="28"/>
+      </w:r>
+      <w:r>
+        <w:rPr>
+          <w:rFonts w:ascii="CMU Serif" w:hAnsi="CMU Serif"/>
+          <w:i w:val="false"/>
+          <w:iCs w:val="false"/>
+        </w:rPr>
+        <w:t xml:space="preserve"> Indeed, although the droughts in the </w:t>
+      </w:r>
+      <w:r>
+        <w:rPr>
+          <w:rFonts w:ascii="CMU Serif" w:hAnsi="CMU Serif"/>
+          <w:i/>
+          <w:iCs/>
+        </w:rPr>
+        <w:t>sertão</w:t>
+      </w:r>
+      <w:r>
+        <w:rPr>
+          <w:rFonts w:ascii="CMU Serif" w:hAnsi="CMU Serif"/>
+          <w:i w:val="false"/>
+          <w:iCs w:val="false"/>
+        </w:rPr>
+        <w:t xml:space="preserve"> are linked to the semi-regular occurence of the El Niño in the Pacific, their human cost is a result not merely of climatic caprice but is inflamed by various human factors, from the development of infrastructural projects (or lack thereof) to the prevailing property relations in affected regions. In the nineteenth century, Brazil was a major producer of both coffee and sugar, but these were mainly limited to the south of the country. In Ceará, the state most affected by the </w:t>
+      </w:r>
+      <w:r>
+        <w:rPr>
+          <w:rFonts w:ascii="CMU Serif" w:hAnsi="CMU Serif"/>
+          <w:i/>
+          <w:iCs/>
+        </w:rPr>
+        <w:t>Grand Seca</w:t>
+      </w:r>
+      <w:r>
+        <w:rPr>
+          <w:rFonts w:ascii="CMU Serif" w:hAnsi="CMU Serif"/>
+          <w:i w:val="false"/>
+          <w:iCs w:val="false"/>
+        </w:rPr>
+        <w:t xml:space="preserve">, the population relied on cattle and cotton produced for export. Although better suited to the arid climate of Ceará than other industries, cattle raising cannot be said to have thrived there. Davis notes that cattle were "forced out of the </w:t>
+      </w:r>
+      <w:r>
+        <w:rPr>
+          <w:rFonts w:ascii="CMU Serif" w:hAnsi="CMU Serif"/>
+          <w:i/>
+          <w:iCs/>
+        </w:rPr>
+        <w:t xml:space="preserve">zona de mata </w:t>
+      </w:r>
+      <w:r>
+        <w:rPr>
+          <w:rFonts w:ascii="CMU Serif" w:hAnsi="CMU Serif"/>
+          <w:i w:val="false"/>
+          <w:iCs w:val="false"/>
+        </w:rPr>
+        <w:t>by the sugar boom," and settled in the</w:t>
+      </w:r>
+      <w:r>
+        <w:rPr>
+          <w:rFonts w:ascii="CMU Serif" w:hAnsi="CMU Serif"/>
+          <w:i/>
+          <w:iCs/>
+        </w:rPr>
+        <w:t xml:space="preserve"> sertão</w:t>
+      </w:r>
+      <w:r>
+        <w:rPr>
+          <w:rFonts w:ascii="CMU Serif" w:hAnsi="CMU Serif"/>
+          <w:i w:val="false"/>
+          <w:iCs w:val="false"/>
+        </w:rPr>
+        <w:t xml:space="preserve"> as a sort of last resort. Whereas in much of the world a hectare of ranch land can support</w:t>
+      </w:r>
+      <w:r>
+        <w:rPr>
+          <w:rFonts w:ascii="CMU Serif" w:hAnsi="CMU Serif"/>
+          <w:i/>
+          <w:iCs/>
+        </w:rPr>
+        <w:t xml:space="preserve"> </w:t>
+      </w:r>
+      <w:r>
+        <w:rPr>
+          <w:rFonts w:ascii="CMU Serif" w:hAnsi="CMU Serif"/>
+          <w:i w:val="false"/>
+          <w:iCs w:val="false"/>
+        </w:rPr>
+        <w:t xml:space="preserve">1-2 cattle, in northeast Brazil, a "typical ranch of 1,000 hectares, for example, might sustain only 50 scrawny cattle; and even the biggest </w:t>
+      </w:r>
+      <w:r>
+        <w:rPr>
+          <w:rFonts w:ascii="CMU Serif" w:hAnsi="CMU Serif"/>
+          <w:i/>
+          <w:iCs/>
+        </w:rPr>
+        <w:t>fazendas</w:t>
+      </w:r>
+      <w:r>
+        <w:rPr>
+          <w:rFonts w:ascii="CMU Serif" w:hAnsi="CMU Serif"/>
+          <w:i w:val="false"/>
+          <w:iCs w:val="false"/>
+        </w:rPr>
+        <w:t xml:space="preserve"> (10,000 hectares or more) rarely pastured herds larger than 1,000."</w:t>
+      </w:r>
+      <w:r>
+        <w:rPr>
+          <w:rStyle w:val="FootnoteReference"/>
+          <w:rFonts w:ascii="CMU Serif" w:hAnsi="CMU Serif"/>
+          <w:i w:val="false"/>
+          <w:iCs w:val="false"/>
+        </w:rPr>
+        <w:footnoteReference w:id="29"/>
+      </w:r>
+    </w:p>
+    <w:p>
+      <w:pPr>
+        <w:pStyle w:val="Normal"/>
+        <w:bidi w:val="0"/>
+        <w:spacing w:lineRule="auto" w:line="240"/>
+        <w:ind w:firstLine="720"/>
+        <w:jc w:val="start"/>
+        <w:rPr>
+          <w:rFonts w:ascii="CMU Serif" w:hAnsi="CMU Serif"/>
+        </w:rPr>
+      </w:pPr>
+      <w:r>
+        <w:rPr>
+          <w:rFonts w:ascii="CMU Serif" w:hAnsi="CMU Serif"/>
+          <w:i w:val="false"/>
+          <w:iCs w:val="false"/>
+        </w:rPr>
+        <w:t xml:space="preserve">Cotton began to eclipse cattle in the eighteenth century as droughts weakened cattle herds, especially during the American Civil War which disrupted the global cotton market. Large plantations combined cotton and cattle, but they crucially also relied on subsistence agriculture to maintain the working population. In the absence of a robust commodity market for the means of subsistence, the large </w:t>
+      </w:r>
+      <w:r>
+        <w:rPr>
+          <w:rFonts w:ascii="CMU Serif" w:hAnsi="CMU Serif"/>
+          <w:i/>
+          <w:iCs/>
+        </w:rPr>
+        <w:t>fazendas</w:t>
+      </w:r>
+      <w:r>
+        <w:rPr>
+          <w:rFonts w:ascii="CMU Serif" w:hAnsi="CMU Serif"/>
+          <w:i w:val="false"/>
+          <w:iCs w:val="false"/>
+        </w:rPr>
+        <w:t xml:space="preserve"> had to be able to maintain not just the workers, but their families as well. Well into the 20th century, the population of the </w:t>
+      </w:r>
+      <w:r>
+        <w:rPr>
+          <w:rFonts w:ascii="CMU Serif" w:hAnsi="CMU Serif"/>
+          <w:i/>
+          <w:iCs/>
+        </w:rPr>
+        <w:t>sertão</w:t>
+      </w:r>
+      <w:r>
+        <w:rPr>
+          <w:rFonts w:ascii="CMU Serif" w:hAnsi="CMU Serif"/>
+          <w:i w:val="false"/>
+          <w:iCs w:val="false"/>
+        </w:rPr>
+        <w:t xml:space="preserve"> "employs the same food technology as its Indian predecessors, subsisting primarily on manioc and maize and secondarily on sweet potatoes, beans, kidney beans, punpkins, peanuts, pineapple, pepper, gourds, and tobacco."</w:t>
+      </w:r>
+      <w:r>
+        <w:rPr>
+          <w:rStyle w:val="FootnoteReference"/>
+          <w:rFonts w:ascii="CMU Serif" w:hAnsi="CMU Serif"/>
+          <w:i w:val="false"/>
+          <w:iCs w:val="false"/>
+        </w:rPr>
+        <w:footnoteReference w:id="30"/>
+      </w:r>
+      <w:r>
+        <w:rPr>
+          <w:rFonts w:ascii="CMU Serif" w:hAnsi="CMU Serif"/>
+          <w:i w:val="false"/>
+          <w:iCs w:val="false"/>
+        </w:rPr>
+        <w:t xml:space="preserve"> </w:t>
+      </w:r>
+    </w:p>
+    <w:p>
+      <w:pPr>
+        <w:pStyle w:val="Normal"/>
+        <w:bidi w:val="0"/>
+        <w:spacing w:lineRule="auto" w:line="240"/>
+        <w:ind w:firstLine="720"/>
+        <w:jc w:val="start"/>
+        <w:rPr>
+          <w:rFonts w:ascii="CMU Serif" w:hAnsi="CMU Serif"/>
+        </w:rPr>
+      </w:pPr>
+      <w:r>
+        <w:rPr>
+          <w:rFonts w:ascii="CMU Serif" w:hAnsi="CMU Serif"/>
+          <w:i w:val="false"/>
+          <w:iCs w:val="false"/>
+        </w:rPr>
+        <w:t xml:space="preserve">The right to cultivate subsistence crops was a custom granted to the </w:t>
+      </w:r>
+      <w:r>
+        <w:rPr>
+          <w:rFonts w:ascii="CMU Serif" w:hAnsi="CMU Serif"/>
+          <w:i/>
+          <w:iCs/>
+        </w:rPr>
+        <w:t>moradores</w:t>
+      </w:r>
+      <w:r>
+        <w:rPr>
+          <w:rFonts w:ascii="CMU Serif" w:hAnsi="CMU Serif"/>
+          <w:i w:val="false"/>
+          <w:iCs w:val="false"/>
+        </w:rPr>
+        <w:t xml:space="preserve"> working the </w:t>
+      </w:r>
+      <w:r>
+        <w:rPr>
+          <w:rFonts w:ascii="CMU Serif" w:hAnsi="CMU Serif"/>
+          <w:i/>
+          <w:iCs/>
+        </w:rPr>
+        <w:t>fazendas</w:t>
+      </w:r>
+      <w:r>
+        <w:rPr>
+          <w:rFonts w:ascii="CMU Serif" w:hAnsi="CMU Serif"/>
+          <w:i w:val="false"/>
+          <w:iCs w:val="false"/>
+        </w:rPr>
+        <w:t xml:space="preserve"> as a part of a system of mutual obligation between the owners and the workers who lived on and worked their land. While the owners could dictate land use, demand labor for upkeep around the </w:t>
+      </w:r>
+      <w:r>
+        <w:rPr>
+          <w:rFonts w:ascii="CMU Serif" w:hAnsi="CMU Serif"/>
+          <w:i/>
+          <w:iCs/>
+        </w:rPr>
+        <w:t>fazenda</w:t>
+      </w:r>
+      <w:r>
+        <w:rPr>
+          <w:rFonts w:ascii="CMU Serif" w:hAnsi="CMU Serif"/>
+          <w:i w:val="false"/>
+          <w:iCs w:val="false"/>
+        </w:rPr>
+        <w:t xml:space="preserve">, fire unruly workers, and had a right to any cotton produced by the </w:t>
+      </w:r>
+      <w:r>
+        <w:rPr>
+          <w:rFonts w:ascii="CMU Serif" w:hAnsi="CMU Serif"/>
+          <w:i/>
+          <w:iCs/>
+        </w:rPr>
+        <w:t>moradores</w:t>
+      </w:r>
+      <w:r>
+        <w:rPr>
+          <w:rFonts w:ascii="CMU Serif" w:hAnsi="CMU Serif"/>
+          <w:i w:val="false"/>
+          <w:iCs w:val="false"/>
+        </w:rPr>
+        <w:t xml:space="preserve">, they had several obligations to the </w:t>
+      </w:r>
+      <w:r>
+        <w:rPr>
+          <w:rFonts w:ascii="CMU Serif" w:hAnsi="CMU Serif"/>
+          <w:i/>
+          <w:iCs/>
+        </w:rPr>
+        <w:t>moradores</w:t>
+      </w:r>
+      <w:r>
+        <w:rPr>
+          <w:rFonts w:ascii="CMU Serif" w:hAnsi="CMU Serif"/>
+          <w:i w:val="false"/>
+          <w:iCs w:val="false"/>
+        </w:rPr>
+        <w:t xml:space="preserve"> as well. </w:t>
+      </w:r>
+      <w:r>
+        <w:rPr>
+          <w:rFonts w:ascii="CMU Serif" w:hAnsi="CMU Serif"/>
+          <w:i/>
+          <w:iCs/>
+        </w:rPr>
+        <w:t>Moradores</w:t>
+      </w:r>
+      <w:r>
+        <w:rPr>
+          <w:rFonts w:ascii="CMU Serif" w:hAnsi="CMU Serif"/>
+          <w:i w:val="false"/>
+          <w:iCs w:val="false"/>
+        </w:rPr>
+        <w:t xml:space="preserve"> and their families were entitled to housing, hunting rights, and could fish in the dammed ponds, although they did not have "an automatic right to the use of this water for irrigation purposes."</w:t>
+      </w:r>
+      <w:r>
+        <w:rPr>
+          <w:rStyle w:val="FootnoteReference"/>
+          <w:rFonts w:ascii="CMU Serif" w:hAnsi="CMU Serif"/>
+          <w:i w:val="false"/>
+          <w:iCs w:val="false"/>
+        </w:rPr>
+        <w:footnoteReference w:id="31"/>
+      </w:r>
+      <w:r>
+        <w:rPr>
+          <w:rFonts w:ascii="CMU Serif" w:hAnsi="CMU Serif"/>
+          <w:i w:val="false"/>
+          <w:iCs w:val="false"/>
+        </w:rPr>
+        <w:t xml:space="preserve"> The workers also did not have the right to ask a bank for a loan, and had to go through the owners. </w:t>
+      </w:r>
+    </w:p>
+    <w:p>
+      <w:pPr>
+        <w:pStyle w:val="Normal"/>
+        <w:bidi w:val="0"/>
+        <w:spacing w:lineRule="auto" w:line="240"/>
+        <w:ind w:firstLine="720"/>
+        <w:jc w:val="start"/>
+        <w:rPr>
+          <w:rFonts w:ascii="CMU Serif" w:hAnsi="CMU Serif"/>
+        </w:rPr>
+      </w:pPr>
+      <w:r>
+        <w:rPr>
+          <w:rFonts w:ascii="CMU Serif" w:hAnsi="CMU Serif"/>
+          <w:i w:val="false"/>
+          <w:iCs w:val="false"/>
+        </w:rPr>
+        <w:t xml:space="preserve">Crucially, however, unlike peasants in feudal societies, the </w:t>
+      </w:r>
+      <w:r>
+        <w:rPr>
+          <w:rFonts w:ascii="CMU Serif" w:hAnsi="CMU Serif"/>
+          <w:i/>
+          <w:iCs/>
+        </w:rPr>
+        <w:t xml:space="preserve">moradores </w:t>
+      </w:r>
+      <w:r>
+        <w:rPr>
+          <w:rFonts w:ascii="CMU Serif" w:hAnsi="CMU Serif"/>
+          <w:i w:val="false"/>
+          <w:iCs w:val="false"/>
+        </w:rPr>
+        <w:t xml:space="preserve">and their families were not legally bound to the land. Mobility was a constant part of life in the </w:t>
+      </w:r>
+      <w:r>
+        <w:rPr>
+          <w:rFonts w:ascii="CMU Serif" w:hAnsi="CMU Serif"/>
+          <w:i/>
+          <w:iCs/>
+        </w:rPr>
+        <w:t xml:space="preserve">sertão. </w:t>
+      </w:r>
+      <w:r>
+        <w:rPr>
+          <w:rFonts w:ascii="CMU Serif" w:hAnsi="CMU Serif"/>
+          <w:i w:val="false"/>
+          <w:iCs w:val="false"/>
+        </w:rPr>
+        <w:t xml:space="preserve">Bachelors were the most mobile and could attach themselves to </w:t>
+      </w:r>
+      <w:r>
+        <w:rPr>
+          <w:rFonts w:ascii="CMU Serif" w:hAnsi="CMU Serif"/>
+          <w:i/>
+          <w:iCs/>
+        </w:rPr>
+        <w:t>moradore</w:t>
+      </w:r>
+      <w:r>
+        <w:rPr>
+          <w:rFonts w:ascii="CMU Serif" w:hAnsi="CMU Serif"/>
+          <w:i w:val="false"/>
+          <w:iCs w:val="false"/>
+        </w:rPr>
+        <w:t xml:space="preserve"> families, but once a nuclear family was established they were generally expected to "settle into a tenant relation with an owner."</w:t>
+      </w:r>
+      <w:r>
+        <w:rPr>
+          <w:rStyle w:val="FootnoteReference"/>
+          <w:rFonts w:ascii="CMU Serif" w:hAnsi="CMU Serif"/>
+          <w:i w:val="false"/>
+          <w:iCs w:val="false"/>
+        </w:rPr>
+        <w:footnoteReference w:id="32"/>
+      </w:r>
+      <w:r>
+        <w:rPr>
+          <w:rFonts w:ascii="CMU Serif" w:hAnsi="CMU Serif"/>
+          <w:i w:val="false"/>
+          <w:iCs w:val="false"/>
+        </w:rPr>
+        <w:t xml:space="preserve"> Even then, however, families moved between </w:t>
+      </w:r>
+      <w:r>
+        <w:rPr>
+          <w:rFonts w:ascii="CMU Serif" w:hAnsi="CMU Serif"/>
+          <w:i/>
+          <w:iCs/>
+        </w:rPr>
+        <w:t>fazendas</w:t>
+      </w:r>
+      <w:r>
+        <w:rPr>
+          <w:rFonts w:ascii="CMU Serif" w:hAnsi="CMU Serif"/>
+          <w:i w:val="false"/>
+          <w:iCs w:val="false"/>
+        </w:rPr>
+        <w:t xml:space="preserve"> for a variety of reasons, from poor housing to personal quarrels with the owners. Bernard Siegel, in a study of migration in Ceará, notes that the region was home to an 'endemic semi-nomadic pattern,' and that "migration from one plantation to another is almost incessant, with an average annual turnover ... of 8 percent."</w:t>
+      </w:r>
+      <w:r>
+        <w:rPr>
+          <w:rStyle w:val="FootnoteReference"/>
+          <w:rFonts w:ascii="CMU Serif" w:hAnsi="CMU Serif"/>
+          <w:i w:val="false"/>
+          <w:iCs w:val="false"/>
+        </w:rPr>
+        <w:footnoteReference w:id="33"/>
+      </w:r>
+    </w:p>
+    <w:p>
+      <w:pPr>
+        <w:pStyle w:val="Normal"/>
+        <w:bidi w:val="0"/>
+        <w:spacing w:lineRule="auto" w:line="240"/>
+        <w:ind w:firstLine="720"/>
+        <w:jc w:val="start"/>
+        <w:rPr>
+          <w:rFonts w:ascii="CMU Serif" w:hAnsi="CMU Serif"/>
+        </w:rPr>
+      </w:pPr>
+      <w:r>
+        <w:rPr>
+          <w:rFonts w:ascii="CMU Serif" w:hAnsi="CMU Serif"/>
+          <w:i w:val="false"/>
+          <w:iCs w:val="false"/>
+        </w:rPr>
+        <w:t xml:space="preserve">This feature of life in the </w:t>
+      </w:r>
+      <w:r>
+        <w:rPr>
+          <w:rFonts w:ascii="CMU Serif" w:hAnsi="CMU Serif"/>
+          <w:i/>
+          <w:iCs/>
+        </w:rPr>
+        <w:t>sertão</w:t>
+      </w:r>
+      <w:r>
+        <w:rPr>
+          <w:rFonts w:ascii="CMU Serif" w:hAnsi="CMU Serif"/>
+          <w:i w:val="false"/>
+          <w:iCs w:val="false"/>
+        </w:rPr>
+        <w:t xml:space="preserve">, the constant recourse to migration as a solution for environmental or labor difficulties, can help us contextualize the "manmade dimension" of the droughts in the late 19th and early 20th centuries. State measures such as an investment in infrastructure could have mitigated the effects of the great droughts, but during the nineteenth century, they were only sporadically applied. Mike Davis writes that "the modern history of the </w:t>
+      </w:r>
+      <w:r>
+        <w:rPr>
+          <w:rFonts w:ascii="CMU Serif" w:hAnsi="CMU Serif"/>
+          <w:i/>
+          <w:iCs/>
+        </w:rPr>
+        <w:t xml:space="preserve">sertão </w:t>
+      </w:r>
+      <w:r>
+        <w:rPr>
+          <w:rFonts w:ascii="CMU Serif" w:hAnsi="CMU Serif"/>
+          <w:i w:val="false"/>
+          <w:iCs w:val="false"/>
+        </w:rPr>
+        <w:t>is striking for the absence of any significant state developmental role until the 1960s."</w:t>
+      </w:r>
+      <w:r>
+        <w:rPr>
+          <w:rStyle w:val="FootnoteReference"/>
+          <w:rFonts w:ascii="CMU Serif" w:hAnsi="CMU Serif"/>
+          <w:i w:val="false"/>
+          <w:iCs w:val="false"/>
+        </w:rPr>
+        <w:footnoteReference w:id="34"/>
+      </w:r>
+      <w:r>
+        <w:rPr>
+          <w:rFonts w:ascii="CMU Serif" w:hAnsi="CMU Serif"/>
+          <w:i w:val="false"/>
+          <w:iCs w:val="false"/>
+        </w:rPr>
+        <w:t xml:space="preserve"> Projects such as road building or the construction of dams were occasionally implemented during drought years but then abandoned in years of plenty. While they provided necessary income that allowed some individuals to surivive the worst years, they amounted to a stop-gap rather than a robust or long-term solution.</w:t>
+      </w:r>
+      <w:r>
+        <w:rPr>
+          <w:rStyle w:val="FootnoteReference"/>
+          <w:rFonts w:ascii="CMU Serif" w:hAnsi="CMU Serif"/>
+          <w:i w:val="false"/>
+          <w:iCs w:val="false"/>
+        </w:rPr>
+        <w:footnoteReference w:id="35"/>
+      </w:r>
+      <w:r>
+        <w:rPr>
+          <w:rFonts w:ascii="CMU Serif" w:hAnsi="CMU Serif"/>
+          <w:i w:val="false"/>
+          <w:iCs w:val="false"/>
+        </w:rPr>
+        <w:t xml:space="preserve"> </w:t>
+      </w:r>
+    </w:p>
+    <w:p>
+      <w:pPr>
+        <w:pStyle w:val="Normal"/>
+        <w:bidi w:val="0"/>
+        <w:spacing w:lineRule="auto" w:line="240"/>
+        <w:ind w:firstLine="720"/>
+        <w:jc w:val="start"/>
+        <w:rPr>
+          <w:rFonts w:ascii="CMU Serif" w:hAnsi="CMU Serif"/>
+        </w:rPr>
+      </w:pPr>
+      <w:r>
+        <w:rPr>
+          <w:rFonts w:ascii="CMU Serif" w:hAnsi="CMU Serif"/>
+          <w:i w:val="false"/>
+          <w:iCs w:val="false"/>
+        </w:rPr>
+        <w:t xml:space="preserve">At the coming of the unusually severe 1877 drought, then, the government's minimal investment in public works and relief shipments were woefully insufficient. People started to leave the place of hunger, and the regional cities swelled with refugees: in just two years Fortaleza and Aracati, two cities on the coast, swelled from 25,000 and 5,000 residents respectively, to 114,000 and 60,000. </w:t>
+      </w:r>
+      <w:commentRangeStart w:id="20"/>
+      <w:r>
+        <w:rPr>
+          <w:rFonts w:ascii="CMU Serif" w:hAnsi="CMU Serif"/>
+          <w:i w:val="false"/>
+          <w:iCs w:val="false"/>
+        </w:rPr>
+        <w:t>This did not alleviate the need for food, however, and so "[a] govnernment pressed on all sides by masses they could not feed decided that the best alternative was to ship thousands of the drought fugitives to the Amazon where they could start life over."</w:t>
+      </w:r>
+      <w:r>
+        <w:rPr>
+          <w:rStyle w:val="FootnoteReference"/>
+          <w:rFonts w:ascii="CMU Serif" w:hAnsi="CMU Serif"/>
+          <w:i w:val="false"/>
+          <w:iCs w:val="false"/>
+        </w:rPr>
+        <w:footnoteReference w:id="36"/>
+      </w:r>
+      <w:r>
+        <w:rPr>
+          <w:rFonts w:ascii="CMU Serif" w:hAnsi="CMU Serif"/>
+          <w:i w:val="false"/>
+          <w:iCs w:val="false"/>
+        </w:rPr>
+        <w:t xml:space="preserve"> </w:t>
+      </w:r>
+      <w:commentRangeEnd w:id="20"/>
+      <w:r>
+        <w:commentReference w:id="20"/>
+      </w:r>
+      <w:r>
+        <w:rPr>
+          <w:rFonts w:ascii="CMU Serif" w:hAnsi="CMU Serif"/>
+          <w:i w:val="false"/>
+          <w:iCs w:val="false"/>
+        </w:rPr>
+      </w:r>
+    </w:p>
+    <w:p>
+      <w:pPr>
+        <w:pStyle w:val="Normal"/>
+        <w:bidi w:val="0"/>
+        <w:spacing w:lineRule="auto" w:line="240"/>
+        <w:ind w:firstLine="720"/>
+        <w:jc w:val="start"/>
+        <w:rPr>
+          <w:rFonts w:ascii="CMU Serif" w:hAnsi="CMU Serif"/>
+        </w:rPr>
+      </w:pPr>
+      <w:r>
+        <w:rPr>
+          <w:rFonts w:ascii="CMU Serif" w:hAnsi="CMU Serif"/>
+          <w:i w:val="false"/>
+          <w:iCs w:val="false"/>
+        </w:rPr>
+        <w:t xml:space="preserve">Why the Amazon? Rubber was booming during the worst years of drought, but it was not the only industry recruiting workers. Coffee, grown on plantations in the southeast of Brazil, was similarly booming and needed workers, but they refused to recruit the climate refugees from the </w:t>
+      </w:r>
+      <w:r>
+        <w:rPr>
+          <w:rFonts w:ascii="CMU Serif" w:hAnsi="CMU Serif"/>
+          <w:i/>
+          <w:iCs/>
+        </w:rPr>
+        <w:t xml:space="preserve">sertão. </w:t>
+      </w:r>
+      <w:r>
+        <w:rPr>
+          <w:rFonts w:ascii="CMU Serif" w:hAnsi="CMU Serif"/>
+          <w:i w:val="false"/>
+          <w:iCs w:val="false"/>
+        </w:rPr>
+        <w:t xml:space="preserve">Davis notes that "southeastern coffee planters, for their part, wanted only 'white' overseas laborers after Emancipation," and even in the drought stricken regions of the northeast, "[w]hile state authorities were roadblocking </w:t>
+      </w:r>
+      <w:r>
+        <w:rPr>
+          <w:rFonts w:ascii="CMU Serif" w:hAnsi="CMU Serif"/>
+          <w:i/>
+          <w:iCs/>
+        </w:rPr>
+        <w:t>retirantes'</w:t>
+      </w:r>
+      <w:r>
+        <w:rPr>
+          <w:rFonts w:ascii="CMU Serif" w:hAnsi="CMU Serif"/>
+          <w:i w:val="false"/>
+          <w:iCs w:val="false"/>
+        </w:rPr>
+        <w:t xml:space="preserve"> route to the cities and forcibly interning them by the thousands in camps, they continued efforts to lure European immigrants with expensive subsidies."</w:t>
+      </w:r>
+      <w:r>
+        <w:rPr>
+          <w:rStyle w:val="FootnoteReference"/>
+          <w:rFonts w:ascii="CMU Serif" w:hAnsi="CMU Serif"/>
+          <w:i w:val="false"/>
+          <w:iCs w:val="false"/>
+        </w:rPr>
+        <w:footnoteReference w:id="37"/>
+      </w:r>
+      <w:r>
+        <w:rPr>
+          <w:rFonts w:ascii="CMU Serif" w:hAnsi="CMU Serif"/>
+          <w:i w:val="false"/>
+          <w:iCs w:val="false"/>
+        </w:rPr>
+        <w:t xml:space="preserve"> He describes this policy as part of an obsession among Brazil's elites with "Whitening" and "de-Africanizing" Brazil, which led to the creation of "the mother of all dual labor markets." The racial division of Brazilian society was a fundamental structure of the rubber boom, in which racialized groups were pushed away from the flourishing towns of the coasts and the rich plantations of the south and into the Amazon where free labor was at best a formality.</w:t>
+      </w:r>
+    </w:p>
+    <w:p>
+      <w:pPr>
+        <w:pStyle w:val="Normal"/>
+        <w:bidi w:val="0"/>
+        <w:spacing w:lineRule="auto" w:line="240"/>
+        <w:ind w:hanging="0"/>
+        <w:jc w:val="start"/>
+        <w:rPr>
+          <w:rFonts w:ascii="CMU Serif" w:hAnsi="CMU Serif"/>
+          <w:i/>
+          <w:i/>
+          <w:iCs/>
+        </w:rPr>
+      </w:pPr>
+      <w:r>
+        <w:rPr>
+          <w:rFonts w:ascii="CMU Serif" w:hAnsi="CMU Serif"/>
+          <w:i/>
+          <w:iCs/>
         </w:rPr>
       </w:r>
     </w:p>
@@ -2272,6 +2950,30 @@
         <w:ind w:firstLine="720"/>
         <w:jc w:val="start"/>
         <w:rPr>
+          <w:highlight w:val="none"/>
+          <w:shd w:fill="FFFF00" w:val="clear"/>
+        </w:rPr>
+      </w:pPr>
+      <w:r>
+        <w:rPr>
+          <w:rFonts w:ascii="CMU Serif" w:hAnsi="CMU Serif"/>
+          <w:b w:val="false"/>
+          <w:bCs w:val="false"/>
+          <w:i w:val="false"/>
+          <w:iCs w:val="false"/>
+          <w:shd w:fill="FFFF00" w:val="clear"/>
+        </w:rPr>
+        <w:t>wheras in previous extractivist systems, such as under the jesuits, the indigenous people were engaged in reproductive and agricultural activities, these were sharply curtailed by aviadores</w:t>
+      </w:r>
+    </w:p>
+    <w:p>
+      <w:pPr>
+        <w:pStyle w:val="Normal"/>
+        <w:bidi w:val="0"/>
+        <w:spacing w:lineRule="auto" w:line="240"/>
+        <w:ind w:firstLine="720"/>
+        <w:jc w:val="start"/>
+        <w:rPr>
           <w:rFonts w:ascii="CMU Serif" w:hAnsi="CMU Serif"/>
           <w:b/>
           <w:bCs/>
@@ -2365,7 +3067,7 @@
           <w:i w:val="false"/>
           <w:iCs w:val="false"/>
         </w:rPr>
-        <w:footnoteReference w:id="33"/>
+        <w:footnoteReference w:id="38"/>
       </w:r>
       <w:r>
         <w:rPr>
@@ -2386,7 +3088,7 @@
           <w:i w:val="false"/>
           <w:iCs w:val="false"/>
         </w:rPr>
-        <w:footnoteReference w:id="34"/>
+        <w:footnoteReference w:id="39"/>
       </w:r>
       <w:r>
         <w:rPr>
@@ -2398,7 +3100,7 @@
         </w:rPr>
         <w:t xml:space="preserve"> But every time success seemed to be within reach, catastrophe struck and the boulder tumbled down the hill again. His project was stymied by labor unrest and ecological disaster, and in the end his attempt to transplant the relations of production and </w:t>
       </w:r>
-      <w:commentRangeStart w:id="10"/>
+      <w:commentRangeStart w:id="21"/>
       <w:r>
         <w:rPr>
           <w:rFonts w:ascii="CMU Serif" w:hAnsi="CMU Serif"/>
@@ -2418,9 +3120,9 @@
           <w:iCs w:val="false"/>
         </w:rPr>
       </w:r>
-      <w:commentRangeEnd w:id="10"/>
-      <w:r>
-        <w:commentReference w:id="10"/>
+      <w:commentRangeEnd w:id="21"/>
+      <w:r>
+        <w:commentReference w:id="21"/>
       </w:r>
       <w:r>
         <w:rPr>
@@ -2463,7 +3165,7 @@
           <w:i w:val="false"/>
           <w:iCs w:val="false"/>
         </w:rPr>
-        <w:footnoteReference w:id="35"/>
+        <w:footnoteReference w:id="40"/>
       </w:r>
       <w:r>
         <w:rPr>
@@ -2487,7 +3189,7 @@
           <w:rFonts w:ascii="CMU Serif" w:hAnsi="CMU Serif"/>
         </w:rPr>
       </w:pPr>
-      <w:commentRangeStart w:id="11"/>
+      <w:commentRangeStart w:id="22"/>
       <w:r>
         <w:rPr>
           <w:rFonts w:ascii="CMU Serif" w:hAnsi="CMU Serif"/>
@@ -2507,9 +3209,9 @@
           <w:iCs w:val="false"/>
         </w:rPr>
       </w:r>
-      <w:commentRangeEnd w:id="11"/>
-      <w:r>
-        <w:commentReference w:id="11"/>
+      <w:commentRangeEnd w:id="22"/>
+      <w:r>
+        <w:commentReference w:id="22"/>
       </w:r>
       <w:r>
         <w:rPr>
@@ -2521,7 +3223,7 @@
         </w:rPr>
         <w:t xml:space="preserve"> This first difficulty - that of the inhospitality of the Amazon to the establishment of rubber plantations - did not exclusively affect Fordlandia, but undermined the fundamentals of plantation economics. </w:t>
       </w:r>
-      <w:commentRangeStart w:id="12"/>
+      <w:commentRangeStart w:id="23"/>
       <w:r>
         <w:rPr>
           <w:rFonts w:ascii="CMU Serif" w:hAnsi="CMU Serif"/>
@@ -2541,9 +3243,9 @@
           <w:iCs w:val="false"/>
         </w:rPr>
       </w:r>
-      <w:commentRangeEnd w:id="12"/>
-      <w:r>
-        <w:commentReference w:id="12"/>
+      <w:commentRangeEnd w:id="23"/>
+      <w:r>
+        <w:commentReference w:id="23"/>
       </w:r>
       <w:r>
         <w:rPr>
@@ -2586,7 +3288,7 @@
           <w:i w:val="false"/>
           <w:iCs w:val="false"/>
         </w:rPr>
-        <w:footnoteReference w:id="36"/>
+        <w:footnoteReference w:id="41"/>
       </w:r>
       <w:r>
         <w:rPr>
@@ -2607,7 +3309,7 @@
           <w:i w:val="false"/>
           <w:iCs w:val="false"/>
         </w:rPr>
-        <w:footnoteReference w:id="37"/>
+        <w:footnoteReference w:id="42"/>
       </w:r>
       <w:r>
         <w:rPr>
@@ -2619,7 +3321,7 @@
         </w:rPr>
         <w:t xml:space="preserve"> Even if the management of labor had presented no difficulties, </w:t>
       </w:r>
-      <w:commentRangeStart w:id="13"/>
+      <w:commentRangeStart w:id="24"/>
       <w:r>
         <w:rPr>
           <w:rFonts w:ascii="CMU Serif" w:hAnsi="CMU Serif"/>
@@ -2630,9 +3332,9 @@
         </w:rPr>
         <w:t>these measures put Amazonian plantations at a significant disadvantage against Asian plantations where the rubber pests were absent.</w:t>
       </w:r>
-      <w:commentRangeEnd w:id="13"/>
-      <w:r>
-        <w:commentReference w:id="13"/>
+      <w:commentRangeEnd w:id="24"/>
+      <w:r>
+        <w:commentReference w:id="24"/>
       </w:r>
       <w:r>
         <w:rPr>
@@ -2694,7 +3396,7 @@
           <w:i w:val="false"/>
           <w:iCs w:val="false"/>
         </w:rPr>
-        <w:footnoteReference w:id="38"/>
+        <w:footnoteReference w:id="43"/>
       </w:r>
       <w:r>
         <w:rPr>
@@ -2737,7 +3439,7 @@
           <w:i w:val="false"/>
           <w:iCs w:val="false"/>
         </w:rPr>
-        <w:footnoteReference w:id="39"/>
+        <w:footnoteReference w:id="44"/>
       </w:r>
       <w:r>
         <w:rPr>
@@ -2791,7 +3493,7 @@
           <w:i w:val="false"/>
           <w:iCs w:val="false"/>
         </w:rPr>
-        <w:footnoteReference w:id="40"/>
+        <w:footnoteReference w:id="45"/>
       </w:r>
       <w:r>
         <w:rPr>
@@ -2812,7 +3514,7 @@
           <w:i w:val="false"/>
           <w:iCs w:val="false"/>
         </w:rPr>
-        <w:footnoteReference w:id="41"/>
+        <w:footnoteReference w:id="46"/>
       </w:r>
       <w:r>
         <w:rPr>
@@ -2855,7 +3557,7 @@
           <w:i w:val="false"/>
           <w:iCs w:val="false"/>
         </w:rPr>
-        <w:footnoteReference w:id="42"/>
+        <w:footnoteReference w:id="47"/>
       </w:r>
       <w:r>
         <w:rPr>
@@ -2876,7 +3578,7 @@
           <w:i w:val="false"/>
           <w:iCs w:val="false"/>
         </w:rPr>
-        <w:footnoteReference w:id="43"/>
+        <w:footnoteReference w:id="48"/>
       </w:r>
       <w:r>
         <w:rPr>
@@ -2897,7 +3599,7 @@
           <w:i w:val="false"/>
           <w:iCs w:val="false"/>
         </w:rPr>
-        <w:footnoteReference w:id="44"/>
+        <w:footnoteReference w:id="49"/>
       </w:r>
     </w:p>
     <w:p>
@@ -2970,7 +3672,7 @@
           <w:i w:val="false"/>
           <w:iCs w:val="false"/>
         </w:rPr>
-        <w:footnoteReference w:id="45"/>
+        <w:footnoteReference w:id="50"/>
       </w:r>
       <w:r>
         <w:rPr>
@@ -2991,7 +3693,7 @@
           <w:i w:val="false"/>
           <w:iCs w:val="false"/>
         </w:rPr>
-        <w:footnoteReference w:id="46"/>
+        <w:footnoteReference w:id="51"/>
       </w:r>
     </w:p>
     <w:p>
@@ -3047,7 +3749,7 @@
           <w:iCs w:val="false"/>
           <w:shd w:fill="FFFF00" w:val="clear"/>
         </w:rPr>
-        <w:footnoteReference w:id="47"/>
+        <w:footnoteReference w:id="52"/>
       </w:r>
     </w:p>
     <w:p>
@@ -3082,7 +3784,7 @@
           <w:iCs w:val="false"/>
           <w:shd w:fill="auto" w:val="clear"/>
         </w:rPr>
-        <w:footnoteReference w:id="48"/>
+        <w:footnoteReference w:id="53"/>
       </w:r>
     </w:p>
     <w:p>
@@ -3115,7 +3817,7 @@
           <w:i w:val="false"/>
           <w:iCs w:val="false"/>
         </w:rPr>
-        <w:footnoteReference w:id="49"/>
+        <w:footnoteReference w:id="54"/>
       </w:r>
     </w:p>
     <w:p>
@@ -3208,7 +3910,7 @@
           <w:i w:val="false"/>
           <w:iCs w:val="false"/>
         </w:rPr>
-        <w:footnoteReference w:id="50"/>
+        <w:footnoteReference w:id="55"/>
       </w:r>
       <w:r>
         <w:rPr>
@@ -3225,7 +3927,7 @@
           <w:i w:val="false"/>
           <w:iCs w:val="false"/>
         </w:rPr>
-        <w:footnoteReference w:id="51"/>
+        <w:footnoteReference w:id="56"/>
       </w:r>
       <w:r>
         <w:rPr>
@@ -3262,7 +3964,7 @@
           <w:i w:val="false"/>
           <w:iCs w:val="false"/>
         </w:rPr>
-        <w:footnoteReference w:id="52"/>
+        <w:footnoteReference w:id="57"/>
       </w:r>
       <w:r>
         <w:rPr>
@@ -3279,7 +3981,7 @@
           <w:i w:val="false"/>
           <w:iCs w:val="false"/>
         </w:rPr>
-        <w:footnoteReference w:id="53"/>
+        <w:footnoteReference w:id="58"/>
       </w:r>
       <w:r>
         <w:rPr>
@@ -3296,7 +3998,7 @@
           <w:i w:val="false"/>
           <w:iCs w:val="false"/>
         </w:rPr>
-        <w:footnoteReference w:id="54"/>
+        <w:footnoteReference w:id="59"/>
       </w:r>
     </w:p>
     <w:p>
@@ -3326,7 +4028,7 @@
           <w:iCs w:val="false"/>
           <w:shd w:fill="FFFF00" w:val="clear"/>
         </w:rPr>
-        <w:footnoteReference w:id="55"/>
+        <w:footnoteReference w:id="60"/>
       </w:r>
       <w:r>
         <w:rPr>
@@ -3381,7 +4083,7 @@
           <w:iCs w:val="false"/>
           <w:shd w:fill="auto" w:val="clear"/>
         </w:rPr>
-        <w:footnoteReference w:id="56"/>
+        <w:footnoteReference w:id="61"/>
       </w:r>
       <w:r>
         <w:rPr>
@@ -3421,7 +4123,7 @@
           <w:iCs w:val="false"/>
           <w:shd w:fill="auto" w:val="clear"/>
         </w:rPr>
-        <w:footnoteReference w:id="57"/>
+        <w:footnoteReference w:id="62"/>
       </w:r>
       <w:r>
         <w:rPr>
@@ -3440,7 +4142,7 @@
           <w:iCs w:val="false"/>
           <w:shd w:fill="auto" w:val="clear"/>
         </w:rPr>
-        <w:footnoteReference w:id="58"/>
+        <w:footnoteReference w:id="63"/>
       </w:r>
       <w:r>
         <w:rPr>
@@ -3459,7 +4161,7 @@
           <w:iCs w:val="false"/>
           <w:shd w:fill="auto" w:val="clear"/>
         </w:rPr>
-        <w:footnoteReference w:id="59"/>
+        <w:footnoteReference w:id="64"/>
       </w:r>
       <w:r>
         <w:rPr>
@@ -3478,7 +4180,7 @@
           <w:iCs w:val="false"/>
           <w:shd w:fill="auto" w:val="clear"/>
         </w:rPr>
-        <w:footnoteReference w:id="60"/>
+        <w:footnoteReference w:id="65"/>
       </w:r>
       <w:r>
         <w:rPr>
@@ -3497,7 +4199,7 @@
           <w:iCs w:val="false"/>
           <w:shd w:fill="auto" w:val="clear"/>
         </w:rPr>
-        <w:footnoteReference w:id="61"/>
+        <w:footnoteReference w:id="66"/>
       </w:r>
     </w:p>
     <w:p>
@@ -3567,7 +4269,140 @@
 
 <file path=word/comments.xml><?xml version="1.0" encoding="utf-8"?>
 <w:comments xmlns:o="urn:schemas-microsoft-com:office:office" xmlns:r="http://schemas.openxmlformats.org/officeDocument/2006/relationships" xmlns:v="urn:schemas-microsoft-com:vml" xmlns:w="http://schemas.openxmlformats.org/wordprocessingml/2006/main" xmlns:w10="urn:schemas-microsoft-com:office:word" xmlns:wp="http://schemas.openxmlformats.org/drawingml/2006/wordprocessingDrawing" xmlns:wps="http://schemas.microsoft.com/office/word/2010/wordprocessingShape" xmlns:wpg="http://schemas.microsoft.com/office/word/2010/wordprocessingGroup" xmlns:mc="http://schemas.openxmlformats.org/markup-compatibility/2006" xmlns:wp14="http://schemas.microsoft.com/office/word/2010/wordprocessingDrawing" xmlns:w14="http://schemas.microsoft.com/office/word/2010/wordml" xmlns:w15="http://schemas.microsoft.com/office/word/2012/wordml" mc:Ignorable="w14 wp14 w15">
-  <w:comment w:id="0" w:author="Unknown Author" w:date="2026-04-27T14:39:48Z" w:initials="">
+  <w:comment w:id="0" w:author="Unknown Author" w:date="2026-04-30T15:29:33Z" w:initials="">
+    <w:p>
+      <w:pPr>
+        <w:rPr/>
+      </w:pPr>
+      <w:r>
+        <w:rPr>
+          <w:rFonts w:eastAsia="DejaVu Sans" w:cs="Noto Sans Arabic"/>
+          <w:kern w:val="0"/>
+          <w:lang w:val="en-US" w:eastAsia="en-US" w:bidi="en-US"/>
+        </w:rPr>
+        <w:t>RESISTANCE!</w:t>
+      </w:r>
+    </w:p>
+    <w:p>
+      <w:pPr>
+        <w:rPr/>
+      </w:pPr>
+      <w:r>
+        <w:rPr>
+          <w:rFonts w:eastAsia="DejaVu Sans" w:cs="Noto Sans Arabic"/>
+          <w:kern w:val="0"/>
+          <w:lang w:val="en-US" w:eastAsia="en-US" w:bidi="en-US"/>
+        </w:rPr>
+        <w:t>Also, terminology</w:t>
+      </w:r>
+    </w:p>
+  </w:comment>
+  <w:comment w:id="1" w:author="Unknown Author" w:date="2026-04-30T13:13:16Z" w:initials="">
+    <w:p>
+      <w:pPr>
+        <w:rPr/>
+      </w:pPr>
+      <w:r>
+        <w:rPr>
+          <w:rFonts w:eastAsia="DejaVu Sans" w:cs="Noto Sans Arabic"/>
+          <w:kern w:val="0"/>
+          <w:lang w:val="en-US" w:eastAsia="en-US" w:bidi="en-US"/>
+        </w:rPr>
+        <w:t>Did it?</w:t>
+      </w:r>
+    </w:p>
+  </w:comment>
+  <w:comment w:id="2" w:author="Unknown Author" w:date="2026-04-30T13:17:30Z" w:initials="">
+    <w:p>
+      <w:pPr>
+        <w:rPr/>
+      </w:pPr>
+      <w:r>
+        <w:rPr>
+          <w:rFonts w:eastAsia="DejaVu Sans" w:cs="Noto Sans Arabic"/>
+          <w:kern w:val="0"/>
+          <w:lang w:val="en-US" w:eastAsia="en-US" w:bidi="en-US"/>
+        </w:rPr>
+        <w:t>Cite this</w:t>
+      </w:r>
+    </w:p>
+  </w:comment>
+  <w:comment w:id="3" w:author="Unknown Author" w:date="2026-04-30T13:27:30Z" w:initials="">
+    <w:p>
+      <w:pPr>
+        <w:rPr/>
+      </w:pPr>
+      <w:r>
+        <w:rPr>
+          <w:rFonts w:eastAsia="DejaVu Sans" w:cs="Noto Sans Arabic"/>
+          <w:kern w:val="0"/>
+          <w:lang w:val="en-US" w:eastAsia="en-US" w:bidi="en-US"/>
+        </w:rPr>
+        <w:t>Cite vogel</w:t>
+      </w:r>
+    </w:p>
+  </w:comment>
+  <w:comment w:id="4" w:author="Unknown Author" w:date="2026-04-30T13:46:27Z" w:initials="">
+    <w:p>
+      <w:pPr>
+        <w:rPr/>
+      </w:pPr>
+      <w:r>
+        <w:rPr>
+          <w:rFonts w:eastAsia="DejaVu Sans" w:cs="Noto Sans Arabic"/>
+          <w:kern w:val="0"/>
+          <w:lang w:val="en-US" w:eastAsia="en-US" w:bidi="en-US"/>
+        </w:rPr>
+        <w:t>Cite munro</w:t>
+      </w:r>
+    </w:p>
+  </w:comment>
+  <w:comment w:id="5" w:author="Unknown Author" w:date="2026-04-30T13:56:59Z" w:initials="">
+    <w:p>
+      <w:pPr>
+        <w:rPr/>
+      </w:pPr>
+      <w:r>
+        <w:rPr>
+          <w:rFonts w:eastAsia="DejaVu Sans" w:cs="Noto Sans Arabic"/>
+          <w:kern w:val="0"/>
+          <w:lang w:val="en-US" w:eastAsia="en-US" w:bidi="en-US"/>
+        </w:rPr>
+        <w:t>Weinstein? Make sure this is correct.</w:t>
+      </w:r>
+    </w:p>
+  </w:comment>
+  <w:comment w:id="6" w:author="Unknown Author" w:date="2026-04-30T14:22:07Z" w:initials="">
+    <w:p>
+      <w:pPr>
+        <w:rPr/>
+      </w:pPr>
+      <w:r>
+        <w:rPr>
+          <w:rFonts w:eastAsia="DejaVu Sans" w:cs="Noto Sans Arabic"/>
+          <w:kern w:val="0"/>
+          <w:lang w:val="en-US" w:eastAsia="en-US" w:bidi="en-US"/>
+        </w:rPr>
+        <w:t>Cite wallerstein, something on partial lifetime proletarians?</w:t>
+      </w:r>
+    </w:p>
+  </w:comment>
+  <w:comment w:id="7" w:author="Unknown Author" w:date="2026-04-30T14:26:20Z" w:initials="">
+    <w:p>
+      <w:pPr>
+        <w:rPr/>
+      </w:pPr>
+      <w:r>
+        <w:rPr>
+          <w:rFonts w:eastAsia="DejaVu Sans" w:cs="Noto Sans Arabic"/>
+          <w:kern w:val="0"/>
+          <w:lang w:val="en-US" w:eastAsia="en-US" w:bidi="en-US"/>
+        </w:rPr>
+        <w:t>Cite marx on the pedestal of new world slavery</w:t>
+      </w:r>
+    </w:p>
+  </w:comment>
+  <w:comment w:id="8" w:author="Unknown Author" w:date="2026-04-27T14:39:48Z" w:initials="">
     <w:p>
       <w:pPr>
         <w:overflowPunct w:val="true"/>
@@ -3589,7 +4424,7 @@
       </w:r>
     </w:p>
   </w:comment>
-  <w:comment w:id="1" w:author="Unknown Author" w:date="2026-04-27T11:08:12Z" w:initials="">
+  <w:comment w:id="9" w:author="Unknown Author" w:date="2026-04-27T11:08:12Z" w:initials="">
     <w:p>
       <w:pPr>
         <w:overflowPunct w:val="true"/>
@@ -3605,7 +4440,7 @@
       </w:r>
     </w:p>
   </w:comment>
-  <w:comment w:id="2" w:author="Unknown Author" w:date="2026-04-27T16:20:11Z" w:initials="">
+  <w:comment w:id="10" w:author="Unknown Author" w:date="2026-04-27T16:20:11Z" w:initials="">
     <w:p>
       <w:pPr>
         <w:overflowPunct w:val="true"/>
@@ -3621,7 +4456,7 @@
       </w:r>
     </w:p>
   </w:comment>
-  <w:comment w:id="3" w:author="Unknown Author" w:date="2026-04-27T14:50:45Z" w:initials="">
+  <w:comment w:id="11" w:author="Unknown Author" w:date="2026-04-27T14:50:45Z" w:initials="">
     <w:p>
       <w:pPr>
         <w:overflowPunct w:val="true"/>
@@ -3637,7 +4472,7 @@
       </w:r>
     </w:p>
   </w:comment>
-  <w:comment w:id="4" w:author="Unknown Author" w:date="2026-04-29T10:06:41Z" w:initials="">
+  <w:comment w:id="12" w:author="Unknown Author" w:date="2026-04-29T10:06:41Z" w:initials="">
     <w:p>
       <w:pPr>
         <w:overflowPunct w:val="true"/>
@@ -3653,7 +4488,7 @@
       </w:r>
     </w:p>
   </w:comment>
-  <w:comment w:id="5" w:author="Unknown Author" w:date="2026-04-14T11:39:38Z" w:initials="">
+  <w:comment w:id="13" w:author="Unknown Author" w:date="2026-04-14T11:39:38Z" w:initials="">
     <w:p>
       <w:pPr>
         <w:overflowPunct w:val="true"/>
@@ -3669,7 +4504,7 @@
       </w:r>
     </w:p>
   </w:comment>
-  <w:comment w:id="6" w:author="Unknown Author" w:date="2026-04-24T11:15:08Z" w:initials="">
+  <w:comment w:id="14" w:author="Unknown Author" w:date="2026-04-24T11:15:08Z" w:initials="">
     <w:p>
       <w:pPr>
         <w:overflowPunct w:val="false"/>
@@ -3685,7 +4520,7 @@
       </w:r>
     </w:p>
   </w:comment>
-  <w:comment w:id="7" w:author="Unknown Author" w:date="2026-04-29T14:59:51Z" w:initials="">
+  <w:comment w:id="15" w:author="Unknown Author" w:date="2026-04-30T15:29:22Z" w:initials="">
     <w:p>
       <w:pPr>
         <w:rPr/>
@@ -3696,11 +4531,11 @@
           <w:kern w:val="0"/>
           <w:lang w:val="en-US" w:eastAsia="en-US" w:bidi="en-US"/>
         </w:rPr>
-        <w:t>Maybe add stuff here about the system of primitive accumulation and the disruption of indigenous communities</w:t>
+        <w:t>RESISTANCE!</w:t>
       </w:r>
     </w:p>
   </w:comment>
-  <w:comment w:id="8" w:author="Unknown Author" w:date="2026-04-27T14:42:21Z" w:initials="">
+  <w:comment w:id="16" w:author="Unknown Author" w:date="2026-04-29T14:59:51Z" w:initials="">
     <w:p>
       <w:pPr>
         <w:overflowPunct w:val="true"/>
@@ -3712,11 +4547,11 @@
           <w:kern w:val="0"/>
           <w:lang w:val="en-US" w:eastAsia="en-US" w:bidi="en-US"/>
         </w:rPr>
-        <w:t>Something about the high death rate of the cearans</w:t>
+        <w:t>Maybe add stuff here about the system of primitive accumulation and the disruption of indigenous communities</w:t>
       </w:r>
     </w:p>
   </w:comment>
-  <w:comment w:id="9" w:author="Unknown Author" w:date="2026-04-29T15:11:23Z" w:initials="">
+  <w:comment w:id="17" w:author="Unknown Author" w:date="2026-04-30T16:47:38Z" w:initials="">
     <w:p>
       <w:pPr>
         <w:rPr/>
@@ -3727,14 +4562,13 @@
           <w:kern w:val="0"/>
           <w:lang w:val="en-US" w:eastAsia="en-US" w:bidi="en-US"/>
         </w:rPr>
-        <w:t>How many?</w:t>
+        <w:t>cite</w:t>
       </w:r>
     </w:p>
   </w:comment>
-  <w:comment w:id="10" w:author="Unknown Author" w:date="2026-04-21T10:56:44Z" w:initials="">
-    <w:p>
-      <w:pPr>
-        <w:overflowPunct w:val="true"/>
+  <w:comment w:id="18" w:author="Unknown Author" w:date="2026-04-30T17:00:08Z" w:initials="">
+    <w:p>
+      <w:pPr>
         <w:rPr/>
       </w:pPr>
       <w:r>
@@ -3743,14 +4577,14 @@
           <w:kern w:val="0"/>
           <w:lang w:val="en-US" w:eastAsia="en-US" w:bidi="en-US"/>
         </w:rPr>
-        <w:t>Commodity production was already established – how did the attempt to generate Commodity consumption go?</w:t>
+        <w:t>Find a citation</w:t>
       </w:r>
     </w:p>
   </w:comment>
-  <w:comment w:id="11" w:author="Unknown Author" w:date="2026-04-17T11:17:36Z" w:initials="">
-    <w:p>
-      <w:pPr>
-        <w:overflowPunct w:val="false"/>
+  <w:comment w:id="19" w:author="Unknown Author" w:date="2026-04-27T14:42:21Z" w:initials="">
+    <w:p>
+      <w:pPr>
+        <w:overflowPunct w:val="true"/>
         <w:rPr/>
       </w:pPr>
       <w:r>
@@ -3759,14 +4593,14 @@
           <w:kern w:val="0"/>
           <w:lang w:val="en-US" w:eastAsia="en-US" w:bidi="en-US"/>
         </w:rPr>
-        <w:t>In malaysia chapter, address why these two factors were non-issues</w:t>
+        <w:t>Something about the high death rate of the cearans</w:t>
       </w:r>
     </w:p>
   </w:comment>
-  <w:comment w:id="12" w:author="Unknown Author" w:date="2026-04-17T11:19:52Z" w:initials="">
-    <w:p>
-      <w:pPr>
-        <w:overflowPunct w:val="false"/>
+  <w:comment w:id="20" w:author="Unknown Author" w:date="2026-04-29T15:11:23Z" w:initials="">
+    <w:p>
+      <w:pPr>
+        <w:overflowPunct w:val="true"/>
         <w:rPr/>
       </w:pPr>
       <w:r>
@@ -3775,11 +4609,59 @@
           <w:kern w:val="0"/>
           <w:lang w:val="en-US" w:eastAsia="en-US" w:bidi="en-US"/>
         </w:rPr>
+        <w:t>How many?</w:t>
+      </w:r>
+    </w:p>
+  </w:comment>
+  <w:comment w:id="21" w:author="Unknown Author" w:date="2026-04-21T10:56:44Z" w:initials="">
+    <w:p>
+      <w:pPr>
+        <w:overflowPunct w:val="true"/>
+        <w:rPr/>
+      </w:pPr>
+      <w:r>
+        <w:rPr>
+          <w:rFonts w:eastAsia="DejaVu Sans" w:cs="Noto Sans Arabic"/>
+          <w:kern w:val="0"/>
+          <w:lang w:val="en-US" w:eastAsia="en-US" w:bidi="en-US"/>
+        </w:rPr>
+        <w:t>Commodity production was already established – how did the attempt to generate Commodity consumption go?</w:t>
+      </w:r>
+    </w:p>
+  </w:comment>
+  <w:comment w:id="22" w:author="Unknown Author" w:date="2026-04-17T11:17:36Z" w:initials="">
+    <w:p>
+      <w:pPr>
+        <w:overflowPunct w:val="false"/>
+        <w:rPr/>
+      </w:pPr>
+      <w:r>
+        <w:rPr>
+          <w:rFonts w:eastAsia="DejaVu Sans" w:cs="Noto Sans Arabic"/>
+          <w:kern w:val="0"/>
+          <w:lang w:val="en-US" w:eastAsia="en-US" w:bidi="en-US"/>
+        </w:rPr>
+        <w:t>In malaysia chapter, address why these two factors were non-issues</w:t>
+      </w:r>
+    </w:p>
+  </w:comment>
+  <w:comment w:id="23" w:author="Unknown Author" w:date="2026-04-17T11:19:52Z" w:initials="">
+    <w:p>
+      <w:pPr>
+        <w:overflowPunct w:val="false"/>
+        <w:rPr/>
+      </w:pPr>
+      <w:r>
+        <w:rPr>
+          <w:rFonts w:eastAsia="DejaVu Sans" w:cs="Noto Sans Arabic"/>
+          <w:kern w:val="0"/>
+          <w:lang w:val="en-US" w:eastAsia="en-US" w:bidi="en-US"/>
+        </w:rPr>
         <w:t>Find citations for this</w:t>
       </w:r>
     </w:p>
   </w:comment>
-  <w:comment w:id="13" w:author="Unknown Author" w:date="2026-04-17T11:22:33Z" w:initials="">
+  <w:comment w:id="24" w:author="Unknown Author" w:date="2026-04-17T11:22:33Z" w:initials="">
     <w:p>
       <w:pPr>
         <w:overflowPunct w:val="false"/>
@@ -3835,7 +4717,7 @@
     </w:r>
     <w:r>
       <w:rPr/>
-      <w:t>17</w:t>
+      <w:t>20</w:t>
     </w:r>
     <w:r>
       <w:rPr/>
@@ -3869,7 +4751,7 @@
     </w:r>
     <w:r>
       <w:rPr/>
-      <w:t>17</w:t>
+      <w:t>20</w:t>
     </w:r>
     <w:r>
       <w:rPr/>
@@ -3925,17 +4807,17 @@
       </w:r>
       <w:r>
         <w:rPr/>
-        <w:t xml:space="preserve">Austin Coates, </w:t>
-      </w:r>
-      <w:r>
-        <w:rPr>
-          <w:i/>
-        </w:rPr>
-        <w:t>The Commerce in Rubber: The First 250 Years</w:t>
-      </w:r>
-      <w:r>
-        <w:rPr/>
-        <w:t xml:space="preserve"> (Oxford University Press, 1988).</w:t>
+        <w:t xml:space="preserve">Tithi Bhattacharya, ed., </w:t>
+      </w:r>
+      <w:r>
+        <w:rPr>
+          <w:i/>
+        </w:rPr>
+        <w:t>Social Reproduction Theory: Remapping Class, Recentering Oppression</w:t>
+      </w:r>
+      <w:r>
+        <w:rPr/>
+        <w:t xml:space="preserve"> (Pluto Press, 2017).</w:t>
       </w:r>
     </w:p>
   </w:footnote>
@@ -3958,17 +4840,17 @@
       </w:r>
       <w:r>
         <w:rPr/>
-        <w:t xml:space="preserve">Herbert Morawetz, “History of Rubber Research,” </w:t>
-      </w:r>
-      <w:r>
-        <w:rPr>
-          <w:i/>
-        </w:rPr>
-        <w:t>Rubber Chemistry and Technology</w:t>
-      </w:r>
-      <w:r>
-        <w:rPr/>
-        <w:t xml:space="preserve"> 73, no. 3 (2000): 405–26.</w:t>
+        <w:t xml:space="preserve">Austin Coates, </w:t>
+      </w:r>
+      <w:r>
+        <w:rPr>
+          <w:i/>
+        </w:rPr>
+        <w:t>The Commerce in Rubber: The First 250 Years</w:t>
+      </w:r>
+      <w:r>
+        <w:rPr/>
+        <w:t xml:space="preserve"> (Oxford University Press, 1988).</w:t>
       </w:r>
     </w:p>
   </w:footnote>
@@ -3991,17 +4873,17 @@
       </w:r>
       <w:r>
         <w:rPr/>
-        <w:t xml:space="preserve">Burgess Darrow, “Pneumatic Tires - Old and New,” </w:t>
-      </w:r>
-      <w:r>
-        <w:rPr>
-          <w:i/>
-        </w:rPr>
-        <w:t>SAE Transactions</w:t>
-      </w:r>
-      <w:r>
-        <w:rPr/>
-        <w:t xml:space="preserve"> 27 (1932): 438–44.</w:t>
+        <w:t xml:space="preserve">Herbert Morawetz, “History of Rubber Research,” </w:t>
+      </w:r>
+      <w:r>
+        <w:rPr>
+          <w:i/>
+        </w:rPr>
+        <w:t>Rubber Chemistry and Technology</w:t>
+      </w:r>
+      <w:r>
+        <w:rPr/>
+        <w:t xml:space="preserve"> 73, no. 3 (2000): 405–26.</w:t>
       </w:r>
     </w:p>
   </w:footnote>
@@ -4024,17 +4906,17 @@
       </w:r>
       <w:r>
         <w:rPr/>
-        <w:t xml:space="preserve">P. W. Litchfield, “PNEUMATIC TIRES,” </w:t>
-      </w:r>
-      <w:r>
-        <w:rPr>
-          <w:i/>
-        </w:rPr>
-        <w:t>Transactions (Society of Automobile Engineers)</w:t>
-      </w:r>
-      <w:r>
-        <w:rPr/>
-        <w:t xml:space="preserve"> 8 (1913): 208–23.</w:t>
+        <w:t xml:space="preserve">Burgess Darrow, “Pneumatic Tires - Old and New,” </w:t>
+      </w:r>
+      <w:r>
+        <w:rPr>
+          <w:i/>
+        </w:rPr>
+        <w:t>SAE Transactions</w:t>
+      </w:r>
+      <w:r>
+        <w:rPr/>
+        <w:t xml:space="preserve"> 27 (1932): 438–44.</w:t>
       </w:r>
     </w:p>
   </w:footnote>
@@ -4057,17 +4939,17 @@
       </w:r>
       <w:r>
         <w:rPr/>
-        <w:t xml:space="preserve">Guido Buenstorf and Steven Klepper, “Submarket Dynamics and Innovation: The Case of the US Tire Industry,” </w:t>
-      </w:r>
-      <w:r>
-        <w:rPr>
-          <w:i/>
-        </w:rPr>
-        <w:t>Industrial and Corporate Change</w:t>
-      </w:r>
-      <w:r>
-        <w:rPr/>
-        <w:t xml:space="preserve"> 19, no. 5 (2010): 1563–87.</w:t>
+        <w:t xml:space="preserve">P. W. Litchfield, “PNEUMATIC TIRES,” </w:t>
+      </w:r>
+      <w:r>
+        <w:rPr>
+          <w:i/>
+        </w:rPr>
+        <w:t>Transactions (Society of Automobile Engineers)</w:t>
+      </w:r>
+      <w:r>
+        <w:rPr/>
+        <w:t xml:space="preserve"> 8 (1913): 208–23.</w:t>
       </w:r>
     </w:p>
   </w:footnote>
@@ -4090,11 +4972,44 @@
       </w:r>
       <w:r>
         <w:rPr/>
-        <w:t>The rise of plantation labor in Asia will be the subject of Chapter 5.</w:t>
+        <w:t xml:space="preserve">Guido Buenstorf and Steven Klepper, “Submarket Dynamics and Innovation: The Case of the US Tire Industry,” </w:t>
+      </w:r>
+      <w:r>
+        <w:rPr>
+          <w:i/>
+        </w:rPr>
+        <w:t>Industrial and Corporate Change</w:t>
+      </w:r>
+      <w:r>
+        <w:rPr/>
+        <w:t xml:space="preserve"> 19, no. 5 (2010): 1563–87.</w:t>
       </w:r>
     </w:p>
   </w:footnote>
   <w:footnote w:id="8">
+    <w:p>
+      <w:pPr>
+        <w:pStyle w:val="FootnoteText"/>
+        <w:rPr/>
+      </w:pPr>
+      <w:r>
+        <w:rPr>
+          <w:rStyle w:val="FootnoteCharacters"/>
+        </w:rPr>
+        <w:footnoteRef/>
+      </w:r>
+      <w:r>
+        <w:rPr/>
+        <w:tab/>
+        <w:t xml:space="preserve"> </w:t>
+      </w:r>
+      <w:r>
+        <w:rPr/>
+        <w:t>The rise of plantation labor in Asia will be the subject of Chapter 5.</w:t>
+      </w:r>
+    </w:p>
+  </w:footnote>
+  <w:footnote w:id="9">
     <w:p>
       <w:pPr>
         <w:pStyle w:val="FootnoteText"/>
@@ -4159,7 +5074,7 @@
       </w:r>
     </w:p>
   </w:footnote>
-  <w:footnote w:id="9">
+  <w:footnote w:id="10">
     <w:p>
       <w:pPr>
         <w:pStyle w:val="FootnoteText"/>
@@ -4189,39 +5104,6 @@
       <w:r>
         <w:rPr/>
         <w:t>, no. 181, Trade Promotion Series (U. S. Department of Commerce, 1938).</w:t>
-      </w:r>
-    </w:p>
-  </w:footnote>
-  <w:footnote w:id="10">
-    <w:p>
-      <w:pPr>
-        <w:pStyle w:val="FootnoteText"/>
-        <w:rPr/>
-      </w:pPr>
-      <w:r>
-        <w:rPr>
-          <w:rStyle w:val="FootnoteCharacters"/>
-        </w:rPr>
-        <w:footnoteRef/>
-      </w:r>
-      <w:r>
-        <w:rPr/>
-        <w:tab/>
-        <w:t xml:space="preserve"> </w:t>
-      </w:r>
-      <w:r>
-        <w:rPr/>
-        <w:t xml:space="preserve">Stephen G. Bunker, </w:t>
-      </w:r>
-      <w:r>
-        <w:rPr>
-          <w:i/>
-        </w:rPr>
-        <w:t>Underdeveloping the Amazon: Extraction, Unequal Exchange, and the Failure of the Modern State</w:t>
-      </w:r>
-      <w:r>
-        <w:rPr/>
-        <w:t xml:space="preserve"> (University of Illinois Press, 1985). 25</w:t>
       </w:r>
     </w:p>
   </w:footnote>
@@ -4244,21 +5126,54 @@
       </w:r>
       <w:r>
         <w:rPr/>
-        <w:t xml:space="preserve">Bunker, </w:t>
-      </w:r>
-      <w:r>
-        <w:rPr>
-          <w:i/>
-        </w:rPr>
-        <w:t>Underdeveloping the Amazon</w:t>
-      </w:r>
-      <w:r>
-        <w:rPr/>
-        <w:t>. 25</w:t>
+        <w:t xml:space="preserve">Stephen G. Bunker, </w:t>
+      </w:r>
+      <w:r>
+        <w:rPr>
+          <w:i/>
+        </w:rPr>
+        <w:t>Underdeveloping the Amazon: Extraction, Unequal Exchange, and the Failure of the Modern State</w:t>
+      </w:r>
+      <w:r>
+        <w:rPr/>
+        <w:t xml:space="preserve"> (University of Illinois Press, 1985). 25</w:t>
       </w:r>
     </w:p>
   </w:footnote>
   <w:footnote w:id="12">
+    <w:p>
+      <w:pPr>
+        <w:pStyle w:val="FootnoteText"/>
+        <w:rPr/>
+      </w:pPr>
+      <w:r>
+        <w:rPr>
+          <w:rStyle w:val="FootnoteCharacters"/>
+        </w:rPr>
+        <w:footnoteRef/>
+      </w:r>
+      <w:r>
+        <w:rPr/>
+        <w:tab/>
+        <w:t xml:space="preserve"> </w:t>
+      </w:r>
+      <w:r>
+        <w:rPr/>
+        <w:t xml:space="preserve">Bunker, </w:t>
+      </w:r>
+      <w:r>
+        <w:rPr>
+          <w:i/>
+        </w:rPr>
+        <w:t>Underdeveloping the Amazon</w:t>
+      </w:r>
+      <w:r>
+        <w:rPr/>
+        <w:t>. 25</w:t>
+      </w:r>
+    </w:p>
+  </w:footnote>
+  <w:footnote w:id="13">
     <w:p>
       <w:pPr>
         <w:pStyle w:val="FootnoteText"/>
@@ -4303,7 +5218,7 @@
       </w:r>
     </w:p>
   </w:footnote>
-  <w:footnote w:id="13">
+  <w:footnote w:id="14">
     <w:p>
       <w:pPr>
         <w:pStyle w:val="FootnoteText"/>
@@ -4333,31 +5248,6 @@
       <w:r>
         <w:rPr/>
         <w:t>. 66</w:t>
-      </w:r>
-    </w:p>
-  </w:footnote>
-  <w:footnote w:id="14">
-    <w:p>
-      <w:pPr>
-        <w:pStyle w:val="FootnoteText"/>
-        <w:rPr/>
-      </w:pPr>
-      <w:r>
-        <w:rPr>
-          <w:rStyle w:val="FootnoteCharacters"/>
-        </w:rPr>
-        <w:footnoteRef/>
-      </w:r>
-      <w:r>
-        <w:rPr/>
-        <w:tab/>
-        <w:t xml:space="preserve"> </w:t>
-      </w:r>
-      <w:r>
-        <w:rPr>
-          <w:shd w:fill="FFFF00" w:val="clear"/>
-        </w:rPr>
-        <w:t>hardenburg and cook</w:t>
       </w:r>
     </w:p>
   </w:footnote>
@@ -4379,18 +5269,10 @@
         <w:t xml:space="preserve"> </w:t>
       </w:r>
       <w:r>
-        <w:rPr/>
-        <w:t xml:space="preserve">Charles Edmond Akers, </w:t>
-      </w:r>
-      <w:r>
-        <w:rPr>
-          <w:i/>
-        </w:rPr>
-        <w:t>The Rubber Industry in Brazil and the Orient</w:t>
-      </w:r>
-      <w:r>
-        <w:rPr/>
-        <w:t xml:space="preserve"> (Methuen &amp; Co. Ltd., 1914). 8</w:t>
+        <w:rPr>
+          <w:shd w:fill="FFFF00" w:val="clear"/>
+        </w:rPr>
+        <w:t>hardenburg and cook</w:t>
       </w:r>
     </w:p>
   </w:footnote>
@@ -4413,17 +5295,17 @@
       </w:r>
       <w:r>
         <w:rPr/>
-        <w:t xml:space="preserve">Oliver T. Coomes and Bradford L. Barham, “The Amazon Rubber Boom: Labor Control, Resistance, and Failed Plantation Development Revisited,” </w:t>
-      </w:r>
-      <w:r>
-        <w:rPr>
-          <w:i/>
-        </w:rPr>
-        <w:t>Hispanic American Historical Review</w:t>
-      </w:r>
-      <w:r>
-        <w:rPr/>
-        <w:t xml:space="preserve"> (Durham) 74, no. 2 (1994): 231–57.</w:t>
+        <w:t xml:space="preserve">Charles Edmond Akers, </w:t>
+      </w:r>
+      <w:r>
+        <w:rPr>
+          <w:i/>
+        </w:rPr>
+        <w:t>The Rubber Industry in Brazil and the Orient</w:t>
+      </w:r>
+      <w:r>
+        <w:rPr/>
+        <w:t xml:space="preserve"> (Methuen &amp; Co. Ltd., 1914). 8</w:t>
       </w:r>
     </w:p>
   </w:footnote>
@@ -4446,21 +5328,17 @@
       </w:r>
       <w:r>
         <w:rPr/>
-        <w:t xml:space="preserve">Chris C. Park, </w:t>
-      </w:r>
-      <w:r>
-        <w:rPr>
-          <w:i/>
-        </w:rPr>
-        <w:t>Tropical Rainforests</w:t>
-      </w:r>
-      <w:r>
-        <w:rPr/>
-        <w:t xml:space="preserve"> (Routledge, 1992).</w:t>
-      </w:r>
-      <w:r>
-        <w:rPr/>
-        <w:t xml:space="preserve"> 108.</w:t>
+        <w:t xml:space="preserve">Oliver T. Coomes and Bradford L. Barham, “The Amazon Rubber Boom: Labor Control, Resistance, and Failed Plantation Development Revisited,” </w:t>
+      </w:r>
+      <w:r>
+        <w:rPr>
+          <w:i/>
+        </w:rPr>
+        <w:t>Hispanic American Historical Review</w:t>
+      </w:r>
+      <w:r>
+        <w:rPr/>
+        <w:t xml:space="preserve"> (Durham) 74, no. 2 (1994): 231–57.</w:t>
       </w:r>
     </w:p>
   </w:footnote>
@@ -4483,21 +5361,17 @@
       </w:r>
       <w:r>
         <w:rPr/>
-        <w:t xml:space="preserve">Weinstein, </w:t>
-      </w:r>
-      <w:r>
-        <w:rPr>
-          <w:i/>
-        </w:rPr>
-        <w:t>The Amazon Rubber Boom, 1850-1920</w:t>
-      </w:r>
-      <w:r>
-        <w:rPr/>
-        <w:t>.</w:t>
-      </w:r>
-      <w:r>
-        <w:rPr/>
-        <w:t xml:space="preserve"> 10</w:t>
+        <w:t xml:space="preserve">Chris C. Park, </w:t>
+      </w:r>
+      <w:r>
+        <w:rPr>
+          <w:i/>
+        </w:rPr>
+        <w:t>Tropical Rainforests</w:t>
+      </w:r>
+      <w:r>
+        <w:rPr/>
+        <w:t xml:space="preserve"> (Routledge, 1992). 108.</w:t>
       </w:r>
     </w:p>
   </w:footnote>
@@ -4530,7 +5404,7 @@
       </w:r>
       <w:r>
         <w:rPr/>
-        <w:t>. 11</w:t>
+        <w:t>. 10</w:t>
       </w:r>
     </w:p>
   </w:footnote>
@@ -4553,21 +5427,17 @@
       </w:r>
       <w:r>
         <w:rPr/>
-        <w:t xml:space="preserve">Colin M. MacLachlin, “The Indian Labor Structure in the Portuguese Amazon, 1700-1800,” in </w:t>
-      </w:r>
-      <w:r>
-        <w:rPr>
-          <w:i/>
-        </w:rPr>
-        <w:t>Colonial Roots of Modern Brazil: Papers of the Newberry Library Conference</w:t>
-      </w:r>
-      <w:r>
-        <w:rPr/>
-        <w:t>, ed. Dauril Alden (University of California Press, 1973).</w:t>
-      </w:r>
-      <w:r>
-        <w:rPr/>
-        <w:t xml:space="preserve"> 201</w:t>
+        <w:t xml:space="preserve">Weinstein, </w:t>
+      </w:r>
+      <w:r>
+        <w:rPr>
+          <w:i/>
+        </w:rPr>
+        <w:t>The Amazon Rubber Boom, 1850-1920</w:t>
+      </w:r>
+      <w:r>
+        <w:rPr/>
+        <w:t>. 11</w:t>
       </w:r>
     </w:p>
   </w:footnote>
@@ -4590,25 +5460,199 @@
       </w:r>
       <w:r>
         <w:rPr/>
-        <w:t xml:space="preserve">Weinstein, </w:t>
-      </w:r>
-      <w:r>
-        <w:rPr>
-          <w:i/>
-        </w:rPr>
-        <w:t>The Amazon Rubber Boom, 1850-1920</w:t>
-      </w:r>
-      <w:r>
-        <w:rPr/>
-        <w:t>. 1</w:t>
-      </w:r>
-      <w:r>
-        <w:rPr/>
-        <w:t>2</w:t>
+        <w:t xml:space="preserve">Colin M. MacLachlin, “The Indian Labor Structure in the Portuguese Amazon, 1700-1800,” in </w:t>
+      </w:r>
+      <w:r>
+        <w:rPr>
+          <w:i/>
+        </w:rPr>
+        <w:t>Colonial Roots of Modern Brazil: Papers of the Newberry Library Conference</w:t>
+      </w:r>
+      <w:r>
+        <w:rPr/>
+        <w:t>, ed. Dauril Alden (University of California Press, 1973). 201</w:t>
       </w:r>
     </w:p>
   </w:footnote>
   <w:footnote w:id="22">
+    <w:p>
+      <w:pPr>
+        <w:pStyle w:val="FootnoteText"/>
+        <w:rPr/>
+      </w:pPr>
+      <w:r>
+        <w:rPr>
+          <w:rStyle w:val="FootnoteCharacters"/>
+        </w:rPr>
+        <w:footnoteRef/>
+      </w:r>
+      <w:r>
+        <w:rPr/>
+        <w:tab/>
+        <w:t xml:space="preserve"> </w:t>
+      </w:r>
+      <w:r>
+        <w:rPr/>
+        <w:t xml:space="preserve">Weinstein, </w:t>
+      </w:r>
+      <w:r>
+        <w:rPr>
+          <w:i/>
+        </w:rPr>
+        <w:t>The Amazon Rubber Boom, 1850-1920</w:t>
+      </w:r>
+      <w:r>
+        <w:rPr/>
+        <w:t>. 12</w:t>
+      </w:r>
+    </w:p>
+  </w:footnote>
+  <w:footnote w:id="23">
+    <w:p>
+      <w:pPr>
+        <w:pStyle w:val="FootnoteText"/>
+        <w:rPr/>
+      </w:pPr>
+      <w:r>
+        <w:rPr>
+          <w:rStyle w:val="FootnoteCharacters"/>
+        </w:rPr>
+        <w:footnoteRef/>
+      </w:r>
+      <w:r>
+        <w:rPr/>
+        <w:tab/>
+        <w:t xml:space="preserve"> </w:t>
+      </w:r>
+      <w:r>
+        <w:rPr/>
+        <w:t xml:space="preserve">Adalberto Paz and Bryan Pitts, “Free and Unfree Labor in the Nineteenth-Century Brazilian Amazon,” </w:t>
+      </w:r>
+      <w:r>
+        <w:rPr>
+          <w:i/>
+        </w:rPr>
+        <w:t>International Review of Social History</w:t>
+      </w:r>
+      <w:r>
+        <w:rPr/>
+        <w:t xml:space="preserve"> 62 (2017)</w:t>
+      </w:r>
+      <w:r>
+        <w:rPr/>
+        <w:t>.</w:t>
+      </w:r>
+      <w:r>
+        <w:rPr/>
+        <w:t xml:space="preserve"> </w:t>
+      </w:r>
+      <w:r>
+        <w:rPr/>
+        <w:t>26</w:t>
+      </w:r>
+      <w:r>
+        <w:rPr/>
+        <w:t>.</w:t>
+      </w:r>
+    </w:p>
+  </w:footnote>
+  <w:footnote w:id="24">
+    <w:p>
+      <w:pPr>
+        <w:pStyle w:val="FootnoteText"/>
+        <w:rPr/>
+      </w:pPr>
+      <w:r>
+        <w:rPr>
+          <w:rStyle w:val="FootnoteCharacters"/>
+        </w:rPr>
+        <w:footnoteRef/>
+      </w:r>
+      <w:r>
+        <w:rPr/>
+        <w:tab/>
+        <w:t xml:space="preserve"> </w:t>
+      </w:r>
+      <w:r>
+        <w:rPr>
+          <w:shd w:fill="FFFF00" w:val="clear"/>
+        </w:rPr>
+        <w:t>https://omaringa.com.br/en/column/historical-dates/March-25--1884%3A-Cear%C3%A1-abolishes-slavery-before-the-Golden-Law-and-enters-Brazilian-history.</w:t>
+      </w:r>
+      <w:r>
+        <w:rPr/>
+        <w:t>/</w:t>
+      </w:r>
+    </w:p>
+  </w:footnote>
+  <w:footnote w:id="25">
+    <w:p>
+      <w:pPr>
+        <w:pStyle w:val="FootnoteText"/>
+        <w:rPr>
+          <w:highlight w:val="none"/>
+          <w:shd w:fill="FFFF00" w:val="clear"/>
+        </w:rPr>
+      </w:pPr>
+      <w:r>
+        <w:rPr>
+          <w:rStyle w:val="FootnoteCharacters"/>
+        </w:rPr>
+        <w:footnoteRef/>
+      </w:r>
+      <w:r>
+        <w:rPr>
+          <w:shd w:fill="FFFF00" w:val="clear"/>
+        </w:rPr>
+        <w:tab/>
+        <w:t xml:space="preserve"> </w:t>
+      </w:r>
+      <w:r>
+        <w:rPr>
+          <w:shd w:fill="FFFF00" w:val="clear"/>
+        </w:rPr>
+        <w:t>https://agenciacenarium.com.br/137-years-ago-am-signed-the-slave-liberation-charter-we-are-still-the-protagonists-of-our-own-freedom/?lang=en</w:t>
+      </w:r>
+    </w:p>
+  </w:footnote>
+  <w:footnote w:id="26">
+    <w:p>
+      <w:pPr>
+        <w:pStyle w:val="FootnoteText"/>
+        <w:rPr/>
+      </w:pPr>
+      <w:r>
+        <w:rPr>
+          <w:rStyle w:val="FootnoteCharacters"/>
+        </w:rPr>
+        <w:footnoteRef/>
+      </w:r>
+      <w:r>
+        <w:rPr/>
+        <w:tab/>
+        <w:t xml:space="preserve"> </w:t>
+      </w:r>
+      <w:r>
+        <w:rPr/>
+        <w:t xml:space="preserve">David Baranov, </w:t>
+      </w:r>
+      <w:r>
+        <w:rPr>
+          <w:i/>
+        </w:rPr>
+        <w:t>The Abolition of Slavery in Brazil: The “Liberation” of Africans Through the Emancipation of Capital</w:t>
+      </w:r>
+      <w:r>
+        <w:rPr/>
+        <w:t>, Contributions in Latin American Studies 17 (Greenwood Press, 2000).</w:t>
+      </w:r>
+      <w:r>
+        <w:rPr/>
+        <w:t xml:space="preserve"> 7.</w:t>
+      </w:r>
+    </w:p>
+  </w:footnote>
+  <w:footnote w:id="27">
     <w:p>
       <w:pPr>
         <w:pStyle w:val="FootnoteText"/>
@@ -4653,7 +5697,7 @@
       </w:r>
     </w:p>
   </w:footnote>
-  <w:footnote w:id="23">
+  <w:footnote w:id="28">
     <w:p>
       <w:pPr>
         <w:pStyle w:val="FootnoteText"/>
@@ -4683,141 +5727,6 @@
       <w:r>
         <w:rPr/>
         <w:t xml:space="preserve"> (2001; Verso, 2017). 20</w:t>
-      </w:r>
-    </w:p>
-  </w:footnote>
-  <w:footnote w:id="24">
-    <w:p>
-      <w:pPr>
-        <w:pStyle w:val="FootnoteText"/>
-        <w:rPr/>
-      </w:pPr>
-      <w:r>
-        <w:rPr>
-          <w:rStyle w:val="FootnoteCharacters"/>
-        </w:rPr>
-        <w:footnoteRef/>
-      </w:r>
-      <w:r>
-        <w:rPr/>
-        <w:tab/>
-        <w:t xml:space="preserve"> </w:t>
-      </w:r>
-      <w:r>
-        <w:rPr/>
-        <w:t xml:space="preserve">Davis, </w:t>
-      </w:r>
-      <w:r>
-        <w:rPr>
-          <w:i/>
-        </w:rPr>
-        <w:t>Late Victorian Holocausts</w:t>
-      </w:r>
-      <w:r>
-        <w:rPr/>
-        <w:t>. 405</w:t>
-      </w:r>
-    </w:p>
-  </w:footnote>
-  <w:footnote w:id="25">
-    <w:p>
-      <w:pPr>
-        <w:pStyle w:val="FootnoteText"/>
-        <w:rPr/>
-      </w:pPr>
-      <w:r>
-        <w:rPr>
-          <w:rStyle w:val="FootnoteCharacters"/>
-        </w:rPr>
-        <w:footnoteRef/>
-      </w:r>
-      <w:r>
-        <w:rPr/>
-        <w:tab/>
-        <w:t xml:space="preserve"> </w:t>
-      </w:r>
-      <w:r>
-        <w:rPr/>
-        <w:t xml:space="preserve">Bernard J. Siegel, “Migration Dynamics in the Interior of Ceará, Brazil,” </w:t>
-      </w:r>
-      <w:r>
-        <w:rPr>
-          <w:i/>
-        </w:rPr>
-        <w:t>Southwestern Journal of Anthropology</w:t>
-      </w:r>
-      <w:r>
-        <w:rPr/>
-        <w:t xml:space="preserve"> 27, no. 3 (1971): 234–58. 235</w:t>
-      </w:r>
-    </w:p>
-  </w:footnote>
-  <w:footnote w:id="26">
-    <w:p>
-      <w:pPr>
-        <w:pStyle w:val="FootnoteText"/>
-        <w:rPr/>
-      </w:pPr>
-      <w:r>
-        <w:rPr>
-          <w:rStyle w:val="FootnoteCharacters"/>
-        </w:rPr>
-        <w:footnoteRef/>
-      </w:r>
-      <w:r>
-        <w:rPr/>
-        <w:tab/>
-        <w:t xml:space="preserve"> </w:t>
-      </w:r>
-      <w:r>
-        <w:rPr/>
-        <w:t>Siegel, “Migration Dynamics in the Interior of Ceará, Brazil.” 251</w:t>
-      </w:r>
-    </w:p>
-  </w:footnote>
-  <w:footnote w:id="27">
-    <w:p>
-      <w:pPr>
-        <w:pStyle w:val="FootnoteText"/>
-        <w:rPr/>
-      </w:pPr>
-      <w:r>
-        <w:rPr>
-          <w:rStyle w:val="FootnoteCharacters"/>
-        </w:rPr>
-        <w:footnoteRef/>
-      </w:r>
-      <w:r>
-        <w:rPr/>
-        <w:tab/>
-        <w:t xml:space="preserve"> </w:t>
-      </w:r>
-      <w:r>
-        <w:rPr/>
-        <w:t>Siegel, “Migration Dynamics in the Interior of Ceará, Brazil.” 253</w:t>
-      </w:r>
-    </w:p>
-  </w:footnote>
-  <w:footnote w:id="28">
-    <w:p>
-      <w:pPr>
-        <w:pStyle w:val="FootnoteText"/>
-        <w:rPr/>
-      </w:pPr>
-      <w:r>
-        <w:rPr>
-          <w:rStyle w:val="FootnoteCharacters"/>
-        </w:rPr>
-        <w:footnoteRef/>
-      </w:r>
-      <w:r>
-        <w:rPr/>
-        <w:tab/>
-        <w:t xml:space="preserve"> </w:t>
-      </w:r>
-      <w:r>
-        <w:rPr/>
-        <w:t>Siegel, “Migration Dynamics in the Interior of Ceará, Brazil.” 243</w:t>
       </w:r>
     </w:p>
   </w:footnote>
@@ -4850,7 +5759,7 @@
       </w:r>
       <w:r>
         <w:rPr/>
-        <w:t>. 398</w:t>
+        <w:t>. 405</w:t>
       </w:r>
     </w:p>
   </w:footnote>
@@ -4873,7 +5782,17 @@
       </w:r>
       <w:r>
         <w:rPr/>
-        <w:t>Siegel, “Migration Dynamics in the Interior of Ceará, Brazil.”</w:t>
+        <w:t xml:space="preserve">Bernard J. Siegel, “Migration Dynamics in the Interior of Ceará, Brazil,” </w:t>
+      </w:r>
+      <w:r>
+        <w:rPr>
+          <w:i/>
+        </w:rPr>
+        <w:t>Southwestern Journal of Anthropology</w:t>
+      </w:r>
+      <w:r>
+        <w:rPr/>
+        <w:t xml:space="preserve"> 27, no. 3 (1971): 234–58. 235</w:t>
       </w:r>
     </w:p>
   </w:footnote>
@@ -4896,7 +5815,7 @@
       </w:r>
       <w:r>
         <w:rPr/>
-        <w:t>Brooks, “HUMAN RESPONSE TO RECURRENT DROUGHT IN NORTHEASTERN BRAZIL.” 43</w:t>
+        <w:t>Siegel, “Migration Dynamics in the Interior of Ceará, Brazil.” 251</w:t>
       </w:r>
     </w:p>
   </w:footnote>
@@ -4919,17 +5838,7 @@
       </w:r>
       <w:r>
         <w:rPr/>
-        <w:t xml:space="preserve">Davis, </w:t>
-      </w:r>
-      <w:r>
-        <w:rPr>
-          <w:i/>
-        </w:rPr>
-        <w:t>Late Victorian Holocausts</w:t>
-      </w:r>
-      <w:r>
-        <w:rPr/>
-        <w:t>. 403</w:t>
+        <w:t>Siegel, “Migration Dynamics in the Interior of Ceará, Brazil.” 253</w:t>
       </w:r>
     </w:p>
   </w:footnote>
@@ -4952,17 +5861,7 @@
       </w:r>
       <w:r>
         <w:rPr/>
-        <w:t xml:space="preserve">Weinstein, </w:t>
-      </w:r>
-      <w:r>
-        <w:rPr>
-          <w:i/>
-        </w:rPr>
-        <w:t>The Amazon Rubber Boom, 1850-1920</w:t>
-      </w:r>
-      <w:r>
-        <w:rPr/>
-        <w:t>. 33</w:t>
+        <w:t>Siegel, “Migration Dynamics in the Interior of Ceará, Brazil.” 243</w:t>
       </w:r>
     </w:p>
   </w:footnote>
@@ -4985,17 +5884,17 @@
       </w:r>
       <w:r>
         <w:rPr/>
-        <w:t xml:space="preserve">Greg Grandin, </w:t>
-      </w:r>
-      <w:r>
-        <w:rPr>
-          <w:i/>
-        </w:rPr>
-        <w:t>Fordlandia: The Rise and Fall of Henry Ford’s Forgotten Jungle City</w:t>
-      </w:r>
-      <w:r>
-        <w:rPr/>
-        <w:t xml:space="preserve"> (Metropolitan Books, 2009).</w:t>
+        <w:t xml:space="preserve">Davis, </w:t>
+      </w:r>
+      <w:r>
+        <w:rPr>
+          <w:i/>
+        </w:rPr>
+        <w:t>Late Victorian Holocausts</w:t>
+      </w:r>
+      <w:r>
+        <w:rPr/>
+        <w:t>. 398</w:t>
       </w:r>
     </w:p>
   </w:footnote>
@@ -5018,17 +5917,7 @@
       </w:r>
       <w:r>
         <w:rPr/>
-        <w:t xml:space="preserve">Antonio Gramsci, "Americanism and Fordism," in Antonio Gramsci, </w:t>
-      </w:r>
-      <w:r>
-        <w:rPr>
-          <w:i/>
-        </w:rPr>
-        <w:t>Selections from the Prison Notebooks</w:t>
-      </w:r>
-      <w:r>
-        <w:rPr/>
-        <w:t>, trans. Hoare Quintin and Geoffrey Nowell Smith (International Publishers Co, 1971).</w:t>
+        <w:t>Siegel, “Migration Dynamics in the Interior of Ceará, Brazil.”</w:t>
       </w:r>
     </w:p>
   </w:footnote>
@@ -5047,21 +5936,11 @@
       <w:r>
         <w:rPr/>
         <w:tab/>
-        <w:t xml:space="preserve"> “</w:t>
-      </w:r>
-      <w:r>
-        <w:rPr/>
-        <w:t xml:space="preserve">Labor Is Seen as Principal Obstacle to Ford in Brazil,” </w:t>
-      </w:r>
-      <w:r>
-        <w:rPr>
-          <w:i/>
-        </w:rPr>
-        <w:t>The Rubber Age</w:t>
-      </w:r>
-      <w:r>
-        <w:rPr/>
-        <w:t xml:space="preserve"> (New York) 22, no. 3 (1927). 125</w:t>
+        <w:t xml:space="preserve"> </w:t>
+      </w:r>
+      <w:r>
+        <w:rPr/>
+        <w:t>Brooks, “HUMAN RESPONSE TO RECURRENT DROUGHT IN NORTHEASTERN BRAZIL.” 43</w:t>
       </w:r>
     </w:p>
   </w:footnote>
@@ -5084,17 +5963,17 @@
       </w:r>
       <w:r>
         <w:rPr/>
-        <w:t xml:space="preserve">Grandin, </w:t>
-      </w:r>
-      <w:r>
-        <w:rPr>
-          <w:i/>
-        </w:rPr>
-        <w:t>Fordlandia</w:t>
-      </w:r>
-      <w:r>
-        <w:rPr/>
-        <w:t>. 330</w:t>
+        <w:t xml:space="preserve">Davis, </w:t>
+      </w:r>
+      <w:r>
+        <w:rPr>
+          <w:i/>
+        </w:rPr>
+        <w:t>Late Victorian Holocausts</w:t>
+      </w:r>
+      <w:r>
+        <w:rPr/>
+        <w:t>. 403</w:t>
       </w:r>
     </w:p>
   </w:footnote>
@@ -5117,17 +5996,17 @@
       </w:r>
       <w:r>
         <w:rPr/>
-        <w:t xml:space="preserve">Greg Grandin, "Empire's Ruins: Detroit to the Amazon," in Ann Laura Stoler, ed., </w:t>
-      </w:r>
-      <w:r>
-        <w:rPr>
-          <w:i/>
-        </w:rPr>
-        <w:t>Imperial Debris: On Ruins and Ruination</w:t>
-      </w:r>
-      <w:r>
-        <w:rPr/>
-        <w:t xml:space="preserve"> (Duke University Press, 2013). 110</w:t>
+        <w:t xml:space="preserve">Weinstein, </w:t>
+      </w:r>
+      <w:r>
+        <w:rPr>
+          <w:i/>
+        </w:rPr>
+        <w:t>The Amazon Rubber Boom, 1850-1920</w:t>
+      </w:r>
+      <w:r>
+        <w:rPr/>
+        <w:t>. 33</w:t>
       </w:r>
     </w:p>
   </w:footnote>
@@ -5150,21 +6029,17 @@
       </w:r>
       <w:r>
         <w:rPr/>
-        <w:t xml:space="preserve">José Carvalho, "Henry Ford," </w:t>
-      </w:r>
-      <w:r>
-        <w:rPr>
-          <w:i/>
-          <w:iCs/>
-        </w:rPr>
-        <w:t xml:space="preserve">O Paiz, </w:t>
-      </w:r>
-      <w:r>
-        <w:rPr>
-          <w:i w:val="false"/>
-          <w:iCs w:val="false"/>
-        </w:rPr>
-        <w:t>June 14, 1928. "Mas o que é certo é que Henry Ford é um espirito verdadeiramente creador e que está renovando a face do planeta."</w:t>
+        <w:t xml:space="preserve">Greg Grandin, </w:t>
+      </w:r>
+      <w:r>
+        <w:rPr>
+          <w:i/>
+        </w:rPr>
+        <w:t>Fordlandia: The Rise and Fall of Henry Ford’s Forgotten Jungle City</w:t>
+      </w:r>
+      <w:r>
+        <w:rPr/>
+        <w:t xml:space="preserve"> (Metropolitan Books, 2009).</w:t>
       </w:r>
     </w:p>
   </w:footnote>
@@ -5172,9 +6047,7 @@
     <w:p>
       <w:pPr>
         <w:pStyle w:val="FootnoteText"/>
-        <w:rPr>
-          <w:shd w:fill="auto" w:val="clear"/>
-        </w:rPr>
+        <w:rPr/>
       </w:pPr>
       <w:r>
         <w:rPr>
@@ -5183,30 +6056,23 @@
         <w:footnoteRef/>
       </w:r>
       <w:r>
-        <w:rPr>
-          <w:shd w:fill="auto" w:val="clear"/>
-        </w:rPr>
+        <w:rPr/>
         <w:tab/>
         <w:t xml:space="preserve"> </w:t>
       </w:r>
       <w:r>
-        <w:rPr>
-          <w:shd w:fill="auto" w:val="clear"/>
-        </w:rPr>
-        <w:t xml:space="preserve">Grandin, </w:t>
-      </w:r>
-      <w:r>
-        <w:rPr>
-          <w:i/>
-          <w:shd w:fill="auto" w:val="clear"/>
-        </w:rPr>
-        <w:t>Fordlandia</w:t>
-      </w:r>
-      <w:r>
-        <w:rPr>
-          <w:shd w:fill="auto" w:val="clear"/>
-        </w:rPr>
-        <w:t>. 274</w:t>
+        <w:rPr/>
+        <w:t xml:space="preserve">Antonio Gramsci, "Americanism and Fordism," in Antonio Gramsci, </w:t>
+      </w:r>
+      <w:r>
+        <w:rPr>
+          <w:i/>
+        </w:rPr>
+        <w:t>Selections from the Prison Notebooks</w:t>
+      </w:r>
+      <w:r>
+        <w:rPr/>
+        <w:t>, trans. Hoare Quintin and Geoffrey Nowell Smith (International Publishers Co, 1971).</w:t>
       </w:r>
     </w:p>
   </w:footnote>
@@ -5225,7 +6091,11 @@
       <w:r>
         <w:rPr/>
         <w:tab/>
-        <w:t xml:space="preserve">A. Ogden Pierrot, “A Visit to Fordlandia,” </w:t>
+        <w:t xml:space="preserve"> “</w:t>
+      </w:r>
+      <w:r>
+        <w:rPr/>
+        <w:t xml:space="preserve">Labor Is Seen as Principal Obstacle to Ford in Brazil,” </w:t>
       </w:r>
       <w:r>
         <w:rPr>
@@ -5235,7 +6105,7 @@
       </w:r>
       <w:r>
         <w:rPr/>
-        <w:t xml:space="preserve"> (New York) 31, no. 1 (1932): 19–22.</w:t>
+        <w:t xml:space="preserve"> (New York) 22, no. 3 (1927). 125</w:t>
       </w:r>
     </w:p>
   </w:footnote>
@@ -5243,9 +6113,7 @@
     <w:p>
       <w:pPr>
         <w:pStyle w:val="FootnoteText"/>
-        <w:rPr>
-          <w:shd w:fill="auto" w:val="clear"/>
-        </w:rPr>
+        <w:rPr/>
       </w:pPr>
       <w:r>
         <w:rPr>
@@ -5254,30 +6122,23 @@
         <w:footnoteRef/>
       </w:r>
       <w:r>
-        <w:rPr>
-          <w:shd w:fill="auto" w:val="clear"/>
-        </w:rPr>
+        <w:rPr/>
         <w:tab/>
         <w:t xml:space="preserve"> </w:t>
       </w:r>
       <w:r>
-        <w:rPr>
-          <w:shd w:fill="auto" w:val="clear"/>
-        </w:rPr>
+        <w:rPr/>
         <w:t xml:space="preserve">Grandin, </w:t>
       </w:r>
       <w:r>
         <w:rPr>
           <w:i/>
-          <w:shd w:fill="auto" w:val="clear"/>
         </w:rPr>
         <w:t>Fordlandia</w:t>
       </w:r>
       <w:r>
-        <w:rPr>
-          <w:shd w:fill="auto" w:val="clear"/>
-        </w:rPr>
-        <w:t>. 157</w:t>
+        <w:rPr/>
+        <w:t>. 330</w:t>
       </w:r>
     </w:p>
   </w:footnote>
@@ -5285,9 +6146,7 @@
     <w:p>
       <w:pPr>
         <w:pStyle w:val="FootnoteText"/>
-        <w:rPr>
-          <w:shd w:fill="auto" w:val="clear"/>
-        </w:rPr>
+        <w:rPr/>
       </w:pPr>
       <w:r>
         <w:rPr>
@@ -5296,30 +6155,23 @@
         <w:footnoteRef/>
       </w:r>
       <w:r>
-        <w:rPr>
-          <w:shd w:fill="auto" w:val="clear"/>
-        </w:rPr>
+        <w:rPr/>
         <w:tab/>
         <w:t xml:space="preserve"> </w:t>
       </w:r>
       <w:r>
-        <w:rPr>
-          <w:shd w:fill="auto" w:val="clear"/>
-        </w:rPr>
-        <w:t xml:space="preserve">Grandin, </w:t>
-      </w:r>
-      <w:r>
-        <w:rPr>
-          <w:i/>
-          <w:shd w:fill="auto" w:val="clear"/>
-        </w:rPr>
-        <w:t>Fordlandia</w:t>
-      </w:r>
-      <w:r>
-        <w:rPr>
-          <w:shd w:fill="auto" w:val="clear"/>
-        </w:rPr>
-        <w:t>. 228</w:t>
+        <w:rPr/>
+        <w:t xml:space="preserve">Greg Grandin, "Empire's Ruins: Detroit to the Amazon," in Ann Laura Stoler, ed., </w:t>
+      </w:r>
+      <w:r>
+        <w:rPr>
+          <w:i/>
+        </w:rPr>
+        <w:t>Imperial Debris: On Ruins and Ruination</w:t>
+      </w:r>
+      <w:r>
+        <w:rPr/>
+        <w:t xml:space="preserve"> (Duke University Press, 2013). 110</w:t>
       </w:r>
     </w:p>
   </w:footnote>
@@ -5342,7 +6194,21 @@
       </w:r>
       <w:r>
         <w:rPr/>
-        <w:t>Pierrot, “A Visit to Fordlandia.” 20</w:t>
+        <w:t xml:space="preserve">José Carvalho, "Henry Ford," </w:t>
+      </w:r>
+      <w:r>
+        <w:rPr>
+          <w:i/>
+          <w:iCs/>
+        </w:rPr>
+        <w:t xml:space="preserve">O Paiz, </w:t>
+      </w:r>
+      <w:r>
+        <w:rPr>
+          <w:i w:val="false"/>
+          <w:iCs w:val="false"/>
+        </w:rPr>
+        <w:t>June 14, 1928. "Mas o que é certo é que Henry Ford é um espirito verdadeiramente creador e que está renovando a face do planeta."</w:t>
       </w:r>
     </w:p>
   </w:footnote>
@@ -5350,6 +6216,184 @@
     <w:p>
       <w:pPr>
         <w:pStyle w:val="FootnoteText"/>
+        <w:rPr>
+          <w:shd w:fill="auto" w:val="clear"/>
+        </w:rPr>
+      </w:pPr>
+      <w:r>
+        <w:rPr>
+          <w:rStyle w:val="FootnoteCharacters"/>
+        </w:rPr>
+        <w:footnoteRef/>
+      </w:r>
+      <w:r>
+        <w:rPr>
+          <w:shd w:fill="auto" w:val="clear"/>
+        </w:rPr>
+        <w:tab/>
+        <w:t xml:space="preserve"> </w:t>
+      </w:r>
+      <w:r>
+        <w:rPr>
+          <w:shd w:fill="auto" w:val="clear"/>
+        </w:rPr>
+        <w:t xml:space="preserve">Grandin, </w:t>
+      </w:r>
+      <w:r>
+        <w:rPr>
+          <w:i/>
+          <w:shd w:fill="auto" w:val="clear"/>
+        </w:rPr>
+        <w:t>Fordlandia</w:t>
+      </w:r>
+      <w:r>
+        <w:rPr>
+          <w:shd w:fill="auto" w:val="clear"/>
+        </w:rPr>
+        <w:t>. 274</w:t>
+      </w:r>
+    </w:p>
+  </w:footnote>
+  <w:footnote w:id="46">
+    <w:p>
+      <w:pPr>
+        <w:pStyle w:val="FootnoteText"/>
+        <w:rPr/>
+      </w:pPr>
+      <w:r>
+        <w:rPr>
+          <w:rStyle w:val="FootnoteCharacters"/>
+        </w:rPr>
+        <w:footnoteRef/>
+      </w:r>
+      <w:r>
+        <w:rPr/>
+        <w:tab/>
+        <w:t xml:space="preserve">A. Ogden Pierrot, “A Visit to Fordlandia,” </w:t>
+      </w:r>
+      <w:r>
+        <w:rPr>
+          <w:i/>
+        </w:rPr>
+        <w:t>The Rubber Age</w:t>
+      </w:r>
+      <w:r>
+        <w:rPr/>
+        <w:t xml:space="preserve"> (New York) 31, no. 1 (1932): 19–22.</w:t>
+      </w:r>
+    </w:p>
+  </w:footnote>
+  <w:footnote w:id="47">
+    <w:p>
+      <w:pPr>
+        <w:pStyle w:val="FootnoteText"/>
+        <w:rPr>
+          <w:shd w:fill="auto" w:val="clear"/>
+        </w:rPr>
+      </w:pPr>
+      <w:r>
+        <w:rPr>
+          <w:rStyle w:val="FootnoteCharacters"/>
+        </w:rPr>
+        <w:footnoteRef/>
+      </w:r>
+      <w:r>
+        <w:rPr>
+          <w:shd w:fill="auto" w:val="clear"/>
+        </w:rPr>
+        <w:tab/>
+        <w:t xml:space="preserve"> </w:t>
+      </w:r>
+      <w:r>
+        <w:rPr>
+          <w:shd w:fill="auto" w:val="clear"/>
+        </w:rPr>
+        <w:t xml:space="preserve">Grandin, </w:t>
+      </w:r>
+      <w:r>
+        <w:rPr>
+          <w:i/>
+          <w:shd w:fill="auto" w:val="clear"/>
+        </w:rPr>
+        <w:t>Fordlandia</w:t>
+      </w:r>
+      <w:r>
+        <w:rPr>
+          <w:shd w:fill="auto" w:val="clear"/>
+        </w:rPr>
+        <w:t>. 157</w:t>
+      </w:r>
+    </w:p>
+  </w:footnote>
+  <w:footnote w:id="48">
+    <w:p>
+      <w:pPr>
+        <w:pStyle w:val="FootnoteText"/>
+        <w:rPr>
+          <w:shd w:fill="auto" w:val="clear"/>
+        </w:rPr>
+      </w:pPr>
+      <w:r>
+        <w:rPr>
+          <w:rStyle w:val="FootnoteCharacters"/>
+        </w:rPr>
+        <w:footnoteRef/>
+      </w:r>
+      <w:r>
+        <w:rPr>
+          <w:shd w:fill="auto" w:val="clear"/>
+        </w:rPr>
+        <w:tab/>
+        <w:t xml:space="preserve"> </w:t>
+      </w:r>
+      <w:r>
+        <w:rPr>
+          <w:shd w:fill="auto" w:val="clear"/>
+        </w:rPr>
+        <w:t xml:space="preserve">Grandin, </w:t>
+      </w:r>
+      <w:r>
+        <w:rPr>
+          <w:i/>
+          <w:shd w:fill="auto" w:val="clear"/>
+        </w:rPr>
+        <w:t>Fordlandia</w:t>
+      </w:r>
+      <w:r>
+        <w:rPr>
+          <w:shd w:fill="auto" w:val="clear"/>
+        </w:rPr>
+        <w:t>. 228</w:t>
+      </w:r>
+    </w:p>
+  </w:footnote>
+  <w:footnote w:id="49">
+    <w:p>
+      <w:pPr>
+        <w:pStyle w:val="FootnoteText"/>
+        <w:rPr/>
+      </w:pPr>
+      <w:r>
+        <w:rPr>
+          <w:rStyle w:val="FootnoteCharacters"/>
+        </w:rPr>
+        <w:footnoteRef/>
+      </w:r>
+      <w:r>
+        <w:rPr/>
+        <w:tab/>
+        <w:t xml:space="preserve"> </w:t>
+      </w:r>
+      <w:r>
+        <w:rPr/>
+        <w:t>Pierrot, “A Visit to Fordlandia.” 20</w:t>
+      </w:r>
+    </w:p>
+  </w:footnote>
+  <w:footnote w:id="50">
+    <w:p>
+      <w:pPr>
+        <w:pStyle w:val="FootnoteText"/>
         <w:rPr/>
       </w:pPr>
       <w:r>
@@ -5389,7 +6433,7 @@
       </w:r>
     </w:p>
   </w:footnote>
-  <w:footnote w:id="46">
+  <w:footnote w:id="51">
     <w:p>
       <w:pPr>
         <w:pStyle w:val="FootnoteText"/>
@@ -5431,7 +6475,7 @@
       </w:r>
     </w:p>
   </w:footnote>
-  <w:footnote w:id="47">
+  <w:footnote w:id="52">
     <w:p>
       <w:pPr>
         <w:pStyle w:val="FootnoteText"/>
@@ -5454,7 +6498,7 @@
       </w:r>
     </w:p>
   </w:footnote>
-  <w:footnote w:id="48">
+  <w:footnote w:id="53">
     <w:p>
       <w:pPr>
         <w:pStyle w:val="FootnoteText"/>
@@ -5474,171 +6518,6 @@
       <w:r>
         <w:rPr/>
         <w:t>Pierrot, “A Visit to Fordlandia.” 21.</w:t>
-      </w:r>
-    </w:p>
-  </w:footnote>
-  <w:footnote w:id="49">
-    <w:p>
-      <w:pPr>
-        <w:pStyle w:val="FootnoteText"/>
-        <w:rPr/>
-      </w:pPr>
-      <w:r>
-        <w:rPr>
-          <w:rStyle w:val="FootnoteCharacters"/>
-        </w:rPr>
-        <w:footnoteRef/>
-      </w:r>
-      <w:r>
-        <w:rPr/>
-        <w:tab/>
-        <w:t xml:space="preserve"> </w:t>
-      </w:r>
-      <w:r>
-        <w:rPr/>
-        <w:t xml:space="preserve">Joseph A. Russell, “Fordlandia and Belterra, Rubber Plantations on the Tapajos River, Brazil,” </w:t>
-      </w:r>
-      <w:r>
-        <w:rPr>
-          <w:i/>
-        </w:rPr>
-        <w:t>Economic Geography</w:t>
-      </w:r>
-      <w:r>
-        <w:rPr/>
-        <w:t xml:space="preserve"> 18, no. 2 (1942). 140.</w:t>
-      </w:r>
-    </w:p>
-  </w:footnote>
-  <w:footnote w:id="50">
-    <w:p>
-      <w:pPr>
-        <w:pStyle w:val="FootnoteText"/>
-        <w:rPr/>
-      </w:pPr>
-      <w:r>
-        <w:rPr>
-          <w:rStyle w:val="FootnoteCharacters"/>
-        </w:rPr>
-        <w:footnoteRef/>
-      </w:r>
-      <w:r>
-        <w:rPr/>
-        <w:tab/>
-        <w:t xml:space="preserve"> </w:t>
-      </w:r>
-      <w:r>
-        <w:rPr/>
-        <w:t xml:space="preserve">Joseph F. Woodroffe, </w:t>
-      </w:r>
-      <w:r>
-        <w:rPr>
-          <w:i/>
-        </w:rPr>
-        <w:t>The Rubber Industry of the Amazon and How Its Supremacy Can Be Maintained</w:t>
-      </w:r>
-      <w:r>
-        <w:rPr/>
-        <w:t xml:space="preserve"> (T. Fisher Unwin, 1916).</w:t>
-      </w:r>
-    </w:p>
-  </w:footnote>
-  <w:footnote w:id="51">
-    <w:p>
-      <w:pPr>
-        <w:pStyle w:val="FootnoteText"/>
-        <w:rPr/>
-      </w:pPr>
-      <w:r>
-        <w:rPr>
-          <w:rStyle w:val="FootnoteCharacters"/>
-        </w:rPr>
-        <w:footnoteRef/>
-      </w:r>
-      <w:r>
-        <w:rPr/>
-        <w:tab/>
-        <w:t xml:space="preserve"> </w:t>
-      </w:r>
-      <w:r>
-        <w:rPr/>
-        <w:t xml:space="preserve">Woodroffe, </w:t>
-      </w:r>
-      <w:r>
-        <w:rPr>
-          <w:i/>
-        </w:rPr>
-        <w:t>The Rubber Industry of the Amazon and How Its Supremacy Can Be Maintained</w:t>
-      </w:r>
-      <w:r>
-        <w:rPr/>
-        <w:t>. ix.</w:t>
-      </w:r>
-    </w:p>
-  </w:footnote>
-  <w:footnote w:id="52">
-    <w:p>
-      <w:pPr>
-        <w:pStyle w:val="FootnoteText"/>
-        <w:rPr/>
-      </w:pPr>
-      <w:r>
-        <w:rPr>
-          <w:rStyle w:val="FootnoteCharacters"/>
-        </w:rPr>
-        <w:footnoteRef/>
-      </w:r>
-      <w:r>
-        <w:rPr/>
-        <w:tab/>
-        <w:t xml:space="preserve"> </w:t>
-      </w:r>
-      <w:r>
-        <w:rPr/>
-        <w:t xml:space="preserve">Randolph R. Resor, “Rubber in Brazil: Dominance and Collapse, 1876-1945,” </w:t>
-      </w:r>
-      <w:r>
-        <w:rPr>
-          <w:i/>
-        </w:rPr>
-        <w:t>The Business History Review</w:t>
-      </w:r>
-      <w:r>
-        <w:rPr/>
-        <w:t xml:space="preserve"> 51, no. 3 (1977). 361.</w:t>
-      </w:r>
-    </w:p>
-  </w:footnote>
-  <w:footnote w:id="53">
-    <w:p>
-      <w:pPr>
-        <w:pStyle w:val="FootnoteText"/>
-        <w:rPr/>
-      </w:pPr>
-      <w:r>
-        <w:rPr>
-          <w:rStyle w:val="FootnoteCharacters"/>
-        </w:rPr>
-        <w:footnoteRef/>
-      </w:r>
-      <w:r>
-        <w:rPr/>
-        <w:tab/>
-        <w:t xml:space="preserve"> </w:t>
-      </w:r>
-      <w:r>
-        <w:rPr/>
-        <w:t xml:space="preserve">Alexander J. Field, “The World War II US Rubber Famine,” </w:t>
-      </w:r>
-      <w:r>
-        <w:rPr>
-          <w:i/>
-        </w:rPr>
-        <w:t>Business History Review</w:t>
-      </w:r>
-      <w:r>
-        <w:rPr/>
-        <w:t xml:space="preserve"> 99, no. 3 (2025).365.</w:t>
       </w:r>
     </w:p>
   </w:footnote>
@@ -5661,17 +6540,17 @@
       </w:r>
       <w:r>
         <w:rPr/>
-        <w:t xml:space="preserve">John Melby, “Rubber River: An Account of the Rise and Collapse of the Amazon Boom,” </w:t>
-      </w:r>
-      <w:r>
-        <w:rPr>
-          <w:i/>
-        </w:rPr>
-        <w:t>The Hispanic American Historical Review</w:t>
-      </w:r>
-      <w:r>
-        <w:rPr/>
-        <w:t xml:space="preserve"> 22, no. 3 (1942). 468.</w:t>
+        <w:t xml:space="preserve">Joseph A. Russell, “Fordlandia and Belterra, Rubber Plantations on the Tapajos River, Brazil,” </w:t>
+      </w:r>
+      <w:r>
+        <w:rPr>
+          <w:i/>
+        </w:rPr>
+        <w:t>Economic Geography</w:t>
+      </w:r>
+      <w:r>
+        <w:rPr/>
+        <w:t xml:space="preserve"> 18, no. 2 (1942). 140.</w:t>
       </w:r>
     </w:p>
   </w:footnote>
@@ -5694,17 +6573,17 @@
       </w:r>
       <w:r>
         <w:rPr/>
-        <w:t xml:space="preserve">Warren Dean, </w:t>
-      </w:r>
-      <w:r>
-        <w:rPr>
-          <w:i/>
-        </w:rPr>
-        <w:t>Brazil and the Struggle for Rubber: A Study in Environmental History</w:t>
-      </w:r>
-      <w:r>
-        <w:rPr/>
-        <w:t xml:space="preserve"> (Cambridge University Press, 1987). 93.</w:t>
+        <w:t xml:space="preserve">Joseph F. Woodroffe, </w:t>
+      </w:r>
+      <w:r>
+        <w:rPr>
+          <w:i/>
+        </w:rPr>
+        <w:t>The Rubber Industry of the Amazon and How Its Supremacy Can Be Maintained</w:t>
+      </w:r>
+      <w:r>
+        <w:rPr/>
+        <w:t xml:space="preserve"> (T. Fisher Unwin, 1916).</w:t>
       </w:r>
     </w:p>
   </w:footnote>
@@ -5727,17 +6606,17 @@
       </w:r>
       <w:r>
         <w:rPr/>
-        <w:t xml:space="preserve">Dean, </w:t>
-      </w:r>
-      <w:r>
-        <w:rPr>
-          <w:i/>
-        </w:rPr>
-        <w:t>Brazil and the Struggle for Rubber: A Study in Environmental History</w:t>
-      </w:r>
-      <w:r>
-        <w:rPr/>
-        <w:t>. 95</w:t>
+        <w:t xml:space="preserve">Woodroffe, </w:t>
+      </w:r>
+      <w:r>
+        <w:rPr>
+          <w:i/>
+        </w:rPr>
+        <w:t>The Rubber Industry of the Amazon and How Its Supremacy Can Be Maintained</w:t>
+      </w:r>
+      <w:r>
+        <w:rPr/>
+        <w:t>. ix.</w:t>
       </w:r>
     </w:p>
   </w:footnote>
@@ -5760,17 +6639,17 @@
       </w:r>
       <w:r>
         <w:rPr/>
-        <w:t xml:space="preserve">Dean, </w:t>
-      </w:r>
-      <w:r>
-        <w:rPr>
-          <w:i/>
-        </w:rPr>
-        <w:t>Brazil and the Struggle for Rubber: A Study in Environmental History</w:t>
-      </w:r>
-      <w:r>
-        <w:rPr/>
-        <w:t>. 96</w:t>
+        <w:t xml:space="preserve">Randolph R. Resor, “Rubber in Brazil: Dominance and Collapse, 1876-1945,” </w:t>
+      </w:r>
+      <w:r>
+        <w:rPr>
+          <w:i/>
+        </w:rPr>
+        <w:t>The Business History Review</w:t>
+      </w:r>
+      <w:r>
+        <w:rPr/>
+        <w:t xml:space="preserve"> 51, no. 3 (1977). 361.</w:t>
       </w:r>
     </w:p>
   </w:footnote>
@@ -5789,21 +6668,21 @@
       <w:r>
         <w:rPr/>
         <w:tab/>
-        <w:t xml:space="preserve"> “</w:t>
-      </w:r>
-      <w:r>
-        <w:rPr/>
-        <w:t xml:space="preserve">BRAZIL: Lost Army,” </w:t>
-      </w:r>
-      <w:r>
-        <w:rPr>
-          <w:i/>
-        </w:rPr>
-        <w:t>Time Magazine</w:t>
-      </w:r>
-      <w:r>
-        <w:rPr/>
-        <w:t>, July 22, 1946.</w:t>
+        <w:t xml:space="preserve"> </w:t>
+      </w:r>
+      <w:r>
+        <w:rPr/>
+        <w:t xml:space="preserve">Alexander J. Field, “The World War II US Rubber Famine,” </w:t>
+      </w:r>
+      <w:r>
+        <w:rPr>
+          <w:i/>
+        </w:rPr>
+        <w:t>Business History Review</w:t>
+      </w:r>
+      <w:r>
+        <w:rPr/>
+        <w:t xml:space="preserve"> 99, no. 3 (2025).365.</w:t>
       </w:r>
     </w:p>
   </w:footnote>
@@ -5826,17 +6705,17 @@
       </w:r>
       <w:r>
         <w:rPr/>
-        <w:t xml:space="preserve">Gilson Laone Pereira, “‘SOLDADOS DA BORRACHA’ – ESQUECIDOS OU NÃO LEMBRADOS?,” </w:t>
-      </w:r>
-      <w:r>
-        <w:rPr>
-          <w:i/>
-        </w:rPr>
-        <w:t>Revista Margens Interdisciplinar</w:t>
-      </w:r>
-      <w:r>
-        <w:rPr/>
-        <w:t xml:space="preserve"> 8, no. 11 (2014).</w:t>
+        <w:t xml:space="preserve">John Melby, “Rubber River: An Account of the Rise and Collapse of the Amazon Boom,” </w:t>
+      </w:r>
+      <w:r>
+        <w:rPr>
+          <w:i/>
+        </w:rPr>
+        <w:t>The Hispanic American Historical Review</w:t>
+      </w:r>
+      <w:r>
+        <w:rPr/>
+        <w:t xml:space="preserve"> 22, no. 3 (1942). 468.</w:t>
       </w:r>
     </w:p>
   </w:footnote>
@@ -5858,18 +6737,183 @@
         <w:t xml:space="preserve"> </w:t>
       </w:r>
       <w:r>
-        <w:rPr>
-          <w:i/>
-        </w:rPr>
-        <w:t>Report on the Rubber Program, 1940 - 1945</w:t>
-      </w:r>
-      <w:r>
-        <w:rPr/>
-        <w:t xml:space="preserve"> (Rubber Reserve Company, 1945).</w:t>
+        <w:rPr/>
+        <w:t xml:space="preserve">Warren Dean, </w:t>
+      </w:r>
+      <w:r>
+        <w:rPr>
+          <w:i/>
+        </w:rPr>
+        <w:t>Brazil and the Struggle for Rubber: A Study in Environmental History</w:t>
+      </w:r>
+      <w:r>
+        <w:rPr/>
+        <w:t xml:space="preserve"> (Cambridge University Press, 1987). 93.</w:t>
       </w:r>
     </w:p>
   </w:footnote>
   <w:footnote w:id="61">
+    <w:p>
+      <w:pPr>
+        <w:pStyle w:val="FootnoteText"/>
+        <w:rPr/>
+      </w:pPr>
+      <w:r>
+        <w:rPr>
+          <w:rStyle w:val="FootnoteCharacters"/>
+        </w:rPr>
+        <w:footnoteRef/>
+      </w:r>
+      <w:r>
+        <w:rPr/>
+        <w:tab/>
+        <w:t xml:space="preserve"> </w:t>
+      </w:r>
+      <w:r>
+        <w:rPr/>
+        <w:t xml:space="preserve">Dean, </w:t>
+      </w:r>
+      <w:r>
+        <w:rPr>
+          <w:i/>
+        </w:rPr>
+        <w:t>Brazil and the Struggle for Rubber: A Study in Environmental History</w:t>
+      </w:r>
+      <w:r>
+        <w:rPr/>
+        <w:t>. 95</w:t>
+      </w:r>
+    </w:p>
+  </w:footnote>
+  <w:footnote w:id="62">
+    <w:p>
+      <w:pPr>
+        <w:pStyle w:val="FootnoteText"/>
+        <w:rPr/>
+      </w:pPr>
+      <w:r>
+        <w:rPr>
+          <w:rStyle w:val="FootnoteCharacters"/>
+        </w:rPr>
+        <w:footnoteRef/>
+      </w:r>
+      <w:r>
+        <w:rPr/>
+        <w:tab/>
+        <w:t xml:space="preserve"> </w:t>
+      </w:r>
+      <w:r>
+        <w:rPr/>
+        <w:t xml:space="preserve">Dean, </w:t>
+      </w:r>
+      <w:r>
+        <w:rPr>
+          <w:i/>
+        </w:rPr>
+        <w:t>Brazil and the Struggle for Rubber: A Study in Environmental History</w:t>
+      </w:r>
+      <w:r>
+        <w:rPr/>
+        <w:t>. 96</w:t>
+      </w:r>
+    </w:p>
+  </w:footnote>
+  <w:footnote w:id="63">
+    <w:p>
+      <w:pPr>
+        <w:pStyle w:val="FootnoteText"/>
+        <w:rPr/>
+      </w:pPr>
+      <w:r>
+        <w:rPr>
+          <w:rStyle w:val="FootnoteCharacters"/>
+        </w:rPr>
+        <w:footnoteRef/>
+      </w:r>
+      <w:r>
+        <w:rPr/>
+        <w:tab/>
+        <w:t xml:space="preserve"> “</w:t>
+      </w:r>
+      <w:r>
+        <w:rPr/>
+        <w:t xml:space="preserve">BRAZIL: Lost Army,” </w:t>
+      </w:r>
+      <w:r>
+        <w:rPr>
+          <w:i/>
+        </w:rPr>
+        <w:t>Time Magazine</w:t>
+      </w:r>
+      <w:r>
+        <w:rPr/>
+        <w:t>, July 22, 1946.</w:t>
+      </w:r>
+    </w:p>
+  </w:footnote>
+  <w:footnote w:id="64">
+    <w:p>
+      <w:pPr>
+        <w:pStyle w:val="FootnoteText"/>
+        <w:rPr/>
+      </w:pPr>
+      <w:r>
+        <w:rPr>
+          <w:rStyle w:val="FootnoteCharacters"/>
+        </w:rPr>
+        <w:footnoteRef/>
+      </w:r>
+      <w:r>
+        <w:rPr/>
+        <w:tab/>
+        <w:t xml:space="preserve"> </w:t>
+      </w:r>
+      <w:r>
+        <w:rPr/>
+        <w:t xml:space="preserve">Gilson Laone Pereira, “‘SOLDADOS DA BORRACHA’ – ESQUECIDOS OU NÃO LEMBRADOS?,” </w:t>
+      </w:r>
+      <w:r>
+        <w:rPr>
+          <w:i/>
+        </w:rPr>
+        <w:t>Revista Margens Interdisciplinar</w:t>
+      </w:r>
+      <w:r>
+        <w:rPr/>
+        <w:t xml:space="preserve"> 8, no. 11 (2014).</w:t>
+      </w:r>
+    </w:p>
+  </w:footnote>
+  <w:footnote w:id="65">
+    <w:p>
+      <w:pPr>
+        <w:pStyle w:val="FootnoteText"/>
+        <w:rPr/>
+      </w:pPr>
+      <w:r>
+        <w:rPr>
+          <w:rStyle w:val="FootnoteCharacters"/>
+        </w:rPr>
+        <w:footnoteRef/>
+      </w:r>
+      <w:r>
+        <w:rPr/>
+        <w:tab/>
+        <w:t xml:space="preserve"> </w:t>
+      </w:r>
+      <w:r>
+        <w:rPr>
+          <w:i/>
+        </w:rPr>
+        <w:t>Report on the Rubber Program, 1940 - 1945</w:t>
+      </w:r>
+      <w:r>
+        <w:rPr/>
+        <w:t xml:space="preserve"> (Rubber Reserve Company, 1945).</w:t>
+      </w:r>
+    </w:p>
+  </w:footnote>
+  <w:footnote w:id="66">
     <w:p>
       <w:pPr>
         <w:pStyle w:val="FootnoteText"/>

--- a/Dissertation Research/Brazil Chapter.docx
+++ b/Dissertation Research/Brazil Chapter.docx
@@ -50,15 +50,7 @@
       </w:pPr>
       <w:r>
         <w:rPr/>
-        <w:t xml:space="preserve">May </w:t>
-      </w:r>
-      <w:r>
-        <w:rPr/>
-        <w:t>8</w:t>
-      </w:r>
-      <w:r>
-        <w:rPr/>
-        <w:t>th 2026</w:t>
+        <w:t>May 8th 2026</w:t>
       </w:r>
     </w:p>
     <w:p>
@@ -110,11 +102,23 @@
       </w:pPr>
       <w:r>
         <w:rPr/>
-        <w:t xml:space="preserve">Until 1913, the Amazon was by far the largest producer of rubber for the world market. During the Amazon Rubber Boom the massive pressures of producing rubber for the emerging automotive industry transformed life in the Amazon. Investments in infrastructure connected the relatively isolated region to global markets, while </w:t>
-      </w:r>
-      <w:r>
-        <w:rPr/>
-        <w:t>tens of thousands of people migrated to the region looking for work. At the same time, the (under)development of Amazonian industry followed a very different trajectory than the rise of the automobile industry in the US. Despite the wealth generated by the exploitation of rubber, there was little long-term, stable investment into production, and the Amazon economy collapsed in the 1920s with the rise of cheap and efficient rubber plantations in Asia. Additionally, the workers in the Amazon experienced high mortality rates and treacherous working conditions.</w:t>
+        <w:t>Until 1913, the Amazon was by far the largest producer of rubber for the world market. During the Amazon Rubber Boom the massive pressures of producing rubber for the emerging automotive industry transformed life in the Amazon. Investments in infrastructure connected the relatively isolated region to global markets, while tens of thousands of people migrated to the region looking for work. At the same time, the (under)development of Amazonian industry followed a very different trajectory than the rise of the automobile industry in the US. Despite the wealth generated by the exploitation of rubber, there was little long-term, stable investment into production, and the Amazon economy collapsed in the 1920s with the rise of cheap</w:t>
+      </w:r>
+      <w:r>
+        <w:rPr/>
+        <w:t>er rubber from</w:t>
+      </w:r>
+      <w:r>
+        <w:rPr/>
+        <w:t xml:space="preserve"> plantations in Asia. Additionally, the workers in the Amazon experienced high mortality rates and treacherous working conditions</w:t>
+      </w:r>
+      <w:r>
+        <w:rPr/>
+        <w:t>, with little of the stability afforded workers in Ford's automotive factories</w:t>
+      </w:r>
+      <w:r>
+        <w:rPr/>
+        <w:t>.</w:t>
       </w:r>
     </w:p>
     <w:p>
@@ -130,31 +134,23 @@
       </w:pPr>
       <w:r>
         <w:rPr/>
-        <w:t>The forms of labor exploitation</w:t>
-      </w:r>
-      <w:r>
-        <w:rPr/>
-        <w:t xml:space="preserve"> in the Amazon</w:t>
-      </w:r>
-      <w:r>
-        <w:rPr/>
-        <w:t xml:space="preserve"> differed significantly from those which prevailed in industrialized countries. Wage-labor was relatively scarce in the Amazon, and</w:t>
-      </w:r>
-      <w:r>
-        <w:rPr/>
-        <w:t xml:space="preserve"> rubber traders coerced tappers</w:t>
-      </w:r>
-      <w:r>
-        <w:rPr/>
-        <w:t xml:space="preserve"> to work</w:t>
-      </w:r>
-      <w:r>
-        <w:rPr/>
-        <w:t xml:space="preserve"> </w:t>
-      </w:r>
-      <w:r>
-        <w:rPr/>
-        <w:t>through usurious debt contracts, and sometimes outright force. Meanwhile, wealth disparities were enormous - as some tappers lived close to starvation, the urban centers of the Amazon boasted spectacular wealth and imported customs and commodities from Europe. However, despite the difference in living and working conditions between the rubber workers of the Amazon and those in automotive factories in the US and Europe, they were two poles of a single system. The extreme exploitation of the rubber workers, and correspondingly the cheapness with which rubber was procured, was a crucial condition of profitability for the automotive industry, and thereby subsidized the higher wages granted to Ford's factory workers. At the same time, it was the success of the automotive industry that drove the growth of the rubber industry, and demanded commodity production from a region whose characteristics made wage-labor near impossible. Each region, and the actors within them, formed part of a totality - and each is impossible to analyze without the other.</w:t>
+        <w:t xml:space="preserve">The forms of labor exploitation in the Amazon differed significantly from those which prevailed in industrialized countries. Wage-labor was relatively </w:t>
+      </w:r>
+      <w:r>
+        <w:rPr/>
+        <w:t>uncommon</w:t>
+      </w:r>
+      <w:r>
+        <w:rPr/>
+        <w:t xml:space="preserve"> in the Amazon, and rubber traders </w:t>
+      </w:r>
+      <w:r>
+        <w:rPr/>
+        <w:t xml:space="preserve">instead </w:t>
+      </w:r>
+      <w:r>
+        <w:rPr/>
+        <w:t>coerced tappers to work through usurious debt contracts, and sometimes outright force. Meanwhile, wealth disparities were enormous - as some tappers lived close to starvation, the urban centers of the Amazon boasted spectacular wealth and imported customs and commodities from Europe. However, despite the difference in living and working conditions between the rubber workers of the Amazon and those in automotive factories in the US and Europe, they were two poles of a single system. The extreme exploitation of the rubber workers, and correspondingly the cheapness with which rubber was procured, was a crucial condition of profitability for the automotive industry, and thereby subsidized the higher wages granted to Ford's factory workers. At the same time, it was the success of the automotive industry that drove the growth of the rubber industry and demanded commodity production from a region whose characteristics made wage-labor near impossible. Each region, and the actors within them, formed part of a totality - and each is impossible to analyze without the other.</w:t>
       </w:r>
     </w:p>
     <w:p>
@@ -180,11 +176,7 @@
       </w:r>
       <w:r>
         <w:rPr/>
-        <w:t xml:space="preserve"> we will be looking at the way in which individuals are produced and reproduced as laborers within a commodity producing society - what Marx </w:t>
-      </w:r>
-      <w:r>
-        <w:rPr/>
-        <w:t>calls the "restoration, renewal and refreshment of the vital forces" of the worker.</w:t>
+        <w:t xml:space="preserve"> we will be looking at the way in which individuals are produced and reproduced as laborers within a commodity producing society - what Marx calls the "restoration, renewal and refreshment of the vital forces" of the worker.</w:t>
       </w:r>
       <w:r>
         <w:rPr>
@@ -194,55 +186,7 @@
       </w:r>
       <w:r>
         <w:rPr/>
-        <w:t xml:space="preserve"> In other words we are concerned with the conditions that bring laborers to the factory door every morning - or in this case to the rubber tree. This consideration is important for capital in both the short- and long-term. Reproducing a labor force means ensuring not only that workers are able to rest and renew themselves as working subject</w:t>
-      </w:r>
-      <w:r>
-        <w:rPr/>
-        <w:t>s</w:t>
-      </w:r>
-      <w:r>
-        <w:rPr/>
-        <w:t xml:space="preserve"> from day-to-day, but also ensuring that a new stream of workers is ready and able to replace existing workers who retire, leave, die, or are incapacitated through injury or disease. This </w:t>
-      </w:r>
-      <w:r>
-        <w:rPr/>
-        <w:t>reproduction</w:t>
-      </w:r>
-      <w:r>
-        <w:rPr/>
-        <w:t xml:space="preserve"> </w:t>
-      </w:r>
-      <w:r>
-        <w:rPr/>
-        <w:t xml:space="preserve">of labor is most often </w:t>
-      </w:r>
-      <w:r>
-        <w:rPr/>
-        <w:t>effected generationally, through the rearing of children</w:t>
-      </w:r>
-      <w:r>
-        <w:rPr/>
-        <w:t xml:space="preserve"> in workers' homes</w:t>
-      </w:r>
-      <w:r>
-        <w:rPr/>
-        <w:t>, but also through</w:t>
-      </w:r>
-      <w:r>
-        <w:rPr/>
-        <w:t xml:space="preserve"> institutions of </w:t>
-      </w:r>
-      <w:r>
-        <w:rPr/>
-        <w:t xml:space="preserve">migration, </w:t>
-      </w:r>
-      <w:r>
-        <w:rPr/>
-        <w:t xml:space="preserve">labor conscription </w:t>
-      </w:r>
-      <w:r>
-        <w:rPr/>
-        <w:t>and enslavement.</w:t>
+        <w:t xml:space="preserve"> In other words we are concerned with the conditions that bring laborers to the factory door every morning - or in this case to the rubber tree. This consideration is important for capital in both the short- and long-term. Reproducing a labor force means ensuring not only that workers are able to rest and renew themselves as working subjects from day-to-day, but also ensuring that a new stream of workers is ready and able to replace existing workers who retire, leave, die, or are incapacitated through injury or disease. This reproduction of labor is most often effected generationally, through the rearing of children in workers' homes, but also through institutions of migration, labor conscription and enslavement.</w:t>
       </w:r>
       <w:r>
         <w:rPr>
@@ -268,35 +212,23 @@
       </w:pPr>
       <w:r>
         <w:rPr/>
-        <w:t>Labor is not the only element of capitalist society reproduced socially, and so following Kirstin Munro's critique of Social Reproduction Theor</w:t>
-      </w:r>
-      <w:r>
-        <w:rPr/>
-        <w:t>y</w:t>
-      </w:r>
-      <w:r>
-        <w:rPr/>
-        <w:t xml:space="preserve"> we will also be looking at the way in which the consumption practices of workers </w:t>
-      </w:r>
-      <w:r>
-        <w:rPr/>
-        <w:t>(their 'household production')</w:t>
-      </w:r>
-      <w:r>
-        <w:rPr/>
-        <w:t xml:space="preserve"> in the rubber industry contributed to the valorization of capital </w:t>
-      </w:r>
-      <w:r>
-        <w:rPr/>
-        <w:t xml:space="preserve">and </w:t>
-      </w:r>
-      <w:r>
-        <w:rPr/>
-        <w:t>thereby to the renewal of the conditions under which capital accumulates</w:t>
-      </w:r>
-      <w:r>
-        <w:rPr/>
-        <w:t xml:space="preserve"> and the perpetuation of capitalist society</w:t>
+        <w:t>Labor is not the only element of capitalist society reproduced socially, and so following Kirstin Munro's critique of Social Reproduction Theory we will also be looking at the way in which the consumption practices (</w:t>
+      </w:r>
+      <w:r>
+        <w:rPr/>
+        <w:t>or</w:t>
+      </w:r>
+      <w:r>
+        <w:rPr/>
+        <w:t xml:space="preserve"> 'household production') of workers</w:t>
+      </w:r>
+      <w:r>
+        <w:rPr/>
+        <w:t xml:space="preserve"> </w:t>
+      </w:r>
+      <w:r>
+        <w:rPr/>
+        <w:t>in the rubber industry contributed to the valorization of capital and thereby to the renewal of the conditions under which capital accumulates</w:t>
       </w:r>
       <w:r>
         <w:rPr/>
@@ -326,7 +258,91 @@
       </w:pPr>
       <w:r>
         <w:rPr/>
-        <w:t xml:space="preserve">The lives of the inhabitants of the Amazon - both established communities and newly arrived migrants and refugees - were fundamentally transformed by the rubber industry. The destruction of Indigenous communities and their ways of life was accelerated by the push to extract rubber for the global market. Not only were they disciplined into serving as labor for the global automotive commodity chain, their means of directly reproducing themselves - especially their practices of food cultivation - were interrupted and replaced by commodity consumption. In this way they became a market for finished commodities from the Global North, such as canned food and cloth, at the same time as they were pressed into the procurement of raw materials for those same industrial centers. </w:t>
+        <w:t xml:space="preserve">The lives of the inhabitants of the Amazon - both established communities and newly arrived migrants and refugees - were transformed by the rubber industry. </w:t>
+      </w:r>
+      <w:r>
+        <w:rPr/>
+        <w:t>Settlers looking to exploit the natural resources of the region destroyed</w:t>
+      </w:r>
+      <w:r>
+        <w:rPr/>
+        <w:t xml:space="preserve"> Indigenous communities and their ways of life</w:t>
+      </w:r>
+      <w:r>
+        <w:rPr/>
+        <w:t>. This</w:t>
+      </w:r>
+      <w:r>
+        <w:rPr/>
+        <w:t xml:space="preserve"> was accelerated by the push to extract rubber for the global market. Not only </w:t>
+      </w:r>
+      <w:r>
+        <w:rPr/>
+        <w:t>did the capitalists and traders press</w:t>
+      </w:r>
+      <w:r>
+        <w:rPr/>
+        <w:t xml:space="preserve"> </w:t>
+      </w:r>
+      <w:r>
+        <w:rPr/>
+        <w:t>Indigenous communities</w:t>
+      </w:r>
+      <w:r>
+        <w:rPr/>
+        <w:t xml:space="preserve"> into serving as labor for the global automotive commodity chain, </w:t>
+      </w:r>
+      <w:r>
+        <w:rPr/>
+        <w:t>but they also interrupted indigenous</w:t>
+      </w:r>
+      <w:r>
+        <w:rPr/>
+        <w:t xml:space="preserve"> </w:t>
+      </w:r>
+      <w:r>
+        <w:rPr/>
+        <w:t>patterns</w:t>
+      </w:r>
+      <w:r>
+        <w:rPr/>
+        <w:t xml:space="preserve"> of reproduc</w:t>
+      </w:r>
+      <w:r>
+        <w:rPr/>
+        <w:t>tion</w:t>
+      </w:r>
+      <w:r>
+        <w:rPr/>
+        <w:t xml:space="preserve"> - especially practices of food cultivation - and replaced</w:t>
+      </w:r>
+      <w:r>
+        <w:rPr/>
+        <w:t xml:space="preserve"> them</w:t>
+      </w:r>
+      <w:r>
+        <w:rPr/>
+        <w:t xml:space="preserve"> by commodity consumption. In this way the</w:t>
+      </w:r>
+      <w:r>
+        <w:rPr/>
+        <w:t xml:space="preserve"> indigenous communities were incorporated into the world economy as both a labor source and as </w:t>
+      </w:r>
+      <w:r>
+        <w:rPr/>
+        <w:t>a market for finished commodities from the Global North, such as canned food</w:t>
+      </w:r>
+      <w:r>
+        <w:rPr/>
+        <w:t>, tools, medicine,</w:t>
+      </w:r>
+      <w:r>
+        <w:rPr/>
+        <w:t xml:space="preserve"> and cloth</w:t>
+      </w:r>
+      <w:r>
+        <w:rPr/>
+        <w:t>.</w:t>
       </w:r>
     </w:p>
     <w:p>
@@ -374,31 +390,15 @@
       </w:r>
       <w:r>
         <w:rPr/>
-        <w:t xml:space="preserve"> They combined income from wages, illicit sales of rubber hidden from their bosses, restricted subsistence labor, and off-season work in the urban areas of the Amazon in order to survive. Their living and laboring conditions served two purposes for global capital - to produce cheap raw materials for growing industry, and to serve as a market for finished commodities. </w:t>
-      </w:r>
-      <w:r>
-        <w:rPr/>
-        <w:t>In both their labor inputs and in the patterns of their private lives,</w:t>
-      </w:r>
-      <w:r>
-        <w:rPr/>
-        <w:t xml:space="preserve"> the </w:t>
-      </w:r>
-      <w:r>
-        <w:rPr/>
-        <w:t xml:space="preserve">conditions of </w:t>
-      </w:r>
-      <w:r>
-        <w:rPr/>
-        <w:t>rubber workers in the Amazon were not just dictated by the capitalist world-system, but were constitutive of it.</w:t>
-      </w:r>
-      <w:r>
-        <w:rPr/>
-        <w:t xml:space="preserve"> This chapter examines the dual role played by rubber workers during and following the Amazon rubber boom.</w:t>
-      </w:r>
-      <w:r>
-        <w:rPr/>
-        <w:t xml:space="preserve"> </w:t>
+        <w:t xml:space="preserve"> They combined income from wages, illicit sales of rubber hidden from their bosses, restricted subsistence labor, and off-season work in the urban areas of the Amazon in order to survive. Their living and laboring conditions</w:t>
+      </w:r>
+      <w:r>
+        <w:rPr/>
+        <w:t xml:space="preserve"> benefited global capital in two ways</w:t>
+      </w:r>
+      <w:r>
+        <w:rPr/>
+        <w:t xml:space="preserve"> - to produce cheap raw materials for growing industry, and to serve as a market for finished commodities. In both their labor inputs and in the patterns of their private lives, the conditions of rubber workers in the Amazon were not just dictated by the capitalist world-system, but were constitutive of it. </w:t>
       </w:r>
     </w:p>
     <w:p>
@@ -463,7 +463,15 @@
       </w:r>
       <w:r>
         <w:rPr/>
-        <w:t xml:space="preserve"> However, despite its elastic and water-repellent properties, it was of little use to Western industrialists as it became sticky in the heat and rigid in the cold - its industrial application was largely limited to raincoats.  However, in the 1830s Charles Goodyear developed and then perfected the process of vulcanization which stabilized rubber and made it more suitable for industrial and consumer applications.</w:t>
+        <w:t xml:space="preserve"> However, despite its elastic and water-repellent properties, it was of little use to Western industrialists as it became sticky in the heat and rigid in the cold - its industrial application was largely limited to raincoats.  </w:t>
+      </w:r>
+      <w:r>
+        <w:rPr/>
+        <w:t>I</w:t>
+      </w:r>
+      <w:r>
+        <w:rPr/>
+        <w:t>n the 1830s Charles Goodyear developed and then perfected the process of vulcanization which stabilized rubber and made it more suitable for industrial and consumer applications.</w:t>
       </w:r>
       <w:r>
         <w:rPr>
@@ -659,7 +667,21 @@
           <w:i w:val="false"/>
           <w:iCs w:val="false"/>
         </w:rPr>
-        <w:t xml:space="preserve"> was harvested earlier. It provided the rubber used by Mesoamerican peoples and was the dominant source of rubber through the first decades of the Amazon Rubber Boom. In order to extract natural latex from </w:t>
+        <w:t xml:space="preserve"> was</w:t>
+      </w:r>
+      <w:r>
+        <w:rPr>
+          <w:i w:val="false"/>
+          <w:iCs w:val="false"/>
+        </w:rPr>
+        <w:t xml:space="preserve"> the first to be</w:t>
+      </w:r>
+      <w:r>
+        <w:rPr>
+          <w:i w:val="false"/>
+          <w:iCs w:val="false"/>
+        </w:rPr>
+        <w:t xml:space="preserve"> harvested. It provided the rubber used by Mesoamerican peoples and was the dominant source of rubber through the first decades of the Amazon Rubber Boom. In order to extract natural latex from </w:t>
       </w:r>
       <w:r>
         <w:rPr>
@@ -775,21 +797,7 @@
           <w:i w:val="false"/>
           <w:iCs w:val="false"/>
         </w:rPr>
-        <w:t xml:space="preserve">, </w:t>
-      </w:r>
-      <w:r>
-        <w:rPr>
-          <w:i w:val="false"/>
-          <w:iCs w:val="false"/>
-        </w:rPr>
-        <w:t xml:space="preserve">which accounted for the vast majority of Amazonian rubber, </w:t>
-      </w:r>
-      <w:r>
-        <w:rPr>
-          <w:i w:val="false"/>
-          <w:iCs w:val="false"/>
-        </w:rPr>
-        <w:t xml:space="preserve">was limited not by over-harvesting but by </w:t>
+        <w:t xml:space="preserve">, which accounted for the vast majority of Amazonian rubber, was limited not by over-harvesting but by </w:t>
       </w:r>
       <w:r>
         <w:rPr>
@@ -842,39 +850,7 @@
       </w:pPr>
       <w:r>
         <w:rPr/>
-        <w:t>That the development of a region so rich in natural resources could be stymied by a scarcity of labor and capital in an era of unprecedented advances in infrastructural advancement and labor mobility is baffling. Indeed it would be incorrect to assert that capital and labor did not flow into the Amazon. There were concerted efforts by Brazil to import labor</w:t>
-      </w:r>
-      <w:r>
-        <w:rPr/>
-        <w:t>,</w:t>
-      </w:r>
-      <w:r>
-        <w:rPr/>
-        <w:t xml:space="preserve"> both from abroad and from other regions inside the country</w:t>
-      </w:r>
-      <w:r>
-        <w:rPr/>
-        <w:t xml:space="preserve">, </w:t>
-      </w:r>
-      <w:r>
-        <w:rPr/>
-        <w:t xml:space="preserve">into the Amazon, </w:t>
-      </w:r>
-      <w:r>
-        <w:rPr/>
-        <w:t>many</w:t>
-      </w:r>
-      <w:r>
-        <w:rPr/>
-        <w:t xml:space="preserve"> of them </w:t>
-      </w:r>
-      <w:r>
-        <w:rPr/>
-        <w:t>quite</w:t>
-      </w:r>
-      <w:r>
-        <w:rPr/>
-        <w:t xml:space="preserve"> successful.</w:t>
+        <w:t>That the development of a region so rich in natural resources could be stymied by a scarcity of labor and capital in an era of unprecedented advances in infrastructural advancement and labor mobility is baffling. Indeed it would be incorrect to assert that capital and labor did not flow into the Amazon. There were concerted efforts by Brazil to import labor, both from abroad and from other regions inside the country, into the Amazon, many of them quite successful.</w:t>
       </w:r>
       <w:r>
         <w:rPr>
@@ -969,7 +945,15 @@
       </w:pPr>
       <w:r>
         <w:rPr/>
-        <w:t>In addition, there was a robust market for commodities from Europe and the United States, as advertisements listed for sale such items as "Smith and Wesson revolvers, Collins machetes, Victor gramophones, Walk-over shoes, Parfum Lubin, Omega watches, Black and White whiskey, Booth gin, Scandinavian butter, Fussell condensed milk, Otto motors, Liqueurs Bardinet, Sun typewriters, Deutz automobiles, Underwood typewriters, White Label whiskey, etc." There were also French restaurants, sports clubs, and other trappings of European life, but it is specifically the importation of commodities from the core industrial countries that is significant.</w:t>
+        <w:t>In addition, there was a robust market for commodities from Europe and the United States, as advertisements listed for sale such items as "Smith and Wesson revolvers, Collins machetes, Victor gramophones, Walk-over shoes, Parfum Lubin, Omega watches, Black and White whiskey, Booth gin, Scandinavian butter, Fussell condensed milk, Otto motors, Liqueurs Bardinet, Sun typewriters, Deutz automobiles, Underwood typewriters, White Label whiskey, etc." There were also French restaurants, sports clubs, and other trappings of European life, but it is specifically the importation of commodities from the core industrial countries that is significant</w:t>
+      </w:r>
+      <w:r>
+        <w:rPr/>
+        <w:t xml:space="preserve"> for this study</w:t>
+      </w:r>
+      <w:r>
+        <w:rPr/>
+        <w:t>.</w:t>
       </w:r>
     </w:p>
     <w:p>
@@ -996,7 +980,23 @@
       </w:r>
       <w:r>
         <w:rPr/>
-        <w:t xml:space="preserve"> This local focus misses the crucial role that such consumption played on a global scale. Commodity imports are not unidirectional: while commodities flowed into Brazil, the surplus from the rubber industry flowed outward to the United States and Europe. Capitalism is not merely a system of commodity production, but of commodity consumption, and by creating a market for finished goods in the boom towns of the periphery, the value produced in the core is realized.</w:t>
+        <w:t xml:space="preserve"> This local focus misses the crucial role that such consumption played on a global scale. Commodity imports are not unidirectional: while commodities flowed into Brazil, the surplus from the rubber industry flowed outward to the United States and Europe. Capitalism is not merely a system of commodity production, but of commodity consumption, and by </w:t>
+      </w:r>
+      <w:r>
+        <w:rPr/>
+        <w:t>the creation of</w:t>
+      </w:r>
+      <w:r>
+        <w:rPr/>
+        <w:t xml:space="preserve"> a market for finished goods in the boom towns of the periphery, the value produced in the core </w:t>
+      </w:r>
+      <w:r>
+        <w:rPr/>
+        <w:t>can be</w:t>
+      </w:r>
+      <w:r>
+        <w:rPr/>
+        <w:t xml:space="preserve"> realized.</w:t>
       </w:r>
     </w:p>
     <w:p>
@@ -1012,15 +1012,23 @@
       </w:pPr>
       <w:r>
         <w:rPr/>
-        <w:t xml:space="preserve">In short, the Amazon region served the capitalist world system in two ways - both in the production of cheap raw materials, and in the consumption of finished goods. Both roles undermined the possibility of long-term stable production, as the labor turnover rate (as well as the death rate) in harvesting was high, and the surplus earned was more often spent on conspicuous displays of wealth than invested into increasing the productivity of labor. The following sections will examine the </w:t>
-      </w:r>
-      <w:r>
-        <w:rPr/>
-        <w:t>labor relations</w:t>
-      </w:r>
-      <w:r>
-        <w:rPr/>
-        <w:t xml:space="preserve"> and capital investment dynamics in Amazonian Rubber during and following the boom, further highlighting the Amazon's failure to transition from what Bunker calls an extractive economy to a productive one.</w:t>
+        <w:t xml:space="preserve">In short, the Amazon region </w:t>
+      </w:r>
+      <w:r>
+        <w:rPr/>
+        <w:t>benefited</w:t>
+      </w:r>
+      <w:r>
+        <w:rPr/>
+        <w:t xml:space="preserve"> the </w:t>
+      </w:r>
+      <w:r>
+        <w:rPr/>
+        <w:t>industrial Global North</w:t>
+      </w:r>
+      <w:r>
+        <w:rPr/>
+        <w:t xml:space="preserve"> in two ways - both in the production of cheap raw materials, and in the consumption of finished goods. Both roles undermined the possibility of long-term stable production, as the labor turnover rate (as well as the death rate) in harvesting was high, and the surplus earned was more often spent on conspicuous displays of wealth than invested into increasing the productivity of labor. The following sections will examine the labor relations and capital investment dynamics in Amazonian Rubber during and following the boom, further highlighting the Amazon's failure to transition from what Bunker calls an extractive economy to a productive one.</w:t>
       </w:r>
     </w:p>
     <w:p>
@@ -1072,11 +1080,7 @@
       </w:pPr>
       <w:r>
         <w:rPr/>
-        <w:t>The procurement of labor for commodity rubber production in the Amazon differed in key respects from the process of proletarianization seen in industrial companies, especially in its failure to establish a body of free wage-laborers. But</w:t>
-      </w:r>
-      <w:r>
-        <w:rPr/>
-        <w:t xml:space="preserve"> under capitalism, free labor takes on a second, ironic meaning. The proletarian is "free in the double sense that as a free individual he can dispose of his labour-power as his own commodity, and that, on the other hand, he has no other commodity for sale, i.e. he is rid of them, he is free of all the objects needed for the realization of his labour-power."</w:t>
+        <w:t>The procurement of labor for commodity rubber production in the Amazon differed in key respects from the process of proletarianization seen in industrial companies, especially in its failure to establish a body of free wage-laborers. But under capitalism, free labor takes on a second, ironic meaning. The proletarian is "free in the double sense that as a free individual he can dispose of his labour-power as his own commodity, and that, on the other hand, he has no other commodity for sale, i.e. he is rid of them, he is free of all the objects needed for the realization of his labour-power."</w:t>
       </w:r>
       <w:r>
         <w:rPr>
@@ -1086,19 +1090,43 @@
       </w:r>
       <w:r>
         <w:rPr/>
-        <w:t xml:space="preserve"> </w:t>
-      </w:r>
-      <w:r>
-        <w:rPr/>
-        <w:t xml:space="preserve">In other words, workerw under capitalism are freed from the means to reproduce themselves by </w:t>
-      </w:r>
-      <w:r>
-        <w:rPr/>
-        <w:t xml:space="preserve">the dissolution of their traditional social ties and community relationships. </w:t>
-      </w:r>
-      <w:r>
-        <w:rPr/>
-        <w:t>This 'freedom' comes about as a result of a historical process of dispossession whereby workers are cut loose from the land (or from other social structures which sustain them) and forced into a market for labor.</w:t>
+        <w:t xml:space="preserve"> In other words, worker</w:t>
+      </w:r>
+      <w:r>
+        <w:rPr/>
+        <w:t>s</w:t>
+      </w:r>
+      <w:r>
+        <w:rPr/>
+        <w:t xml:space="preserve"> under capitalism are </w:t>
+      </w:r>
+      <w:r>
+        <w:rPr/>
+        <w:t>'</w:t>
+      </w:r>
+      <w:r>
+        <w:rPr/>
+        <w:t>freed</w:t>
+      </w:r>
+      <w:r>
+        <w:rPr/>
+        <w:t>'</w:t>
+      </w:r>
+      <w:r>
+        <w:rPr/>
+        <w:t xml:space="preserve"> from the </w:t>
+      </w:r>
+      <w:r>
+        <w:rPr/>
+        <w:t>ability</w:t>
+      </w:r>
+      <w:r>
+        <w:rPr/>
+        <w:t xml:space="preserve"> to reproduce themselves by the dissolution of their traditional social ties and community relationships. This 'freedom' comes about as a result of a historical process of dispossession whereby workers are cut loose from the land (or from other social structures which sustain them) and forced into a market for labor.</w:t>
+      </w:r>
+      <w:r>
+        <w:rPr/>
+        <w:t xml:space="preserve"> Though not formally wage-workers, the rubber tappers in the Amazon were free in this second, ironic sense.</w:t>
       </w:r>
     </w:p>
     <w:p>
@@ -1125,26 +1153,48 @@
       </w:r>
       <w:r>
         <w:rPr/>
-        <w:t xml:space="preserve"> that devastated the northeast. These two events each set loose some portion of the population which had previously been bound in a customary social hierarchy. Unlike their fellow workers of the industrialized Global North, however, they did not become proletarians, selling their labor for a wage and meeting their needs through a market of commodities. They were rather recruited to work under conditions of debt peonage as </w:t>
+        <w:t xml:space="preserve"> that devastated the northeast. </w:t>
+      </w:r>
+      <w:r>
+        <w:rPr/>
+        <w:t xml:space="preserve">These two </w:t>
+      </w:r>
+      <w:r>
+        <w:rPr/>
+        <w:t xml:space="preserve">events each set loose some portion of the population which had previously been bound in a customary social hierarchy. Unlike their fellow workers of the industrialized Global North, however, </w:t>
+      </w:r>
+      <w:r>
+        <w:rPr/>
+        <w:t>neither the climate refugees from</w:t>
       </w:r>
       <w:r>
         <w:rPr>
           <w:i/>
           <w:iCs/>
         </w:rPr>
+        <w:t xml:space="preserve"> Grand Seca</w:t>
+      </w:r>
+      <w:r>
+        <w:rPr>
+          <w:i w:val="false"/>
+          <w:iCs w:val="false"/>
+        </w:rPr>
+        <w:t xml:space="preserve"> nor the formerly enslaved Africans became wage workers. </w:t>
+      </w:r>
+      <w:r>
+        <w:rPr/>
+        <w:t xml:space="preserve">They were rather recruited to work under conditions of debt peonage as </w:t>
+      </w:r>
+      <w:r>
+        <w:rPr>
+          <w:i/>
+          <w:iCs/>
+        </w:rPr>
         <w:t>seringueiros</w:t>
       </w:r>
       <w:r>
         <w:rPr/>
-        <w:t xml:space="preserve">, or rubber workers, in the Amazon where market penetration was shallow and the flow of those commodities necessary for survival was tightly controlled by a group of </w:t>
-      </w:r>
-      <w:r>
-        <w:rPr/>
-        <w:t>middlemen-traders</w:t>
-      </w:r>
-      <w:r>
-        <w:rPr/>
-        <w:t xml:space="preserve">, or </w:t>
+        <w:t xml:space="preserve">, or rubber workers, in the Amazon where market penetration was shallow and the flow of those commodities necessary for survival was tightly controlled by a group of middlemen-traders, or </w:t>
       </w:r>
       <w:r>
         <w:rPr>
@@ -1174,7 +1224,115 @@
         <w:rPr>
           <w:shd w:fill="auto" w:val="clear"/>
         </w:rPr>
-        <w:t xml:space="preserve">In the rubber fields, they joined the existing population of peoples Indigenous to the Amazon whose traditional ways of life had been similarly disrupted. Through hundreds of years of colonization, which included massacres, forced displacement and involuntary servitude, Indigenous communities had been cut off from the land and forced to labor for a series of colonial masters, from Jesuit missionaries to state agents and settlers. These peoples likewise became dependent on a flow of commodities from outside the Amazon as their metabolism with the forest was broken. This section will trace how each of these three groups, Indigenous peoples, climate refugees from the </w:t>
+        <w:t>In the rubber fields, they joined the existing population of peoples Indigenous to the Amazon whose traditional ways of life had been similarly disrupted. Through hundreds of years of colonization,</w:t>
+      </w:r>
+      <w:r>
+        <w:rPr>
+          <w:shd w:fill="auto" w:val="clear"/>
+        </w:rPr>
+        <w:t xml:space="preserve"> during which colonists massacred them, displaced them</w:t>
+      </w:r>
+      <w:r>
+        <w:rPr>
+          <w:shd w:fill="auto" w:val="clear"/>
+        </w:rPr>
+        <w:t xml:space="preserve">, </w:t>
+      </w:r>
+      <w:r>
+        <w:rPr>
+          <w:shd w:fill="auto" w:val="clear"/>
+        </w:rPr>
+        <w:t xml:space="preserve">and pressed them into </w:t>
+      </w:r>
+      <w:r>
+        <w:rPr>
+          <w:shd w:fill="auto" w:val="clear"/>
+        </w:rPr>
+        <w:t>involuntary servitude, Indigenous communities had been cut off from the land</w:t>
+      </w:r>
+      <w:r>
+        <w:rPr>
+          <w:shd w:fill="auto" w:val="clear"/>
+        </w:rPr>
+        <w:t xml:space="preserve">. By being </w:t>
+      </w:r>
+      <w:r>
+        <w:rPr>
+          <w:shd w:fill="auto" w:val="clear"/>
+        </w:rPr>
+        <w:t>compelled</w:t>
+      </w:r>
+      <w:r>
+        <w:rPr>
+          <w:shd w:fill="auto" w:val="clear"/>
+        </w:rPr>
+        <w:t xml:space="preserve"> to labor not for their own subsistence but </w:t>
+      </w:r>
+      <w:r>
+        <w:rPr>
+          <w:shd w:fill="auto" w:val="clear"/>
+        </w:rPr>
+        <w:t>for a series of colonial masters, from Jesuit missionaries to state agents and settlers</w:t>
+      </w:r>
+      <w:r>
+        <w:rPr>
+          <w:shd w:fill="auto" w:val="clear"/>
+        </w:rPr>
+        <w:t>, t</w:t>
+      </w:r>
+      <w:r>
+        <w:rPr>
+          <w:shd w:fill="auto" w:val="clear"/>
+        </w:rPr>
+        <w:t xml:space="preserve">hese </w:t>
+      </w:r>
+      <w:r>
+        <w:rPr>
+          <w:shd w:fill="auto" w:val="clear"/>
+        </w:rPr>
+        <w:t>communities</w:t>
+      </w:r>
+      <w:r>
+        <w:rPr>
+          <w:shd w:fill="auto" w:val="clear"/>
+        </w:rPr>
+        <w:t xml:space="preserve"> </w:t>
+      </w:r>
+      <w:r>
+        <w:rPr>
+          <w:shd w:fill="auto" w:val="clear"/>
+        </w:rPr>
+        <w:t xml:space="preserve">were forced to </w:t>
+      </w:r>
+      <w:r>
+        <w:rPr>
+          <w:shd w:fill="auto" w:val="clear"/>
+        </w:rPr>
+        <w:t>bec</w:t>
+      </w:r>
+      <w:r>
+        <w:rPr>
+          <w:shd w:fill="auto" w:val="clear"/>
+        </w:rPr>
+        <w:t>om</w:t>
+      </w:r>
+      <w:r>
+        <w:rPr>
+          <w:shd w:fill="auto" w:val="clear"/>
+        </w:rPr>
+        <w:t>e dependent on a flow of commodities from outside the Amazon as their metabolism with the forest was broken. This section will trace how each of these three groups</w:t>
+      </w:r>
+      <w:r>
+        <w:rPr>
+          <w:shd w:fill="auto" w:val="clear"/>
+        </w:rPr>
+        <w:t xml:space="preserve"> -</w:t>
+      </w:r>
+      <w:r>
+        <w:rPr>
+          <w:shd w:fill="auto" w:val="clear"/>
+        </w:rPr>
+        <w:t xml:space="preserve"> Indigenous peoples, climate refugees from the </w:t>
       </w:r>
       <w:r>
         <w:rPr>
@@ -1188,7 +1346,19 @@
         <w:rPr>
           <w:shd w:fill="auto" w:val="clear"/>
         </w:rPr>
-        <w:t>, and formerly enslaved Africans, were 'freed' from the social structures that maintained them and were recruited into the rubber trade.</w:t>
+        <w:t>, and formerly enslaved Africans</w:t>
+      </w:r>
+      <w:r>
+        <w:rPr>
+          <w:shd w:fill="auto" w:val="clear"/>
+        </w:rPr>
+        <w:t xml:space="preserve"> -</w:t>
+      </w:r>
+      <w:r>
+        <w:rPr>
+          <w:shd w:fill="auto" w:val="clear"/>
+        </w:rPr>
+        <w:t xml:space="preserve"> were 'freed' from the social structures that maintained them and were recruited into the rubber trade.</w:t>
       </w:r>
     </w:p>
     <w:p>
@@ -1238,7 +1408,23 @@
       </w:pPr>
       <w:r>
         <w:rPr/>
-        <w:t>When rubber found a market on a global scale, the Indigenous peoples of the Amazon were among the first to be pressed into the production of rubber as a commodity. This was not a new dynamic, as the inhabitants of the Amazon had been exploited by colonial powers (and later the Latin American states) since the arrival of Europeans to South America at the turn of the 16th century. Indeed "exploited" is too gentle of a word, as the European powers and their Latin American successors committed genocide against the Indigenous people. Massacres, enslavement, forced displacement, and ecocide depopulated the Amazon by 80%, from around 5 million in 1500 to around a million four hundred years later, falling further to around 200,000 in 1980.</w:t>
+        <w:t xml:space="preserve">When rubber found a market on a global scale, the Indigenous peoples of the Amazon were among the first to be pressed into the production of rubber as a commodity. This was not a new dynamic, as </w:t>
+      </w:r>
+      <w:r>
+        <w:rPr/>
+        <w:t xml:space="preserve">colonial powers (and later the Latin American states) had exploited </w:t>
+      </w:r>
+      <w:r>
+        <w:rPr/>
+        <w:t>the inhabitants of the Amazon</w:t>
+      </w:r>
+      <w:r>
+        <w:rPr/>
+        <w:t xml:space="preserve"> s</w:t>
+      </w:r>
+      <w:r>
+        <w:rPr/>
+        <w:t>ince the arrival of Europeans to South America at the turn of the 16th century. Indeed "exploited" is too gentle of a word, as the European powers and their Latin American successors committed genocide against the Indigenous people. Massacres, enslavement, forced displacement, and ecocide depopulated the Amazon by 80%, from around 5 million in 1500 to around a million four hundred years later, falling further to around 200,000 in 1980.</w:t>
       </w:r>
       <w:r>
         <w:rPr>
@@ -1304,35 +1490,7 @@
           <w:i w:val="false"/>
           <w:iCs w:val="false"/>
         </w:rPr>
-        <w:t xml:space="preserve"> </w:t>
-      </w:r>
-      <w:r>
-        <w:rPr>
-          <w:i w:val="false"/>
-          <w:iCs w:val="false"/>
-        </w:rPr>
-        <w:t xml:space="preserve">Indigenous communities resisted these raids, but </w:t>
-      </w:r>
-      <w:r>
-        <w:rPr>
-          <w:i w:val="false"/>
-          <w:iCs w:val="false"/>
-        </w:rPr>
-        <w:t>Indigenous resistance was often used as a pretext for more violent retaliation. T</w:t>
-      </w:r>
-      <w:r>
-        <w:rPr>
-          <w:i w:val="false"/>
-          <w:iCs w:val="false"/>
-        </w:rPr>
-        <w:t xml:space="preserve">he force of the colonists was overwhelming. </w:t>
-      </w:r>
-      <w:r>
-        <w:rPr>
-          <w:i w:val="false"/>
-          <w:iCs w:val="false"/>
-        </w:rPr>
-        <w:t xml:space="preserve">The slaving raids accelerated the collapse of Indigenous communities and by the time that the rubber industry began to grow in the nineteenth century, the labor requirements were in considerable excess of the population. </w:t>
+        <w:t xml:space="preserve"> Indigenous communities resisted these raids, but Indigenous resistance was often used as a pretext for more violent retaliation. The force of the colonists was overwhelming. The slaving raids accelerated the collapse of Indigenous communities and by the time that the rubber industry began to grow in the nineteenth century, the labor requirements were in considerable excess of the population. </w:t>
       </w:r>
     </w:p>
     <w:p>
@@ -1351,42 +1509,7 @@
           <w:i w:val="false"/>
           <w:iCs w:val="false"/>
         </w:rPr>
-        <w:t xml:space="preserve">During the 17th and 18th centuries, there was another group influential in the </w:t>
-      </w:r>
-      <w:r>
-        <w:rPr>
-          <w:i w:val="false"/>
-          <w:iCs w:val="false"/>
-        </w:rPr>
-        <w:t>capture and exploitation</w:t>
-      </w:r>
-      <w:r>
-        <w:rPr>
-          <w:i w:val="false"/>
-          <w:iCs w:val="false"/>
-        </w:rPr>
-        <w:t xml:space="preserve"> of Indigenous labor in the Amazon: the Jesuits. </w:t>
-      </w:r>
-      <w:r>
-        <w:rPr>
-          <w:i w:val="false"/>
-          <w:iCs w:val="false"/>
-        </w:rPr>
-        <w:t xml:space="preserve">Often portrayed as beneficent towards the population of the Amazon, the Jesuits were in fact instrumental in </w:t>
-      </w:r>
-      <w:r>
-        <w:rPr>
-          <w:i w:val="false"/>
-          <w:iCs w:val="false"/>
-        </w:rPr>
-        <w:t>justifying</w:t>
-      </w:r>
-      <w:r>
-        <w:rPr>
-          <w:i w:val="false"/>
-          <w:iCs w:val="false"/>
-        </w:rPr>
-        <w:t xml:space="preserve"> a system of forced labor, relying on the colonial priciples of both Just War and </w:t>
+        <w:t xml:space="preserve">During the 17th and 18th centuries, there was another group influential in the capture and exploitation of Indigenous labor in the Amazon: the Jesuits. Often portrayed as beneficent towards the population of the Amazon, the Jesuits were in fact instrumental in justifying a system of forced labor, relying on the colonial principles of both Just War and </w:t>
       </w:r>
       <w:r>
         <w:rPr>
@@ -1400,21 +1523,7 @@
           <w:i w:val="false"/>
           <w:iCs w:val="false"/>
         </w:rPr>
-        <w:t xml:space="preserve"> (rescue) to </w:t>
-      </w:r>
-      <w:r>
-        <w:rPr>
-          <w:i w:val="false"/>
-          <w:iCs w:val="false"/>
-        </w:rPr>
-        <w:t>determine</w:t>
-      </w:r>
-      <w:r>
-        <w:rPr>
-          <w:i w:val="false"/>
-          <w:iCs w:val="false"/>
-        </w:rPr>
-        <w:t xml:space="preserve"> who could be legally enslaved.</w:t>
+        <w:t xml:space="preserve"> (rescue) to determine who could be legally enslaved.</w:t>
       </w:r>
       <w:r>
         <w:rPr>
@@ -1429,14 +1538,21 @@
           <w:i w:val="false"/>
           <w:iCs w:val="false"/>
         </w:rPr>
-        <w:t xml:space="preserve"> </w:t>
-      </w:r>
-      <w:r>
-        <w:rPr>
-          <w:i w:val="false"/>
-          <w:iCs w:val="false"/>
-        </w:rPr>
-        <w:t>The Portuguese crown invested in founding mission villages in the region, which would be responsible for both the spiritual well-being of the nearby communities and establishing a system of control over Indigenous labor. The majority of the surrounding Indigenous groups would be pressed into service at the mission itself such as tending to foodstuffs and "conduct[ing] other Indians down from their jungle homes to designated mission villages."</w:t>
+        <w:t xml:space="preserve"> The Portuguese crown invested in founding mission villages in the region, which would be responsible for both the spiritual well-being of the nearby communities and</w:t>
+      </w:r>
+      <w:r>
+        <w:rPr>
+          <w:i w:val="false"/>
+          <w:iCs w:val="false"/>
+        </w:rPr>
+        <w:t xml:space="preserve"> for</w:t>
+      </w:r>
+      <w:r>
+        <w:rPr>
+          <w:i w:val="false"/>
+          <w:iCs w:val="false"/>
+        </w:rPr>
+        <w:t xml:space="preserve"> establishing a system of control over Indigenous labor. The majority of the surrounding Indigenous groups would be pressed into service at the mission itself such as tending to foodstuffs and "conduct[ing] other Indians down from their jungle homes to designated mission villages."</w:t>
       </w:r>
       <w:r>
         <w:rPr>
@@ -1470,21 +1586,7 @@
           <w:i w:val="false"/>
           <w:iCs w:val="false"/>
         </w:rPr>
-        <w:t>The Jesuits and settlers clashed over control of the Indigenous population of the Amazon, with the missions periodically disallowing colonists access to their labor, allegedly due to the colonists' mistreatment of the workers.</w:t>
-      </w:r>
-      <w:r>
-        <w:rPr>
-          <w:i w:val="false"/>
-          <w:iCs w:val="false"/>
-        </w:rPr>
-        <w:t xml:space="preserve"> </w:t>
-      </w:r>
-      <w:r>
-        <w:rPr>
-          <w:i w:val="false"/>
-          <w:iCs w:val="false"/>
-        </w:rPr>
-        <w:t>In 1759 the Portuguese sided with the colonists and expelled the Jesuits from Brazil (and other areas of the Portuguese Empire), but "the collapse of the Amazonian mission system did little to resolve the settlers' economic troubles, since the fundamental problem was the prolonged and precipitous decline of the Indigenous population."</w:t>
+        <w:t>The Jesuits and settlers clashed over control of the Indigenous population of the Amazon, with the missions periodically disallowing colonists access to their labor, allegedly due to the colonists' mistreatment of the workers. In 1759 the Portuguese sided with the colonists and expelled the Jesuits from Brazil (and other areas of the Portuguese Empire), but "the collapse of the Amazonian mission system did little to resolve the settlers' economic troubles, since the fundamental problem was the prolonged and precipitous decline of the Indigenous population."</w:t>
       </w:r>
       <w:r>
         <w:rPr>
@@ -1625,35 +1727,7 @@
           <w:i w:val="false"/>
           <w:iCs w:val="false"/>
         </w:rPr>
-        <w:t xml:space="preserve"> In theory it was possible for enslaved people to purchase their freedom, and at the</w:t>
-      </w:r>
-      <w:r>
-        <w:rPr>
-          <w:i w:val="false"/>
-          <w:iCs w:val="false"/>
-        </w:rPr>
-        <w:t xml:space="preserve"> </w:t>
-      </w:r>
-      <w:r>
-        <w:rPr>
-          <w:i w:val="false"/>
-          <w:iCs w:val="false"/>
-        </w:rPr>
-        <w:t>death</w:t>
-      </w:r>
-      <w:r>
-        <w:rPr>
-          <w:i w:val="false"/>
-          <w:iCs w:val="false"/>
-        </w:rPr>
-        <w:t xml:space="preserve"> of an enslaver</w:t>
-      </w:r>
-      <w:r>
-        <w:rPr>
-          <w:i w:val="false"/>
-          <w:iCs w:val="false"/>
-        </w:rPr>
-        <w:t xml:space="preserve"> there was a "generalized practice of manumissions, which originated an enormous population of ex-slaves."</w:t>
+        <w:t xml:space="preserve"> In theory it was possible for enslaved people to purchase their freedom, and at the death of an enslaver there was a "generalized practice of manumissions, which originated an enormous population of ex-slaves."</w:t>
       </w:r>
       <w:r>
         <w:rPr>
@@ -1668,21 +1742,7 @@
           <w:i w:val="false"/>
           <w:iCs w:val="false"/>
         </w:rPr>
-        <w:t xml:space="preserve"> However, the plight of</w:t>
-      </w:r>
-      <w:r>
-        <w:rPr>
-          <w:i w:val="false"/>
-          <w:iCs w:val="false"/>
-        </w:rPr>
-        <w:t xml:space="preserve"> those released from slavery</w:t>
-      </w:r>
-      <w:r>
-        <w:rPr>
-          <w:i w:val="false"/>
-          <w:iCs w:val="false"/>
-        </w:rPr>
-        <w:t xml:space="preserve"> was so unstable that "[n]ot only did the freedman have less security than the slave and generally become the dependent of his exmaster, but he was often used in the most dangerous work where the masters feared to trust their slaves."</w:t>
+        <w:t xml:space="preserve"> However, the plight of those released from slavery was so unstable that "[n]ot only did the freedman have less security than the slave and generally become the dependent of his exmaster, but he was often used in the most dangerous work where the masters feared to trust their slaves."</w:t>
       </w:r>
       <w:r>
         <w:rPr>
@@ -1767,21 +1827,7 @@
           <w:i w:val="false"/>
           <w:iCs w:val="false"/>
         </w:rPr>
-        <w:t xml:space="preserve"> The liberty of </w:t>
-      </w:r>
-      <w:r>
-        <w:rPr>
-          <w:i w:val="false"/>
-          <w:iCs w:val="false"/>
-        </w:rPr>
-        <w:t>free</w:t>
-      </w:r>
-      <w:r>
-        <w:rPr>
-          <w:i w:val="false"/>
-          <w:iCs w:val="false"/>
-        </w:rPr>
-        <w:t xml:space="preserve"> Africans in the Amazon thus became likewise subject to the labor needs of both the state and colonists.</w:t>
+        <w:t xml:space="preserve"> The liberty of free Africans in the Amazon thus became likewise subject to the labor needs of both the state and colonists.</w:t>
       </w:r>
     </w:p>
     <w:p>
@@ -1829,14 +1875,7 @@
           <w:i w:val="false"/>
           <w:iCs w:val="false"/>
         </w:rPr>
-        <w:t xml:space="preserve"> </w:t>
-      </w:r>
-      <w:r>
-        <w:rPr>
-          <w:i w:val="false"/>
-          <w:iCs w:val="false"/>
-        </w:rPr>
-        <w:t xml:space="preserve">The elites in Brazil percieved this war as a general uprising of the </w:t>
+        <w:t xml:space="preserve"> The elites in Brazil perceived this war as a general uprising of the </w:t>
       </w:r>
       <w:r>
         <w:rPr>
@@ -1864,7 +1903,7 @@
           <w:i w:val="false"/>
           <w:iCs w:val="false"/>
         </w:rPr>
-        <w:t xml:space="preserve"> left as many as 30,000 dead and resulted in "the widespread disorganization of the rural labor force" as "enslaved Africans and quasi-enslaved Indians joined the guerilla bands which roamed the region."</w:t>
+        <w:t xml:space="preserve"> left as many as 30,000 dead and resulted in "the widespread disorganization of the rural labor force" as "enslaved Africans and quasi-enslaved Indians joined the guerrilla bands which roamed the region."</w:t>
       </w:r>
       <w:r>
         <w:rPr>
@@ -1912,70 +1951,7 @@
           <w:i w:val="false"/>
           <w:iCs w:val="false"/>
         </w:rPr>
-        <w:t xml:space="preserve"> the Brazilian state doubled down on attempts to pacify racialized labor in the Amazon valley. </w:t>
-      </w:r>
-      <w:r>
-        <w:rPr>
-          <w:i w:val="false"/>
-          <w:iCs w:val="false"/>
-        </w:rPr>
-        <w:t xml:space="preserve">In the </w:t>
-      </w:r>
-      <w:r>
-        <w:rPr>
-          <w:i w:val="false"/>
-          <w:iCs w:val="false"/>
-        </w:rPr>
-        <w:t>1838</w:t>
-      </w:r>
-      <w:r>
-        <w:rPr>
-          <w:i w:val="false"/>
-          <w:iCs w:val="false"/>
-        </w:rPr>
-        <w:t xml:space="preserve"> </w:t>
-      </w:r>
-      <w:r>
-        <w:rPr>
-          <w:i w:val="false"/>
-          <w:iCs w:val="false"/>
-        </w:rPr>
-        <w:t>Pará created</w:t>
-      </w:r>
-      <w:r>
-        <w:rPr>
-          <w:i w:val="false"/>
-          <w:iCs w:val="false"/>
-        </w:rPr>
-        <w:t xml:space="preserve"> </w:t>
-      </w:r>
-      <w:r>
-        <w:rPr>
-          <w:i w:val="false"/>
-          <w:iCs w:val="false"/>
-        </w:rPr>
-        <w:t xml:space="preserve">a labor corps, </w:t>
-      </w:r>
-      <w:r>
-        <w:rPr>
-          <w:i w:val="false"/>
-          <w:iCs w:val="false"/>
-        </w:rPr>
-        <w:t>the Corpo de Trabalhadores,</w:t>
-      </w:r>
-      <w:r>
-        <w:rPr>
-          <w:i w:val="false"/>
-          <w:iCs w:val="false"/>
-        </w:rPr>
-        <w:t xml:space="preserve"> </w:t>
-      </w:r>
-      <w:r>
-        <w:rPr>
-          <w:i w:val="false"/>
-          <w:iCs w:val="false"/>
-        </w:rPr>
-        <w:t xml:space="preserve">to press the population of color into service for a nominal wage. These corps engaged in the forced resettlement of the Indigenous population to towns where labor needs were higher, and along with the legal framework that established them "represented a virtually unlimited expansion of the right of any civilian, military, or state-sanctioned private authority to exploit the involuntary labor of Indians, blacks, and </w:t>
+        <w:t xml:space="preserve"> the Brazilian state doubled down on attempts to pacify racialized labor in the Amazon valley. In the 1838 Pará created a labor corps, the Corpo de Trabalhadores, to press the population of color into service for a nominal wage. These corps engaged in the forced resettlement of the Indigenous population to towns where labor needs were higher, and along with the legal framework that established them "represented a virtually unlimited expansion of the right of any civilian, military, or state-sanctioned private authority to exploit the involuntary labor of Indians, blacks, and </w:t>
       </w:r>
       <w:r>
         <w:rPr>
@@ -2050,7 +2026,35 @@
           <w:i w:val="false"/>
           <w:iCs w:val="false"/>
         </w:rPr>
-        <w:t>Although it persisted in modified forms of coerced labor, legal slavery was formally abolished in all of Brazil in 1888. As a legal institution it had been crumbling for decades. As mentioned earlier, the enslavement of Indigenous people was outlawed in 1755, and in 1871 Brazil passed the Rio Branco Law, or the Law of the Free Womb which granted freedom to all children born to enslaved women. In March 1884, four years before the nationwide decree, slavery was ended in the state of Ceará, whose economy was more dependent on the labor of peasants than of enslaved Africans.</w:t>
+        <w:t>Although it persisted in modified forms of coerced labor, legal slavery was formally abolished in all of Brazil in 1888. As a legal institution it had been crumbling for decades. As mentioned earlier, the enslavement of Indigenous people was outlawed in 1755, and in 1871 Brazil passed the Rio Branco Law, or the Law of the Free Womb</w:t>
+      </w:r>
+      <w:r>
+        <w:rPr>
+          <w:i w:val="false"/>
+          <w:iCs w:val="false"/>
+        </w:rPr>
+        <w:t>,</w:t>
+      </w:r>
+      <w:r>
+        <w:rPr>
+          <w:i w:val="false"/>
+          <w:iCs w:val="false"/>
+        </w:rPr>
+        <w:t xml:space="preserve"> which granted free</w:t>
+      </w:r>
+      <w:r>
+        <w:rPr>
+          <w:i w:val="false"/>
+          <w:iCs w:val="false"/>
+        </w:rPr>
+        <w:t xml:space="preserve"> status</w:t>
+      </w:r>
+      <w:r>
+        <w:rPr>
+          <w:i w:val="false"/>
+          <w:iCs w:val="false"/>
+        </w:rPr>
+        <w:t xml:space="preserve"> to all children born to enslaved women. In March 1884, four years before the nationwide decree, slavery was ended in the state of Ceará, whose economy was more dependent on the labor of peasants than of enslaved Africans.</w:t>
       </w:r>
       <w:r>
         <w:rPr>
@@ -2065,35 +2069,7 @@
           <w:i w:val="false"/>
           <w:iCs w:val="false"/>
         </w:rPr>
-        <w:t xml:space="preserve"> Four months later, Amazonas, which had about 2% of the </w:t>
-      </w:r>
-      <w:r>
-        <w:rPr>
-          <w:i w:val="false"/>
-          <w:iCs w:val="false"/>
-        </w:rPr>
-        <w:t>en</w:t>
-      </w:r>
-      <w:r>
-        <w:rPr>
-          <w:i w:val="false"/>
-          <w:iCs w:val="false"/>
-        </w:rPr>
-        <w:t>slave</w:t>
-      </w:r>
-      <w:r>
-        <w:rPr>
-          <w:i w:val="false"/>
-          <w:iCs w:val="false"/>
-        </w:rPr>
-        <w:t>d</w:t>
-      </w:r>
-      <w:r>
-        <w:rPr>
-          <w:i w:val="false"/>
-          <w:iCs w:val="false"/>
-        </w:rPr>
-        <w:t xml:space="preserve"> population of its neighboring Amazonian state Pará, followed suit.</w:t>
+        <w:t xml:space="preserve"> Four months later, Amazonas, which had about 2% of the enslaved population of its neighboring Amazonian state Pará, followed suit.</w:t>
       </w:r>
       <w:r>
         <w:rPr>
@@ -2108,21 +2084,26 @@
           <w:i w:val="false"/>
           <w:iCs w:val="false"/>
         </w:rPr>
-        <w:t xml:space="preserve"> The abolition of slavery in Brazil was slow and incomplete. Brazil was the last country in the Americas to grant freedom to the</w:t>
-      </w:r>
-      <w:r>
-        <w:rPr>
-          <w:i w:val="false"/>
-          <w:iCs w:val="false"/>
-        </w:rPr>
-        <w:t xml:space="preserve"> victims of the Atlantic slave trade</w:t>
-      </w:r>
-      <w:r>
-        <w:rPr>
-          <w:i w:val="false"/>
-          <w:iCs w:val="false"/>
-        </w:rPr>
-        <w:t>, and they did so without compensation. Rather than providing the newly freed people with the means to participate fully in civic and economic life, the liberation of Africans in Brazil "resulted in either (1) the marginalization of former slaves from capitalist production or (2) the incorporation of former slaves into new, race-based regimes of coerced labor."</w:t>
+        <w:t xml:space="preserve"> </w:t>
+      </w:r>
+    </w:p>
+    <w:p>
+      <w:pPr>
+        <w:pStyle w:val="Normal"/>
+        <w:bidi w:val="0"/>
+        <w:spacing w:lineRule="auto" w:line="480"/>
+        <w:ind w:firstLine="720"/>
+        <w:jc w:val="start"/>
+        <w:rPr>
+          <w:rFonts w:ascii="Liberation Serif" w:hAnsi="Liberation Serif"/>
+        </w:rPr>
+      </w:pPr>
+      <w:r>
+        <w:rPr>
+          <w:i w:val="false"/>
+          <w:iCs w:val="false"/>
+        </w:rPr>
+        <w:t>The abolition of slavery in Brazil was slow and incomplete. Brazil was the last country in the Americas to grant freedom to the victims of the Atlantic slave trade, and they did so without compensation. Rather than providing the newly freed people with the means to participate fully in civic and economic life, the liberation of Africans in Brazil "resulted in either (1) the marginalization of former slaves from capitalist production or (2) the incorporation of former slaves into new, race-based regimes of coerced labor."</w:t>
       </w:r>
       <w:r>
         <w:rPr>
@@ -2958,7 +2939,7 @@
           <w:iCs w:val="false"/>
           <w:shd w:fill="auto" w:val="clear"/>
         </w:rPr>
-        <w:t xml:space="preserve"> Early on, the rubber trade was placed in a global context, as scholars, diplomats, and industrialists like tried to understand the different trajectories of the South American and Asian rubber industries, as well as how attention from the countries of North America and Europe could shape their futures. In the last 40 years, scholarship on the workers of the Amazonian rubber trade has shifted towards micro-economic and local considerations, and a re-evaluation of the infamously brutal working conditions. Scholars such as Barbara Weinstein have demonstrated that with in the Amazonian system of labor, "the </w:t>
+        <w:t xml:space="preserve"> Early on, the rubber trade was placed in a global context, as scholars, diplomats, and industrialists like tried to understand the different trajectories of the South American and Asian rubber industries, as well as how attention from the countries of North America and Europe could shape their futures. In the last 40 years, scholarship on the workers of the Amazonian rubber trade has shifted towards micro-economic and local considerations, and a re-evaluation of the infamously brutal working conditions. Scholars such as Barbara Weinstein have demonstrated that within the Amazonian system of labor, "the </w:t>
       </w:r>
       <w:r>
         <w:rPr>
@@ -2978,7 +2959,27 @@
           <w:iCs w:val="false"/>
           <w:shd w:fill="auto" w:val="clear"/>
         </w:rPr>
-        <w:t xml:space="preserve"> was not necessarily as helpless or dehumanized as one might believe from the standard accounts. On the contrary, the tapper showed himself ready to resist innovations which threatened to infringe further on his autonomy."</w:t>
+        <w:t xml:space="preserve"> </w:t>
+      </w:r>
+      <w:r>
+        <w:rPr>
+          <w:b w:val="false"/>
+          <w:bCs w:val="false"/>
+          <w:i w:val="false"/>
+          <w:iCs w:val="false"/>
+          <w:shd w:fill="auto" w:val="clear"/>
+        </w:rPr>
+        <w:t xml:space="preserve">[tapper] </w:t>
+      </w:r>
+      <w:r>
+        <w:rPr>
+          <w:b w:val="false"/>
+          <w:bCs w:val="false"/>
+          <w:i w:val="false"/>
+          <w:iCs w:val="false"/>
+          <w:shd w:fill="auto" w:val="clear"/>
+        </w:rPr>
+        <w:t>was not necessarily as helpless or dehumanized as one might believe from the standard accounts. On the contrary, the tapper showed himself ready to resist innovations which threatened to infringe further on his autonomy."</w:t>
       </w:r>
       <w:r>
         <w:rPr>
@@ -3063,7 +3064,27 @@
           <w:iCs w:val="false"/>
           <w:shd w:fill="auto" w:val="clear"/>
         </w:rPr>
-        <w:t xml:space="preserve"> Her empirical work into the local conditions of production is invaluable, but her analysis is limited by a dogmatic insistence on 1) the analytical separability of the local mode of production and the contours of global capital flows, and 2) the primacy of the first over the second. In this section I insist on the co-constitution of local and global manifestations of capitalism - and the inextricability of production and exchange. The local relations of property and the conditions of class struggle in the Amazon did not serve as a bulwark against capital's intrusion, but were themselves fundamentally transformed to serve capital's need not merely for the production of commodities, but their consumption as well.</w:t>
+        <w:t xml:space="preserve"> Her empirical work into the local conditions of production is invaluable, but her analysis is limited by a</w:t>
+      </w:r>
+      <w:r>
+        <w:rPr>
+          <w:b w:val="false"/>
+          <w:bCs w:val="false"/>
+          <w:i w:val="false"/>
+          <w:iCs w:val="false"/>
+          <w:shd w:fill="auto" w:val="clear"/>
+        </w:rPr>
+        <w:t>n</w:t>
+      </w:r>
+      <w:r>
+        <w:rPr>
+          <w:b w:val="false"/>
+          <w:bCs w:val="false"/>
+          <w:i w:val="false"/>
+          <w:iCs w:val="false"/>
+          <w:shd w:fill="auto" w:val="clear"/>
+        </w:rPr>
+        <w:t xml:space="preserve"> insistence on 1) the analytical separability of the local mode of production and the contours of global capital flows, and 2) the primacy of the first over the second. In this section I insist on the co-constitution of local and global manifestations of capitalism - and the inextricability of production and exchange. The local relations of property and the conditions of class struggle in the Amazon did not serve as a bulwark against capital's intrusion, but were themselves fundamentally transformed to serve capital's need not merely for the production of commodities, but their consumption as well.</w:t>
       </w:r>
     </w:p>
     <w:p>
@@ -3185,23 +3206,7 @@
           <w:iCs w:val="false"/>
           <w:shd w:fill="auto" w:val="clear"/>
         </w:rPr>
-        <w:t>), middlemen</w:t>
-      </w:r>
-      <w:r>
-        <w:rPr>
-          <w:i w:val="false"/>
-          <w:iCs w:val="false"/>
-          <w:shd w:fill="auto" w:val="clear"/>
-        </w:rPr>
-        <w:t xml:space="preserve"> and traders</w:t>
-      </w:r>
-      <w:r>
-        <w:rPr>
-          <w:i w:val="false"/>
-          <w:iCs w:val="false"/>
-          <w:shd w:fill="auto" w:val="clear"/>
-        </w:rPr>
-        <w:t xml:space="preserve"> (</w:t>
+        <w:t>), middlemen and traders (</w:t>
       </w:r>
       <w:r>
         <w:rPr>
@@ -3233,23 +3238,7 @@
           <w:iCs w:val="false"/>
           <w:shd w:fill="auto" w:val="clear"/>
         </w:rPr>
-        <w:t>trader</w:t>
-      </w:r>
-      <w:r>
-        <w:rPr>
-          <w:i w:val="false"/>
-          <w:iCs w:val="false"/>
-          <w:shd w:fill="auto" w:val="clear"/>
-        </w:rPr>
-        <w:t xml:space="preserve"> who managed the local market. The </w:t>
-      </w:r>
-      <w:r>
-        <w:rPr>
-          <w:i w:val="false"/>
-          <w:iCs w:val="false"/>
-          <w:shd w:fill="auto" w:val="clear"/>
-        </w:rPr>
-        <w:t>trader</w:t>
+        <w:t>trader who managed the local market. The trader</w:t>
       </w:r>
       <w:r>
         <w:rPr>
@@ -3265,23 +3254,7 @@
           <w:iCs w:val="false"/>
           <w:shd w:fill="auto" w:val="clear"/>
         </w:rPr>
-        <w:t xml:space="preserve">is the key figure in the structure of Amazonian rubber production, as one (or several) stood as intermediaries between the rubber collector and the outside market. The </w:t>
-      </w:r>
-      <w:r>
-        <w:rPr>
-          <w:i w:val="false"/>
-          <w:iCs w:val="false"/>
-          <w:shd w:fill="auto" w:val="clear"/>
-        </w:rPr>
-        <w:t>trader</w:t>
-      </w:r>
-      <w:r>
-        <w:rPr>
-          <w:i w:val="false"/>
-          <w:iCs w:val="false"/>
-          <w:shd w:fill="auto" w:val="clear"/>
-        </w:rPr>
-        <w:t xml:space="preserve"> stationed in the </w:t>
+        <w:t xml:space="preserve">is the key figure in the structure of Amazonian rubber production, as one (or several) stood as intermediaries between the rubber collector and the outside market. The trader stationed in the </w:t>
       </w:r>
       <w:r>
         <w:rPr>
@@ -3314,39 +3287,7 @@
           <w:iCs w:val="false"/>
           <w:shd w:fill="auto" w:val="clear"/>
         </w:rPr>
-        <w:t xml:space="preserve"> The </w:t>
-      </w:r>
-      <w:r>
-        <w:rPr>
-          <w:i w:val="false"/>
-          <w:iCs w:val="false"/>
-          <w:shd w:fill="auto" w:val="clear"/>
-        </w:rPr>
-        <w:t>trader</w:t>
-      </w:r>
-      <w:r>
-        <w:rPr>
-          <w:i w:val="false"/>
-          <w:iCs w:val="false"/>
-          <w:shd w:fill="auto" w:val="clear"/>
-        </w:rPr>
-        <w:t xml:space="preserve"> would generally advance to the </w:t>
-      </w:r>
-      <w:r>
-        <w:rPr>
-          <w:i w:val="false"/>
-          <w:iCs w:val="false"/>
-          <w:shd w:fill="auto" w:val="clear"/>
-        </w:rPr>
-        <w:t>tapper</w:t>
-      </w:r>
-      <w:r>
-        <w:rPr>
-          <w:i w:val="false"/>
-          <w:iCs w:val="false"/>
-          <w:shd w:fill="auto" w:val="clear"/>
-        </w:rPr>
-        <w:t xml:space="preserve"> the tools necessary to tap rubber, as well as foodstuffs and necessary domestic goods - all at an inflated price. </w:t>
+        <w:t xml:space="preserve"> The trader would generally advance to the tapper the tools necessary to tap rubber, as well as foodstuffs and necessary domestic goods - all at an inflated price. </w:t>
       </w:r>
     </w:p>
     <w:p>
@@ -3375,23 +3316,7 @@
           <w:iCs w:val="false"/>
           <w:shd w:fill="auto" w:val="clear"/>
         </w:rPr>
-        <w:t xml:space="preserve">n who were unaccustomed to the pattern of life on rubber expeditions. For those familiar with the terrain, the jungle provided such foodstuffs as Brazil nuts or cacao beans which could be eaten or sold, but even Indigenous communities had been disrupted to the point that they became reliant on goods provided by the </w:t>
-      </w:r>
-      <w:r>
-        <w:rPr>
-          <w:i w:val="false"/>
-          <w:iCs w:val="false"/>
-          <w:shd w:fill="auto" w:val="clear"/>
-        </w:rPr>
-        <w:t>traders</w:t>
-      </w:r>
-      <w:r>
-        <w:rPr>
-          <w:i w:val="false"/>
-          <w:iCs w:val="false"/>
-          <w:shd w:fill="auto" w:val="clear"/>
-        </w:rPr>
-        <w:t>. Weinstein says of a particular community in the Amazon called the Mundurucú that "[p]articipation in the trade did eventually destroy much of the tribal culture, but this was due largely to the corrosive effects of the merchandise the Mundurucú received in exchange for their rubber. Increasingly dependent on commodities that they themselves could not produce, members of the tribe spent more and more time on the rubber trails."</w:t>
+        <w:t>n who were unaccustomed to the pattern of life on rubber expeditions. For those familiar with the terrain, the jungle provided such foodstuffs as Brazil nuts or cacao beans which could be eaten or sold, but even Indigenous communities had been disrupted to the point that they became reliant on goods provided by the traders. Weinstein says of a particular community in the Amazon called the Mundurucú that "[p]articipation in the trade did eventually destroy much of the tribal culture, but this was due largely to the corrosive effects of the merchandise the Mundurucú received in exchange for their rubber. Increasingly dependent on commodities that they themselves could not produce, members of the tribe spent more and more time on the rubber trails."</w:t>
       </w:r>
       <w:r>
         <w:rPr>
@@ -3425,23 +3350,7 @@
           <w:iCs w:val="false"/>
           <w:shd w:fill="auto" w:val="clear"/>
         </w:rPr>
-        <w:t xml:space="preserve"> Through the debt contract, the </w:t>
-      </w:r>
-      <w:r>
-        <w:rPr>
-          <w:i w:val="false"/>
-          <w:iCs w:val="false"/>
-          <w:shd w:fill="auto" w:val="clear"/>
-        </w:rPr>
-        <w:t>traders</w:t>
-      </w:r>
-      <w:r>
-        <w:rPr>
-          <w:i w:val="false"/>
-          <w:iCs w:val="false"/>
-          <w:shd w:fill="auto" w:val="clear"/>
-        </w:rPr>
-        <w:t xml:space="preserve"> connected the rubber tappers to the international market in two distinct ways, ensuring that they produced cheap rubber for international industry, and holding them as a captive market for the commodities produced by international canning industries and tool manufacturers.</w:t>
+        <w:t xml:space="preserve"> Through the debt contract, the traders connected the rubber tappers to the international market in two distinct ways, ensuring that they produced cheap rubber for international industry, and holding them as a captive market for the commodities produced by international canning industries and tool manufacturers.</w:t>
       </w:r>
     </w:p>
     <w:p>
@@ -3461,39 +3370,55 @@
           <w:iCs w:val="false"/>
           <w:shd w:fill="auto" w:val="clear"/>
         </w:rPr>
-        <w:t xml:space="preserve">Weinstein downplays the coercive nature of this debt, however, even saying of the Mundurucú people were 'coaxed' and not 'coerced.' This distinction is problematic as coercion is not identical to violence, and debt or the threat of starvation are more than enough to coerce the hungry to work. </w:t>
-      </w:r>
-      <w:r>
-        <w:rPr>
-          <w:i w:val="false"/>
-          <w:iCs w:val="false"/>
-          <w:shd w:fill="auto" w:val="clear"/>
-        </w:rPr>
-        <w:t xml:space="preserve">Regarding the labor and coercion, Jairus </w:t>
-      </w:r>
-      <w:r>
-        <w:rPr>
-          <w:i w:val="false"/>
-          <w:iCs w:val="false"/>
-          <w:shd w:fill="auto" w:val="clear"/>
-        </w:rPr>
-        <w:t xml:space="preserve">Banaji </w:t>
-      </w:r>
-      <w:r>
-        <w:rPr>
-          <w:i w:val="false"/>
-          <w:iCs w:val="false"/>
-          <w:shd w:fill="auto" w:val="clear"/>
-        </w:rPr>
-        <w:t>asks</w:t>
-      </w:r>
-      <w:r>
-        <w:rPr>
-          <w:i w:val="false"/>
-          <w:iCs w:val="false"/>
-          <w:shd w:fill="auto" w:val="clear"/>
-        </w:rPr>
-        <w:t>: "When is a contract 'voluntary'? The answer is, probably never."</w:t>
+        <w:t xml:space="preserve">Weinstein downplays the coercive nature of this debt, however, even saying </w:t>
+      </w:r>
+      <w:r>
+        <w:rPr>
+          <w:i w:val="false"/>
+          <w:iCs w:val="false"/>
+          <w:shd w:fill="auto" w:val="clear"/>
+        </w:rPr>
+        <w:t>that</w:t>
+      </w:r>
+      <w:r>
+        <w:rPr>
+          <w:i w:val="false"/>
+          <w:iCs w:val="false"/>
+          <w:shd w:fill="auto" w:val="clear"/>
+        </w:rPr>
+        <w:t xml:space="preserve"> the Mundurucú people were 'coaxed' and not 'coerced.' This distinction is problematic as </w:t>
+      </w:r>
+      <w:r>
+        <w:rPr>
+          <w:i w:val="false"/>
+          <w:iCs w:val="false"/>
+          <w:shd w:fill="auto" w:val="clear"/>
+        </w:rPr>
+        <w:t>even in the absence of violence,</w:t>
+      </w:r>
+      <w:r>
+        <w:rPr>
+          <w:i w:val="false"/>
+          <w:iCs w:val="false"/>
+          <w:shd w:fill="auto" w:val="clear"/>
+        </w:rPr>
+        <w:t xml:space="preserve"> debt or the threat of starvation are more than enough to coerce the hungry to work. </w:t>
+      </w:r>
+      <w:r>
+        <w:rPr>
+          <w:i w:val="false"/>
+          <w:iCs w:val="false"/>
+          <w:shd w:fill="auto" w:val="clear"/>
+        </w:rPr>
+        <w:t xml:space="preserve">As </w:t>
+      </w:r>
+      <w:r>
+        <w:rPr>
+          <w:i w:val="false"/>
+          <w:iCs w:val="false"/>
+          <w:shd w:fill="auto" w:val="clear"/>
+        </w:rPr>
+        <w:t>Jairus Banaji asks: "When is a contract 'voluntary'? The answer is, probably never."</w:t>
       </w:r>
       <w:r>
         <w:rPr>
@@ -3510,23 +3435,7 @@
           <w:iCs w:val="false"/>
           <w:shd w:fill="auto" w:val="clear"/>
         </w:rPr>
-        <w:t xml:space="preserve"> Throughout her descriptions of the rubber trade Weinstein is ambivalent about the forces that compel the tappers to work, describing the relationship between tapper and </w:t>
-      </w:r>
-      <w:r>
-        <w:rPr>
-          <w:i w:val="false"/>
-          <w:iCs w:val="false"/>
-          <w:shd w:fill="auto" w:val="clear"/>
-        </w:rPr>
-        <w:t>trader</w:t>
-      </w:r>
-      <w:r>
-        <w:rPr>
-          <w:i w:val="false"/>
-          <w:iCs w:val="false"/>
-          <w:shd w:fill="auto" w:val="clear"/>
-        </w:rPr>
-        <w:t xml:space="preserve"> as both "not necessarily coercive in any obvious sense," but also liable to "deteriorate into a coercive relationship, with the tapper spending more and more time in the rubber fields at the behest of his merchant </w:t>
+        <w:t xml:space="preserve"> Throughout her descriptions of the rubber trade Weinstein is ambivalent about the forces that compel the tappers to work, describing the relationship between tapper and trader as both "not necessarily coercive in any obvious sense," but also liable to "deteriorate into a coercive relationship, with the tapper spending more and more time in the rubber fields at the behest of his merchant </w:t>
       </w:r>
       <w:r>
         <w:rPr>
@@ -3613,23 +3522,7 @@
           <w:iCs w:val="false"/>
           <w:shd w:fill="auto" w:val="clear"/>
         </w:rPr>
-        <w:t xml:space="preserve"> That the rubber fields were sparsely populated and remote also meant that the laborers retained control over their own working conditions. This modicum of control over the conditions of production mean that the tappers were able to resist proletarianization and the consequent loss of control over their working conditions. At the same time, however, the isolation of the worker undermined the possibility of collective action on the part of the tapper and, as the rubber gatherers penetrated more deeply into the jungle and farther from cities, it increased the tapper's dependence on the </w:t>
-      </w:r>
-      <w:r>
-        <w:rPr>
-          <w:i w:val="false"/>
-          <w:iCs w:val="false"/>
-          <w:shd w:fill="auto" w:val="clear"/>
-        </w:rPr>
-        <w:t>trader</w:t>
-      </w:r>
-      <w:r>
-        <w:rPr>
-          <w:i w:val="false"/>
-          <w:iCs w:val="false"/>
-          <w:shd w:fill="auto" w:val="clear"/>
-        </w:rPr>
-        <w:t xml:space="preserve"> for essential food, tools, and other commodities.</w:t>
+        <w:t xml:space="preserve"> That the rubber fields were sparsely populated and remote also meant that the laborers retained control over their own working conditions. This modicum of control over the conditions of production mean that the tappers were able to resist proletarianization and the consequent loss of control over their working conditions. At the same time, however, the isolation of the worker undermined the possibility of collective action on the part of the tapper and, as the rubber gatherers penetrated more deeply into the jungle and farther from cities, it increased the tapper's dependence on the trader for essential food, tools, and other commodities.</w:t>
       </w:r>
     </w:p>
     <w:p>
@@ -3651,7 +3544,103 @@
           <w:iCs w:val="false"/>
           <w:shd w:fill="auto" w:val="clear"/>
         </w:rPr>
-        <w:t>Coomes and Barham challenge Weinstein's view that the social structure of the Amazon rubber industry was anachronistic. Wage labor did not fail to develop because the laborers, through their resistance to proletarianziation, halted the transition to capitalism, and the unique structure of Amazon rubber production was not stalled at a inefficient stage of development. Rather, the debt relation that structured labor in the Amazon was a stable dynamic with its own coherent logic that was more suitable to the production of rubber as a commodity in the Amazon. Coomes and Barham differ from previous analyses with two assertions. First, the local actors in the industry retained a significant amount of surplus, and second, the "much-criticized debt-merchandise contract provided the basis for a stable and relatively efficient relationship among the trader, the patron, and the tapper."</w:t>
+        <w:t>Coomes and Barham challenge Weinstein's view that the social structure of the Amazon rubber industry was anachronistic. Wage labor did not fail to develop because the laborers, through their resistance to proletarianziation, halted the transition to capitalism, and the unique structure of Amazon rubber production was not stalled at a inefficient stage of development. Rather, the debt relation that structured labor in the Amazon was a stable dynamic with its own coherent logic that was suitable to the production of rubber as a commodity in the Amazon. Coomes and Barham</w:t>
+      </w:r>
+      <w:r>
+        <w:rPr>
+          <w:i w:val="false"/>
+          <w:iCs w:val="false"/>
+          <w:shd w:fill="auto" w:val="clear"/>
+        </w:rPr>
+        <w:t>'s analysis</w:t>
+      </w:r>
+      <w:r>
+        <w:rPr>
+          <w:i w:val="false"/>
+          <w:iCs w:val="false"/>
+          <w:shd w:fill="auto" w:val="clear"/>
+        </w:rPr>
+        <w:t xml:space="preserve"> differ</w:t>
+      </w:r>
+      <w:r>
+        <w:rPr>
+          <w:i w:val="false"/>
+          <w:iCs w:val="false"/>
+          <w:shd w:fill="auto" w:val="clear"/>
+        </w:rPr>
+        <w:t>s</w:t>
+      </w:r>
+      <w:r>
+        <w:rPr>
+          <w:i w:val="false"/>
+          <w:iCs w:val="false"/>
+          <w:shd w:fill="auto" w:val="clear"/>
+        </w:rPr>
+        <w:t xml:space="preserve"> from previous analyses </w:t>
+      </w:r>
+      <w:r>
+        <w:rPr>
+          <w:i w:val="false"/>
+          <w:iCs w:val="false"/>
+          <w:shd w:fill="auto" w:val="clear"/>
+        </w:rPr>
+        <w:t>in</w:t>
+      </w:r>
+      <w:r>
+        <w:rPr>
+          <w:i w:val="false"/>
+          <w:iCs w:val="false"/>
+          <w:shd w:fill="auto" w:val="clear"/>
+        </w:rPr>
+        <w:t xml:space="preserve"> two </w:t>
+      </w:r>
+      <w:r>
+        <w:rPr>
+          <w:i w:val="false"/>
+          <w:iCs w:val="false"/>
+          <w:shd w:fill="auto" w:val="clear"/>
+        </w:rPr>
+        <w:t>ways.</w:t>
+      </w:r>
+      <w:r>
+        <w:rPr>
+          <w:i w:val="false"/>
+          <w:iCs w:val="false"/>
+          <w:shd w:fill="auto" w:val="clear"/>
+        </w:rPr>
+        <w:t xml:space="preserve"> First, the</w:t>
+      </w:r>
+      <w:r>
+        <w:rPr>
+          <w:i w:val="false"/>
+          <w:iCs w:val="false"/>
+          <w:shd w:fill="auto" w:val="clear"/>
+        </w:rPr>
+        <w:t>y assert that</w:t>
+      </w:r>
+      <w:r>
+        <w:rPr>
+          <w:i w:val="false"/>
+          <w:iCs w:val="false"/>
+          <w:shd w:fill="auto" w:val="clear"/>
+        </w:rPr>
+        <w:t xml:space="preserve"> local actors in the industry retained a significant amount of surplus, and second, th</w:t>
+      </w:r>
+      <w:r>
+        <w:rPr>
+          <w:i w:val="false"/>
+          <w:iCs w:val="false"/>
+          <w:shd w:fill="auto" w:val="clear"/>
+        </w:rPr>
+        <w:t>at th</w:t>
+      </w:r>
+      <w:r>
+        <w:rPr>
+          <w:i w:val="false"/>
+          <w:iCs w:val="false"/>
+          <w:shd w:fill="auto" w:val="clear"/>
+        </w:rPr>
+        <w:t>e "much-criticized debt-merchandise contract provided the basis for a stable and relatively efficient relationship among the trader, the patron, and the tapper."</w:t>
       </w:r>
       <w:r>
         <w:rPr>
@@ -3690,31 +3679,7 @@
           <w:iCs w:val="false"/>
           <w:shd w:fill="auto" w:val="clear"/>
         </w:rPr>
-        <w:t>These two points have significant consequences. The first would indicate that the failure of the rubber industry in the Amazon to survive the rise of Asian plantations was not due to a lack of local surplus that could be re-invested in production. Some of this surplus was spent in the conspicuous consumption that characterized the boom cities, and some was invested in the extensive expansion of production by opening new rubber trails deeper in the Amazon (rather than intensive expansion with investment into labor-saving technologies). But Coomes and Barham also make the case that tappers themselves retained significant surplus: according to on public land records in Iquitos, rubber workers and their families owned a fair amount of property in the city. Because of the unsupervised nature of rubber collection, tappers could also retain surplus through illicit trades. After providing enough rubber to the</w:t>
-      </w:r>
-      <w:r>
-        <w:rPr>
-          <w:i w:val="false"/>
-          <w:iCs w:val="false"/>
-          <w:shd w:fill="auto" w:val="clear"/>
-        </w:rPr>
-        <w:t>ir contracted</w:t>
-      </w:r>
-      <w:r>
-        <w:rPr>
-          <w:i w:val="false"/>
-          <w:iCs w:val="false"/>
-          <w:shd w:fill="auto" w:val="clear"/>
-        </w:rPr>
-        <w:t xml:space="preserve"> </w:t>
-      </w:r>
-      <w:r>
-        <w:rPr>
-          <w:i w:val="false"/>
-          <w:iCs w:val="false"/>
-          <w:shd w:fill="auto" w:val="clear"/>
-        </w:rPr>
-        <w:t>trader</w:t>
+        <w:t>These two points have significant consequences. The first would indicate that the failure of the rubber industry in the Amazon to survive the rise of Asian plantations was not due to a lack of local surplus that could be re-invested in production. Some of this surplus was spent in the conspicuous consumption that characterized the boom cities, and some was invested in the extensive expansion of production by opening new rubber trails deeper in the Amazon (rather than intensive expansion with investment into labor-saving technologies). But Coomes and Barham also make the case that tappers themselves retained significant surplus: according to public land records in Iquitos, rubber workers and their families owned a fair amount of property in the city. Because of the unsupervised nature of rubber collection, tappers could also retain surplus through illicit trades. After providing enough rubber to their contracted trader</w:t>
       </w:r>
       <w:r>
         <w:rPr>
@@ -3730,7 +3695,23 @@
           <w:iCs w:val="false"/>
           <w:shd w:fill="auto" w:val="clear"/>
         </w:rPr>
-        <w:t>to service their debt, they could sell any remainder on the side to roaming traders who were looking to purchase any surplus rubber. All told, the returns on rubber tapping were great enough to push that the daily wage in the urban areas of the Amazon succeeded that in other parts of Brazil by a factor of four or five. These wages were "necessary not only to attract trained labour into the region (e.g. professionals, administrators, etc.), but also to hold untrained labour out of rubber extraction to work the ports and service industries of the cities."</w:t>
+        <w:t xml:space="preserve">to service their debt, they could sell any remainder on the side to roaming traders who were looking to purchase any surplus rubber. All told, the returns on rubber tapping were great enough to push that the daily wage in the urban areas of the Amazon succeeded that in other parts of Brazil by a factor of four or five. These </w:t>
+      </w:r>
+      <w:r>
+        <w:rPr>
+          <w:i w:val="false"/>
+          <w:iCs w:val="false"/>
+          <w:shd w:fill="auto" w:val="clear"/>
+        </w:rPr>
+        <w:t xml:space="preserve">city </w:t>
+      </w:r>
+      <w:r>
+        <w:rPr>
+          <w:i w:val="false"/>
+          <w:iCs w:val="false"/>
+          <w:shd w:fill="auto" w:val="clear"/>
+        </w:rPr>
+        <w:t>wages were "necessary not only to attract trained labour into the region (e.g. professionals, administrators, etc.), but also to hold untrained labour out of rubber extraction to work the ports and service industries of the cities."</w:t>
       </w:r>
       <w:r>
         <w:rPr>
@@ -3798,23 +3779,7 @@
           <w:iCs w:val="false"/>
           <w:shd w:fill="auto" w:val="clear"/>
         </w:rPr>
-        <w:t xml:space="preserve"> They go further than Weinstein in stating that not only did the tapper retain some leverage in the relationship with the </w:t>
-      </w:r>
-      <w:r>
-        <w:rPr>
-          <w:i w:val="false"/>
-          <w:iCs w:val="false"/>
-          <w:shd w:fill="auto" w:val="clear"/>
-        </w:rPr>
-        <w:t>trader</w:t>
-      </w:r>
-      <w:r>
-        <w:rPr>
-          <w:i w:val="false"/>
-          <w:iCs w:val="false"/>
-          <w:shd w:fill="auto" w:val="clear"/>
-        </w:rPr>
-        <w:t>, but that the  "[t]he debt-merchandise contract filled the common need of trader, patron, and tapper for a stable, long-term relationship in which the trader and patron minimized transaction costs and risks, and the tapper obtained some insurance and access to credit in a risky work environment."</w:t>
+        <w:t xml:space="preserve"> They go further than Weinstein in stating that not only did the tapper retain some leverage in the relationship with the trader, but that the "[t]he debt-merchandise contract filled the common need of trader, patron, and tapper for a stable, long-term relationship in which the trader and patron minimized transaction costs and risks, and the tapper obtained some insurance and access to credit in a risky work environment."</w:t>
       </w:r>
       <w:r>
         <w:rPr>
@@ -3848,47 +3813,7 @@
           <w:iCs w:val="false"/>
           <w:shd w:fill="auto" w:val="clear"/>
         </w:rPr>
-        <w:t xml:space="preserve"> The debt relation resolved both of these problems. Monitoring laborers was unnecessary because the debt had to be repaid and rubber procured in order to access the commodities necessary for survival in the Amazon. Likewise, the cost of provisioning was offloaded onto the tapper as debt. This debt served as a sort of insurance both for the tapper and their </w:t>
-      </w:r>
-      <w:r>
-        <w:rPr>
-          <w:i w:val="false"/>
-          <w:iCs w:val="false"/>
-          <w:shd w:fill="auto" w:val="clear"/>
-        </w:rPr>
-        <w:t>trader</w:t>
-      </w:r>
-      <w:r>
-        <w:rPr>
-          <w:i w:val="false"/>
-          <w:iCs w:val="false"/>
-          <w:shd w:fill="auto" w:val="clear"/>
-        </w:rPr>
-        <w:t xml:space="preserve">. On the one hand, the exorbitant prices charged by the </w:t>
-      </w:r>
-      <w:r>
-        <w:rPr>
-          <w:i w:val="false"/>
-          <w:iCs w:val="false"/>
-          <w:shd w:fill="auto" w:val="clear"/>
-        </w:rPr>
-        <w:t>trader</w:t>
-      </w:r>
-      <w:r>
-        <w:rPr>
-          <w:i w:val="false"/>
-          <w:iCs w:val="false"/>
-          <w:shd w:fill="auto" w:val="clear"/>
-        </w:rPr>
-        <w:t xml:space="preserve"> dispersed some of the risk bound up in advancing provisions, while at the same time ensuring that the </w:t>
-      </w:r>
-      <w:r>
-        <w:rPr>
-          <w:i w:val="false"/>
-          <w:iCs w:val="false"/>
-          <w:shd w:fill="auto" w:val="clear"/>
-        </w:rPr>
-        <w:t>trader</w:t>
+        <w:t xml:space="preserve"> The debt relation resolved both of these problems. Monitoring laborers was unnecessary because the debt had to be repaid and rubber procured in order to access the commodities necessary for survival in the Amazon. Likewise, the cost of provisioning was offloaded onto the tapper as debt. This debt served as a sort of insurance both for the tapper and their trader. On the one hand, the exorbitant prices charged by the trader dispersed some of the risk bound up in advancing provisions, while at the same time ensuring that the trader</w:t>
       </w:r>
       <w:r>
         <w:rPr>
@@ -3929,7 +3854,55 @@
           <w:iCs w:val="false"/>
           <w:shd w:fill="auto" w:val="clear"/>
         </w:rPr>
-        <w:t xml:space="preserve">The analysis of Weinstein as well as that of Coomes and Barham are incomplete, especially on the question of coercion in the relationship between tapper and trader. Coomes and Barham's picture of the debt-merchandise relation as a symbiotic one falls flat in view of the high mortality the tappers faced. Meanwhile Weinstein's distinction between coercion and 'coaxing' is vague and unconvincing. Labor conditions in the Amazon, especially for the migrants from the northeast, were brutal as laborers faced disease, starvation, sweltering weather, and an unwelcoming terrain. Each section of the rubber workers - the Indigenous Amazonians, the peasants from Ceará, and the formerly enslaved Africans - had been cut off from their previous methods of survival. They may not have been forced to work under direct threat of violence, but the possibility of death hung over their heads all the same. Their situation is precisely that described by Marx in Capital Volume 1: </w:t>
+        <w:t>The analys</w:t>
+      </w:r>
+      <w:r>
+        <w:rPr>
+          <w:i w:val="false"/>
+          <w:iCs w:val="false"/>
+          <w:shd w:fill="auto" w:val="clear"/>
+        </w:rPr>
+        <w:t>e</w:t>
+      </w:r>
+      <w:r>
+        <w:rPr>
+          <w:i w:val="false"/>
+          <w:iCs w:val="false"/>
+          <w:shd w:fill="auto" w:val="clear"/>
+        </w:rPr>
+        <w:t xml:space="preserve">s of Weinstein </w:t>
+      </w:r>
+      <w:r>
+        <w:rPr>
+          <w:i w:val="false"/>
+          <w:iCs w:val="false"/>
+          <w:shd w:fill="auto" w:val="clear"/>
+        </w:rPr>
+        <w:t>and</w:t>
+      </w:r>
+      <w:r>
+        <w:rPr>
+          <w:i w:val="false"/>
+          <w:iCs w:val="false"/>
+          <w:shd w:fill="auto" w:val="clear"/>
+        </w:rPr>
+        <w:t xml:space="preserve"> of Coomes and Barham are incomplete, especially on the question of coercion in the relationship between tapper and trader. Coomes and Barham's picture of the debt-merchandise relation as a symbiotic one falls flat in view of the high mortality the tappers faced. Meanwhile Weinstein's distinction between coercion and 'coaxing' is vague and unconvincing. Labor conditions in the Amazon, especially for the migrants from the northeast, were brutal as laborers faced disease, starvation, sweltering weather, and an unwelcoming terrain. Each </w:t>
+      </w:r>
+      <w:r>
+        <w:rPr>
+          <w:i w:val="false"/>
+          <w:iCs w:val="false"/>
+          <w:shd w:fill="auto" w:val="clear"/>
+        </w:rPr>
+        <w:t>section</w:t>
+      </w:r>
+      <w:r>
+        <w:rPr>
+          <w:i w:val="false"/>
+          <w:iCs w:val="false"/>
+          <w:shd w:fill="auto" w:val="clear"/>
+        </w:rPr>
+        <w:t xml:space="preserve"> of the rubber workers - the Indigenous Amazonians, the peasants from Ceará, and the formerly enslaved Africans - had been cut off from their previous methods of survival. They may not have been forced to work under direct threat of violence, but the possibility of death hung over their heads all the same. Their situation is precisely that described by Marx in Capital Volume 1: </w:t>
       </w:r>
     </w:p>
     <w:p>
@@ -4117,7 +4090,25 @@
           <w:i w:val="false"/>
           <w:iCs w:val="false"/>
         </w:rPr>
-        <w:t>However it was, for us, an instructive failure. Henry Ford, fresh off his success in reconfiguring not just the factory floor, but the private lives of his workers, correctly perceived that there was a strong connection between the manner in which workers lived and the manner in which they produced. His mistake was in thinking that this connection was uniform rather than modulated by such factors as ecology, culture, and politics. As we have noted, Henry Ford's reconfiguration of patterns of production was tied up with a project of Americanism - an attempt to elaborate a new kind of man that Gramsci notes was uniquely possible in the United States.</w:t>
+        <w:t xml:space="preserve">However it was, for us, an instructive failure. Henry Ford, fresh off his success in reconfiguring not just the factory floor, but the private lives of his workers, correctly perceived that there was a strong connection between the manner in which workers lived and the manner in which they produced. His mistake was in thinking that this connection was </w:t>
+      </w:r>
+      <w:r>
+        <w:rPr>
+          <w:b w:val="false"/>
+          <w:bCs w:val="false"/>
+          <w:i w:val="false"/>
+          <w:iCs w:val="false"/>
+        </w:rPr>
+        <w:t>absolute</w:t>
+      </w:r>
+      <w:r>
+        <w:rPr>
+          <w:b w:val="false"/>
+          <w:bCs w:val="false"/>
+          <w:i w:val="false"/>
+          <w:iCs w:val="false"/>
+        </w:rPr>
+        <w:t xml:space="preserve"> rather than modulated by such factors as ecology, culture, and politics. As we have noted, Henry Ford's reconfiguration of patterns of production was tied up with a project of Americanism - an attempt to elaborate a new kind of man that Gramsci notes was uniquely possible in the United States.</w:t>
       </w:r>
       <w:r>
         <w:rPr>
@@ -4136,7 +4127,43 @@
           <w:i w:val="false"/>
           <w:iCs w:val="false"/>
         </w:rPr>
-        <w:t xml:space="preserve"> Existing cultures and communities in the American Midwest had been wiped out through centuries of displacement, resettlement, and genocide and the slate of the US American working classes had been blanked and prepared as receptacles of Henry Ford's American ideals. In Brazil, just as in Europe, cultural patterns and social structures persisted - they had been changed by the arrival of capital, but not erased. Thus, while correct in his intuition that capitalists in the Amazon would need to pay attention to questions of education, food, child-rearing, demography and recreation, Ford was wrong to import US American answers wholesale. </w:t>
+        <w:t xml:space="preserve"> Existing cultures and communities in the American Midwest had been wiped out through centuries of displacement, resettlement, and genocide and the slate of the US American working classes had been blanked and prepared as</w:t>
+      </w:r>
+      <w:r>
+        <w:rPr>
+          <w:b w:val="false"/>
+          <w:bCs w:val="false"/>
+          <w:i w:val="false"/>
+          <w:iCs w:val="false"/>
+        </w:rPr>
+        <w:t xml:space="preserve"> a</w:t>
+      </w:r>
+      <w:r>
+        <w:rPr>
+          <w:b w:val="false"/>
+          <w:bCs w:val="false"/>
+          <w:i w:val="false"/>
+          <w:iCs w:val="false"/>
+        </w:rPr>
+        <w:t xml:space="preserve"> receptacle </w:t>
+      </w:r>
+      <w:r>
+        <w:rPr>
+          <w:b w:val="false"/>
+          <w:bCs w:val="false"/>
+          <w:i w:val="false"/>
+          <w:iCs w:val="false"/>
+        </w:rPr>
+        <w:t>for</w:t>
+      </w:r>
+      <w:r>
+        <w:rPr>
+          <w:b w:val="false"/>
+          <w:bCs w:val="false"/>
+          <w:i w:val="false"/>
+          <w:iCs w:val="false"/>
+        </w:rPr>
+        <w:t xml:space="preserve"> Henry Ford's American ideals. In Brazil, just as in Europe, cultural patterns and social structures persisted - they had been changed by the arrival of capital, but not erased. Thus, while correct in his intuition that capitalists in the Amazon would need to pay attention to questions of education, food, child-rearing, demography and recreation, Ford was wrong to import US American answers wholesale. </w:t>
       </w:r>
     </w:p>
     <w:p>
@@ -4157,7 +4184,61 @@
           <w:i w:val="false"/>
           <w:iCs w:val="false"/>
         </w:rPr>
-        <w:t xml:space="preserve">The factors contributing to Fordlandia's collapse can be grouped roughly into two categories: ecological difficulties exacerbated by Ford's implementation of factory-based regimentation in the Amazonian context, and labor troubles arising likewise from Ford's strict regimentation of the daily lives of his workers according to his experiences in Michigan. This first difficulty - that of the inhospitality of the Amazon to the establishment of rubber plantations - did not exclusively affect Fordlandia, but undermined the fundamentals of plantation economics. In the Amazon, rubber trees grow alongside their predators: a fungus that causes South American leaf blight, and a whole host of insects that feed on various parts of the rubber trees. In the wild, rubber trees grow far enough apart that the spread of these predators is limited, and affected trees are less likely to spread their parasites to other hosts. In plantations, however, the close planting of trees create a veritable breeding ground for the enemies of the rubber plants. </w:t>
+        <w:t xml:space="preserve">The factors contributing to Fordlandia's collapse can be grouped roughly into two categories: ecological difficulties exacerbated by Ford's implementation of factory-based regimentation in the Amazonian context, and labor troubles arising likewise from Ford's strict regimentation of the daily lives of his workers according to his experiences in Michigan. This first difficulty - that of the </w:t>
+      </w:r>
+      <w:r>
+        <w:rPr>
+          <w:b w:val="false"/>
+          <w:bCs w:val="false"/>
+          <w:i w:val="false"/>
+          <w:iCs w:val="false"/>
+        </w:rPr>
+        <w:t>hostility</w:t>
+      </w:r>
+      <w:r>
+        <w:rPr>
+          <w:b w:val="false"/>
+          <w:bCs w:val="false"/>
+          <w:i w:val="false"/>
+          <w:iCs w:val="false"/>
+        </w:rPr>
+        <w:t xml:space="preserve"> of the Amazon</w:t>
+      </w:r>
+      <w:r>
+        <w:rPr>
+          <w:b w:val="false"/>
+          <w:bCs w:val="false"/>
+          <w:i w:val="false"/>
+          <w:iCs w:val="false"/>
+        </w:rPr>
+        <w:t>ian ecology</w:t>
+      </w:r>
+      <w:r>
+        <w:rPr>
+          <w:b w:val="false"/>
+          <w:bCs w:val="false"/>
+          <w:i w:val="false"/>
+          <w:iCs w:val="false"/>
+        </w:rPr>
+        <w:t xml:space="preserve"> to the establishment of rubber plantations - did not exclusively affect Fordlandia, but undermined the fundamentals of plantation economics. In the Amazon, rubber trees grow alongside their predators: a fungus that causes South American leaf blight, and a whole host of insects that feed on various parts of the rubber trees. In the wild, rubber trees grow far enough apart that the spread of these predators is limited, and affected trees are less likely to spread their parasites to other hosts. In plantations, however, the close planting of trees create a </w:t>
+      </w:r>
+      <w:r>
+        <w:rPr>
+          <w:b w:val="false"/>
+          <w:bCs w:val="false"/>
+          <w:i w:val="false"/>
+          <w:iCs w:val="false"/>
+        </w:rPr>
+        <w:t>prime</w:t>
+      </w:r>
+      <w:r>
+        <w:rPr>
+          <w:b w:val="false"/>
+          <w:bCs w:val="false"/>
+          <w:i w:val="false"/>
+          <w:iCs w:val="false"/>
+        </w:rPr>
+        <w:t xml:space="preserve"> breeding ground for the enemies of the rubber plants. </w:t>
       </w:r>
     </w:p>
     <w:p>
@@ -4178,7 +4259,61 @@
           <w:i w:val="false"/>
           <w:iCs w:val="false"/>
         </w:rPr>
-        <w:t>It was assumed that such horticultural problems would be easily defeated. In trade journals of the 1920s, it was declared that "Rubber culture has now been reduced to a science. Tropical diseases have been conquered through proper sanitation. When Mr. Ford enters on his task, therefore, of turning Brazilian jungles into rubber plantations, he will be equipped by modern science to overcome automatically many of the unfavorable elements which brought disappointment and failure to his predecessors."</w:t>
+        <w:t xml:space="preserve">It was assumed that such horticultural problems would be easily defeated. In </w:t>
+      </w:r>
+      <w:r>
+        <w:rPr>
+          <w:b w:val="false"/>
+          <w:bCs w:val="false"/>
+          <w:i w:val="false"/>
+          <w:iCs w:val="false"/>
+        </w:rPr>
+        <w:t xml:space="preserve">the </w:t>
+      </w:r>
+      <w:r>
+        <w:rPr>
+          <w:b w:val="false"/>
+          <w:bCs w:val="false"/>
+          <w:i w:val="false"/>
+          <w:iCs w:val="false"/>
+        </w:rPr>
+        <w:t xml:space="preserve">trade journals of the 1920s, </w:t>
+      </w:r>
+      <w:r>
+        <w:rPr>
+          <w:b w:val="false"/>
+          <w:bCs w:val="false"/>
+          <w:i w:val="false"/>
+          <w:iCs w:val="false"/>
+        </w:rPr>
+        <w:t>proud</w:t>
+      </w:r>
+      <w:r>
+        <w:rPr>
+          <w:b w:val="false"/>
+          <w:bCs w:val="false"/>
+          <w:i w:val="false"/>
+          <w:iCs w:val="false"/>
+        </w:rPr>
+        <w:t xml:space="preserve"> </w:t>
+      </w:r>
+      <w:r>
+        <w:rPr>
+          <w:b w:val="false"/>
+          <w:bCs w:val="false"/>
+          <w:i w:val="false"/>
+          <w:iCs w:val="false"/>
+        </w:rPr>
+        <w:t>rubber men</w:t>
+      </w:r>
+      <w:r>
+        <w:rPr>
+          <w:b w:val="false"/>
+          <w:bCs w:val="false"/>
+          <w:i w:val="false"/>
+          <w:iCs w:val="false"/>
+        </w:rPr>
+        <w:t xml:space="preserve"> declared that "Rubber culture has now been reduced to a science. Tropical diseases have been conquered through proper sanitation. When Mr. Ford enters on his task, therefore, of turning Brazilian jungles into rubber plantations, he will be equipped by modern science to overcome automatically many of the unfavorable elements which brought disappointment and failure to his predecessors."</w:t>
       </w:r>
       <w:r>
         <w:rPr>
@@ -4197,7 +4332,25 @@
           <w:i w:val="false"/>
           <w:iCs w:val="false"/>
         </w:rPr>
-        <w:t xml:space="preserve"> But Ford's factory science was not up to the task of rationalizing amazonian ecology. Greg Grandin details the methods used to combat insect infestations and fungal infections implemented by the staff at Fordlandia and Belterra, which were so labor intensive as to seriously undermine the profitability of plantation rubber in South America. These included manual culling of insects from the plants by the men and women of the plantations and regular inspections of the plants for fungus. Eventually Ford's scientists created a system of grafting that combined "durable roots, a high-yield trunk, and a full, verdant crown of blight- and bug-resistant leaves" from three different strains of rubber trees, but "[t]he procedure was time-consuming and costly and entailed building bulky scaffolding in the field to perform the operation and to support the graft."</w:t>
+        <w:t xml:space="preserve"> But Ford's factory science was not up to the task of rationalizing </w:t>
+      </w:r>
+      <w:r>
+        <w:rPr>
+          <w:b w:val="false"/>
+          <w:bCs w:val="false"/>
+          <w:i w:val="false"/>
+          <w:iCs w:val="false"/>
+        </w:rPr>
+        <w:t>A</w:t>
+      </w:r>
+      <w:r>
+        <w:rPr>
+          <w:b w:val="false"/>
+          <w:bCs w:val="false"/>
+          <w:i w:val="false"/>
+          <w:iCs w:val="false"/>
+        </w:rPr>
+        <w:t>mazonian ecology. Greg Grandin details the methods used to combat insect infestations and fungal infections implemented by the staff at Fordlandia and Belterra, which were so labor intensive as to seriously undermine the profitability of plantation rubber in South America. These included manual culling of insects from the plants by the men and women of the plantations and regular inspections of the plants for fungus. Eventually Ford's scientists created a system of grafting that combined "durable roots, a high-yield trunk, and a full, verdant crown of blight- and bug-resistant leaves" from three different strains of rubber trees, but "[t]he procedure was time-consuming and costly and entailed building bulky scaffolding in the field to perform the operation and to support the graft."</w:t>
       </w:r>
       <w:r>
         <w:rPr>
@@ -4336,7 +4489,27 @@
           <w:iCs w:val="false"/>
           <w:shd w:fill="auto" w:val="clear"/>
         </w:rPr>
-        <w:t>Other than some settlements and holdings across the river, Fordlandia was an isolated city. To attract stable workers with families, the town had to provide everything its residents might need. Fordlandia was equipped with radio, a film projector, parks and other perks, but they were all provided on Ford's terms in a way as to promote Ford's family values. In practice, almost every benefit offered by Ford was accompanied by a corresponding reduction in freedom. Housing was one of the most important improvements lauded by Fordlandia's boosters in the press, but it was slow to come, and initially only the Americans in the town lived in permanent housing. These Michigan-style homes were high quality, but were built from materials shipped in from the US, and were designed for a colder climate. Henry Ford evidently detested the look of the thatched roofs and mud walls on the homes workers had built for themselves, considering them unbecoming of his workers. In the early 1930s as the construction of housing expanded, the residents of Fordlandia were encouraged</w:t>
+        <w:t xml:space="preserve">Other than some settlements and holdings across the river, Fordlandia was an isolated city. To attract stable workers with families, the town had to provide everything its residents might need. Fordlandia was equipped with radio, a film projector, parks and other perks, but they were all provided on Ford's terms in a way as to promote Ford's family values. In practice, almost every benefit offered by Ford was accompanied by a corresponding reduction in freedom. Housing was one of the most important improvements lauded by Fordlandia's boosters in the press, but it was slow to come, and initially only the Americans in the town lived in permanent housing. These Michigan-style homes were high quality, but were built from materials shipped in from the US, and were designed for a colder climate. Henry Ford evidently detested the look of the thatched roofs and mud walls on the homes workers had built for themselves, considering them unbecoming of his workers. </w:t>
+      </w:r>
+      <w:r>
+        <w:rPr>
+          <w:b w:val="false"/>
+          <w:bCs w:val="false"/>
+          <w:i w:val="false"/>
+          <w:iCs w:val="false"/>
+          <w:shd w:fill="auto" w:val="clear"/>
+        </w:rPr>
+        <w:t>By</w:t>
+      </w:r>
+      <w:r>
+        <w:rPr>
+          <w:b w:val="false"/>
+          <w:bCs w:val="false"/>
+          <w:i w:val="false"/>
+          <w:iCs w:val="false"/>
+          <w:shd w:fill="auto" w:val="clear"/>
+        </w:rPr>
+        <w:t xml:space="preserve"> the early 1930s as the construction of housing expanded, the residents of Fordlandia were encouraged</w:t>
       </w:r>
       <w:r>
         <w:rPr>
@@ -4639,7 +4812,27 @@
           <w:iCs w:val="false"/>
           <w:shd w:fill="auto" w:val="clear"/>
         </w:rPr>
-        <w:t>But these small glimpses of midwestern life being lived in the Amazon were not generalized to a large Amazonian rubber working class. They were a mirage, carefully reproduced as propaganda for the trade journals of the rubber industry. This was a facsimile of Midwestern industrial life, and it did not attract workers in Brazil. They chafed at the closely managed routines of Fordlandia, and although they came to Fordlandia in large quantities, they mostly did not stay long enough to see the rubber crop through: "A fair number disappeared after their first pay day with more money than they had ever seen at one time, and after more than two years have failed to put in another appearance."</w:t>
+        <w:t xml:space="preserve">But these small glimpses of midwestern life being lived in the Amazon were not generalized to a large Amazonian rubber working class. They were a mirage, carefully reproduced as propaganda for the trade journals of the rubber industry. This was a facsimile of Midwestern industrial life, and it </w:t>
+      </w:r>
+      <w:r>
+        <w:rPr>
+          <w:b w:val="false"/>
+          <w:bCs w:val="false"/>
+          <w:i w:val="false"/>
+          <w:iCs w:val="false"/>
+          <w:shd w:fill="auto" w:val="clear"/>
+        </w:rPr>
+        <w:t xml:space="preserve">was not attractive to </w:t>
+      </w:r>
+      <w:r>
+        <w:rPr>
+          <w:b w:val="false"/>
+          <w:bCs w:val="false"/>
+          <w:i w:val="false"/>
+          <w:iCs w:val="false"/>
+          <w:shd w:fill="auto" w:val="clear"/>
+        </w:rPr>
+        <w:t>workers in Brazil. They chafed at the closely managed routines of Fordlandia, and although they came to Fordlandia in large quantities, they mostly did not stay long enough to see the rubber crop through: "A fair number disappeared after their first pay day with more money than they had ever seen at one time, and after more than two years have failed to put in another appearance."</w:t>
       </w:r>
       <w:r>
         <w:rPr>
@@ -4899,23 +5092,7 @@
           <w:iCs w:val="false"/>
           <w:shd w:fill="auto" w:val="clear"/>
         </w:rPr>
-        <w:t xml:space="preserve"> raising the prices of the provisions that tappers relied on - ensuring that they were able to maintain profits. Further, along the rubber chain </w:t>
-      </w:r>
-      <w:r>
-        <w:rPr>
-          <w:i w:val="false"/>
-          <w:iCs w:val="false"/>
-          <w:shd w:fill="auto" w:val="clear"/>
-        </w:rPr>
-        <w:t>traders</w:t>
-      </w:r>
-      <w:r>
-        <w:rPr>
-          <w:i w:val="false"/>
-          <w:iCs w:val="false"/>
-          <w:shd w:fill="auto" w:val="clear"/>
-        </w:rPr>
-        <w:t xml:space="preserve"> were hoarding rubber, waiting for prices to rise further, and production was much lower than expected. The Brazilian government decided to abandon their attempts at control, "turn the entire system 'back to the Brazilians'" and focus their efforts on recruiting more labor.</w:t>
+        <w:t xml:space="preserve"> raising the prices of the provisions that tappers relied on - ensuring that they were able to maintain profits. Further, along the rubber chain traders were hoarding rubber, waiting for prices to rise further, and production was much lower than expected. The Brazilian government decided to abandon their attempts at control, "turn the entire system 'back to the Brazilians'" and focus their efforts on recruiting more labor.</w:t>
       </w:r>
       <w:r>
         <w:rPr>
@@ -5099,7 +5276,27 @@
           <w:shd w:fill="auto" w:val="clear"/>
         </w:rPr>
         <w:tab/>
-        <w:t xml:space="preserve">At no point in the history of Amazon rubber - from the heyday of the rubber boom to the failed plantation experiments to the wartime conscription of rubber soldiers - was a body of free wage laborers established. Despite this, the key categories of life under capitalism that seemed so important for Henry Ford to grab hold of played a crucial role in structuring the lives of the rubber tappers. Every aspect of the lives of workers were bent to the needs of capital accumulation, including the manner in which they reproduced themselves while not working. </w:t>
+        <w:t>At no point in the history of Amazon rubber - from the heyday of the rubber boom to the failed plantation experiments to the wartime conscription of rubber soldiers - was a body of free wage laborers established. Despite this, the key categories of life under capitalism that seemed so important for Henry Ford to grab hold of played a crucial role in structuring the lives of the rubber tappers. Every aspect of the lives of workers were bent to the needs of capital accumulation, including the manner in which they reproduced themselves while not working</w:t>
+      </w:r>
+      <w:r>
+        <w:rPr>
+          <w:b w:val="false"/>
+          <w:bCs w:val="false"/>
+          <w:i w:val="false"/>
+          <w:iCs w:val="false"/>
+          <w:shd w:fill="auto" w:val="clear"/>
+        </w:rPr>
+        <w:t>, and the commodities they consumed</w:t>
+      </w:r>
+      <w:r>
+        <w:rPr>
+          <w:b w:val="false"/>
+          <w:bCs w:val="false"/>
+          <w:i w:val="false"/>
+          <w:iCs w:val="false"/>
+          <w:shd w:fill="auto" w:val="clear"/>
+        </w:rPr>
+        <w:t xml:space="preserve">. </w:t>
       </w:r>
     </w:p>
     <w:p>
@@ -5147,7 +5344,27 @@
           <w:shd w:fill="auto" w:val="clear"/>
         </w:rPr>
         <w:tab/>
-        <w:t>The rise and fall of rubber production provides key insight into the categories of Fordism. Henry Ford recognized that the private lives of his workers were in a real sense internal to the production process. For automotive production to suceed as more than a niche luxury good, cars would have to be produced more cheaply, and the working classes would have serve as portion of the automotive market. This, combined with homeownership and an increase in domestic commodities reduced the flexibility of factory workers and tied them to their towns and jobs. Likewise, in the Amazon, in order for workers to be able to produce rubber cheaply, they would have to be severed from their previous means of subsistence and posited as commodity consumers. The substitution of consumption for subsistence production served the double purpose of tethering the workers to their employment and providing a market to the producers of canned food and tools abroad.</w:t>
+        <w:t>The rise and fall of rubber production provides key insight into the categories of Fordism. Henry Ford recognized that the private lives of his workers were in a real sense internal to the production process. For automotive production to su</w:t>
+      </w:r>
+      <w:r>
+        <w:rPr>
+          <w:b w:val="false"/>
+          <w:bCs w:val="false"/>
+          <w:i w:val="false"/>
+          <w:iCs w:val="false"/>
+          <w:shd w:fill="auto" w:val="clear"/>
+        </w:rPr>
+        <w:t>c</w:t>
+      </w:r>
+      <w:r>
+        <w:rPr>
+          <w:b w:val="false"/>
+          <w:bCs w:val="false"/>
+          <w:i w:val="false"/>
+          <w:iCs w:val="false"/>
+          <w:shd w:fill="auto" w:val="clear"/>
+        </w:rPr>
+        <w:t>ceed as more than a niche luxury good, cars would have to be produced more cheaply, and the working classes would have serve as portion of the automotive market. This, combined with homeownership and an increase in domestic commodities reduced the flexibility of factory workers and tied them to their towns and jobs. Likewise, in the Amazon, in order for workers to be able to produce rubber cheaply, they would have to be severed from their previous means of subsistence and posited as commodity consumers. The substitution of consumption for subsistence production served the double purpose of tethering the workers to their employment and providing a market to the producers of canned food and tools abroad.</w:t>
       </w:r>
     </w:p>
     <w:p>
@@ -5389,11 +5606,7 @@
       </w:r>
       <w:r>
         <w:rPr/>
-        <w:t>, vol. 1, trans. Ben Fowkes (Pelican Books, 1976).</w:t>
-      </w:r>
-      <w:r>
-        <w:rPr/>
-        <w:t xml:space="preserve"> 376.</w:t>
+        <w:t>, vol. 1, trans. Ben Fowkes (Pelican Books, 1976). 376.</w:t>
       </w:r>
     </w:p>
   </w:footnote>
@@ -5426,11 +5639,7 @@
       </w:r>
       <w:r>
         <w:rPr/>
-        <w:t>, Revised Edition, Historical Materialism Book Series 45 (BRILL, 2013).</w:t>
-      </w:r>
-      <w:r>
-        <w:rPr/>
-        <w:t xml:space="preserve"> 157-163.</w:t>
+        <w:t>, Revised Edition, Historical Materialism Book Series 45 (BRILL, 2013). 157-163.</w:t>
       </w:r>
     </w:p>
   </w:footnote>
@@ -6083,15 +6292,7 @@
       </w:r>
       <w:r>
         <w:rPr/>
-        <w:t>For an example of failed foreign settlements in the Amazon, see</w:t>
-      </w:r>
-      <w:r>
-        <w:rPr/>
-        <w:t xml:space="preserve"> </w:t>
-      </w:r>
-      <w:r>
-        <w:rPr/>
-        <w:t xml:space="preserve">Lawrence F. Hill, “Confederate Exiles to Brazil,” </w:t>
+        <w:t xml:space="preserve">For an example of failed foreign settlements in the Amazon, see Lawrence F. Hill, “Confederate Exiles to Brazil,” </w:t>
       </w:r>
       <w:r>
         <w:rPr>
@@ -6101,11 +6302,7 @@
       </w:r>
       <w:r>
         <w:rPr/>
-        <w:t xml:space="preserve"> 7, no. 2 (1927): 192–210</w:t>
-      </w:r>
-      <w:r>
-        <w:rPr/>
-        <w:t>. The more successful system of internal migration will be dealth with below.</w:t>
+        <w:t xml:space="preserve"> 7, no. 2 (1927): 192–210. The more successful system of internal migration will be dealth with below.</w:t>
       </w:r>
     </w:p>
   </w:footnote>
@@ -6315,11 +6512,7 @@
       </w:r>
       <w:r>
         <w:rPr/>
-        <w:t>, vol. 1.</w:t>
-      </w:r>
-      <w:r>
-        <w:rPr/>
-        <w:t xml:space="preserve"> 272-273.</w:t>
+        <w:t>, vol. 1. 272-273.</w:t>
       </w:r>
     </w:p>
   </w:footnote>
@@ -8999,7 +9192,7 @@
     <w:pPr>
       <w:widowControl/>
       <w:suppressAutoHyphens w:val="true"/>
-      <w:overflowPunct w:val="false"/>
+      <w:overflowPunct w:val="true"/>
       <w:bidi w:val="0"/>
       <w:spacing w:before="0" w:after="0"/>
       <w:jc w:val="start"/>
